--- a/docs/INT1313_TX_G5_DeTai05_Telemedicine_v2.2.docx
+++ b/docs/INT1313_TX_G5_DeTai05_Telemedicine_v2.2.docx
@@ -867,7 +867,7 @@
     </w:tbl>
     <w:p>
       <w:pPr>
-        <w:spacing w:line="288" w:lineRule="auto" w:after="60"/>
+        <w:spacing w:line="288" w:lineRule="auto" w:after="60" w:before="120"/>
         <w:rPr>
           <w:rFonts w:ascii="Times New Roman" w:cs="Times New Roman" w:eastAsia="Times New Roman" w:hAnsi="Times New Roman"/>
         </w:rPr>
@@ -1550,7 +1550,7 @@
     </w:tbl>
     <w:p>
       <w:pPr>
-        <w:spacing w:line="288" w:lineRule="auto" w:after="60"/>
+        <w:spacing w:line="288" w:lineRule="auto" w:after="60" w:before="120"/>
         <w:rPr>
           <w:rFonts w:ascii="Times New Roman" w:cs="Times New Roman" w:eastAsia="Times New Roman" w:hAnsi="Times New Roman"/>
         </w:rPr>
@@ -2141,7 +2141,7 @@
     </w:tbl>
     <w:p>
       <w:pPr>
-        <w:spacing w:line="288" w:lineRule="auto" w:after="60"/>
+        <w:spacing w:line="288" w:lineRule="auto" w:after="60" w:before="120"/>
         <w:rPr>
           <w:rFonts w:ascii="Times New Roman" w:cs="Times New Roman" w:eastAsia="Times New Roman" w:hAnsi="Times New Roman"/>
         </w:rPr>
@@ -3060,7 +3060,7 @@
     </w:tbl>
     <w:p>
       <w:pPr>
-        <w:spacing w:line="288" w:lineRule="auto" w:after="60"/>
+        <w:spacing w:line="288" w:lineRule="auto" w:after="60" w:before="120"/>
         <w:rPr>
           <w:rFonts w:ascii="Times New Roman" w:cs="Times New Roman" w:eastAsia="Times New Roman" w:hAnsi="Times New Roman"/>
         </w:rPr>
@@ -4040,7 +4040,7 @@
     </w:tbl>
     <w:p>
       <w:pPr>
-        <w:spacing w:line="288" w:lineRule="auto" w:after="60"/>
+        <w:spacing w:line="288" w:lineRule="auto" w:after="60" w:before="120"/>
         <w:rPr>
           <w:rFonts w:ascii="Times New Roman" w:cs="Times New Roman" w:eastAsia="Times New Roman" w:hAnsi="Times New Roman"/>
         </w:rPr>
@@ -4954,7 +4954,7 @@
     </w:tbl>
     <w:p>
       <w:pPr>
-        <w:spacing w:line="288" w:lineRule="auto" w:after="60"/>
+        <w:spacing w:line="288" w:lineRule="auto" w:after="60" w:before="120"/>
         <w:rPr>
           <w:rFonts w:ascii="Times New Roman" w:cs="Times New Roman" w:eastAsia="Times New Roman" w:hAnsi="Times New Roman"/>
         </w:rPr>
@@ -5560,7 +5560,7 @@
     </w:tbl>
     <w:p>
       <w:pPr>
-        <w:spacing w:line="288" w:lineRule="auto" w:after="60"/>
+        <w:spacing w:line="288" w:lineRule="auto" w:after="60" w:before="120"/>
         <w:rPr>
           <w:rFonts w:ascii="Times New Roman" w:cs="Times New Roman" w:eastAsia="Times New Roman" w:hAnsi="Times New Roman"/>
         </w:rPr>
@@ -8220,7 +8220,7 @@
     </w:tbl>
     <w:p>
       <w:pPr>
-        <w:spacing w:line="288" w:lineRule="auto" w:after="60"/>
+        <w:spacing w:line="288" w:lineRule="auto" w:after="60" w:before="120"/>
         <w:rPr>
           <w:rFonts w:ascii="Times New Roman" w:cs="Times New Roman" w:eastAsia="Times New Roman" w:hAnsi="Times New Roman"/>
         </w:rPr>
@@ -10597,7 +10597,7 @@
     </w:tbl>
     <w:p>
       <w:pPr>
-        <w:spacing w:line="288" w:lineRule="auto" w:after="60"/>
+        <w:spacing w:line="288" w:lineRule="auto" w:after="60" w:before="120"/>
         <w:rPr>
           <w:rFonts w:ascii="Times New Roman" w:cs="Times New Roman" w:eastAsia="Times New Roman" w:hAnsi="Times New Roman"/>
         </w:rPr>
@@ -11278,7 +11278,7 @@
     </w:tbl>
     <w:p>
       <w:pPr>
-        <w:spacing w:line="288" w:lineRule="auto" w:after="60"/>
+        <w:spacing w:line="288" w:lineRule="auto" w:after="60" w:before="120"/>
         <w:rPr>
           <w:rFonts w:ascii="Times New Roman" w:cs="Times New Roman" w:eastAsia="Times New Roman" w:hAnsi="Times New Roman"/>
         </w:rPr>
@@ -13077,7 +13077,7 @@
     </w:tbl>
     <w:p>
       <w:pPr>
-        <w:spacing w:line="288" w:lineRule="auto" w:after="60"/>
+        <w:spacing w:line="288" w:lineRule="auto" w:after="60" w:before="120"/>
         <w:rPr>
           <w:rFonts w:ascii="Times New Roman" w:cs="Times New Roman" w:eastAsia="Times New Roman" w:hAnsi="Times New Roman"/>
         </w:rPr>
@@ -14547,7 +14547,7 @@
     </w:tbl>
     <w:p>
       <w:pPr>
-        <w:spacing w:line="288" w:lineRule="auto" w:after="60"/>
+        <w:spacing w:line="288" w:lineRule="auto" w:after="60" w:before="120"/>
         <w:rPr>
           <w:rFonts w:ascii="Times New Roman" w:cs="Times New Roman" w:eastAsia="Times New Roman" w:hAnsi="Times New Roman"/>
         </w:rPr>
@@ -14848,7 +14848,7 @@
     </w:tbl>
     <w:p>
       <w:pPr>
-        <w:spacing w:line="288" w:lineRule="auto" w:after="60"/>
+        <w:spacing w:line="288" w:lineRule="auto" w:after="60" w:before="120"/>
         <w:rPr>
           <w:rFonts w:ascii="Times New Roman" w:cs="Times New Roman" w:eastAsia="Times New Roman" w:hAnsi="Times New Roman"/>
         </w:rPr>
@@ -16833,7 +16833,7 @@
     </w:tbl>
     <w:p>
       <w:pPr>
-        <w:spacing w:line="288" w:lineRule="auto" w:after="60"/>
+        <w:spacing w:line="288" w:lineRule="auto" w:after="60" w:before="120"/>
         <w:rPr>
           <w:rFonts w:ascii="Times New Roman" w:cs="Times New Roman" w:eastAsia="Times New Roman" w:hAnsi="Times New Roman"/>
         </w:rPr>
@@ -18179,7 +18179,7 @@
     </w:tbl>
     <w:p>
       <w:pPr>
-        <w:spacing w:line="288" w:lineRule="auto" w:after="60"/>
+        <w:spacing w:line="288" w:lineRule="auto" w:after="60" w:before="120"/>
         <w:rPr>
           <w:rFonts w:ascii="Times New Roman" w:cs="Times New Roman" w:eastAsia="Times New Roman" w:hAnsi="Times New Roman"/>
         </w:rPr>
@@ -19345,7 +19345,7 @@
     </w:tbl>
     <w:p>
       <w:pPr>
-        <w:spacing w:line="288" w:lineRule="auto" w:after="60"/>
+        <w:spacing w:line="288" w:lineRule="auto" w:after="60" w:before="120"/>
         <w:rPr>
           <w:rFonts w:ascii="Times New Roman" w:cs="Times New Roman" w:eastAsia="Times New Roman" w:hAnsi="Times New Roman"/>
         </w:rPr>
@@ -20671,7 +20671,7 @@
     </w:tbl>
     <w:p>
       <w:pPr>
-        <w:spacing w:line="288" w:lineRule="auto" w:after="60"/>
+        <w:spacing w:line="288" w:lineRule="auto" w:after="60" w:before="120"/>
         <w:rPr>
           <w:rFonts w:ascii="Times New Roman" w:cs="Times New Roman" w:eastAsia="Times New Roman" w:hAnsi="Times New Roman"/>
         </w:rPr>
@@ -23330,7 +23330,7 @@
     </w:tbl>
     <w:p>
       <w:pPr>
-        <w:spacing w:line="288" w:lineRule="auto" w:after="60"/>
+        <w:spacing w:line="288" w:lineRule="auto" w:after="60" w:before="120"/>
         <w:rPr>
           <w:rFonts w:ascii="Times New Roman" w:cs="Times New Roman" w:eastAsia="Times New Roman" w:hAnsi="Times New Roman"/>
         </w:rPr>
@@ -24792,7 +24792,7 @@
     </w:tbl>
     <w:p>
       <w:pPr>
-        <w:spacing w:line="288" w:lineRule="auto" w:after="60"/>
+        <w:spacing w:line="288" w:lineRule="auto" w:after="60" w:before="120"/>
         <w:rPr>
           <w:rFonts w:ascii="Times New Roman" w:cs="Times New Roman" w:eastAsia="Times New Roman" w:hAnsi="Times New Roman"/>
         </w:rPr>
@@ -26081,7 +26081,7 @@
     </w:tbl>
     <w:p>
       <w:pPr>
-        <w:spacing w:line="288" w:lineRule="auto" w:after="60"/>
+        <w:spacing w:line="288" w:lineRule="auto" w:after="60" w:before="120"/>
         <w:rPr>
           <w:rFonts w:ascii="Times New Roman" w:cs="Times New Roman" w:eastAsia="Times New Roman" w:hAnsi="Times New Roman"/>
         </w:rPr>
@@ -26731,7 +26731,7 @@
     </w:tbl>
     <w:p>
       <w:pPr>
-        <w:spacing w:line="288" w:lineRule="auto" w:after="60"/>
+        <w:spacing w:line="288" w:lineRule="auto" w:after="60" w:before="120"/>
         <w:rPr>
           <w:rFonts w:ascii="Times New Roman" w:cs="Times New Roman" w:eastAsia="Times New Roman" w:hAnsi="Times New Roman"/>
         </w:rPr>
@@ -26954,6 +26954,464 @@
           <w:color w:val="7F7F7F"/>
         </w:rPr>
         <w:t xml:space="preserve">– Giải thích việc chọn kiểu dữ liệu (ví dụ: NUMERIC(12,0) cho tiền VND, TIMESTAMP cho giờ hẹn).</w:t>
+      </w:r>
+    </w:p>
+    <w:p>
+      <w:pPr>
+        <w:spacing w:line="288" w:lineRule="auto" w:after="60"/>
+        <w:ind w:left="851" w:hanging="284"/>
+        <w:jc w:val="both"/>
+        <w:rPr>
+          <w:rFonts w:ascii="Times New Roman" w:cs="Times New Roman" w:eastAsia="Times New Roman" w:hAnsi="Times New Roman"/>
+        </w:rPr>
+      </w:pPr>
+      <w:r>
+        <w:rPr>
+          <w:rFonts w:ascii="Times New Roman" w:cs="Times New Roman" w:eastAsia="Times New Roman" w:hAnsi="Times New Roman"/>
+        </w:rPr>
+        <w:t>– Mảng B (sql/B_schema.sql): bốn bảng benh_nhan, giay_chuyen_khoa, lich_hen, tai_khoan. Khóa là INTEGER GENERATED BY DEFAULT AS IDENTITY; tiền NUMERIC(12,0) (VND không có phần lẻ); giờ hẹn TIMESTAMP không múi giờ vì phòng khám một cơ sở, dùng giờ địa phương; miền trạng thái, hình thức, vai trò dùng VARCHAR + CHECK thay cho ENUM để dễ sửa danh sách. Trích bảng lich_hen, nơi tập trung các ràng buộc của mảng:</w:t>
+      </w:r>
+    </w:p>
+    <w:p>
+      <w:pPr>
+        <w:spacing w:after="0" w:line="240" w:lineRule="auto"/>
+        <w:ind w:left="567" w:firstLine="0"/>
+        <w:jc w:val="left"/>
+        <w:rPr>
+          <w:rFonts w:ascii="Times New Roman" w:cs="Times New Roman" w:eastAsia="Times New Roman" w:hAnsi="Times New Roman"/>
+        </w:rPr>
+      </w:pPr>
+      <w:r>
+        <w:rPr>
+          <w:rFonts w:ascii="Courier New" w:cs="Times New Roman" w:eastAsia="Times New Roman" w:hAnsi="Courier New"/>
+          <w:sz w:val="18"/>
+        </w:rPr>
+        <w:t>CREATE TABLE lich_hen (</w:t>
+      </w:r>
+    </w:p>
+    <w:p>
+      <w:pPr>
+        <w:spacing w:after="0" w:line="240" w:lineRule="auto"/>
+        <w:ind w:left="567" w:firstLine="0"/>
+        <w:jc w:val="left"/>
+        <w:rPr>
+          <w:rFonts w:ascii="Times New Roman" w:cs="Times New Roman" w:eastAsia="Times New Roman" w:hAnsi="Times New Roman"/>
+        </w:rPr>
+      </w:pPr>
+      <w:r>
+        <w:rPr>
+          <w:rFonts w:ascii="Courier New" w:cs="Times New Roman" w:eastAsia="Times New Roman" w:hAnsi="Courier New"/>
+          <w:sz w:val="18"/>
+        </w:rPr>
+        <w:t xml:space="preserve">  ma_lh        INTEGER GENERATED BY DEFAULT AS IDENTITY PRIMARY KEY,</w:t>
+      </w:r>
+    </w:p>
+    <w:p>
+      <w:pPr>
+        <w:spacing w:after="0" w:line="240" w:lineRule="auto"/>
+        <w:ind w:left="567" w:firstLine="0"/>
+        <w:jc w:val="left"/>
+        <w:rPr>
+          <w:rFonts w:ascii="Times New Roman" w:cs="Times New Roman" w:eastAsia="Times New Roman" w:hAnsi="Times New Roman"/>
+        </w:rPr>
+      </w:pPr>
+      <w:r>
+        <w:rPr>
+          <w:rFonts w:ascii="Courier New" w:cs="Times New Roman" w:eastAsia="Times New Roman" w:hAnsi="Courier New"/>
+          <w:sz w:val="18"/>
+        </w:rPr>
+        <w:t xml:space="preserve">  thoi_gian_bd TIMESTAMP NOT NULL,</w:t>
+      </w:r>
+    </w:p>
+    <w:p>
+      <w:pPr>
+        <w:spacing w:after="0" w:line="240" w:lineRule="auto"/>
+        <w:ind w:left="567" w:firstLine="0"/>
+        <w:jc w:val="left"/>
+        <w:rPr>
+          <w:rFonts w:ascii="Times New Roman" w:cs="Times New Roman" w:eastAsia="Times New Roman" w:hAnsi="Times New Roman"/>
+        </w:rPr>
+      </w:pPr>
+      <w:r>
+        <w:rPr>
+          <w:rFonts w:ascii="Courier New" w:cs="Times New Roman" w:eastAsia="Times New Roman" w:hAnsi="Courier New"/>
+          <w:sz w:val="18"/>
+        </w:rPr>
+        <w:t xml:space="preserve">  thoi_gian_kt TIMESTAMP NOT NULL,</w:t>
+      </w:r>
+    </w:p>
+    <w:p>
+      <w:pPr>
+        <w:spacing w:after="0" w:line="240" w:lineRule="auto"/>
+        <w:ind w:left="567" w:firstLine="0"/>
+        <w:jc w:val="left"/>
+        <w:rPr>
+          <w:rFonts w:ascii="Times New Roman" w:cs="Times New Roman" w:eastAsia="Times New Roman" w:hAnsi="Times New Roman"/>
+        </w:rPr>
+      </w:pPr>
+      <w:r>
+        <w:rPr>
+          <w:rFonts w:ascii="Courier New" w:cs="Times New Roman" w:eastAsia="Times New Roman" w:hAnsi="Courier New"/>
+          <w:sz w:val="18"/>
+        </w:rPr>
+        <w:t xml:space="preserve">  trang_thai   VARCHAR(11) NOT NULL DEFAULT 'DA_DAT' CHECK (...),</w:t>
+      </w:r>
+    </w:p>
+    <w:p>
+      <w:pPr>
+        <w:spacing w:after="0" w:line="240" w:lineRule="auto"/>
+        <w:ind w:left="567" w:firstLine="0"/>
+        <w:jc w:val="left"/>
+        <w:rPr>
+          <w:rFonts w:ascii="Times New Roman" w:cs="Times New Roman" w:eastAsia="Times New Roman" w:hAnsi="Times New Roman"/>
+        </w:rPr>
+      </w:pPr>
+      <w:r>
+        <w:rPr>
+          <w:rFonts w:ascii="Courier New" w:cs="Times New Roman" w:eastAsia="Times New Roman" w:hAnsi="Courier New"/>
+          <w:sz w:val="18"/>
+        </w:rPr>
+        <w:t xml:space="preserve">  hinh_thuc    VARCHAR(9) NOT NULL CHECK (hinh_thuc IN ('TRUC_TIEP', 'TU_XA')),</w:t>
+      </w:r>
+    </w:p>
+    <w:p>
+      <w:pPr>
+        <w:spacing w:after="0" w:line="240" w:lineRule="auto"/>
+        <w:ind w:left="567" w:firstLine="0"/>
+        <w:jc w:val="left"/>
+        <w:rPr>
+          <w:rFonts w:ascii="Times New Roman" w:cs="Times New Roman" w:eastAsia="Times New Roman" w:hAnsi="Times New Roman"/>
+        </w:rPr>
+      </w:pPr>
+      <w:r>
+        <w:rPr>
+          <w:rFonts w:ascii="Courier New" w:cs="Times New Roman" w:eastAsia="Times New Roman" w:hAnsi="Courier New"/>
+          <w:sz w:val="18"/>
+        </w:rPr>
+        <w:t xml:space="preserve">  phi_kham     NUMERIC(12,0) NOT NULL CHECK (phi_kham &gt;= 0),</w:t>
+      </w:r>
+    </w:p>
+    <w:p>
+      <w:pPr>
+        <w:spacing w:after="0" w:line="240" w:lineRule="auto"/>
+        <w:ind w:left="567" w:firstLine="0"/>
+        <w:jc w:val="left"/>
+        <w:rPr>
+          <w:rFonts w:ascii="Times New Roman" w:cs="Times New Roman" w:eastAsia="Times New Roman" w:hAnsi="Times New Roman"/>
+        </w:rPr>
+      </w:pPr>
+      <w:r>
+        <w:rPr>
+          <w:rFonts w:ascii="Courier New" w:cs="Times New Roman" w:eastAsia="Times New Roman" w:hAnsi="Courier New"/>
+          <w:sz w:val="18"/>
+        </w:rPr>
+        <w:t xml:space="preserve">  phong_kham   VARCHAR(20),</w:t>
+      </w:r>
+    </w:p>
+    <w:p>
+      <w:pPr>
+        <w:spacing w:after="0" w:line="240" w:lineRule="auto"/>
+        <w:ind w:left="567" w:firstLine="0"/>
+        <w:jc w:val="left"/>
+        <w:rPr>
+          <w:rFonts w:ascii="Times New Roman" w:cs="Times New Roman" w:eastAsia="Times New Roman" w:hAnsi="Times New Roman"/>
+        </w:rPr>
+      </w:pPr>
+      <w:r>
+        <w:rPr>
+          <w:rFonts w:ascii="Courier New" w:cs="Times New Roman" w:eastAsia="Times New Roman" w:hAnsi="Courier New"/>
+          <w:sz w:val="18"/>
+        </w:rPr>
+        <w:t xml:space="preserve">  nen_tang     VARCHAR(30),</w:t>
+      </w:r>
+    </w:p>
+    <w:p>
+      <w:pPr>
+        <w:spacing w:after="0" w:line="240" w:lineRule="auto"/>
+        <w:ind w:left="567" w:firstLine="0"/>
+        <w:jc w:val="left"/>
+        <w:rPr>
+          <w:rFonts w:ascii="Times New Roman" w:cs="Times New Roman" w:eastAsia="Times New Roman" w:hAnsi="Times New Roman"/>
+        </w:rPr>
+      </w:pPr>
+      <w:r>
+        <w:rPr>
+          <w:rFonts w:ascii="Courier New" w:cs="Times New Roman" w:eastAsia="Times New Roman" w:hAnsi="Courier New"/>
+          <w:sz w:val="18"/>
+        </w:rPr>
+        <w:t xml:space="preserve">  link_phien   VARCHAR(255),</w:t>
+      </w:r>
+    </w:p>
+    <w:p>
+      <w:pPr>
+        <w:spacing w:after="0" w:line="240" w:lineRule="auto"/>
+        <w:ind w:left="567" w:firstLine="0"/>
+        <w:jc w:val="left"/>
+        <w:rPr>
+          <w:rFonts w:ascii="Times New Roman" w:cs="Times New Roman" w:eastAsia="Times New Roman" w:hAnsi="Times New Roman"/>
+        </w:rPr>
+      </w:pPr>
+      <w:r>
+        <w:rPr>
+          <w:rFonts w:ascii="Courier New" w:cs="Times New Roman" w:eastAsia="Times New Roman" w:hAnsi="Courier New"/>
+          <w:sz w:val="18"/>
+        </w:rPr>
+        <w:t xml:space="preserve">  ma_bn        INTEGER NOT NULL REFERENCES benh_nhan (ma_bn),</w:t>
+      </w:r>
+    </w:p>
+    <w:p>
+      <w:pPr>
+        <w:spacing w:after="0" w:line="240" w:lineRule="auto"/>
+        <w:ind w:left="567" w:firstLine="0"/>
+        <w:jc w:val="left"/>
+        <w:rPr>
+          <w:rFonts w:ascii="Times New Roman" w:cs="Times New Roman" w:eastAsia="Times New Roman" w:hAnsi="Times New Roman"/>
+        </w:rPr>
+      </w:pPr>
+      <w:r>
+        <w:rPr>
+          <w:rFonts w:ascii="Courier New" w:cs="Times New Roman" w:eastAsia="Times New Roman" w:hAnsi="Courier New"/>
+          <w:sz w:val="18"/>
+        </w:rPr>
+        <w:t xml:space="preserve">  ma_bac_si    INTEGER NOT NULL REFERENCES bac_si (ma_bac_si),</w:t>
+      </w:r>
+    </w:p>
+    <w:p>
+      <w:pPr>
+        <w:spacing w:after="0" w:line="240" w:lineRule="auto"/>
+        <w:ind w:left="567" w:firstLine="0"/>
+        <w:jc w:val="left"/>
+        <w:rPr>
+          <w:rFonts w:ascii="Times New Roman" w:cs="Times New Roman" w:eastAsia="Times New Roman" w:hAnsi="Times New Roman"/>
+        </w:rPr>
+      </w:pPr>
+      <w:r>
+        <w:rPr>
+          <w:rFonts w:ascii="Courier New" w:cs="Times New Roman" w:eastAsia="Times New Roman" w:hAnsi="Courier New"/>
+          <w:sz w:val="18"/>
+        </w:rPr>
+        <w:t xml:space="preserve">  ma_giay      INTEGER UNIQUE,                            -- BR-B03</w:t>
+      </w:r>
+    </w:p>
+    <w:p>
+      <w:pPr>
+        <w:spacing w:after="0" w:line="240" w:lineRule="auto"/>
+        <w:ind w:left="567" w:firstLine="0"/>
+        <w:jc w:val="left"/>
+        <w:rPr>
+          <w:rFonts w:ascii="Times New Roman" w:cs="Times New Roman" w:eastAsia="Times New Roman" w:hAnsi="Times New Roman"/>
+        </w:rPr>
+      </w:pPr>
+      <w:r>
+        <w:rPr>
+          <w:rFonts w:ascii="Courier New" w:cs="Times New Roman" w:eastAsia="Times New Roman" w:hAnsi="Courier New"/>
+          <w:sz w:val="18"/>
+        </w:rPr>
+        <w:t xml:space="preserve">  CONSTRAINT ck_lich_hen_thoi_gian CHECK (thoi_gian_kt &gt; thoi_gian_bd),</w:t>
+      </w:r>
+    </w:p>
+    <w:p>
+      <w:pPr>
+        <w:spacing w:after="0" w:line="240" w:lineRule="auto"/>
+        <w:ind w:left="567" w:firstLine="0"/>
+        <w:jc w:val="left"/>
+        <w:rPr>
+          <w:rFonts w:ascii="Times New Roman" w:cs="Times New Roman" w:eastAsia="Times New Roman" w:hAnsi="Times New Roman"/>
+        </w:rPr>
+      </w:pPr>
+      <w:r>
+        <w:rPr>
+          <w:rFonts w:ascii="Courier New" w:cs="Times New Roman" w:eastAsia="Times New Roman" w:hAnsi="Courier New"/>
+          <w:sz w:val="18"/>
+        </w:rPr>
+        <w:t xml:space="preserve">  CONSTRAINT ck_lich_hen_hinh_thuc CHECK (                -- BR-B04, BR-B06</w:t>
+      </w:r>
+    </w:p>
+    <w:p>
+      <w:pPr>
+        <w:spacing w:after="0" w:line="240" w:lineRule="auto"/>
+        <w:ind w:left="567" w:firstLine="0"/>
+        <w:jc w:val="left"/>
+        <w:rPr>
+          <w:rFonts w:ascii="Times New Roman" w:cs="Times New Roman" w:eastAsia="Times New Roman" w:hAnsi="Times New Roman"/>
+        </w:rPr>
+      </w:pPr>
+      <w:r>
+        <w:rPr>
+          <w:rFonts w:ascii="Courier New" w:cs="Times New Roman" w:eastAsia="Times New Roman" w:hAnsi="Courier New"/>
+          <w:sz w:val="18"/>
+        </w:rPr>
+        <w:t xml:space="preserve">      (hinh_thuc = 'TRUC_TIEP' AND phong_kham IS NOT NULL</w:t>
+      </w:r>
+    </w:p>
+    <w:p>
+      <w:pPr>
+        <w:spacing w:after="0" w:line="240" w:lineRule="auto"/>
+        <w:ind w:left="567" w:firstLine="0"/>
+        <w:jc w:val="left"/>
+        <w:rPr>
+          <w:rFonts w:ascii="Times New Roman" w:cs="Times New Roman" w:eastAsia="Times New Roman" w:hAnsi="Times New Roman"/>
+        </w:rPr>
+      </w:pPr>
+      <w:r>
+        <w:rPr>
+          <w:rFonts w:ascii="Courier New" w:cs="Times New Roman" w:eastAsia="Times New Roman" w:hAnsi="Courier New"/>
+          <w:sz w:val="18"/>
+        </w:rPr>
+        <w:t xml:space="preserve">       AND nen_tang IS NULL AND link_phien IS NULL)</w:t>
+      </w:r>
+    </w:p>
+    <w:p>
+      <w:pPr>
+        <w:spacing w:after="0" w:line="240" w:lineRule="auto"/>
+        <w:ind w:left="567" w:firstLine="0"/>
+        <w:jc w:val="left"/>
+        <w:rPr>
+          <w:rFonts w:ascii="Times New Roman" w:cs="Times New Roman" w:eastAsia="Times New Roman" w:hAnsi="Times New Roman"/>
+        </w:rPr>
+      </w:pPr>
+      <w:r>
+        <w:rPr>
+          <w:rFonts w:ascii="Courier New" w:cs="Times New Roman" w:eastAsia="Times New Roman" w:hAnsi="Courier New"/>
+          <w:sz w:val="18"/>
+        </w:rPr>
+        <w:t xml:space="preserve">   OR (hinh_thuc = 'TU_XA' AND phong_kham IS NULL</w:t>
+      </w:r>
+    </w:p>
+    <w:p>
+      <w:pPr>
+        <w:spacing w:after="0" w:line="240" w:lineRule="auto"/>
+        <w:ind w:left="567" w:firstLine="0"/>
+        <w:jc w:val="left"/>
+        <w:rPr>
+          <w:rFonts w:ascii="Times New Roman" w:cs="Times New Roman" w:eastAsia="Times New Roman" w:hAnsi="Times New Roman"/>
+        </w:rPr>
+      </w:pPr>
+      <w:r>
+        <w:rPr>
+          <w:rFonts w:ascii="Courier New" w:cs="Times New Roman" w:eastAsia="Times New Roman" w:hAnsi="Courier New"/>
+          <w:sz w:val="18"/>
+        </w:rPr>
+        <w:t xml:space="preserve">       AND nen_tang IS NOT NULL AND link_phien IS NOT NULL)),</w:t>
+      </w:r>
+    </w:p>
+    <w:p>
+      <w:pPr>
+        <w:spacing w:after="0" w:line="240" w:lineRule="auto"/>
+        <w:ind w:left="567" w:firstLine="0"/>
+        <w:jc w:val="left"/>
+        <w:rPr>
+          <w:rFonts w:ascii="Times New Roman" w:cs="Times New Roman" w:eastAsia="Times New Roman" w:hAnsi="Times New Roman"/>
+        </w:rPr>
+      </w:pPr>
+      <w:r>
+        <w:rPr>
+          <w:rFonts w:ascii="Courier New" w:cs="Times New Roman" w:eastAsia="Times New Roman" w:hAnsi="Courier New"/>
+          <w:sz w:val="18"/>
+        </w:rPr>
+        <w:t xml:space="preserve">  CONSTRAINT fk_lich_hen_giay FOREIGN KEY (ma_giay, ma_bn) -- BR-B03</w:t>
+      </w:r>
+    </w:p>
+    <w:p>
+      <w:pPr>
+        <w:spacing w:after="0" w:line="240" w:lineRule="auto"/>
+        <w:ind w:left="567" w:firstLine="0"/>
+        <w:jc w:val="left"/>
+        <w:rPr>
+          <w:rFonts w:ascii="Times New Roman" w:cs="Times New Roman" w:eastAsia="Times New Roman" w:hAnsi="Times New Roman"/>
+        </w:rPr>
+      </w:pPr>
+      <w:r>
+        <w:rPr>
+          <w:rFonts w:ascii="Courier New" w:cs="Times New Roman" w:eastAsia="Times New Roman" w:hAnsi="Courier New"/>
+          <w:sz w:val="18"/>
+        </w:rPr>
+        <w:t xml:space="preserve">      REFERENCES giay_chuyen_khoa (ma_giay, ma_bn),</w:t>
+      </w:r>
+    </w:p>
+    <w:p>
+      <w:pPr>
+        <w:spacing w:after="0" w:line="240" w:lineRule="auto"/>
+        <w:ind w:left="567" w:firstLine="0"/>
+        <w:jc w:val="left"/>
+        <w:rPr>
+          <w:rFonts w:ascii="Times New Roman" w:cs="Times New Roman" w:eastAsia="Times New Roman" w:hAnsi="Times New Roman"/>
+        </w:rPr>
+      </w:pPr>
+      <w:r>
+        <w:rPr>
+          <w:rFonts w:ascii="Courier New" w:cs="Times New Roman" w:eastAsia="Times New Roman" w:hAnsi="Courier New"/>
+          <w:sz w:val="18"/>
+        </w:rPr>
+        <w:t xml:space="preserve">  CONSTRAINT ex_lich_hen_bac_si EXCLUDE USING gist (      -- BR-B02</w:t>
+      </w:r>
+    </w:p>
+    <w:p>
+      <w:pPr>
+        <w:spacing w:after="0" w:line="240" w:lineRule="auto"/>
+        <w:ind w:left="567" w:firstLine="0"/>
+        <w:jc w:val="left"/>
+        <w:rPr>
+          <w:rFonts w:ascii="Times New Roman" w:cs="Times New Roman" w:eastAsia="Times New Roman" w:hAnsi="Times New Roman"/>
+        </w:rPr>
+      </w:pPr>
+      <w:r>
+        <w:rPr>
+          <w:rFonts w:ascii="Courier New" w:cs="Times New Roman" w:eastAsia="Times New Roman" w:hAnsi="Courier New"/>
+          <w:sz w:val="18"/>
+        </w:rPr>
+        <w:t xml:space="preserve">      ma_bac_si WITH =, tsrange(thoi_gian_bd, thoi_gian_kt) WITH &amp;&amp;</w:t>
+      </w:r>
+    </w:p>
+    <w:p>
+      <w:pPr>
+        <w:spacing w:after="0" w:line="240" w:lineRule="auto"/>
+        <w:ind w:left="567" w:firstLine="0"/>
+        <w:jc w:val="left"/>
+        <w:rPr>
+          <w:rFonts w:ascii="Times New Roman" w:cs="Times New Roman" w:eastAsia="Times New Roman" w:hAnsi="Times New Roman"/>
+        </w:rPr>
+      </w:pPr>
+      <w:r>
+        <w:rPr>
+          <w:rFonts w:ascii="Courier New" w:cs="Times New Roman" w:eastAsia="Times New Roman" w:hAnsi="Courier New"/>
+          <w:sz w:val="18"/>
+        </w:rPr>
+        <w:t xml:space="preserve">  ) WHERE (trang_thai NOT IN ('HUY', 'VANG_MAT')),</w:t>
+      </w:r>
+    </w:p>
+    <w:p>
+      <w:pPr>
+        <w:spacing w:after="0" w:line="240" w:lineRule="auto"/>
+        <w:ind w:left="567" w:firstLine="0"/>
+        <w:jc w:val="left"/>
+        <w:rPr>
+          <w:rFonts w:ascii="Times New Roman" w:cs="Times New Roman" w:eastAsia="Times New Roman" w:hAnsi="Times New Roman"/>
+        </w:rPr>
+      </w:pPr>
+      <w:r>
+        <w:rPr>
+          <w:rFonts w:ascii="Courier New" w:cs="Times New Roman" w:eastAsia="Times New Roman" w:hAnsi="Courier New"/>
+          <w:sz w:val="18"/>
+        </w:rPr>
+        <w:t xml:space="preserve">  CONSTRAINT ex_lich_hen_benh_nhan EXCLUDE USING gist (...) -- theo ma_bn</w:t>
+      </w:r>
+    </w:p>
+    <w:p>
+      <w:pPr>
+        <w:spacing w:after="0" w:line="240" w:lineRule="auto"/>
+        <w:ind w:left="567" w:firstLine="0"/>
+        <w:jc w:val="left"/>
+        <w:rPr>
+          <w:rFonts w:ascii="Times New Roman" w:cs="Times New Roman" w:eastAsia="Times New Roman" w:hAnsi="Times New Roman"/>
+        </w:rPr>
+      </w:pPr>
+      <w:r>
+        <w:rPr>
+          <w:rFonts w:ascii="Courier New" w:cs="Times New Roman" w:eastAsia="Times New Roman" w:hAnsi="Courier New"/>
+          <w:sz w:val="18"/>
+        </w:rPr>
+        <w:t>);</w:t>
       </w:r>
     </w:p>
     <w:p>
@@ -27135,23 +27593,17 @@
               <w:jc w:val="left"/>
               <w:rPr>
                 <w:rFonts w:ascii="Times New Roman" w:cs="Times New Roman" w:eastAsia="Times New Roman" w:hAnsi="Times New Roman"/>
-                <w:i w:val="1"/>
-                <w:iCs w:val="1"/>
-                <w:color w:val="7F7F7F"/>
-                <w:sz w:val="22"/>
-                <w:szCs w:val="22"/>
-              </w:rPr>
-            </w:pPr>
-            <w:r>
-              <w:rPr>
-                <w:rFonts w:ascii="Times New Roman" w:cs="Times New Roman" w:eastAsia="Times New Roman" w:hAnsi="Times New Roman"/>
-                <w:i w:val="1"/>
-                <w:iCs w:val="1"/>
-                <w:color w:val="7F7F7F"/>
-                <w:sz w:val="22"/>
-                <w:szCs w:val="22"/>
-              </w:rPr>
-              <w:t xml:space="preserve">idx_lich_hen_bs_tg</w:t>
+                <w:sz w:val="22"/>
+                <w:szCs w:val="22"/>
+              </w:rPr>
+            </w:pPr>
+            <w:r>
+              <w:rPr>
+                <w:rFonts w:ascii="Times New Roman" w:cs="Times New Roman" w:eastAsia="Times New Roman" w:hAnsi="Times New Roman"/>
+                <w:sz w:val="22"/>
+                <w:szCs w:val="22"/>
+              </w:rPr>
+              <w:t>ex_lich_hen_bac_si, ex_lich_hen_benh_nhan</w:t>
             </w:r>
           </w:p>
         </w:tc>
@@ -27165,23 +27617,17 @@
               <w:jc w:val="left"/>
               <w:rPr>
                 <w:rFonts w:ascii="Times New Roman" w:cs="Times New Roman" w:eastAsia="Times New Roman" w:hAnsi="Times New Roman"/>
-                <w:i w:val="1"/>
-                <w:iCs w:val="1"/>
-                <w:color w:val="7F7F7F"/>
-                <w:sz w:val="22"/>
-                <w:szCs w:val="22"/>
-              </w:rPr>
-            </w:pPr>
-            <w:r>
-              <w:rPr>
-                <w:rFonts w:ascii="Times New Roman" w:cs="Times New Roman" w:eastAsia="Times New Roman" w:hAnsi="Times New Roman"/>
-                <w:i w:val="1"/>
-                <w:iCs w:val="1"/>
-                <w:color w:val="7F7F7F"/>
-                <w:sz w:val="22"/>
-                <w:szCs w:val="22"/>
-              </w:rPr>
-              <w:t xml:space="preserve">lich_hen(ma_bac_si, thoi_gian_bat_dau)</w:t>
+                <w:sz w:val="22"/>
+                <w:szCs w:val="22"/>
+              </w:rPr>
+            </w:pPr>
+            <w:r>
+              <w:rPr>
+                <w:rFonts w:ascii="Times New Roman" w:cs="Times New Roman" w:eastAsia="Times New Roman" w:hAnsi="Times New Roman"/>
+                <w:sz w:val="22"/>
+                <w:szCs w:val="22"/>
+              </w:rPr>
+              <w:t>lich_hen(ma_bac_si | ma_bn, tsrange(thoi_gian_bd, thoi_gian_kt)), chỉ lịch còn hiệu lực</w:t>
             </w:r>
           </w:p>
         </w:tc>
@@ -27195,23 +27641,17 @@
               <w:jc w:val="left"/>
               <w:rPr>
                 <w:rFonts w:ascii="Times New Roman" w:cs="Times New Roman" w:eastAsia="Times New Roman" w:hAnsi="Times New Roman"/>
-                <w:i w:val="1"/>
-                <w:iCs w:val="1"/>
-                <w:color w:val="7F7F7F"/>
-                <w:sz w:val="22"/>
-                <w:szCs w:val="22"/>
-              </w:rPr>
-            </w:pPr>
-            <w:r>
-              <w:rPr>
-                <w:rFonts w:ascii="Times New Roman" w:cs="Times New Roman" w:eastAsia="Times New Roman" w:hAnsi="Times New Roman"/>
-                <w:i w:val="1"/>
-                <w:iCs w:val="1"/>
-                <w:color w:val="7F7F7F"/>
-                <w:sz w:val="22"/>
-                <w:szCs w:val="22"/>
-              </w:rPr>
-              <w:t xml:space="preserve">B-tree</w:t>
+                <w:sz w:val="22"/>
+                <w:szCs w:val="22"/>
+              </w:rPr>
+            </w:pPr>
+            <w:r>
+              <w:rPr>
+                <w:rFonts w:ascii="Times New Roman" w:cs="Times New Roman" w:eastAsia="Times New Roman" w:hAnsi="Times New Roman"/>
+                <w:sz w:val="22"/>
+                <w:szCs w:val="22"/>
+              </w:rPr>
+              <w:t>GiST (btree_gist)</w:t>
             </w:r>
           </w:p>
         </w:tc>
@@ -27225,23 +27665,17 @@
               <w:jc w:val="left"/>
               <w:rPr>
                 <w:rFonts w:ascii="Times New Roman" w:cs="Times New Roman" w:eastAsia="Times New Roman" w:hAnsi="Times New Roman"/>
-                <w:i w:val="1"/>
-                <w:iCs w:val="1"/>
-                <w:color w:val="7F7F7F"/>
-                <w:sz w:val="22"/>
-                <w:szCs w:val="22"/>
-              </w:rPr>
-            </w:pPr>
-            <w:r>
-              <w:rPr>
-                <w:rFonts w:ascii="Times New Roman" w:cs="Times New Roman" w:eastAsia="Times New Roman" w:hAnsi="Times New Roman"/>
-                <w:i w:val="1"/>
-                <w:iCs w:val="1"/>
-                <w:color w:val="7F7F7F"/>
-                <w:sz w:val="22"/>
-                <w:szCs w:val="22"/>
-              </w:rPr>
-              <w:t xml:space="preserve">Q05, kiểm tra trùng lịch</w:t>
+                <w:sz w:val="22"/>
+                <w:szCs w:val="22"/>
+              </w:rPr>
+            </w:pPr>
+            <w:r>
+              <w:rPr>
+                <w:rFonts w:ascii="Times New Roman" w:cs="Times New Roman" w:eastAsia="Times New Roman" w:hAnsi="Times New Roman"/>
+                <w:sz w:val="22"/>
+                <w:szCs w:val="22"/>
+              </w:rPr>
+              <w:t>Chống trùng lịch BR-B02</w:t>
             </w:r>
           </w:p>
         </w:tc>
@@ -27264,6 +27698,14 @@
                 <w:szCs w:val="22"/>
               </w:rPr>
             </w:pPr>
+            <w:r>
+              <w:rPr>
+                <w:rFonts w:ascii="Times New Roman" w:cs="Times New Roman" w:eastAsia="Times New Roman" w:hAnsi="Times New Roman"/>
+                <w:sz w:val="22"/>
+                <w:szCs w:val="22"/>
+              </w:rPr>
+              <w:t>idx_lich_hen_bac_si</w:t>
+            </w:r>
           </w:p>
         </w:tc>
         <w:tc>
@@ -27280,6 +27722,14 @@
                 <w:szCs w:val="22"/>
               </w:rPr>
             </w:pPr>
+            <w:r>
+              <w:rPr>
+                <w:rFonts w:ascii="Times New Roman" w:cs="Times New Roman" w:eastAsia="Times New Roman" w:hAnsi="Times New Roman"/>
+                <w:sz w:val="22"/>
+                <w:szCs w:val="22"/>
+              </w:rPr>
+              <w:t>lich_hen(ma_bac_si, thoi_gian_bd)</w:t>
+            </w:r>
           </w:p>
         </w:tc>
         <w:tc>
@@ -27296,6 +27746,14 @@
                 <w:szCs w:val="22"/>
               </w:rPr>
             </w:pPr>
+            <w:r>
+              <w:rPr>
+                <w:rFonts w:ascii="Times New Roman" w:cs="Times New Roman" w:eastAsia="Times New Roman" w:hAnsi="Times New Roman"/>
+                <w:sz w:val="22"/>
+                <w:szCs w:val="22"/>
+              </w:rPr>
+              <w:t>B-tree</w:t>
+            </w:r>
           </w:p>
         </w:tc>
         <w:tc>
@@ -27312,13 +27770,548 @@
                 <w:szCs w:val="22"/>
               </w:rPr>
             </w:pPr>
+            <w:r>
+              <w:rPr>
+                <w:rFonts w:ascii="Times New Roman" w:cs="Times New Roman" w:eastAsia="Times New Roman" w:hAnsi="Times New Roman"/>
+                <w:sz w:val="22"/>
+                <w:szCs w:val="22"/>
+              </w:rPr>
+              <w:t>Lịch theo bác sĩ (màn hình đặt lịch); trigger BR-A08 tìm lịch hẹn trong ca</w:t>
+            </w:r>
+          </w:p>
+        </w:tc>
+      </w:tr>
+      <w:tr>
+        <w:trPr>
+          <w:cantSplit/>
+        </w:trPr>
+        <w:tc>
+          <w:tcPr>
+            <w:tcW w:w="2057" w:type="dxa"/>
+          </w:tcPr>
+          <w:p>
+            <w:pPr>
+              <w:spacing w:before="20" w:after="20"/>
+              <w:jc w:val="left"/>
+              <w:rPr>
+                <w:rFonts w:ascii="Times New Roman" w:cs="Times New Roman" w:eastAsia="Times New Roman" w:hAnsi="Times New Roman"/>
+                <w:sz w:val="22"/>
+                <w:szCs w:val="22"/>
+              </w:rPr>
+            </w:pPr>
+            <w:r>
+              <w:rPr>
+                <w:rFonts w:ascii="Times New Roman" w:cs="Times New Roman" w:eastAsia="Times New Roman" w:hAnsi="Times New Roman"/>
+                <w:sz w:val="22"/>
+                <w:szCs w:val="22"/>
+              </w:rPr>
+              <w:t>idx_lich_hen_benh_nhan</w:t>
+            </w:r>
+          </w:p>
+        </w:tc>
+        <w:tc>
+          <w:tcPr>
+            <w:tcW w:w="2992" w:type="dxa"/>
+          </w:tcPr>
+          <w:p>
+            <w:pPr>
+              <w:spacing w:before="20" w:after="20"/>
+              <w:jc w:val="left"/>
+              <w:rPr>
+                <w:rFonts w:ascii="Times New Roman" w:cs="Times New Roman" w:eastAsia="Times New Roman" w:hAnsi="Times New Roman"/>
+                <w:sz w:val="22"/>
+                <w:szCs w:val="22"/>
+              </w:rPr>
+            </w:pPr>
+            <w:r>
+              <w:rPr>
+                <w:rFonts w:ascii="Times New Roman" w:cs="Times New Roman" w:eastAsia="Times New Roman" w:hAnsi="Times New Roman"/>
+                <w:sz w:val="22"/>
+                <w:szCs w:val="22"/>
+              </w:rPr>
+              <w:t>lich_hen(ma_bn, thoi_gian_bd)</w:t>
+            </w:r>
+          </w:p>
+        </w:tc>
+        <w:tc>
+          <w:tcPr>
+            <w:tcW w:w="1122" w:type="dxa"/>
+          </w:tcPr>
+          <w:p>
+            <w:pPr>
+              <w:spacing w:before="20" w:after="20"/>
+              <w:jc w:val="left"/>
+              <w:rPr>
+                <w:rFonts w:ascii="Times New Roman" w:cs="Times New Roman" w:eastAsia="Times New Roman" w:hAnsi="Times New Roman"/>
+                <w:sz w:val="22"/>
+                <w:szCs w:val="22"/>
+              </w:rPr>
+            </w:pPr>
+            <w:r>
+              <w:rPr>
+                <w:rFonts w:ascii="Times New Roman" w:cs="Times New Roman" w:eastAsia="Times New Roman" w:hAnsi="Times New Roman"/>
+                <w:sz w:val="22"/>
+                <w:szCs w:val="22"/>
+              </w:rPr>
+              <w:t>B-tree</w:t>
+            </w:r>
+          </w:p>
+        </w:tc>
+        <w:tc>
+          <w:tcPr>
+            <w:tcW w:w="2619" w:type="dxa"/>
+          </w:tcPr>
+          <w:p>
+            <w:pPr>
+              <w:spacing w:before="20" w:after="20"/>
+              <w:jc w:val="left"/>
+              <w:rPr>
+                <w:rFonts w:ascii="Times New Roman" w:cs="Times New Roman" w:eastAsia="Times New Roman" w:hAnsi="Times New Roman"/>
+                <w:sz w:val="22"/>
+                <w:szCs w:val="22"/>
+              </w:rPr>
+            </w:pPr>
+            <w:r>
+              <w:rPr>
+                <w:rFonts w:ascii="Times New Roman" w:cs="Times New Roman" w:eastAsia="Times New Roman" w:hAnsi="Times New Roman"/>
+                <w:sz w:val="22"/>
+                <w:szCs w:val="22"/>
+              </w:rPr>
+              <w:t>Lịch theo bệnh nhân; trigger BR-B03 tìm tái khám</w:t>
+            </w:r>
+          </w:p>
+        </w:tc>
+      </w:tr>
+      <w:tr>
+        <w:trPr>
+          <w:cantSplit/>
+        </w:trPr>
+        <w:tc>
+          <w:tcPr>
+            <w:tcW w:w="2057" w:type="dxa"/>
+          </w:tcPr>
+          <w:p>
+            <w:pPr>
+              <w:spacing w:before="20" w:after="20"/>
+              <w:jc w:val="left"/>
+              <w:rPr>
+                <w:rFonts w:ascii="Times New Roman" w:cs="Times New Roman" w:eastAsia="Times New Roman" w:hAnsi="Times New Roman"/>
+                <w:sz w:val="22"/>
+                <w:szCs w:val="22"/>
+              </w:rPr>
+            </w:pPr>
+            <w:r>
+              <w:rPr>
+                <w:rFonts w:ascii="Times New Roman" w:cs="Times New Roman" w:eastAsia="Times New Roman" w:hAnsi="Times New Roman"/>
+                <w:sz w:val="22"/>
+                <w:szCs w:val="22"/>
+              </w:rPr>
+              <w:t>idx_lich_hen_thoi_gian</w:t>
+            </w:r>
+          </w:p>
+        </w:tc>
+        <w:tc>
+          <w:tcPr>
+            <w:tcW w:w="2992" w:type="dxa"/>
+          </w:tcPr>
+          <w:p>
+            <w:pPr>
+              <w:spacing w:before="20" w:after="20"/>
+              <w:jc w:val="left"/>
+              <w:rPr>
+                <w:rFonts w:ascii="Times New Roman" w:cs="Times New Roman" w:eastAsia="Times New Roman" w:hAnsi="Times New Roman"/>
+                <w:sz w:val="22"/>
+                <w:szCs w:val="22"/>
+              </w:rPr>
+            </w:pPr>
+            <w:r>
+              <w:rPr>
+                <w:rFonts w:ascii="Times New Roman" w:cs="Times New Roman" w:eastAsia="Times New Roman" w:hAnsi="Times New Roman"/>
+                <w:sz w:val="22"/>
+                <w:szCs w:val="22"/>
+              </w:rPr>
+              <w:t>lich_hen(thoi_gian_bd)</w:t>
+            </w:r>
+          </w:p>
+        </w:tc>
+        <w:tc>
+          <w:tcPr>
+            <w:tcW w:w="1122" w:type="dxa"/>
+          </w:tcPr>
+          <w:p>
+            <w:pPr>
+              <w:spacing w:before="20" w:after="20"/>
+              <w:jc w:val="left"/>
+              <w:rPr>
+                <w:rFonts w:ascii="Times New Roman" w:cs="Times New Roman" w:eastAsia="Times New Roman" w:hAnsi="Times New Roman"/>
+                <w:sz w:val="22"/>
+                <w:szCs w:val="22"/>
+              </w:rPr>
+            </w:pPr>
+            <w:r>
+              <w:rPr>
+                <w:rFonts w:ascii="Times New Roman" w:cs="Times New Roman" w:eastAsia="Times New Roman" w:hAnsi="Times New Roman"/>
+                <w:sz w:val="22"/>
+                <w:szCs w:val="22"/>
+              </w:rPr>
+              <w:t>B-tree</w:t>
+            </w:r>
+          </w:p>
+        </w:tc>
+        <w:tc>
+          <w:tcPr>
+            <w:tcW w:w="2619" w:type="dxa"/>
+          </w:tcPr>
+          <w:p>
+            <w:pPr>
+              <w:spacing w:before="20" w:after="20"/>
+              <w:jc w:val="left"/>
+              <w:rPr>
+                <w:rFonts w:ascii="Times New Roman" w:cs="Times New Roman" w:eastAsia="Times New Roman" w:hAnsi="Times New Roman"/>
+                <w:sz w:val="22"/>
+                <w:szCs w:val="22"/>
+              </w:rPr>
+            </w:pPr>
+            <w:r>
+              <w:rPr>
+                <w:rFonts w:ascii="Times New Roman" w:cs="Times New Roman" w:eastAsia="Times New Roman" w:hAnsi="Times New Roman"/>
+                <w:sz w:val="22"/>
+                <w:szCs w:val="22"/>
+              </w:rPr>
+              <w:t>v_lich_hen_hom_nay; Q06 theo tháng, Q07 sáu tháng</w:t>
+            </w:r>
+          </w:p>
+        </w:tc>
+      </w:tr>
+      <w:tr>
+        <w:trPr>
+          <w:cantSplit/>
+        </w:trPr>
+        <w:tc>
+          <w:tcPr>
+            <w:tcW w:w="2057" w:type="dxa"/>
+          </w:tcPr>
+          <w:p>
+            <w:pPr>
+              <w:spacing w:before="20" w:after="20"/>
+              <w:jc w:val="left"/>
+              <w:rPr>
+                <w:rFonts w:ascii="Times New Roman" w:cs="Times New Roman" w:eastAsia="Times New Roman" w:hAnsi="Times New Roman"/>
+                <w:sz w:val="22"/>
+                <w:szCs w:val="22"/>
+              </w:rPr>
+            </w:pPr>
+            <w:r>
+              <w:rPr>
+                <w:rFonts w:ascii="Times New Roman" w:cs="Times New Roman" w:eastAsia="Times New Roman" w:hAnsi="Times New Roman"/>
+                <w:sz w:val="22"/>
+                <w:szCs w:val="22"/>
+              </w:rPr>
+              <w:t>idx_giay_benh_nhan</w:t>
+            </w:r>
+          </w:p>
+        </w:tc>
+        <w:tc>
+          <w:tcPr>
+            <w:tcW w:w="2992" w:type="dxa"/>
+          </w:tcPr>
+          <w:p>
+            <w:pPr>
+              <w:spacing w:before="20" w:after="20"/>
+              <w:jc w:val="left"/>
+              <w:rPr>
+                <w:rFonts w:ascii="Times New Roman" w:cs="Times New Roman" w:eastAsia="Times New Roman" w:hAnsi="Times New Roman"/>
+                <w:sz w:val="22"/>
+                <w:szCs w:val="22"/>
+              </w:rPr>
+            </w:pPr>
+            <w:r>
+              <w:rPr>
+                <w:rFonts w:ascii="Times New Roman" w:cs="Times New Roman" w:eastAsia="Times New Roman" w:hAnsi="Times New Roman"/>
+                <w:sz w:val="22"/>
+                <w:szCs w:val="22"/>
+              </w:rPr>
+              <w:t>giay_chuyen_khoa(ma_bn)</w:t>
+            </w:r>
+          </w:p>
+        </w:tc>
+        <w:tc>
+          <w:tcPr>
+            <w:tcW w:w="1122" w:type="dxa"/>
+          </w:tcPr>
+          <w:p>
+            <w:pPr>
+              <w:spacing w:before="20" w:after="20"/>
+              <w:jc w:val="left"/>
+              <w:rPr>
+                <w:rFonts w:ascii="Times New Roman" w:cs="Times New Roman" w:eastAsia="Times New Roman" w:hAnsi="Times New Roman"/>
+                <w:sz w:val="22"/>
+                <w:szCs w:val="22"/>
+              </w:rPr>
+            </w:pPr>
+            <w:r>
+              <w:rPr>
+                <w:rFonts w:ascii="Times New Roman" w:cs="Times New Roman" w:eastAsia="Times New Roman" w:hAnsi="Times New Roman"/>
+                <w:sz w:val="22"/>
+                <w:szCs w:val="22"/>
+              </w:rPr>
+              <w:t>B-tree</w:t>
+            </w:r>
+          </w:p>
+        </w:tc>
+        <w:tc>
+          <w:tcPr>
+            <w:tcW w:w="2619" w:type="dxa"/>
+          </w:tcPr>
+          <w:p>
+            <w:pPr>
+              <w:spacing w:before="20" w:after="20"/>
+              <w:jc w:val="left"/>
+              <w:rPr>
+                <w:rFonts w:ascii="Times New Roman" w:cs="Times New Roman" w:eastAsia="Times New Roman" w:hAnsi="Times New Roman"/>
+                <w:sz w:val="22"/>
+                <w:szCs w:val="22"/>
+              </w:rPr>
+            </w:pPr>
+            <w:r>
+              <w:rPr>
+                <w:rFonts w:ascii="Times New Roman" w:cs="Times New Roman" w:eastAsia="Times New Roman" w:hAnsi="Times New Roman"/>
+                <w:sz w:val="22"/>
+                <w:szCs w:val="22"/>
+              </w:rPr>
+              <w:t>Tra giấy chuyển của bệnh nhân</w:t>
+            </w:r>
+          </w:p>
+        </w:tc>
+      </w:tr>
+      <w:tr>
+        <w:trPr>
+          <w:cantSplit/>
+        </w:trPr>
+        <w:tc>
+          <w:tcPr>
+            <w:tcW w:w="2057" w:type="dxa"/>
+          </w:tcPr>
+          <w:p>
+            <w:pPr>
+              <w:spacing w:before="20" w:after="20"/>
+              <w:jc w:val="left"/>
+              <w:rPr>
+                <w:rFonts w:ascii="Times New Roman" w:cs="Times New Roman" w:eastAsia="Times New Roman" w:hAnsi="Times New Roman"/>
+                <w:sz w:val="22"/>
+                <w:szCs w:val="22"/>
+              </w:rPr>
+            </w:pPr>
+            <w:r>
+              <w:rPr>
+                <w:rFonts w:ascii="Times New Roman" w:cs="Times New Roman" w:eastAsia="Times New Roman" w:hAnsi="Times New Roman"/>
+                <w:sz w:val="22"/>
+                <w:szCs w:val="22"/>
+              </w:rPr>
+              <w:t>UNIQUE tự tạo</w:t>
+            </w:r>
+          </w:p>
+        </w:tc>
+        <w:tc>
+          <w:tcPr>
+            <w:tcW w:w="2992" w:type="dxa"/>
+          </w:tcPr>
+          <w:p>
+            <w:pPr>
+              <w:spacing w:before="20" w:after="20"/>
+              <w:jc w:val="left"/>
+              <w:rPr>
+                <w:rFonts w:ascii="Times New Roman" w:cs="Times New Roman" w:eastAsia="Times New Roman" w:hAnsi="Times New Roman"/>
+                <w:sz w:val="22"/>
+                <w:szCs w:val="22"/>
+              </w:rPr>
+            </w:pPr>
+            <w:r>
+              <w:rPr>
+                <w:rFonts w:ascii="Times New Roman" w:cs="Times New Roman" w:eastAsia="Times New Roman" w:hAnsi="Times New Roman"/>
+                <w:sz w:val="22"/>
+                <w:szCs w:val="22"/>
+              </w:rPr>
+              <w:t>benh_nhan(sdt), lich_hen(ma_giay), giay_chuyen_khoa(ma_giay, ma_bn), tai_khoan(ma_bn), tai_khoan(ma_nv)</w:t>
+            </w:r>
+          </w:p>
+        </w:tc>
+        <w:tc>
+          <w:tcPr>
+            <w:tcW w:w="1122" w:type="dxa"/>
+          </w:tcPr>
+          <w:p>
+            <w:pPr>
+              <w:spacing w:before="20" w:after="20"/>
+              <w:jc w:val="left"/>
+              <w:rPr>
+                <w:rFonts w:ascii="Times New Roman" w:cs="Times New Roman" w:eastAsia="Times New Roman" w:hAnsi="Times New Roman"/>
+                <w:sz w:val="22"/>
+                <w:szCs w:val="22"/>
+              </w:rPr>
+            </w:pPr>
+            <w:r>
+              <w:rPr>
+                <w:rFonts w:ascii="Times New Roman" w:cs="Times New Roman" w:eastAsia="Times New Roman" w:hAnsi="Times New Roman"/>
+                <w:sz w:val="22"/>
+                <w:szCs w:val="22"/>
+              </w:rPr>
+              <w:t>B-tree</w:t>
+            </w:r>
+          </w:p>
+        </w:tc>
+        <w:tc>
+          <w:tcPr>
+            <w:tcW w:w="2619" w:type="dxa"/>
+          </w:tcPr>
+          <w:p>
+            <w:pPr>
+              <w:spacing w:before="20" w:after="20"/>
+              <w:jc w:val="left"/>
+              <w:rPr>
+                <w:rFonts w:ascii="Times New Roman" w:cs="Times New Roman" w:eastAsia="Times New Roman" w:hAnsi="Times New Roman"/>
+                <w:sz w:val="22"/>
+                <w:szCs w:val="22"/>
+              </w:rPr>
+            </w:pPr>
+            <w:r>
+              <w:rPr>
+                <w:rFonts w:ascii="Times New Roman" w:cs="Times New Roman" w:eastAsia="Times New Roman" w:hAnsi="Times New Roman"/>
+                <w:sz w:val="22"/>
+                <w:szCs w:val="22"/>
+              </w:rPr>
+              <w:t>Bảo đảm duy nhất; tra bệnh nhân theo số điện thoại</w:t>
+            </w:r>
+          </w:p>
+        </w:tc>
+      </w:tr>
+      <w:tr>
+        <w:trPr>
+          <w:cantSplit/>
+        </w:trPr>
+        <w:tc>
+          <w:tcPr>
+            <w:tcW w:w="2057" w:type="dxa"/>
+          </w:tcPr>
+          <w:p>
+            <w:pPr>
+              <w:spacing w:before="20" w:after="20"/>
+              <w:jc w:val="left"/>
+              <w:rPr>
+                <w:rFonts w:ascii="Times New Roman" w:cs="Times New Roman" w:eastAsia="Times New Roman" w:hAnsi="Times New Roman"/>
+                <w:i w:val="1"/>
+                <w:iCs w:val="1"/>
+                <w:color w:val="7F7F7F"/>
+                <w:sz w:val="22"/>
+                <w:szCs w:val="22"/>
+              </w:rPr>
+            </w:pPr>
+            <w:r>
+              <w:rPr>
+                <w:rFonts w:ascii="Times New Roman" w:cs="Times New Roman" w:eastAsia="Times New Roman" w:hAnsi="Times New Roman"/>
+                <w:i w:val="1"/>
+                <w:iCs w:val="1"/>
+                <w:color w:val="7F7F7F"/>
+                <w:sz w:val="22"/>
+                <w:szCs w:val="22"/>
+              </w:rPr>
+              <w:t>…</w:t>
+            </w:r>
+          </w:p>
+        </w:tc>
+        <w:tc>
+          <w:tcPr>
+            <w:tcW w:w="2992" w:type="dxa"/>
+          </w:tcPr>
+          <w:p>
+            <w:pPr>
+              <w:spacing w:before="20" w:after="20"/>
+              <w:jc w:val="left"/>
+              <w:rPr>
+                <w:rFonts w:ascii="Times New Roman" w:cs="Times New Roman" w:eastAsia="Times New Roman" w:hAnsi="Times New Roman"/>
+                <w:i w:val="1"/>
+                <w:iCs w:val="1"/>
+                <w:color w:val="7F7F7F"/>
+                <w:sz w:val="22"/>
+                <w:szCs w:val="22"/>
+              </w:rPr>
+            </w:pPr>
+            <w:r>
+              <w:rPr>
+                <w:rFonts w:ascii="Times New Roman" w:cs="Times New Roman" w:eastAsia="Times New Roman" w:hAnsi="Times New Roman"/>
+                <w:i w:val="1"/>
+                <w:iCs w:val="1"/>
+                <w:color w:val="7F7F7F"/>
+                <w:sz w:val="22"/>
+                <w:szCs w:val="22"/>
+              </w:rPr>
+              <w:t>Mảng A, C: bổ sung theo T32, T34</w:t>
+            </w:r>
+          </w:p>
+        </w:tc>
+        <w:tc>
+          <w:tcPr>
+            <w:tcW w:w="1122" w:type="dxa"/>
+          </w:tcPr>
+          <w:p>
+            <w:pPr>
+              <w:spacing w:before="20" w:after="20"/>
+              <w:jc w:val="left"/>
+              <w:rPr>
+                <w:rFonts w:ascii="Times New Roman" w:cs="Times New Roman" w:eastAsia="Times New Roman" w:hAnsi="Times New Roman"/>
+                <w:i w:val="1"/>
+                <w:iCs w:val="1"/>
+                <w:color w:val="7F7F7F"/>
+                <w:sz w:val="22"/>
+                <w:szCs w:val="22"/>
+              </w:rPr>
+            </w:pPr>
+            <w:r>
+              <w:rPr>
+                <w:rFonts w:ascii="Times New Roman" w:cs="Times New Roman" w:eastAsia="Times New Roman" w:hAnsi="Times New Roman"/>
+                <w:i w:val="1"/>
+                <w:iCs w:val="1"/>
+                <w:color w:val="7F7F7F"/>
+                <w:sz w:val="22"/>
+                <w:szCs w:val="22"/>
+              </w:rPr>
+            </w:r>
+          </w:p>
+        </w:tc>
+        <w:tc>
+          <w:tcPr>
+            <w:tcW w:w="2619" w:type="dxa"/>
+          </w:tcPr>
+          <w:p>
+            <w:pPr>
+              <w:spacing w:before="20" w:after="20"/>
+              <w:jc w:val="left"/>
+              <w:rPr>
+                <w:rFonts w:ascii="Times New Roman" w:cs="Times New Roman" w:eastAsia="Times New Roman" w:hAnsi="Times New Roman"/>
+                <w:i w:val="1"/>
+                <w:iCs w:val="1"/>
+                <w:color w:val="7F7F7F"/>
+                <w:sz w:val="22"/>
+                <w:szCs w:val="22"/>
+              </w:rPr>
+            </w:pPr>
+            <w:r>
+              <w:rPr>
+                <w:rFonts w:ascii="Times New Roman" w:cs="Times New Roman" w:eastAsia="Times New Roman" w:hAnsi="Times New Roman"/>
+                <w:i w:val="1"/>
+                <w:iCs w:val="1"/>
+                <w:color w:val="7F7F7F"/>
+                <w:sz w:val="22"/>
+                <w:szCs w:val="22"/>
+              </w:rPr>
+            </w:r>
           </w:p>
         </w:tc>
       </w:tr>
     </w:tbl>
     <w:p>
       <w:pPr>
-        <w:spacing w:line="288" w:lineRule="auto" w:after="60"/>
+        <w:spacing w:line="288" w:lineRule="auto" w:after="60" w:before="120"/>
         <w:rPr>
           <w:rFonts w:ascii="Times New Roman" w:cs="Times New Roman" w:eastAsia="Times New Roman" w:hAnsi="Times New Roman"/>
         </w:rPr>
@@ -27590,7 +28583,7 @@
                 <w:sz w:val="22"/>
                 <w:szCs w:val="22"/>
               </w:rPr>
-              <w:t xml:space="preserve">v_lich_hen_hom_nay</w:t>
+              <w:t>v_lich_hen_hom_nay</w:t>
             </w:r>
           </w:p>
         </w:tc>
@@ -27608,6 +28601,14 @@
                 <w:szCs w:val="22"/>
               </w:rPr>
             </w:pPr>
+            <w:r>
+              <w:rPr>
+                <w:rFonts w:ascii="Times New Roman" w:cs="Times New Roman" w:eastAsia="Times New Roman" w:hAnsi="Times New Roman"/>
+                <w:sz w:val="22"/>
+                <w:szCs w:val="22"/>
+              </w:rPr>
+              <w:t>Lịch hẹn trong ngày kèm bệnh nhân, bác sĩ, chuyên khoa, phòng hoặc nền tảng; lọc theo khoảng thời gian để dùng chỉ mục</w:t>
+            </w:r>
           </w:p>
         </w:tc>
         <w:tc>
@@ -27624,6 +28625,14 @@
                 <w:szCs w:val="22"/>
               </w:rPr>
             </w:pPr>
+            <w:r>
+              <w:rPr>
+                <w:rFonts w:ascii="Times New Roman" w:cs="Times New Roman" w:eastAsia="Times New Roman" w:hAnsi="Times New Roman"/>
+                <w:sz w:val="22"/>
+                <w:szCs w:val="22"/>
+              </w:rPr>
+              <w:t>lich_hen, benh_nhan, nhan_vien, bac_si_chuyen_khoa, chuyen_khoa</w:t>
+            </w:r>
           </w:p>
         </w:tc>
         <w:tc>
@@ -27640,6 +28649,14 @@
                 <w:szCs w:val="22"/>
               </w:rPr>
             </w:pPr>
+            <w:r>
+              <w:rPr>
+                <w:rFonts w:ascii="Times New Roman" w:cs="Times New Roman" w:eastAsia="Times New Roman" w:hAnsi="Times New Roman"/>
+                <w:sz w:val="22"/>
+                <w:szCs w:val="22"/>
+              </w:rPr>
+              <w:t>Lễ tân, bác sĩ</w:t>
+            </w:r>
           </w:p>
         </w:tc>
       </w:tr>
@@ -27723,7 +28740,7 @@
     </w:tbl>
     <w:p>
       <w:pPr>
-        <w:spacing w:line="288" w:lineRule="auto" w:after="60"/>
+        <w:spacing w:line="288" w:lineRule="auto" w:after="60" w:before="120"/>
         <w:rPr>
           <w:rFonts w:ascii="Times New Roman" w:cs="Times New Roman" w:eastAsia="Times New Roman" w:hAnsi="Times New Roman"/>
         </w:rPr>
@@ -28104,7 +29121,7 @@
                 <w:sz w:val="22"/>
                 <w:szCs w:val="22"/>
               </w:rPr>
-              <w:t xml:space="preserve">trg_lich_hen_hop_le</w:t>
+              <w:t>trg_lich_hen_hop_le</w:t>
             </w:r>
           </w:p>
         </w:tc>
@@ -28122,6 +29139,14 @@
                 <w:szCs w:val="22"/>
               </w:rPr>
             </w:pPr>
+            <w:r>
+              <w:rPr>
+                <w:rFonts w:ascii="Times New Roman" w:cs="Times New Roman" w:eastAsia="Times New Roman" w:hAnsi="Times New Roman"/>
+                <w:sz w:val="22"/>
+                <w:szCs w:val="22"/>
+              </w:rPr>
+              <w:t>lich_hen / BEFORE INSERT, UPDATE OF thoi_gian_bd, thoi_gian_kt, ma_bac_si, ma_bn, ma_giay</w:t>
+            </w:r>
           </w:p>
         </w:tc>
         <w:tc>
@@ -28144,7 +29169,7 @@
                 <w:sz w:val="22"/>
                 <w:szCs w:val="22"/>
               </w:rPr>
-              <w:t xml:space="preserve">BR-B01, BR-B03</w:t>
+              <w:t>BR-B01, BR-B03</w:t>
             </w:r>
           </w:p>
         </w:tc>
@@ -28162,6 +29187,14 @@
                 <w:szCs w:val="22"/>
               </w:rPr>
             </w:pPr>
+            <w:r>
+              <w:rPr>
+                <w:rFonts w:ascii="Times New Roman" w:cs="Times New Roman" w:eastAsia="Times New Roman" w:hAnsi="Times New Roman"/>
+                <w:sz w:val="22"/>
+                <w:szCs w:val="22"/>
+              </w:rPr>
+              <w:t>RAISE EXCEPTION (check_violation), thông báo bắt đầu bằng mã quy tắc</w:t>
+            </w:r>
           </w:p>
         </w:tc>
       </w:tr>
@@ -28189,7 +29222,7 @@
                 <w:sz w:val="22"/>
                 <w:szCs w:val="22"/>
               </w:rPr>
-              <w:t xml:space="preserve">trg_trang_thai_lich_hen</w:t>
+              <w:t>trg_trang_thai_lich_hen</w:t>
             </w:r>
           </w:p>
         </w:tc>
@@ -28207,6 +29240,14 @@
                 <w:szCs w:val="22"/>
               </w:rPr>
             </w:pPr>
+            <w:r>
+              <w:rPr>
+                <w:rFonts w:ascii="Times New Roman" w:cs="Times New Roman" w:eastAsia="Times New Roman" w:hAnsi="Times New Roman"/>
+                <w:sz w:val="22"/>
+                <w:szCs w:val="22"/>
+              </w:rPr>
+              <w:t>lich_hen / BEFORE INSERT, UPDATE</w:t>
+            </w:r>
           </w:p>
         </w:tc>
         <w:tc>
@@ -28229,7 +29270,7 @@
                 <w:sz w:val="22"/>
                 <w:szCs w:val="22"/>
               </w:rPr>
-              <w:t xml:space="preserve">BR-B05</w:t>
+              <w:t>BR-B05</w:t>
             </w:r>
           </w:p>
         </w:tc>
@@ -28247,6 +29288,14 @@
                 <w:szCs w:val="22"/>
               </w:rPr>
             </w:pPr>
+            <w:r>
+              <w:rPr>
+                <w:rFonts w:ascii="Times New Roman" w:cs="Times New Roman" w:eastAsia="Times New Roman" w:hAnsi="Times New Roman"/>
+                <w:sz w:val="22"/>
+                <w:szCs w:val="22"/>
+              </w:rPr>
+              <w:t>Như trên</w:t>
+            </w:r>
           </w:p>
         </w:tc>
       </w:tr>
@@ -28274,7 +29323,7 @@
                 <w:sz w:val="22"/>
                 <w:szCs w:val="22"/>
               </w:rPr>
-              <w:t xml:space="preserve">trg_chan_thuoc_di_ung</w:t>
+              <w:t>trg_tai_khoan_vai_tro</w:t>
             </w:r>
           </w:p>
         </w:tc>
@@ -28292,6 +29341,14 @@
                 <w:szCs w:val="22"/>
               </w:rPr>
             </w:pPr>
+            <w:r>
+              <w:rPr>
+                <w:rFonts w:ascii="Times New Roman" w:cs="Times New Roman" w:eastAsia="Times New Roman" w:hAnsi="Times New Roman"/>
+                <w:sz w:val="22"/>
+                <w:szCs w:val="22"/>
+              </w:rPr>
+              <w:t>tai_khoan / BEFORE INSERT, UPDATE OF vai_tro, ma_nv</w:t>
+            </w:r>
           </w:p>
         </w:tc>
         <w:tc>
@@ -28314,7 +29371,7 @@
                 <w:sz w:val="22"/>
                 <w:szCs w:val="22"/>
               </w:rPr>
-              <w:t xml:space="preserve">BR-C01</w:t>
+              <w:t>BR-B09</w:t>
             </w:r>
           </w:p>
         </w:tc>
@@ -28332,6 +29389,14 @@
                 <w:szCs w:val="22"/>
               </w:rPr>
             </w:pPr>
+            <w:r>
+              <w:rPr>
+                <w:rFonts w:ascii="Times New Roman" w:cs="Times New Roman" w:eastAsia="Times New Roman" w:hAnsi="Times New Roman"/>
+                <w:sz w:val="22"/>
+                <w:szCs w:val="22"/>
+              </w:rPr>
+              <w:t>Như trên</w:t>
+            </w:r>
           </w:p>
         </w:tc>
       </w:tr>
@@ -28359,7 +29424,7 @@
                 <w:sz w:val="22"/>
                 <w:szCs w:val="22"/>
               </w:rPr>
-              <w:t xml:space="preserve">trg_lan_kham_hoan_thanh</w:t>
+              <w:t>trg_tai_khoan_khong_xoa</w:t>
             </w:r>
           </w:p>
         </w:tc>
@@ -28377,6 +29442,14 @@
                 <w:szCs w:val="22"/>
               </w:rPr>
             </w:pPr>
+            <w:r>
+              <w:rPr>
+                <w:rFonts w:ascii="Times New Roman" w:cs="Times New Roman" w:eastAsia="Times New Roman" w:hAnsi="Times New Roman"/>
+                <w:sz w:val="22"/>
+                <w:szCs w:val="22"/>
+              </w:rPr>
+              <w:t>tai_khoan / BEFORE DELETE (mức dòng)</w:t>
+            </w:r>
           </w:p>
         </w:tc>
         <w:tc>
@@ -28399,7 +29472,7 @@
                 <w:sz w:val="22"/>
                 <w:szCs w:val="22"/>
               </w:rPr>
-              <w:t xml:space="preserve">BR-C02</w:t>
+              <w:t>BR-B10</w:t>
             </w:r>
           </w:p>
         </w:tc>
@@ -28417,6 +29490,14 @@
                 <w:szCs w:val="22"/>
               </w:rPr>
             </w:pPr>
+            <w:r>
+              <w:rPr>
+                <w:rFonts w:ascii="Times New Roman" w:cs="Times New Roman" w:eastAsia="Times New Roman" w:hAnsi="Times New Roman"/>
+                <w:sz w:val="22"/>
+                <w:szCs w:val="22"/>
+              </w:rPr>
+              <w:t>Như trên</w:t>
+            </w:r>
           </w:p>
         </w:tc>
       </w:tr>
@@ -28444,6 +29525,277 @@
                 <w:sz w:val="22"/>
                 <w:szCs w:val="22"/>
               </w:rPr>
+              <w:t>trg_tai_khoan_khong_truncate</w:t>
+            </w:r>
+          </w:p>
+        </w:tc>
+        <w:tc>
+          <w:tcPr>
+            <w:tcW w:w="2431" w:type="dxa"/>
+          </w:tcPr>
+          <w:p>
+            <w:pPr>
+              <w:spacing w:before="20" w:after="20"/>
+              <w:jc w:val="left"/>
+              <w:rPr>
+                <w:rFonts w:ascii="Times New Roman" w:cs="Times New Roman" w:eastAsia="Times New Roman" w:hAnsi="Times New Roman"/>
+                <w:sz w:val="22"/>
+                <w:szCs w:val="22"/>
+              </w:rPr>
+            </w:pPr>
+            <w:r>
+              <w:rPr>
+                <w:rFonts w:ascii="Times New Roman" w:cs="Times New Roman" w:eastAsia="Times New Roman" w:hAnsi="Times New Roman"/>
+                <w:sz w:val="22"/>
+                <w:szCs w:val="22"/>
+              </w:rPr>
+              <w:t>tai_khoan / BEFORE TRUNCATE (mức câu lệnh)</w:t>
+            </w:r>
+          </w:p>
+        </w:tc>
+        <w:tc>
+          <w:tcPr>
+            <w:tcW w:w="1683" w:type="dxa"/>
+          </w:tcPr>
+          <w:p>
+            <w:pPr>
+              <w:spacing w:before="20" w:after="20"/>
+              <w:jc w:val="left"/>
+              <w:rPr>
+                <w:rFonts w:ascii="Times New Roman" w:cs="Times New Roman" w:eastAsia="Times New Roman" w:hAnsi="Times New Roman"/>
+                <w:sz w:val="22"/>
+                <w:szCs w:val="22"/>
+              </w:rPr>
+            </w:pPr>
+            <w:r>
+              <w:rPr>
+                <w:rFonts w:ascii="Times New Roman" w:cs="Times New Roman" w:eastAsia="Times New Roman" w:hAnsi="Times New Roman"/>
+                <w:sz w:val="22"/>
+                <w:szCs w:val="22"/>
+              </w:rPr>
+              <w:t>BR-B10</w:t>
+            </w:r>
+          </w:p>
+        </w:tc>
+        <w:tc>
+          <w:tcPr>
+            <w:tcW w:w="2058" w:type="dxa"/>
+          </w:tcPr>
+          <w:p>
+            <w:pPr>
+              <w:spacing w:before="20" w:after="20"/>
+              <w:jc w:val="left"/>
+              <w:rPr>
+                <w:rFonts w:ascii="Times New Roman" w:cs="Times New Roman" w:eastAsia="Times New Roman" w:hAnsi="Times New Roman"/>
+                <w:sz w:val="22"/>
+                <w:szCs w:val="22"/>
+              </w:rPr>
+            </w:pPr>
+            <w:r>
+              <w:rPr>
+                <w:rFonts w:ascii="Times New Roman" w:cs="Times New Roman" w:eastAsia="Times New Roman" w:hAnsi="Times New Roman"/>
+                <w:sz w:val="22"/>
+                <w:szCs w:val="22"/>
+              </w:rPr>
+              <w:t>Như trên</w:t>
+            </w:r>
+          </w:p>
+        </w:tc>
+      </w:tr>
+      <w:tr>
+        <w:trPr>
+          <w:cantSplit/>
+        </w:trPr>
+        <w:tc>
+          <w:tcPr>
+            <w:tcW w:w="2618" w:type="dxa"/>
+          </w:tcPr>
+          <w:p>
+            <w:pPr>
+              <w:spacing w:before="20" w:after="20"/>
+              <w:jc w:val="left"/>
+              <w:rPr>
+                <w:rFonts w:ascii="Times New Roman" w:cs="Times New Roman" w:eastAsia="Times New Roman" w:hAnsi="Times New Roman"/>
+                <w:sz w:val="22"/>
+                <w:szCs w:val="22"/>
+              </w:rPr>
+            </w:pPr>
+            <w:r>
+              <w:rPr>
+                <w:rFonts w:ascii="Times New Roman" w:cs="Times New Roman" w:eastAsia="Times New Roman" w:hAnsi="Times New Roman"/>
+                <w:sz w:val="22"/>
+                <w:szCs w:val="22"/>
+              </w:rPr>
+              <w:t xml:space="preserve">trg_chan_thuoc_di_ung</w:t>
+            </w:r>
+          </w:p>
+        </w:tc>
+        <w:tc>
+          <w:tcPr>
+            <w:tcW w:w="2431" w:type="dxa"/>
+          </w:tcPr>
+          <w:p>
+            <w:pPr>
+              <w:spacing w:before="20" w:after="20"/>
+              <w:jc w:val="left"/>
+              <w:rPr>
+                <w:rFonts w:ascii="Times New Roman" w:cs="Times New Roman" w:eastAsia="Times New Roman" w:hAnsi="Times New Roman"/>
+                <w:sz w:val="22"/>
+                <w:szCs w:val="22"/>
+              </w:rPr>
+            </w:pPr>
+          </w:p>
+        </w:tc>
+        <w:tc>
+          <w:tcPr>
+            <w:tcW w:w="1683" w:type="dxa"/>
+          </w:tcPr>
+          <w:p>
+            <w:pPr>
+              <w:spacing w:before="20" w:after="20"/>
+              <w:jc w:val="left"/>
+              <w:rPr>
+                <w:rFonts w:ascii="Times New Roman" w:cs="Times New Roman" w:eastAsia="Times New Roman" w:hAnsi="Times New Roman"/>
+                <w:sz w:val="22"/>
+                <w:szCs w:val="22"/>
+              </w:rPr>
+            </w:pPr>
+            <w:r>
+              <w:rPr>
+                <w:rFonts w:ascii="Times New Roman" w:cs="Times New Roman" w:eastAsia="Times New Roman" w:hAnsi="Times New Roman"/>
+                <w:sz w:val="22"/>
+                <w:szCs w:val="22"/>
+              </w:rPr>
+              <w:t xml:space="preserve">BR-C01</w:t>
+            </w:r>
+          </w:p>
+        </w:tc>
+        <w:tc>
+          <w:tcPr>
+            <w:tcW w:w="2058" w:type="dxa"/>
+          </w:tcPr>
+          <w:p>
+            <w:pPr>
+              <w:spacing w:before="20" w:after="20"/>
+              <w:jc w:val="left"/>
+              <w:rPr>
+                <w:rFonts w:ascii="Times New Roman" w:cs="Times New Roman" w:eastAsia="Times New Roman" w:hAnsi="Times New Roman"/>
+                <w:sz w:val="22"/>
+                <w:szCs w:val="22"/>
+              </w:rPr>
+            </w:pPr>
+          </w:p>
+        </w:tc>
+      </w:tr>
+      <w:tr>
+        <w:trPr>
+          <w:cantSplit/>
+        </w:trPr>
+        <w:tc>
+          <w:tcPr>
+            <w:tcW w:w="2618" w:type="dxa"/>
+          </w:tcPr>
+          <w:p>
+            <w:pPr>
+              <w:spacing w:before="20" w:after="20"/>
+              <w:jc w:val="left"/>
+              <w:rPr>
+                <w:rFonts w:ascii="Times New Roman" w:cs="Times New Roman" w:eastAsia="Times New Roman" w:hAnsi="Times New Roman"/>
+                <w:sz w:val="22"/>
+                <w:szCs w:val="22"/>
+              </w:rPr>
+            </w:pPr>
+            <w:r>
+              <w:rPr>
+                <w:rFonts w:ascii="Times New Roman" w:cs="Times New Roman" w:eastAsia="Times New Roman" w:hAnsi="Times New Roman"/>
+                <w:sz w:val="22"/>
+                <w:szCs w:val="22"/>
+              </w:rPr>
+              <w:t xml:space="preserve">trg_lan_kham_hoan_thanh</w:t>
+            </w:r>
+          </w:p>
+        </w:tc>
+        <w:tc>
+          <w:tcPr>
+            <w:tcW w:w="2431" w:type="dxa"/>
+          </w:tcPr>
+          <w:p>
+            <w:pPr>
+              <w:spacing w:before="20" w:after="20"/>
+              <w:jc w:val="left"/>
+              <w:rPr>
+                <w:rFonts w:ascii="Times New Roman" w:cs="Times New Roman" w:eastAsia="Times New Roman" w:hAnsi="Times New Roman"/>
+                <w:sz w:val="22"/>
+                <w:szCs w:val="22"/>
+              </w:rPr>
+            </w:pPr>
+          </w:p>
+        </w:tc>
+        <w:tc>
+          <w:tcPr>
+            <w:tcW w:w="1683" w:type="dxa"/>
+          </w:tcPr>
+          <w:p>
+            <w:pPr>
+              <w:spacing w:before="20" w:after="20"/>
+              <w:jc w:val="left"/>
+              <w:rPr>
+                <w:rFonts w:ascii="Times New Roman" w:cs="Times New Roman" w:eastAsia="Times New Roman" w:hAnsi="Times New Roman"/>
+                <w:sz w:val="22"/>
+                <w:szCs w:val="22"/>
+              </w:rPr>
+            </w:pPr>
+            <w:r>
+              <w:rPr>
+                <w:rFonts w:ascii="Times New Roman" w:cs="Times New Roman" w:eastAsia="Times New Roman" w:hAnsi="Times New Roman"/>
+                <w:sz w:val="22"/>
+                <w:szCs w:val="22"/>
+              </w:rPr>
+              <w:t xml:space="preserve">BR-C02</w:t>
+            </w:r>
+          </w:p>
+        </w:tc>
+        <w:tc>
+          <w:tcPr>
+            <w:tcW w:w="2058" w:type="dxa"/>
+          </w:tcPr>
+          <w:p>
+            <w:pPr>
+              <w:spacing w:before="20" w:after="20"/>
+              <w:jc w:val="left"/>
+              <w:rPr>
+                <w:rFonts w:ascii="Times New Roman" w:cs="Times New Roman" w:eastAsia="Times New Roman" w:hAnsi="Times New Roman"/>
+                <w:sz w:val="22"/>
+                <w:szCs w:val="22"/>
+              </w:rPr>
+            </w:pPr>
+          </w:p>
+        </w:tc>
+      </w:tr>
+      <w:tr>
+        <w:trPr>
+          <w:cantSplit/>
+        </w:trPr>
+        <w:tc>
+          <w:tcPr>
+            <w:tcW w:w="2618" w:type="dxa"/>
+          </w:tcPr>
+          <w:p>
+            <w:pPr>
+              <w:spacing w:before="20" w:after="20"/>
+              <w:jc w:val="left"/>
+              <w:rPr>
+                <w:rFonts w:ascii="Times New Roman" w:cs="Times New Roman" w:eastAsia="Times New Roman" w:hAnsi="Times New Roman"/>
+                <w:sz w:val="22"/>
+                <w:szCs w:val="22"/>
+              </w:rPr>
+            </w:pPr>
+            <w:r>
+              <w:rPr>
+                <w:rFonts w:ascii="Times New Roman" w:cs="Times New Roman" w:eastAsia="Times New Roman" w:hAnsi="Times New Roman"/>
+                <w:sz w:val="22"/>
+                <w:szCs w:val="22"/>
+              </w:rPr>
               <w:t xml:space="preserve">trg_khong_xoa_benh_an</w:t>
             </w:r>
           </w:p>
@@ -28508,7 +29860,7 @@
     </w:tbl>
     <w:p>
       <w:pPr>
-        <w:spacing w:line="288" w:lineRule="auto" w:after="60"/>
+        <w:spacing w:line="288" w:lineRule="auto" w:after="60" w:before="120"/>
         <w:rPr>
           <w:rFonts w:ascii="Times New Roman" w:cs="Times New Roman" w:eastAsia="Times New Roman" w:hAnsi="Times New Roman"/>
         </w:rPr>
@@ -29347,7 +30699,7 @@
                 <w:sz w:val="22"/>
                 <w:szCs w:val="22"/>
               </w:rPr>
-              <w:t xml:space="preserve">BR-B03</w:t>
+              <w:t>BR-B03</w:t>
             </w:r>
           </w:p>
         </w:tc>
@@ -29371,7 +30723,7 @@
                 <w:sz w:val="22"/>
                 <w:szCs w:val="22"/>
               </w:rPr>
-              <w:t xml:space="preserve">Trigger trg_lich_hen_hop_le + UNIQUE mã giấy</w:t>
+              <w:t>Trigger trg_lich_hen_hop_le (chuyên khoa, hạn theo ngày hẹn, tái khám, giấy đã dùng); UNIQUE ma_giay; FK kép (ma_giay, ma_bn) → giay_chuyen_khoa</w:t>
             </w:r>
           </w:p>
         </w:tc>
@@ -29400,7 +30752,7 @@
                 <w:sz w:val="22"/>
                 <w:szCs w:val="22"/>
               </w:rPr>
-              <w:t xml:space="preserve">BR-B04</w:t>
+              <w:t>BR-B04</w:t>
             </w:r>
           </w:p>
         </w:tc>
@@ -29424,7 +30776,7 @@
                 <w:sz w:val="22"/>
                 <w:szCs w:val="22"/>
               </w:rPr>
-              <w:t xml:space="preserve">NOT NULL nen_tang, link_phien</w:t>
+              <w:t>CHECK ck_lich_hen_hinh_thuc: tư vấn từ xa bắt buộc nen_tang, link_phien</w:t>
             </w:r>
           </w:p>
         </w:tc>
@@ -29506,7 +30858,7 @@
                 <w:sz w:val="22"/>
                 <w:szCs w:val="22"/>
               </w:rPr>
-              <w:t xml:space="preserve">BR-B06</w:t>
+              <w:t>BR-B06</w:t>
             </w:r>
           </w:p>
         </w:tc>
@@ -29530,7 +30882,7 @@
                 <w:sz w:val="22"/>
                 <w:szCs w:val="22"/>
               </w:rPr>
-              <w:t xml:space="preserve">Cột phân loại hinh_thuc + CHECK</w:t>
+              <w:t>Cột phân loại hinh_thuc (8C) + CHECK miền và CHECK ck_lich_hen_hinh_thuc</w:t>
             </w:r>
           </w:p>
         </w:tc>
@@ -29559,7 +30911,7 @@
                 <w:sz w:val="22"/>
                 <w:szCs w:val="22"/>
               </w:rPr>
-              <w:t xml:space="preserve">BR-B07</w:t>
+              <w:t>BR-B07</w:t>
             </w:r>
           </w:p>
         </w:tc>
@@ -29583,7 +30935,7 @@
                 <w:sz w:val="22"/>
                 <w:szCs w:val="22"/>
               </w:rPr>
-              <w:t xml:space="preserve">FK tới lớp bác sĩ đa khoa + CHECK (ngay_het_han ≤ ngay_lap + 30)</w:t>
+              <w:t>FK ma_bac_si_lap → bac_si_da_khoa + CHECK ck_giay_han (ngay_lap &lt; ngay_het_han ≤ ngay_lap + 30)</w:t>
             </w:r>
           </w:p>
         </w:tc>
@@ -29665,7 +31017,7 @@
                 <w:sz w:val="22"/>
                 <w:szCs w:val="22"/>
               </w:rPr>
-              <w:t xml:space="preserve">BR-B09</w:t>
+              <w:t>BR-B09</w:t>
             </w:r>
           </w:p>
         </w:tc>
@@ -29689,7 +31041,7 @@
                 <w:sz w:val="22"/>
                 <w:szCs w:val="22"/>
               </w:rPr>
-              <w:t xml:space="preserve">CHECK trên (vai_tro, ma_bn, ma_nv); FK (ma_nv, vai_tro) → nhan_vien(ma_nv, loai_nv); UNIQUE ma_bn, ma_nv</w:t>
+              <w:t>CHECK ck_tai_khoan_chu_so_huu trên (vai_tro, ma_bn, ma_nv); UNIQUE ma_bn, ma_nv; trigger trg_tai_khoan_vai_tro (vai_tro trùng nhan_vien.loai_nv)</w:t>
             </w:r>
           </w:p>
         </w:tc>
@@ -29718,7 +31070,7 @@
                 <w:sz w:val="22"/>
                 <w:szCs w:val="22"/>
               </w:rPr>
-              <w:t xml:space="preserve">BR-B10</w:t>
+              <w:t>BR-B10</w:t>
             </w:r>
           </w:p>
         </w:tc>
@@ -29742,7 +31094,7 @@
                 <w:sz w:val="22"/>
                 <w:szCs w:val="22"/>
               </w:rPr>
-              <w:t xml:space="preserve">Không cấp DELETE trên tai_khoan; hàm SECURITY DEFINER tao_tai_khoan_benh_nhan, dat_lai_mat_khau_benh_nhan, doi_mat_khau</w:t>
+              <w:t>Trigger trg_tai_khoan_khong_xoa, trg_tai_khoan_khong_truncate; không cấp DELETE trên tai_khoan; hàm SECURITY DEFINER tao_tai_khoan_benh_nhan, dat_lai_mat_khau_benh_nhan, doi_mat_khau</w:t>
             </w:r>
           </w:p>
         </w:tc>
@@ -30121,7 +31473,7 @@
     </w:tbl>
     <w:p>
       <w:pPr>
-        <w:spacing w:line="288" w:lineRule="auto" w:after="60"/>
+        <w:spacing w:line="288" w:lineRule="auto" w:after="60" w:before="120"/>
       </w:pPr>
     </w:p>
     <w:p>
@@ -30791,7 +32143,7 @@
                 <w:sz w:val="22"/>
                 <w:szCs w:val="22"/>
               </w:rPr>
-              <w:t xml:space="preserve">Q05</w:t>
+              <w:t>Q05</w:t>
             </w:r>
           </w:p>
         </w:tc>
@@ -30815,7 +32167,7 @@
                 <w:sz w:val="22"/>
                 <w:szCs w:val="22"/>
               </w:rPr>
-              <w:t xml:space="preserve">Tỷ lệ hủy / vắng mặt theo bác sĩ</w:t>
+              <w:t>Tỷ lệ hủy / vắng mặt theo bác sĩ</w:t>
             </w:r>
           </w:p>
         </w:tc>
@@ -30839,7 +32191,7 @@
                 <w:sz w:val="22"/>
                 <w:szCs w:val="22"/>
               </w:rPr>
-              <w:t xml:space="preserve">Hàm tổng hợp, CASE</w:t>
+              <w:t>JOIN 4 bảng, count FILTER, GROUP BY, HAVING</w:t>
             </w:r>
           </w:p>
         </w:tc>
@@ -30863,7 +32215,7 @@
                 <w:sz w:val="22"/>
                 <w:szCs w:val="22"/>
               </w:rPr>
-              <w:t xml:space="preserve">Lê Ngọc Khôi</w:t>
+              <w:t>Lê Ngọc Khôi</w:t>
             </w:r>
           </w:p>
         </w:tc>
@@ -30892,7 +32244,7 @@
                 <w:sz w:val="22"/>
                 <w:szCs w:val="22"/>
               </w:rPr>
-              <w:t xml:space="preserve">Q06</w:t>
+              <w:t>Q06</w:t>
             </w:r>
           </w:p>
         </w:tc>
@@ -30916,7 +32268,7 @@
                 <w:sz w:val="22"/>
                 <w:szCs w:val="22"/>
               </w:rPr>
-              <w:t xml:space="preserve">Doanh thu theo chuyên khoa theo tháng</w:t>
+              <w:t>Doanh thu theo chuyên khoa theo tháng, tỷ trọng trong tháng</w:t>
             </w:r>
           </w:p>
         </w:tc>
@@ -30940,7 +32292,7 @@
                 <w:sz w:val="22"/>
                 <w:szCs w:val="22"/>
               </w:rPr>
-              <w:t xml:space="preserve">JOIN nhiều bảng, GROUP BY</w:t>
+              <w:t>LEFT JOIN, GROUP BY theo tháng, hàm cửa sổ SUM() OVER</w:t>
             </w:r>
           </w:p>
         </w:tc>
@@ -30964,7 +32316,7 @@
                 <w:sz w:val="22"/>
                 <w:szCs w:val="22"/>
               </w:rPr>
-              <w:t xml:space="preserve">Lê Ngọc Khôi</w:t>
+              <w:t>Lê Ngọc Khôi</w:t>
             </w:r>
           </w:p>
         </w:tc>
@@ -30993,7 +32345,7 @@
                 <w:sz w:val="22"/>
                 <w:szCs w:val="22"/>
               </w:rPr>
-              <w:t xml:space="preserve">Q07</w:t>
+              <w:t>Q07</w:t>
             </w:r>
           </w:p>
         </w:tc>
@@ -31017,7 +32369,7 @@
                 <w:sz w:val="22"/>
                 <w:szCs w:val="22"/>
               </w:rPr>
-              <w:t xml:space="preserve">Bệnh nhân khám hơn 3 lần trong 6 tháng</w:t>
+              <w:t>Bệnh nhân khám hơn 3 lần trong 6 tháng, có tài khoản chưa</w:t>
             </w:r>
           </w:p>
         </w:tc>
@@ -31041,7 +32393,7 @@
                 <w:sz w:val="22"/>
                 <w:szCs w:val="22"/>
               </w:rPr>
-              <w:t xml:space="preserve">Subquery</w:t>
+              <w:t>Subquery trong FROM có HAVING, EXISTS tương quan</w:t>
             </w:r>
           </w:p>
         </w:tc>
@@ -31065,7 +32417,7 @@
                 <w:sz w:val="22"/>
                 <w:szCs w:val="22"/>
               </w:rPr>
-              <w:t xml:space="preserve">Lê Ngọc Khôi</w:t>
+              <w:t>Lê Ngọc Khôi</w:t>
             </w:r>
           </w:p>
         </w:tc>
@@ -31094,7 +32446,7 @@
                 <w:sz w:val="22"/>
                 <w:szCs w:val="22"/>
               </w:rPr>
-              <w:t xml:space="preserve">Q08</w:t>
+              <w:t>Q08</w:t>
             </w:r>
           </w:p>
         </w:tc>
@@ -31118,7 +32470,7 @@
                 <w:sz w:val="22"/>
                 <w:szCs w:val="22"/>
               </w:rPr>
-              <w:t xml:space="preserve">Tỷ lệ khám từ xa so với trực tiếp theo khung giờ</w:t>
+              <w:t>Khung giờ đông nhất, tỷ lệ khám từ xa so với trực tiếp</w:t>
             </w:r>
           </w:p>
         </w:tc>
@@ -31142,7 +32494,7 @@
                 <w:sz w:val="22"/>
                 <w:szCs w:val="22"/>
               </w:rPr>
-              <w:t xml:space="preserve">Hàm tổng hợp</w:t>
+              <w:t>GROUP BY ROLLUP, GROUPING(), FILTER, RANK()</w:t>
             </w:r>
           </w:p>
         </w:tc>
@@ -31166,7 +32518,7 @@
                 <w:sz w:val="22"/>
                 <w:szCs w:val="22"/>
               </w:rPr>
-              <w:t xml:space="preserve">Lê Ngọc Khôi</w:t>
+              <w:t>Lê Ngọc Khôi</w:t>
             </w:r>
           </w:p>
         </w:tc>
@@ -31578,7 +32930,7 @@
     </w:tbl>
     <w:p>
       <w:pPr>
-        <w:spacing w:line="288" w:lineRule="auto" w:after="60"/>
+        <w:spacing w:line="288" w:lineRule="auto" w:after="60" w:before="120"/>
         <w:rPr>
           <w:rFonts w:ascii="Times New Roman" w:cs="Times New Roman" w:eastAsia="Times New Roman" w:hAnsi="Times New Roman"/>
         </w:rPr>
@@ -31620,6 +32972,1509 @@
           <w:color w:val="7F7F7F"/>
         </w:rPr>
         <w:t xml:space="preserve">Mỗi truy vấn trình bày: (a) yêu cầu nghiệp vụ; (b) câu lệnh SQL; (c) kết quả mẫu (ảnh hoặc bảng vài dòng); (d) giải thích cách hoạt động. Người viết phải giải thích được truy vấn khi bảo vệ.</w:t>
+      </w:r>
+    </w:p>
+    <w:p>
+      <w:pPr>
+        <w:spacing w:line="288" w:lineRule="auto" w:after="60"/>
+        <w:ind w:left="851" w:hanging="284"/>
+        <w:jc w:val="both"/>
+        <w:rPr>
+          <w:rFonts w:ascii="Times New Roman" w:cs="Times New Roman" w:eastAsia="Times New Roman" w:hAnsi="Times New Roman"/>
+        </w:rPr>
+      </w:pPr>
+      <w:r>
+        <w:rPr>
+          <w:rFonts w:ascii="Times New Roman" w:cs="Times New Roman" w:eastAsia="Times New Roman" w:hAnsi="Times New Roman"/>
+        </w:rPr>
+        <w:t>– Mảng B (Lê Ngọc Khôi, sql/queries_B.sql):</w:t>
+      </w:r>
+    </w:p>
+    <w:p>
+      <w:pPr>
+        <w:keepNext/>
+        <w:spacing w:line="288" w:lineRule="auto" w:after="60"/>
+        <w:ind w:left="567" w:firstLine="0"/>
+        <w:jc w:val="both"/>
+        <w:rPr>
+          <w:rFonts w:ascii="Times New Roman" w:cs="Times New Roman" w:eastAsia="Times New Roman" w:hAnsi="Times New Roman"/>
+        </w:rPr>
+      </w:pPr>
+      <w:r>
+        <w:rPr>
+          <w:rFonts w:ascii="Times New Roman" w:cs="Times New Roman" w:eastAsia="Times New Roman" w:hAnsi="Times New Roman"/>
+          <w:b w:val="1"/>
+          <w:bCs w:val="1"/>
+        </w:rPr>
+        <w:t>Q05. Tỷ lệ hủy, vắng mặt theo bác sĩ</w:t>
+      </w:r>
+    </w:p>
+    <w:p>
+      <w:pPr>
+        <w:spacing w:line="288" w:lineRule="auto" w:after="60"/>
+        <w:ind w:left="567" w:firstLine="0"/>
+        <w:jc w:val="both"/>
+        <w:rPr>
+          <w:rFonts w:ascii="Times New Roman" w:cs="Times New Roman" w:eastAsia="Times New Roman" w:hAnsi="Times New Roman"/>
+        </w:rPr>
+      </w:pPr>
+      <w:r>
+        <w:rPr>
+          <w:rFonts w:ascii="Times New Roman" w:cs="Times New Roman" w:eastAsia="Times New Roman" w:hAnsi="Times New Roman"/>
+        </w:rPr>
+        <w:t>(a) Yêu cầu: Quản lý cần biết bác sĩ nào có nhiều lịch bị hủy hoặc bệnh nhân vắng mặt để điều chỉnh lịch làm việc.</w:t>
+      </w:r>
+    </w:p>
+    <w:p>
+      <w:pPr>
+        <w:spacing w:line="288" w:lineRule="auto" w:after="60"/>
+        <w:ind w:left="567" w:firstLine="0"/>
+        <w:jc w:val="both"/>
+        <w:rPr>
+          <w:rFonts w:ascii="Times New Roman" w:cs="Times New Roman" w:eastAsia="Times New Roman" w:hAnsi="Times New Roman"/>
+        </w:rPr>
+      </w:pPr>
+      <w:r>
+        <w:rPr>
+          <w:rFonts w:ascii="Times New Roman" w:cs="Times New Roman" w:eastAsia="Times New Roman" w:hAnsi="Times New Roman"/>
+        </w:rPr>
+        <w:t>(b) Câu lệnh:</w:t>
+      </w:r>
+    </w:p>
+    <w:p>
+      <w:pPr>
+        <w:spacing w:after="0" w:line="240" w:lineRule="auto"/>
+        <w:ind w:left="567" w:firstLine="0"/>
+        <w:jc w:val="left"/>
+        <w:rPr>
+          <w:rFonts w:ascii="Times New Roman" w:cs="Times New Roman" w:eastAsia="Times New Roman" w:hAnsi="Times New Roman"/>
+        </w:rPr>
+      </w:pPr>
+      <w:r>
+        <w:rPr>
+          <w:rFonts w:ascii="Courier New" w:cs="Times New Roman" w:eastAsia="Times New Roman" w:hAnsi="Courier New"/>
+          <w:sz w:val="18"/>
+        </w:rPr>
+        <w:t>SELECT nv.ma_nv                                 AS ma_bac_si,</w:t>
+      </w:r>
+    </w:p>
+    <w:p>
+      <w:pPr>
+        <w:spacing w:after="0" w:line="240" w:lineRule="auto"/>
+        <w:ind w:left="567" w:firstLine="0"/>
+        <w:jc w:val="left"/>
+        <w:rPr>
+          <w:rFonts w:ascii="Times New Roman" w:cs="Times New Roman" w:eastAsia="Times New Roman" w:hAnsi="Times New Roman"/>
+        </w:rPr>
+      </w:pPr>
+      <w:r>
+        <w:rPr>
+          <w:rFonts w:ascii="Courier New" w:cs="Times New Roman" w:eastAsia="Times New Roman" w:hAnsi="Courier New"/>
+          <w:sz w:val="18"/>
+        </w:rPr>
+        <w:t xml:space="preserve">       nv.ho_ten                                AS bac_si,</w:t>
+      </w:r>
+    </w:p>
+    <w:p>
+      <w:pPr>
+        <w:spacing w:after="0" w:line="240" w:lineRule="auto"/>
+        <w:ind w:left="567" w:firstLine="0"/>
+        <w:jc w:val="left"/>
+        <w:rPr>
+          <w:rFonts w:ascii="Times New Roman" w:cs="Times New Roman" w:eastAsia="Times New Roman" w:hAnsi="Times New Roman"/>
+        </w:rPr>
+      </w:pPr>
+      <w:r>
+        <w:rPr>
+          <w:rFonts w:ascii="Courier New" w:cs="Times New Roman" w:eastAsia="Times New Roman" w:hAnsi="Courier New"/>
+          <w:sz w:val="18"/>
+        </w:rPr>
+        <w:t xml:space="preserve">       COALESCE(ck.ten_chuyen_khoa, 'Đa khoa')  AS chuyen_khoa,</w:t>
+      </w:r>
+    </w:p>
+    <w:p>
+      <w:pPr>
+        <w:spacing w:after="0" w:line="240" w:lineRule="auto"/>
+        <w:ind w:left="567" w:firstLine="0"/>
+        <w:jc w:val="left"/>
+        <w:rPr>
+          <w:rFonts w:ascii="Times New Roman" w:cs="Times New Roman" w:eastAsia="Times New Roman" w:hAnsi="Times New Roman"/>
+        </w:rPr>
+      </w:pPr>
+      <w:r>
+        <w:rPr>
+          <w:rFonts w:ascii="Courier New" w:cs="Times New Roman" w:eastAsia="Times New Roman" w:hAnsi="Courier New"/>
+          <w:sz w:val="18"/>
+        </w:rPr>
+        <w:t xml:space="preserve">       count(*)                                 AS so_lich_ket_thuc,</w:t>
+      </w:r>
+    </w:p>
+    <w:p>
+      <w:pPr>
+        <w:spacing w:after="0" w:line="240" w:lineRule="auto"/>
+        <w:ind w:left="567" w:firstLine="0"/>
+        <w:jc w:val="left"/>
+        <w:rPr>
+          <w:rFonts w:ascii="Times New Roman" w:cs="Times New Roman" w:eastAsia="Times New Roman" w:hAnsi="Times New Roman"/>
+        </w:rPr>
+      </w:pPr>
+      <w:r>
+        <w:rPr>
+          <w:rFonts w:ascii="Courier New" w:cs="Times New Roman" w:eastAsia="Times New Roman" w:hAnsi="Courier New"/>
+          <w:sz w:val="18"/>
+        </w:rPr>
+        <w:t xml:space="preserve">       count(*) FILTER (WHERE l.trang_thai = 'HUY')      AS so_huy,</w:t>
+      </w:r>
+    </w:p>
+    <w:p>
+      <w:pPr>
+        <w:spacing w:after="0" w:line="240" w:lineRule="auto"/>
+        <w:ind w:left="567" w:firstLine="0"/>
+        <w:jc w:val="left"/>
+        <w:rPr>
+          <w:rFonts w:ascii="Times New Roman" w:cs="Times New Roman" w:eastAsia="Times New Roman" w:hAnsi="Times New Roman"/>
+        </w:rPr>
+      </w:pPr>
+      <w:r>
+        <w:rPr>
+          <w:rFonts w:ascii="Courier New" w:cs="Times New Roman" w:eastAsia="Times New Roman" w:hAnsi="Courier New"/>
+          <w:sz w:val="18"/>
+        </w:rPr>
+        <w:t xml:space="preserve">       count(*) FILTER (WHERE l.trang_thai = 'VANG_MAT') AS so_vang_mat,</w:t>
+      </w:r>
+    </w:p>
+    <w:p>
+      <w:pPr>
+        <w:spacing w:after="0" w:line="240" w:lineRule="auto"/>
+        <w:ind w:left="567" w:firstLine="0"/>
+        <w:jc w:val="left"/>
+        <w:rPr>
+          <w:rFonts w:ascii="Times New Roman" w:cs="Times New Roman" w:eastAsia="Times New Roman" w:hAnsi="Times New Roman"/>
+        </w:rPr>
+      </w:pPr>
+      <w:r>
+        <w:rPr>
+          <w:rFonts w:ascii="Courier New" w:cs="Times New Roman" w:eastAsia="Times New Roman" w:hAnsi="Courier New"/>
+          <w:sz w:val="18"/>
+        </w:rPr>
+        <w:t xml:space="preserve">       round(100.0 * count(*) FILTER (WHERE l.trang_thai IN ('HUY', 'VANG_MAT'))</w:t>
+      </w:r>
+    </w:p>
+    <w:p>
+      <w:pPr>
+        <w:spacing w:after="0" w:line="240" w:lineRule="auto"/>
+        <w:ind w:left="567" w:firstLine="0"/>
+        <w:jc w:val="left"/>
+        <w:rPr>
+          <w:rFonts w:ascii="Times New Roman" w:cs="Times New Roman" w:eastAsia="Times New Roman" w:hAnsi="Times New Roman"/>
+        </w:rPr>
+      </w:pPr>
+      <w:r>
+        <w:rPr>
+          <w:rFonts w:ascii="Courier New" w:cs="Times New Roman" w:eastAsia="Times New Roman" w:hAnsi="Courier New"/>
+          <w:sz w:val="18"/>
+        </w:rPr>
+        <w:t xml:space="preserve">             / count(*), 1)                     AS ty_le_huy_vang_pct</w:t>
+      </w:r>
+    </w:p>
+    <w:p>
+      <w:pPr>
+        <w:spacing w:after="0" w:line="240" w:lineRule="auto"/>
+        <w:ind w:left="567" w:firstLine="0"/>
+        <w:jc w:val="left"/>
+        <w:rPr>
+          <w:rFonts w:ascii="Times New Roman" w:cs="Times New Roman" w:eastAsia="Times New Roman" w:hAnsi="Times New Roman"/>
+        </w:rPr>
+      </w:pPr>
+      <w:r>
+        <w:rPr>
+          <w:rFonts w:ascii="Courier New" w:cs="Times New Roman" w:eastAsia="Times New Roman" w:hAnsi="Courier New"/>
+          <w:sz w:val="18"/>
+        </w:rPr>
+        <w:t>FROM lich_hen l</w:t>
+      </w:r>
+    </w:p>
+    <w:p>
+      <w:pPr>
+        <w:spacing w:after="0" w:line="240" w:lineRule="auto"/>
+        <w:ind w:left="567" w:firstLine="0"/>
+        <w:jc w:val="left"/>
+        <w:rPr>
+          <w:rFonts w:ascii="Times New Roman" w:cs="Times New Roman" w:eastAsia="Times New Roman" w:hAnsi="Times New Roman"/>
+        </w:rPr>
+      </w:pPr>
+      <w:r>
+        <w:rPr>
+          <w:rFonts w:ascii="Courier New" w:cs="Times New Roman" w:eastAsia="Times New Roman" w:hAnsi="Courier New"/>
+          <w:sz w:val="18"/>
+        </w:rPr>
+        <w:t>JOIN nhan_vien nv                ON nv.ma_nv = l.ma_bac_si</w:t>
+      </w:r>
+    </w:p>
+    <w:p>
+      <w:pPr>
+        <w:spacing w:after="0" w:line="240" w:lineRule="auto"/>
+        <w:ind w:left="567" w:firstLine="0"/>
+        <w:jc w:val="left"/>
+        <w:rPr>
+          <w:rFonts w:ascii="Times New Roman" w:cs="Times New Roman" w:eastAsia="Times New Roman" w:hAnsi="Times New Roman"/>
+        </w:rPr>
+      </w:pPr>
+      <w:r>
+        <w:rPr>
+          <w:rFonts w:ascii="Courier New" w:cs="Times New Roman" w:eastAsia="Times New Roman" w:hAnsi="Courier New"/>
+          <w:sz w:val="18"/>
+        </w:rPr>
+        <w:t>LEFT JOIN bac_si_chuyen_khoa bck ON bck.ma_bac_si = l.ma_bac_si</w:t>
+      </w:r>
+    </w:p>
+    <w:p>
+      <w:pPr>
+        <w:spacing w:after="0" w:line="240" w:lineRule="auto"/>
+        <w:ind w:left="567" w:firstLine="0"/>
+        <w:jc w:val="left"/>
+        <w:rPr>
+          <w:rFonts w:ascii="Times New Roman" w:cs="Times New Roman" w:eastAsia="Times New Roman" w:hAnsi="Times New Roman"/>
+        </w:rPr>
+      </w:pPr>
+      <w:r>
+        <w:rPr>
+          <w:rFonts w:ascii="Courier New" w:cs="Times New Roman" w:eastAsia="Times New Roman" w:hAnsi="Courier New"/>
+          <w:sz w:val="18"/>
+        </w:rPr>
+        <w:t>LEFT JOIN chuyen_khoa ck         ON ck.ma_chuyen_khoa = bck.ma_chuyen_khoa</w:t>
+      </w:r>
+    </w:p>
+    <w:p>
+      <w:pPr>
+        <w:spacing w:after="0" w:line="240" w:lineRule="auto"/>
+        <w:ind w:left="567" w:firstLine="0"/>
+        <w:jc w:val="left"/>
+        <w:rPr>
+          <w:rFonts w:ascii="Times New Roman" w:cs="Times New Roman" w:eastAsia="Times New Roman" w:hAnsi="Times New Roman"/>
+        </w:rPr>
+      </w:pPr>
+      <w:r>
+        <w:rPr>
+          <w:rFonts w:ascii="Courier New" w:cs="Times New Roman" w:eastAsia="Times New Roman" w:hAnsi="Courier New"/>
+          <w:sz w:val="18"/>
+        </w:rPr>
+        <w:t>WHERE l.trang_thai IN ('HOAN_THANH', 'HUY', 'VANG_MAT')</w:t>
+      </w:r>
+    </w:p>
+    <w:p>
+      <w:pPr>
+        <w:spacing w:after="0" w:line="240" w:lineRule="auto"/>
+        <w:ind w:left="567" w:firstLine="0"/>
+        <w:jc w:val="left"/>
+        <w:rPr>
+          <w:rFonts w:ascii="Times New Roman" w:cs="Times New Roman" w:eastAsia="Times New Roman" w:hAnsi="Times New Roman"/>
+        </w:rPr>
+      </w:pPr>
+      <w:r>
+        <w:rPr>
+          <w:rFonts w:ascii="Courier New" w:cs="Times New Roman" w:eastAsia="Times New Roman" w:hAnsi="Courier New"/>
+          <w:sz w:val="18"/>
+        </w:rPr>
+        <w:t>GROUP BY nv.ma_nv, nv.ho_ten, ck.ten_chuyen_khoa</w:t>
+      </w:r>
+    </w:p>
+    <w:p>
+      <w:pPr>
+        <w:spacing w:after="0" w:line="240" w:lineRule="auto"/>
+        <w:ind w:left="567" w:firstLine="0"/>
+        <w:jc w:val="left"/>
+        <w:rPr>
+          <w:rFonts w:ascii="Times New Roman" w:cs="Times New Roman" w:eastAsia="Times New Roman" w:hAnsi="Times New Roman"/>
+        </w:rPr>
+      </w:pPr>
+      <w:r>
+        <w:rPr>
+          <w:rFonts w:ascii="Courier New" w:cs="Times New Roman" w:eastAsia="Times New Roman" w:hAnsi="Courier New"/>
+          <w:sz w:val="18"/>
+        </w:rPr>
+        <w:t>HAVING count(*) &gt;= 5</w:t>
+      </w:r>
+    </w:p>
+    <w:p>
+      <w:pPr>
+        <w:spacing w:after="0" w:line="240" w:lineRule="auto"/>
+        <w:ind w:left="567" w:firstLine="0"/>
+        <w:jc w:val="left"/>
+        <w:rPr>
+          <w:rFonts w:ascii="Times New Roman" w:cs="Times New Roman" w:eastAsia="Times New Roman" w:hAnsi="Times New Roman"/>
+        </w:rPr>
+      </w:pPr>
+      <w:r>
+        <w:rPr>
+          <w:rFonts w:ascii="Courier New" w:cs="Times New Roman" w:eastAsia="Times New Roman" w:hAnsi="Courier New"/>
+          <w:sz w:val="18"/>
+        </w:rPr>
+        <w:t>ORDER BY ty_le_huy_vang_pct DESC, so_lich_ket_thuc DESC, ma_bac_si;</w:t>
+      </w:r>
+    </w:p>
+    <w:p>
+      <w:pPr>
+        <w:spacing w:line="288" w:lineRule="auto" w:after="60"/>
+        <w:ind w:left="567" w:firstLine="0"/>
+        <w:jc w:val="both"/>
+        <w:rPr>
+          <w:rFonts w:ascii="Times New Roman" w:cs="Times New Roman" w:eastAsia="Times New Roman" w:hAnsi="Times New Roman"/>
+        </w:rPr>
+      </w:pPr>
+      <w:r>
+        <w:rPr>
+          <w:rFonts w:ascii="Times New Roman" w:cs="Times New Roman" w:eastAsia="Times New Roman" w:hAnsi="Times New Roman"/>
+        </w:rPr>
+        <w:t>(c) Kết quả mẫu: bổ sung khi có dữ liệu mẫu (T39).</w:t>
+      </w:r>
+    </w:p>
+    <w:p>
+      <w:pPr>
+        <w:spacing w:line="288" w:lineRule="auto" w:after="60"/>
+        <w:ind w:left="567" w:firstLine="0"/>
+        <w:jc w:val="both"/>
+        <w:rPr>
+          <w:rFonts w:ascii="Times New Roman" w:cs="Times New Roman" w:eastAsia="Times New Roman" w:hAnsi="Times New Roman"/>
+        </w:rPr>
+      </w:pPr>
+      <w:r>
+        <w:rPr>
+          <w:rFonts w:ascii="Times New Roman" w:cs="Times New Roman" w:eastAsia="Times New Roman" w:hAnsi="Times New Roman"/>
+        </w:rPr>
+        <w:t>(d) Cách hoạt động: Chỉ lấy lịch đã kết thúc. LEFT JOIN tới chuyên khoa để bác sĩ đa khoa vẫn có mặt (ghi "Đa khoa"); count(*) FILTER đếm riêng từng trạng thái trong một lần quét; HAVING bỏ bác sĩ có dưới 5 lịch để tỷ lệ có ý nghĩa.</w:t>
+      </w:r>
+    </w:p>
+    <w:p>
+      <w:pPr>
+        <w:keepNext/>
+        <w:spacing w:line="288" w:lineRule="auto" w:after="60"/>
+        <w:ind w:left="567" w:firstLine="0"/>
+        <w:jc w:val="both"/>
+        <w:rPr>
+          <w:rFonts w:ascii="Times New Roman" w:cs="Times New Roman" w:eastAsia="Times New Roman" w:hAnsi="Times New Roman"/>
+        </w:rPr>
+      </w:pPr>
+      <w:r>
+        <w:rPr>
+          <w:rFonts w:ascii="Times New Roman" w:cs="Times New Roman" w:eastAsia="Times New Roman" w:hAnsi="Times New Roman"/>
+          <w:b w:val="1"/>
+          <w:bCs w:val="1"/>
+        </w:rPr>
+        <w:t>Q06. Doanh thu theo chuyên khoa theo tháng, kèm tỷ trọng trong tháng</w:t>
+      </w:r>
+    </w:p>
+    <w:p>
+      <w:pPr>
+        <w:spacing w:line="288" w:lineRule="auto" w:after="60"/>
+        <w:ind w:left="567" w:firstLine="0"/>
+        <w:jc w:val="both"/>
+        <w:rPr>
+          <w:rFonts w:ascii="Times New Roman" w:cs="Times New Roman" w:eastAsia="Times New Roman" w:hAnsi="Times New Roman"/>
+        </w:rPr>
+      </w:pPr>
+      <w:r>
+        <w:rPr>
+          <w:rFonts w:ascii="Times New Roman" w:cs="Times New Roman" w:eastAsia="Times New Roman" w:hAnsi="Times New Roman"/>
+        </w:rPr>
+        <w:t>(a) Yêu cầu: Doanh thu từng chuyên khoa theo tháng và tỷ trọng của chuyên khoa trong doanh thu tháng.</w:t>
+      </w:r>
+    </w:p>
+    <w:p>
+      <w:pPr>
+        <w:spacing w:line="288" w:lineRule="auto" w:after="60"/>
+        <w:ind w:left="567" w:firstLine="0"/>
+        <w:jc w:val="both"/>
+        <w:rPr>
+          <w:rFonts w:ascii="Times New Roman" w:cs="Times New Roman" w:eastAsia="Times New Roman" w:hAnsi="Times New Roman"/>
+        </w:rPr>
+      </w:pPr>
+      <w:r>
+        <w:rPr>
+          <w:rFonts w:ascii="Times New Roman" w:cs="Times New Roman" w:eastAsia="Times New Roman" w:hAnsi="Times New Roman"/>
+        </w:rPr>
+        <w:t>(b) Câu lệnh:</w:t>
+      </w:r>
+    </w:p>
+    <w:p>
+      <w:pPr>
+        <w:spacing w:after="0" w:line="240" w:lineRule="auto"/>
+        <w:ind w:left="567" w:firstLine="0"/>
+        <w:jc w:val="left"/>
+        <w:rPr>
+          <w:rFonts w:ascii="Times New Roman" w:cs="Times New Roman" w:eastAsia="Times New Roman" w:hAnsi="Times New Roman"/>
+        </w:rPr>
+      </w:pPr>
+      <w:r>
+        <w:rPr>
+          <w:rFonts w:ascii="Courier New" w:cs="Times New Roman" w:eastAsia="Times New Roman" w:hAnsi="Courier New"/>
+          <w:sz w:val="18"/>
+        </w:rPr>
+        <w:t>SELECT to_char(date_trunc('month', l.thoi_gian_bd), 'YYYY-MM') AS thang,</w:t>
+      </w:r>
+    </w:p>
+    <w:p>
+      <w:pPr>
+        <w:spacing w:after="0" w:line="240" w:lineRule="auto"/>
+        <w:ind w:left="567" w:firstLine="0"/>
+        <w:jc w:val="left"/>
+        <w:rPr>
+          <w:rFonts w:ascii="Times New Roman" w:cs="Times New Roman" w:eastAsia="Times New Roman" w:hAnsi="Times New Roman"/>
+        </w:rPr>
+      </w:pPr>
+      <w:r>
+        <w:rPr>
+          <w:rFonts w:ascii="Courier New" w:cs="Times New Roman" w:eastAsia="Times New Roman" w:hAnsi="Courier New"/>
+          <w:sz w:val="18"/>
+        </w:rPr>
+        <w:t xml:space="preserve">       COALESCE(ck.ten_chuyen_khoa, 'Đa khoa')  AS chuyen_khoa,</w:t>
+      </w:r>
+    </w:p>
+    <w:p>
+      <w:pPr>
+        <w:spacing w:after="0" w:line="240" w:lineRule="auto"/>
+        <w:ind w:left="567" w:firstLine="0"/>
+        <w:jc w:val="left"/>
+        <w:rPr>
+          <w:rFonts w:ascii="Times New Roman" w:cs="Times New Roman" w:eastAsia="Times New Roman" w:hAnsi="Times New Roman"/>
+        </w:rPr>
+      </w:pPr>
+      <w:r>
+        <w:rPr>
+          <w:rFonts w:ascii="Courier New" w:cs="Times New Roman" w:eastAsia="Times New Roman" w:hAnsi="Courier New"/>
+          <w:sz w:val="18"/>
+        </w:rPr>
+        <w:t xml:space="preserve">       count(*)                                 AS so_luot_kham,</w:t>
+      </w:r>
+    </w:p>
+    <w:p>
+      <w:pPr>
+        <w:spacing w:after="0" w:line="240" w:lineRule="auto"/>
+        <w:ind w:left="567" w:firstLine="0"/>
+        <w:jc w:val="left"/>
+        <w:rPr>
+          <w:rFonts w:ascii="Times New Roman" w:cs="Times New Roman" w:eastAsia="Times New Roman" w:hAnsi="Times New Roman"/>
+        </w:rPr>
+      </w:pPr>
+      <w:r>
+        <w:rPr>
+          <w:rFonts w:ascii="Courier New" w:cs="Times New Roman" w:eastAsia="Times New Roman" w:hAnsi="Courier New"/>
+          <w:sz w:val="18"/>
+        </w:rPr>
+        <w:t xml:space="preserve">       sum(l.phi_kham)                          AS doanh_thu,</w:t>
+      </w:r>
+    </w:p>
+    <w:p>
+      <w:pPr>
+        <w:spacing w:after="0" w:line="240" w:lineRule="auto"/>
+        <w:ind w:left="567" w:firstLine="0"/>
+        <w:jc w:val="left"/>
+        <w:rPr>
+          <w:rFonts w:ascii="Times New Roman" w:cs="Times New Roman" w:eastAsia="Times New Roman" w:hAnsi="Times New Roman"/>
+        </w:rPr>
+      </w:pPr>
+      <w:r>
+        <w:rPr>
+          <w:rFonts w:ascii="Courier New" w:cs="Times New Roman" w:eastAsia="Times New Roman" w:hAnsi="Courier New"/>
+          <w:sz w:val="18"/>
+        </w:rPr>
+        <w:t xml:space="preserve">       round(100.0 * sum(l.phi_kham) / NULLIF(sum(sum(l.phi_kham))</w:t>
+      </w:r>
+    </w:p>
+    <w:p>
+      <w:pPr>
+        <w:spacing w:after="0" w:line="240" w:lineRule="auto"/>
+        <w:ind w:left="567" w:firstLine="0"/>
+        <w:jc w:val="left"/>
+        <w:rPr>
+          <w:rFonts w:ascii="Times New Roman" w:cs="Times New Roman" w:eastAsia="Times New Roman" w:hAnsi="Times New Roman"/>
+        </w:rPr>
+      </w:pPr>
+      <w:r>
+        <w:rPr>
+          <w:rFonts w:ascii="Courier New" w:cs="Times New Roman" w:eastAsia="Times New Roman" w:hAnsi="Courier New"/>
+          <w:sz w:val="18"/>
+        </w:rPr>
+        <w:t xml:space="preserve">             OVER (PARTITION BY date_trunc('month', l.thoi_gian_bd)), 0), 1)</w:t>
+      </w:r>
+    </w:p>
+    <w:p>
+      <w:pPr>
+        <w:spacing w:after="0" w:line="240" w:lineRule="auto"/>
+        <w:ind w:left="567" w:firstLine="0"/>
+        <w:jc w:val="left"/>
+        <w:rPr>
+          <w:rFonts w:ascii="Times New Roman" w:cs="Times New Roman" w:eastAsia="Times New Roman" w:hAnsi="Times New Roman"/>
+        </w:rPr>
+      </w:pPr>
+      <w:r>
+        <w:rPr>
+          <w:rFonts w:ascii="Courier New" w:cs="Times New Roman" w:eastAsia="Times New Roman" w:hAnsi="Courier New"/>
+          <w:sz w:val="18"/>
+        </w:rPr>
+        <w:t xml:space="preserve">                                                AS ty_trong_thang_pct</w:t>
+      </w:r>
+    </w:p>
+    <w:p>
+      <w:pPr>
+        <w:spacing w:after="0" w:line="240" w:lineRule="auto"/>
+        <w:ind w:left="567" w:firstLine="0"/>
+        <w:jc w:val="left"/>
+        <w:rPr>
+          <w:rFonts w:ascii="Times New Roman" w:cs="Times New Roman" w:eastAsia="Times New Roman" w:hAnsi="Times New Roman"/>
+        </w:rPr>
+      </w:pPr>
+      <w:r>
+        <w:rPr>
+          <w:rFonts w:ascii="Courier New" w:cs="Times New Roman" w:eastAsia="Times New Roman" w:hAnsi="Courier New"/>
+          <w:sz w:val="18"/>
+        </w:rPr>
+        <w:t>FROM lich_hen l</w:t>
+      </w:r>
+    </w:p>
+    <w:p>
+      <w:pPr>
+        <w:spacing w:after="0" w:line="240" w:lineRule="auto"/>
+        <w:ind w:left="567" w:firstLine="0"/>
+        <w:jc w:val="left"/>
+        <w:rPr>
+          <w:rFonts w:ascii="Times New Roman" w:cs="Times New Roman" w:eastAsia="Times New Roman" w:hAnsi="Times New Roman"/>
+        </w:rPr>
+      </w:pPr>
+      <w:r>
+        <w:rPr>
+          <w:rFonts w:ascii="Courier New" w:cs="Times New Roman" w:eastAsia="Times New Roman" w:hAnsi="Courier New"/>
+          <w:sz w:val="18"/>
+        </w:rPr>
+        <w:t>LEFT JOIN bac_si_chuyen_khoa bck ON bck.ma_bac_si = l.ma_bac_si</w:t>
+      </w:r>
+    </w:p>
+    <w:p>
+      <w:pPr>
+        <w:spacing w:after="0" w:line="240" w:lineRule="auto"/>
+        <w:ind w:left="567" w:firstLine="0"/>
+        <w:jc w:val="left"/>
+        <w:rPr>
+          <w:rFonts w:ascii="Times New Roman" w:cs="Times New Roman" w:eastAsia="Times New Roman" w:hAnsi="Times New Roman"/>
+        </w:rPr>
+      </w:pPr>
+      <w:r>
+        <w:rPr>
+          <w:rFonts w:ascii="Courier New" w:cs="Times New Roman" w:eastAsia="Times New Roman" w:hAnsi="Courier New"/>
+          <w:sz w:val="18"/>
+        </w:rPr>
+        <w:t>LEFT JOIN chuyen_khoa ck         ON ck.ma_chuyen_khoa = bck.ma_chuyen_khoa</w:t>
+      </w:r>
+    </w:p>
+    <w:p>
+      <w:pPr>
+        <w:spacing w:after="0" w:line="240" w:lineRule="auto"/>
+        <w:ind w:left="567" w:firstLine="0"/>
+        <w:jc w:val="left"/>
+        <w:rPr>
+          <w:rFonts w:ascii="Times New Roman" w:cs="Times New Roman" w:eastAsia="Times New Roman" w:hAnsi="Times New Roman"/>
+        </w:rPr>
+      </w:pPr>
+      <w:r>
+        <w:rPr>
+          <w:rFonts w:ascii="Courier New" w:cs="Times New Roman" w:eastAsia="Times New Roman" w:hAnsi="Courier New"/>
+          <w:sz w:val="18"/>
+        </w:rPr>
+        <w:t>WHERE l.trang_thai = 'HOAN_THANH'</w:t>
+      </w:r>
+    </w:p>
+    <w:p>
+      <w:pPr>
+        <w:spacing w:after="0" w:line="240" w:lineRule="auto"/>
+        <w:ind w:left="567" w:firstLine="0"/>
+        <w:jc w:val="left"/>
+        <w:rPr>
+          <w:rFonts w:ascii="Times New Roman" w:cs="Times New Roman" w:eastAsia="Times New Roman" w:hAnsi="Times New Roman"/>
+        </w:rPr>
+      </w:pPr>
+      <w:r>
+        <w:rPr>
+          <w:rFonts w:ascii="Courier New" w:cs="Times New Roman" w:eastAsia="Times New Roman" w:hAnsi="Courier New"/>
+          <w:sz w:val="18"/>
+        </w:rPr>
+        <w:t>GROUP BY date_trunc('month', l.thoi_gian_bd), ck.ten_chuyen_khoa</w:t>
+      </w:r>
+    </w:p>
+    <w:p>
+      <w:pPr>
+        <w:spacing w:after="0" w:line="240" w:lineRule="auto"/>
+        <w:ind w:left="567" w:firstLine="0"/>
+        <w:jc w:val="left"/>
+        <w:rPr>
+          <w:rFonts w:ascii="Times New Roman" w:cs="Times New Roman" w:eastAsia="Times New Roman" w:hAnsi="Times New Roman"/>
+        </w:rPr>
+      </w:pPr>
+      <w:r>
+        <w:rPr>
+          <w:rFonts w:ascii="Courier New" w:cs="Times New Roman" w:eastAsia="Times New Roman" w:hAnsi="Courier New"/>
+          <w:sz w:val="18"/>
+        </w:rPr>
+        <w:t>ORDER BY thang, doanh_thu DESC, chuyen_khoa;</w:t>
+      </w:r>
+    </w:p>
+    <w:p>
+      <w:pPr>
+        <w:spacing w:line="288" w:lineRule="auto" w:after="60"/>
+        <w:ind w:left="567" w:firstLine="0"/>
+        <w:jc w:val="both"/>
+        <w:rPr>
+          <w:rFonts w:ascii="Times New Roman" w:cs="Times New Roman" w:eastAsia="Times New Roman" w:hAnsi="Times New Roman"/>
+        </w:rPr>
+      </w:pPr>
+      <w:r>
+        <w:rPr>
+          <w:rFonts w:ascii="Times New Roman" w:cs="Times New Roman" w:eastAsia="Times New Roman" w:hAnsi="Times New Roman"/>
+        </w:rPr>
+        <w:t>(c) Kết quả mẫu: bổ sung khi có dữ liệu mẫu (T39).</w:t>
+      </w:r>
+    </w:p>
+    <w:p>
+      <w:pPr>
+        <w:spacing w:line="288" w:lineRule="auto" w:after="60"/>
+        <w:ind w:left="567" w:firstLine="0"/>
+        <w:jc w:val="both"/>
+        <w:rPr>
+          <w:rFonts w:ascii="Times New Roman" w:cs="Times New Roman" w:eastAsia="Times New Roman" w:hAnsi="Times New Roman"/>
+        </w:rPr>
+      </w:pPr>
+      <w:r>
+        <w:rPr>
+          <w:rFonts w:ascii="Times New Roman" w:cs="Times New Roman" w:eastAsia="Times New Roman" w:hAnsi="Times New Roman"/>
+        </w:rPr>
+        <w:t>(d) Cách hoạt động: Chỉ tính lịch HOAN_THANH; nhóm theo tháng (date_trunc) và chuyên khoa. Hàm cửa sổ sum(sum(phi_kham)) OVER (PARTITION BY tháng) tính tổng tháng trên kết quả đã nhóm, không cần truy vấn con; NULLIF tránh chia 0.</w:t>
+      </w:r>
+    </w:p>
+    <w:p>
+      <w:pPr>
+        <w:keepNext/>
+        <w:spacing w:line="288" w:lineRule="auto" w:after="60"/>
+        <w:ind w:left="567" w:firstLine="0"/>
+        <w:jc w:val="both"/>
+        <w:rPr>
+          <w:rFonts w:ascii="Times New Roman" w:cs="Times New Roman" w:eastAsia="Times New Roman" w:hAnsi="Times New Roman"/>
+        </w:rPr>
+      </w:pPr>
+      <w:r>
+        <w:rPr>
+          <w:rFonts w:ascii="Times New Roman" w:cs="Times New Roman" w:eastAsia="Times New Roman" w:hAnsi="Times New Roman"/>
+          <w:b w:val="1"/>
+          <w:bCs w:val="1"/>
+        </w:rPr>
+        <w:t>Q07. Bệnh nhân khám nhiều hơn 3 lần trong 6 tháng gần nhất, có tài khoản hay chưa</w:t>
+      </w:r>
+    </w:p>
+    <w:p>
+      <w:pPr>
+        <w:spacing w:line="288" w:lineRule="auto" w:after="60"/>
+        <w:ind w:left="567" w:firstLine="0"/>
+        <w:jc w:val="both"/>
+        <w:rPr>
+          <w:rFonts w:ascii="Times New Roman" w:cs="Times New Roman" w:eastAsia="Times New Roman" w:hAnsi="Times New Roman"/>
+        </w:rPr>
+      </w:pPr>
+      <w:r>
+        <w:rPr>
+          <w:rFonts w:ascii="Times New Roman" w:cs="Times New Roman" w:eastAsia="Times New Roman" w:hAnsi="Times New Roman"/>
+        </w:rPr>
+        <w:t>(a) Yêu cầu: Tìm bệnh nhân thường xuyên (khám hơn 3 lần trong 6 tháng) và cho biết đã có tài khoản chưa, để lễ tân mời tạo tài khoản xem lịch hẹn.</w:t>
+      </w:r>
+    </w:p>
+    <w:p>
+      <w:pPr>
+        <w:spacing w:line="288" w:lineRule="auto" w:after="60"/>
+        <w:ind w:left="567" w:firstLine="0"/>
+        <w:jc w:val="both"/>
+        <w:rPr>
+          <w:rFonts w:ascii="Times New Roman" w:cs="Times New Roman" w:eastAsia="Times New Roman" w:hAnsi="Times New Roman"/>
+        </w:rPr>
+      </w:pPr>
+      <w:r>
+        <w:rPr>
+          <w:rFonts w:ascii="Times New Roman" w:cs="Times New Roman" w:eastAsia="Times New Roman" w:hAnsi="Times New Roman"/>
+        </w:rPr>
+        <w:t>(b) Câu lệnh:</w:t>
+      </w:r>
+    </w:p>
+    <w:p>
+      <w:pPr>
+        <w:spacing w:after="0" w:line="240" w:lineRule="auto"/>
+        <w:ind w:left="567" w:firstLine="0"/>
+        <w:jc w:val="left"/>
+        <w:rPr>
+          <w:rFonts w:ascii="Times New Roman" w:cs="Times New Roman" w:eastAsia="Times New Roman" w:hAnsi="Times New Roman"/>
+        </w:rPr>
+      </w:pPr>
+      <w:r>
+        <w:rPr>
+          <w:rFonts w:ascii="Courier New" w:cs="Times New Roman" w:eastAsia="Times New Roman" w:hAnsi="Courier New"/>
+          <w:sz w:val="18"/>
+        </w:rPr>
+        <w:t>SELECT bn.ma_bn,</w:t>
+      </w:r>
+    </w:p>
+    <w:p>
+      <w:pPr>
+        <w:spacing w:after="0" w:line="240" w:lineRule="auto"/>
+        <w:ind w:left="567" w:firstLine="0"/>
+        <w:jc w:val="left"/>
+        <w:rPr>
+          <w:rFonts w:ascii="Times New Roman" w:cs="Times New Roman" w:eastAsia="Times New Roman" w:hAnsi="Times New Roman"/>
+        </w:rPr>
+      </w:pPr>
+      <w:r>
+        <w:rPr>
+          <w:rFonts w:ascii="Courier New" w:cs="Times New Roman" w:eastAsia="Times New Roman" w:hAnsi="Courier New"/>
+          <w:sz w:val="18"/>
+        </w:rPr>
+        <w:t xml:space="preserve">       bn.ho_ten,</w:t>
+      </w:r>
+    </w:p>
+    <w:p>
+      <w:pPr>
+        <w:spacing w:after="0" w:line="240" w:lineRule="auto"/>
+        <w:ind w:left="567" w:firstLine="0"/>
+        <w:jc w:val="left"/>
+        <w:rPr>
+          <w:rFonts w:ascii="Times New Roman" w:cs="Times New Roman" w:eastAsia="Times New Roman" w:hAnsi="Times New Roman"/>
+        </w:rPr>
+      </w:pPr>
+      <w:r>
+        <w:rPr>
+          <w:rFonts w:ascii="Courier New" w:cs="Times New Roman" w:eastAsia="Times New Roman" w:hAnsi="Courier New"/>
+          <w:sz w:val="18"/>
+        </w:rPr>
+        <w:t xml:space="preserve">       bn.sdt,</w:t>
+      </w:r>
+    </w:p>
+    <w:p>
+      <w:pPr>
+        <w:spacing w:after="0" w:line="240" w:lineRule="auto"/>
+        <w:ind w:left="567" w:firstLine="0"/>
+        <w:jc w:val="left"/>
+        <w:rPr>
+          <w:rFonts w:ascii="Times New Roman" w:cs="Times New Roman" w:eastAsia="Times New Roman" w:hAnsi="Times New Roman"/>
+        </w:rPr>
+      </w:pPr>
+      <w:r>
+        <w:rPr>
+          <w:rFonts w:ascii="Courier New" w:cs="Times New Roman" w:eastAsia="Times New Roman" w:hAnsi="Courier New"/>
+          <w:sz w:val="18"/>
+        </w:rPr>
+        <w:t xml:space="preserve">       k.so_lan_kham,</w:t>
+      </w:r>
+    </w:p>
+    <w:p>
+      <w:pPr>
+        <w:spacing w:after="0" w:line="240" w:lineRule="auto"/>
+        <w:ind w:left="567" w:firstLine="0"/>
+        <w:jc w:val="left"/>
+        <w:rPr>
+          <w:rFonts w:ascii="Times New Roman" w:cs="Times New Roman" w:eastAsia="Times New Roman" w:hAnsi="Times New Roman"/>
+        </w:rPr>
+      </w:pPr>
+      <w:r>
+        <w:rPr>
+          <w:rFonts w:ascii="Courier New" w:cs="Times New Roman" w:eastAsia="Times New Roman" w:hAnsi="Courier New"/>
+          <w:sz w:val="18"/>
+        </w:rPr>
+        <w:t xml:space="preserve">       k.lan_kham_gan_nhat,</w:t>
+      </w:r>
+    </w:p>
+    <w:p>
+      <w:pPr>
+        <w:spacing w:after="0" w:line="240" w:lineRule="auto"/>
+        <w:ind w:left="567" w:firstLine="0"/>
+        <w:jc w:val="left"/>
+        <w:rPr>
+          <w:rFonts w:ascii="Times New Roman" w:cs="Times New Roman" w:eastAsia="Times New Roman" w:hAnsi="Times New Roman"/>
+        </w:rPr>
+      </w:pPr>
+      <w:r>
+        <w:rPr>
+          <w:rFonts w:ascii="Courier New" w:cs="Times New Roman" w:eastAsia="Times New Roman" w:hAnsi="Courier New"/>
+          <w:sz w:val="18"/>
+        </w:rPr>
+        <w:t xml:space="preserve">       EXISTS (SELECT 1 FROM tai_khoan tk</w:t>
+      </w:r>
+    </w:p>
+    <w:p>
+      <w:pPr>
+        <w:spacing w:after="0" w:line="240" w:lineRule="auto"/>
+        <w:ind w:left="567" w:firstLine="0"/>
+        <w:jc w:val="left"/>
+        <w:rPr>
+          <w:rFonts w:ascii="Times New Roman" w:cs="Times New Roman" w:eastAsia="Times New Roman" w:hAnsi="Times New Roman"/>
+        </w:rPr>
+      </w:pPr>
+      <w:r>
+        <w:rPr>
+          <w:rFonts w:ascii="Courier New" w:cs="Times New Roman" w:eastAsia="Times New Roman" w:hAnsi="Courier New"/>
+          <w:sz w:val="18"/>
+        </w:rPr>
+        <w:t xml:space="preserve">               WHERE tk.ma_bn = bn.ma_bn) AS co_tai_khoan</w:t>
+      </w:r>
+    </w:p>
+    <w:p>
+      <w:pPr>
+        <w:spacing w:after="0" w:line="240" w:lineRule="auto"/>
+        <w:ind w:left="567" w:firstLine="0"/>
+        <w:jc w:val="left"/>
+        <w:rPr>
+          <w:rFonts w:ascii="Times New Roman" w:cs="Times New Roman" w:eastAsia="Times New Roman" w:hAnsi="Times New Roman"/>
+        </w:rPr>
+      </w:pPr>
+      <w:r>
+        <w:rPr>
+          <w:rFonts w:ascii="Courier New" w:cs="Times New Roman" w:eastAsia="Times New Roman" w:hAnsi="Courier New"/>
+          <w:sz w:val="18"/>
+        </w:rPr>
+        <w:t>FROM benh_nhan bn</w:t>
+      </w:r>
+    </w:p>
+    <w:p>
+      <w:pPr>
+        <w:spacing w:after="0" w:line="240" w:lineRule="auto"/>
+        <w:ind w:left="567" w:firstLine="0"/>
+        <w:jc w:val="left"/>
+        <w:rPr>
+          <w:rFonts w:ascii="Times New Roman" w:cs="Times New Roman" w:eastAsia="Times New Roman" w:hAnsi="Times New Roman"/>
+        </w:rPr>
+      </w:pPr>
+      <w:r>
+        <w:rPr>
+          <w:rFonts w:ascii="Courier New" w:cs="Times New Roman" w:eastAsia="Times New Roman" w:hAnsi="Courier New"/>
+          <w:sz w:val="18"/>
+        </w:rPr>
+        <w:t>JOIN (</w:t>
+      </w:r>
+    </w:p>
+    <w:p>
+      <w:pPr>
+        <w:spacing w:after="0" w:line="240" w:lineRule="auto"/>
+        <w:ind w:left="567" w:firstLine="0"/>
+        <w:jc w:val="left"/>
+        <w:rPr>
+          <w:rFonts w:ascii="Times New Roman" w:cs="Times New Roman" w:eastAsia="Times New Roman" w:hAnsi="Times New Roman"/>
+        </w:rPr>
+      </w:pPr>
+      <w:r>
+        <w:rPr>
+          <w:rFonts w:ascii="Courier New" w:cs="Times New Roman" w:eastAsia="Times New Roman" w:hAnsi="Courier New"/>
+          <w:sz w:val="18"/>
+        </w:rPr>
+        <w:t xml:space="preserve">    SELECT ma_bn,</w:t>
+      </w:r>
+    </w:p>
+    <w:p>
+      <w:pPr>
+        <w:spacing w:after="0" w:line="240" w:lineRule="auto"/>
+        <w:ind w:left="567" w:firstLine="0"/>
+        <w:jc w:val="left"/>
+        <w:rPr>
+          <w:rFonts w:ascii="Times New Roman" w:cs="Times New Roman" w:eastAsia="Times New Roman" w:hAnsi="Times New Roman"/>
+        </w:rPr>
+      </w:pPr>
+      <w:r>
+        <w:rPr>
+          <w:rFonts w:ascii="Courier New" w:cs="Times New Roman" w:eastAsia="Times New Roman" w:hAnsi="Courier New"/>
+          <w:sz w:val="18"/>
+        </w:rPr>
+        <w:t xml:space="preserve">           count(*)          AS so_lan_kham,</w:t>
+      </w:r>
+    </w:p>
+    <w:p>
+      <w:pPr>
+        <w:spacing w:after="0" w:line="240" w:lineRule="auto"/>
+        <w:ind w:left="567" w:firstLine="0"/>
+        <w:jc w:val="left"/>
+        <w:rPr>
+          <w:rFonts w:ascii="Times New Roman" w:cs="Times New Roman" w:eastAsia="Times New Roman" w:hAnsi="Times New Roman"/>
+        </w:rPr>
+      </w:pPr>
+      <w:r>
+        <w:rPr>
+          <w:rFonts w:ascii="Courier New" w:cs="Times New Roman" w:eastAsia="Times New Roman" w:hAnsi="Courier New"/>
+          <w:sz w:val="18"/>
+        </w:rPr>
+        <w:t xml:space="preserve">           max(thoi_gian_bd) AS lan_kham_gan_nhat</w:t>
+      </w:r>
+    </w:p>
+    <w:p>
+      <w:pPr>
+        <w:spacing w:after="0" w:line="240" w:lineRule="auto"/>
+        <w:ind w:left="567" w:firstLine="0"/>
+        <w:jc w:val="left"/>
+        <w:rPr>
+          <w:rFonts w:ascii="Times New Roman" w:cs="Times New Roman" w:eastAsia="Times New Roman" w:hAnsi="Times New Roman"/>
+        </w:rPr>
+      </w:pPr>
+      <w:r>
+        <w:rPr>
+          <w:rFonts w:ascii="Courier New" w:cs="Times New Roman" w:eastAsia="Times New Roman" w:hAnsi="Courier New"/>
+          <w:sz w:val="18"/>
+        </w:rPr>
+        <w:t xml:space="preserve">    FROM lich_hen</w:t>
+      </w:r>
+    </w:p>
+    <w:p>
+      <w:pPr>
+        <w:spacing w:after="0" w:line="240" w:lineRule="auto"/>
+        <w:ind w:left="567" w:firstLine="0"/>
+        <w:jc w:val="left"/>
+        <w:rPr>
+          <w:rFonts w:ascii="Times New Roman" w:cs="Times New Roman" w:eastAsia="Times New Roman" w:hAnsi="Times New Roman"/>
+        </w:rPr>
+      </w:pPr>
+      <w:r>
+        <w:rPr>
+          <w:rFonts w:ascii="Courier New" w:cs="Times New Roman" w:eastAsia="Times New Roman" w:hAnsi="Courier New"/>
+          <w:sz w:val="18"/>
+        </w:rPr>
+        <w:t xml:space="preserve">    WHERE trang_thai = 'HOAN_THANH'</w:t>
+      </w:r>
+    </w:p>
+    <w:p>
+      <w:pPr>
+        <w:spacing w:after="0" w:line="240" w:lineRule="auto"/>
+        <w:ind w:left="567" w:firstLine="0"/>
+        <w:jc w:val="left"/>
+        <w:rPr>
+          <w:rFonts w:ascii="Times New Roman" w:cs="Times New Roman" w:eastAsia="Times New Roman" w:hAnsi="Times New Roman"/>
+        </w:rPr>
+      </w:pPr>
+      <w:r>
+        <w:rPr>
+          <w:rFonts w:ascii="Courier New" w:cs="Times New Roman" w:eastAsia="Times New Roman" w:hAnsi="Courier New"/>
+          <w:sz w:val="18"/>
+        </w:rPr>
+        <w:t xml:space="preserve">      AND thoi_gian_bd &gt;= CURRENT_DATE - INTERVAL '6 months'</w:t>
+      </w:r>
+    </w:p>
+    <w:p>
+      <w:pPr>
+        <w:spacing w:after="0" w:line="240" w:lineRule="auto"/>
+        <w:ind w:left="567" w:firstLine="0"/>
+        <w:jc w:val="left"/>
+        <w:rPr>
+          <w:rFonts w:ascii="Times New Roman" w:cs="Times New Roman" w:eastAsia="Times New Roman" w:hAnsi="Times New Roman"/>
+        </w:rPr>
+      </w:pPr>
+      <w:r>
+        <w:rPr>
+          <w:rFonts w:ascii="Courier New" w:cs="Times New Roman" w:eastAsia="Times New Roman" w:hAnsi="Courier New"/>
+          <w:sz w:val="18"/>
+        </w:rPr>
+        <w:t xml:space="preserve">    GROUP BY ma_bn</w:t>
+      </w:r>
+    </w:p>
+    <w:p>
+      <w:pPr>
+        <w:spacing w:after="0" w:line="240" w:lineRule="auto"/>
+        <w:ind w:left="567" w:firstLine="0"/>
+        <w:jc w:val="left"/>
+        <w:rPr>
+          <w:rFonts w:ascii="Times New Roman" w:cs="Times New Roman" w:eastAsia="Times New Roman" w:hAnsi="Times New Roman"/>
+        </w:rPr>
+      </w:pPr>
+      <w:r>
+        <w:rPr>
+          <w:rFonts w:ascii="Courier New" w:cs="Times New Roman" w:eastAsia="Times New Roman" w:hAnsi="Courier New"/>
+          <w:sz w:val="18"/>
+        </w:rPr>
+        <w:t xml:space="preserve">    HAVING count(*) &gt; 3</w:t>
+      </w:r>
+    </w:p>
+    <w:p>
+      <w:pPr>
+        <w:spacing w:after="0" w:line="240" w:lineRule="auto"/>
+        <w:ind w:left="567" w:firstLine="0"/>
+        <w:jc w:val="left"/>
+        <w:rPr>
+          <w:rFonts w:ascii="Times New Roman" w:cs="Times New Roman" w:eastAsia="Times New Roman" w:hAnsi="Times New Roman"/>
+        </w:rPr>
+      </w:pPr>
+      <w:r>
+        <w:rPr>
+          <w:rFonts w:ascii="Courier New" w:cs="Times New Roman" w:eastAsia="Times New Roman" w:hAnsi="Courier New"/>
+          <w:sz w:val="18"/>
+        </w:rPr>
+        <w:t>) k ON k.ma_bn = bn.ma_bn</w:t>
+      </w:r>
+    </w:p>
+    <w:p>
+      <w:pPr>
+        <w:spacing w:after="0" w:line="240" w:lineRule="auto"/>
+        <w:ind w:left="567" w:firstLine="0"/>
+        <w:jc w:val="left"/>
+        <w:rPr>
+          <w:rFonts w:ascii="Times New Roman" w:cs="Times New Roman" w:eastAsia="Times New Roman" w:hAnsi="Times New Roman"/>
+        </w:rPr>
+      </w:pPr>
+      <w:r>
+        <w:rPr>
+          <w:rFonts w:ascii="Courier New" w:cs="Times New Roman" w:eastAsia="Times New Roman" w:hAnsi="Courier New"/>
+          <w:sz w:val="18"/>
+        </w:rPr>
+        <w:t>ORDER BY k.so_lan_kham DESC, bn.ho_ten;</w:t>
+      </w:r>
+    </w:p>
+    <w:p>
+      <w:pPr>
+        <w:spacing w:line="288" w:lineRule="auto" w:after="60"/>
+        <w:ind w:left="567" w:firstLine="0"/>
+        <w:jc w:val="both"/>
+        <w:rPr>
+          <w:rFonts w:ascii="Times New Roman" w:cs="Times New Roman" w:eastAsia="Times New Roman" w:hAnsi="Times New Roman"/>
+        </w:rPr>
+      </w:pPr>
+      <w:r>
+        <w:rPr>
+          <w:rFonts w:ascii="Times New Roman" w:cs="Times New Roman" w:eastAsia="Times New Roman" w:hAnsi="Times New Roman"/>
+        </w:rPr>
+        <w:t>(c) Kết quả mẫu: bổ sung khi có dữ liệu mẫu (T39).</w:t>
+      </w:r>
+    </w:p>
+    <w:p>
+      <w:pPr>
+        <w:spacing w:line="288" w:lineRule="auto" w:after="60"/>
+        <w:ind w:left="567" w:firstLine="0"/>
+        <w:jc w:val="both"/>
+        <w:rPr>
+          <w:rFonts w:ascii="Times New Roman" w:cs="Times New Roman" w:eastAsia="Times New Roman" w:hAnsi="Times New Roman"/>
+        </w:rPr>
+      </w:pPr>
+      <w:r>
+        <w:rPr>
+          <w:rFonts w:ascii="Times New Roman" w:cs="Times New Roman" w:eastAsia="Times New Roman" w:hAnsi="Times New Roman"/>
+        </w:rPr>
+        <w:t>(d) Cách hoạt động: Subquery trong FROM nhóm lịch HOAN_THANH 6 tháng theo bệnh nhân, HAVING count(*) &gt; 3; kết quả nối với benh_nhan. EXISTS tương quan kiểm tra tài khoản của từng bệnh nhân, dừng ngay khi gặp một dòng.</w:t>
+      </w:r>
+    </w:p>
+    <w:p>
+      <w:pPr>
+        <w:keepNext/>
+        <w:spacing w:line="288" w:lineRule="auto" w:after="60"/>
+        <w:ind w:left="567" w:firstLine="0"/>
+        <w:jc w:val="both"/>
+        <w:rPr>
+          <w:rFonts w:ascii="Times New Roman" w:cs="Times New Roman" w:eastAsia="Times New Roman" w:hAnsi="Times New Roman"/>
+        </w:rPr>
+      </w:pPr>
+      <w:r>
+        <w:rPr>
+          <w:rFonts w:ascii="Times New Roman" w:cs="Times New Roman" w:eastAsia="Times New Roman" w:hAnsi="Times New Roman"/>
+          <w:b w:val="1"/>
+          <w:bCs w:val="1"/>
+        </w:rPr>
+        <w:t>Q08. Khung giờ đông nhất và tỷ lệ tư vấn từ xa so với khám trực tiếp</w:t>
+      </w:r>
+    </w:p>
+    <w:p>
+      <w:pPr>
+        <w:spacing w:line="288" w:lineRule="auto" w:after="60"/>
+        <w:ind w:left="567" w:firstLine="0"/>
+        <w:jc w:val="both"/>
+        <w:rPr>
+          <w:rFonts w:ascii="Times New Roman" w:cs="Times New Roman" w:eastAsia="Times New Roman" w:hAnsi="Times New Roman"/>
+        </w:rPr>
+      </w:pPr>
+      <w:r>
+        <w:rPr>
+          <w:rFonts w:ascii="Times New Roman" w:cs="Times New Roman" w:eastAsia="Times New Roman" w:hAnsi="Times New Roman"/>
+        </w:rPr>
+        <w:t>(a) Yêu cầu: Khung giờ nào đông nhất và tỷ lệ tư vấn từ xa theo từng khung giờ, cùng tỷ lệ chung.</w:t>
+      </w:r>
+    </w:p>
+    <w:p>
+      <w:pPr>
+        <w:spacing w:line="288" w:lineRule="auto" w:after="60"/>
+        <w:ind w:left="567" w:firstLine="0"/>
+        <w:jc w:val="both"/>
+        <w:rPr>
+          <w:rFonts w:ascii="Times New Roman" w:cs="Times New Roman" w:eastAsia="Times New Roman" w:hAnsi="Times New Roman"/>
+        </w:rPr>
+      </w:pPr>
+      <w:r>
+        <w:rPr>
+          <w:rFonts w:ascii="Times New Roman" w:cs="Times New Roman" w:eastAsia="Times New Roman" w:hAnsi="Times New Roman"/>
+        </w:rPr>
+        <w:t>(b) Câu lệnh:</w:t>
+      </w:r>
+    </w:p>
+    <w:p>
+      <w:pPr>
+        <w:spacing w:after="0" w:line="240" w:lineRule="auto"/>
+        <w:ind w:left="567" w:firstLine="0"/>
+        <w:jc w:val="left"/>
+        <w:rPr>
+          <w:rFonts w:ascii="Times New Roman" w:cs="Times New Roman" w:eastAsia="Times New Roman" w:hAnsi="Times New Roman"/>
+        </w:rPr>
+      </w:pPr>
+      <w:r>
+        <w:rPr>
+          <w:rFonts w:ascii="Courier New" w:cs="Times New Roman" w:eastAsia="Times New Roman" w:hAnsi="Courier New"/>
+          <w:sz w:val="18"/>
+        </w:rPr>
+        <w:t>SELECT CASE WHEN GROUPING(gio) = 1 THEN 'Tổng'</w:t>
+      </w:r>
+    </w:p>
+    <w:p>
+      <w:pPr>
+        <w:spacing w:after="0" w:line="240" w:lineRule="auto"/>
+        <w:ind w:left="567" w:firstLine="0"/>
+        <w:jc w:val="left"/>
+        <w:rPr>
+          <w:rFonts w:ascii="Times New Roman" w:cs="Times New Roman" w:eastAsia="Times New Roman" w:hAnsi="Times New Roman"/>
+        </w:rPr>
+      </w:pPr>
+      <w:r>
+        <w:rPr>
+          <w:rFonts w:ascii="Courier New" w:cs="Times New Roman" w:eastAsia="Times New Roman" w:hAnsi="Courier New"/>
+          <w:sz w:val="18"/>
+        </w:rPr>
+        <w:t xml:space="preserve">            ELSE lpad(gio::text, 2, '0') || ':00–'</w:t>
+      </w:r>
+    </w:p>
+    <w:p>
+      <w:pPr>
+        <w:spacing w:after="0" w:line="240" w:lineRule="auto"/>
+        <w:ind w:left="567" w:firstLine="0"/>
+        <w:jc w:val="left"/>
+        <w:rPr>
+          <w:rFonts w:ascii="Times New Roman" w:cs="Times New Roman" w:eastAsia="Times New Roman" w:hAnsi="Times New Roman"/>
+        </w:rPr>
+      </w:pPr>
+      <w:r>
+        <w:rPr>
+          <w:rFonts w:ascii="Courier New" w:cs="Times New Roman" w:eastAsia="Times New Roman" w:hAnsi="Courier New"/>
+          <w:sz w:val="18"/>
+        </w:rPr>
+        <w:t xml:space="preserve">                 || lpad((gio + 1)::text, 2, '0') || ':00'</w:t>
+      </w:r>
+    </w:p>
+    <w:p>
+      <w:pPr>
+        <w:spacing w:after="0" w:line="240" w:lineRule="auto"/>
+        <w:ind w:left="567" w:firstLine="0"/>
+        <w:jc w:val="left"/>
+        <w:rPr>
+          <w:rFonts w:ascii="Times New Roman" w:cs="Times New Roman" w:eastAsia="Times New Roman" w:hAnsi="Times New Roman"/>
+        </w:rPr>
+      </w:pPr>
+      <w:r>
+        <w:rPr>
+          <w:rFonts w:ascii="Courier New" w:cs="Times New Roman" w:eastAsia="Times New Roman" w:hAnsi="Courier New"/>
+          <w:sz w:val="18"/>
+        </w:rPr>
+        <w:t xml:space="preserve">       END                                              AS khung_gio,</w:t>
+      </w:r>
+    </w:p>
+    <w:p>
+      <w:pPr>
+        <w:spacing w:after="0" w:line="240" w:lineRule="auto"/>
+        <w:ind w:left="567" w:firstLine="0"/>
+        <w:jc w:val="left"/>
+        <w:rPr>
+          <w:rFonts w:ascii="Times New Roman" w:cs="Times New Roman" w:eastAsia="Times New Roman" w:hAnsi="Times New Roman"/>
+        </w:rPr>
+      </w:pPr>
+      <w:r>
+        <w:rPr>
+          <w:rFonts w:ascii="Courier New" w:cs="Times New Roman" w:eastAsia="Times New Roman" w:hAnsi="Courier New"/>
+          <w:sz w:val="18"/>
+        </w:rPr>
+        <w:t xml:space="preserve">       count(*)                                         AS so_lich,</w:t>
+      </w:r>
+    </w:p>
+    <w:p>
+      <w:pPr>
+        <w:spacing w:after="0" w:line="240" w:lineRule="auto"/>
+        <w:ind w:left="567" w:firstLine="0"/>
+        <w:jc w:val="left"/>
+        <w:rPr>
+          <w:rFonts w:ascii="Times New Roman" w:cs="Times New Roman" w:eastAsia="Times New Roman" w:hAnsi="Times New Roman"/>
+        </w:rPr>
+      </w:pPr>
+      <w:r>
+        <w:rPr>
+          <w:rFonts w:ascii="Courier New" w:cs="Times New Roman" w:eastAsia="Times New Roman" w:hAnsi="Courier New"/>
+          <w:sz w:val="18"/>
+        </w:rPr>
+        <w:t xml:space="preserve">       count(*) FILTER (WHERE hinh_thuc = 'TRUC_TIEP')  AS truc_tiep,</w:t>
+      </w:r>
+    </w:p>
+    <w:p>
+      <w:pPr>
+        <w:spacing w:after="0" w:line="240" w:lineRule="auto"/>
+        <w:ind w:left="567" w:firstLine="0"/>
+        <w:jc w:val="left"/>
+        <w:rPr>
+          <w:rFonts w:ascii="Times New Roman" w:cs="Times New Roman" w:eastAsia="Times New Roman" w:hAnsi="Times New Roman"/>
+        </w:rPr>
+      </w:pPr>
+      <w:r>
+        <w:rPr>
+          <w:rFonts w:ascii="Courier New" w:cs="Times New Roman" w:eastAsia="Times New Roman" w:hAnsi="Courier New"/>
+          <w:sz w:val="18"/>
+        </w:rPr>
+        <w:t xml:space="preserve">       count(*) FILTER (WHERE hinh_thuc = 'TU_XA')      AS tu_xa,</w:t>
+      </w:r>
+    </w:p>
+    <w:p>
+      <w:pPr>
+        <w:spacing w:after="0" w:line="240" w:lineRule="auto"/>
+        <w:ind w:left="567" w:firstLine="0"/>
+        <w:jc w:val="left"/>
+        <w:rPr>
+          <w:rFonts w:ascii="Times New Roman" w:cs="Times New Roman" w:eastAsia="Times New Roman" w:hAnsi="Times New Roman"/>
+        </w:rPr>
+      </w:pPr>
+      <w:r>
+        <w:rPr>
+          <w:rFonts w:ascii="Courier New" w:cs="Times New Roman" w:eastAsia="Times New Roman" w:hAnsi="Courier New"/>
+          <w:sz w:val="18"/>
+        </w:rPr>
+        <w:t xml:space="preserve">       round(100.0 * count(*) FILTER (WHERE hinh_thuc = 'TU_XA')</w:t>
+      </w:r>
+    </w:p>
+    <w:p>
+      <w:pPr>
+        <w:spacing w:after="0" w:line="240" w:lineRule="auto"/>
+        <w:ind w:left="567" w:firstLine="0"/>
+        <w:jc w:val="left"/>
+        <w:rPr>
+          <w:rFonts w:ascii="Times New Roman" w:cs="Times New Roman" w:eastAsia="Times New Roman" w:hAnsi="Times New Roman"/>
+        </w:rPr>
+      </w:pPr>
+      <w:r>
+        <w:rPr>
+          <w:rFonts w:ascii="Courier New" w:cs="Times New Roman" w:eastAsia="Times New Roman" w:hAnsi="Courier New"/>
+          <w:sz w:val="18"/>
+        </w:rPr>
+        <w:t xml:space="preserve">             / count(*), 1)                             AS ty_le_tu_xa_pct,</w:t>
+      </w:r>
+    </w:p>
+    <w:p>
+      <w:pPr>
+        <w:spacing w:after="0" w:line="240" w:lineRule="auto"/>
+        <w:ind w:left="567" w:firstLine="0"/>
+        <w:jc w:val="left"/>
+        <w:rPr>
+          <w:rFonts w:ascii="Times New Roman" w:cs="Times New Roman" w:eastAsia="Times New Roman" w:hAnsi="Times New Roman"/>
+        </w:rPr>
+      </w:pPr>
+      <w:r>
+        <w:rPr>
+          <w:rFonts w:ascii="Courier New" w:cs="Times New Roman" w:eastAsia="Times New Roman" w:hAnsi="Courier New"/>
+          <w:sz w:val="18"/>
+        </w:rPr>
+        <w:t xml:space="preserve">       CASE WHEN GROUPING(gio) = 0</w:t>
+      </w:r>
+    </w:p>
+    <w:p>
+      <w:pPr>
+        <w:spacing w:after="0" w:line="240" w:lineRule="auto"/>
+        <w:ind w:left="567" w:firstLine="0"/>
+        <w:jc w:val="left"/>
+        <w:rPr>
+          <w:rFonts w:ascii="Times New Roman" w:cs="Times New Roman" w:eastAsia="Times New Roman" w:hAnsi="Times New Roman"/>
+        </w:rPr>
+      </w:pPr>
+      <w:r>
+        <w:rPr>
+          <w:rFonts w:ascii="Courier New" w:cs="Times New Roman" w:eastAsia="Times New Roman" w:hAnsi="Courier New"/>
+          <w:sz w:val="18"/>
+        </w:rPr>
+        <w:t xml:space="preserve">            THEN rank() OVER (PARTITION BY GROUPING(gio) ORDER BY count(*) DESC)</w:t>
+      </w:r>
+    </w:p>
+    <w:p>
+      <w:pPr>
+        <w:spacing w:after="0" w:line="240" w:lineRule="auto"/>
+        <w:ind w:left="567" w:firstLine="0"/>
+        <w:jc w:val="left"/>
+        <w:rPr>
+          <w:rFonts w:ascii="Times New Roman" w:cs="Times New Roman" w:eastAsia="Times New Roman" w:hAnsi="Times New Roman"/>
+        </w:rPr>
+      </w:pPr>
+      <w:r>
+        <w:rPr>
+          <w:rFonts w:ascii="Courier New" w:cs="Times New Roman" w:eastAsia="Times New Roman" w:hAnsi="Courier New"/>
+          <w:sz w:val="18"/>
+        </w:rPr>
+        <w:t xml:space="preserve">       END                                              AS hang_dong</w:t>
+      </w:r>
+    </w:p>
+    <w:p>
+      <w:pPr>
+        <w:spacing w:after="0" w:line="240" w:lineRule="auto"/>
+        <w:ind w:left="567" w:firstLine="0"/>
+        <w:jc w:val="left"/>
+        <w:rPr>
+          <w:rFonts w:ascii="Times New Roman" w:cs="Times New Roman" w:eastAsia="Times New Roman" w:hAnsi="Times New Roman"/>
+        </w:rPr>
+      </w:pPr>
+      <w:r>
+        <w:rPr>
+          <w:rFonts w:ascii="Courier New" w:cs="Times New Roman" w:eastAsia="Times New Roman" w:hAnsi="Courier New"/>
+          <w:sz w:val="18"/>
+        </w:rPr>
+        <w:t>FROM (</w:t>
+      </w:r>
+    </w:p>
+    <w:p>
+      <w:pPr>
+        <w:spacing w:after="0" w:line="240" w:lineRule="auto"/>
+        <w:ind w:left="567" w:firstLine="0"/>
+        <w:jc w:val="left"/>
+        <w:rPr>
+          <w:rFonts w:ascii="Times New Roman" w:cs="Times New Roman" w:eastAsia="Times New Roman" w:hAnsi="Times New Roman"/>
+        </w:rPr>
+      </w:pPr>
+      <w:r>
+        <w:rPr>
+          <w:rFonts w:ascii="Courier New" w:cs="Times New Roman" w:eastAsia="Times New Roman" w:hAnsi="Courier New"/>
+          <w:sz w:val="18"/>
+        </w:rPr>
+        <w:t xml:space="preserve">    SELECT extract(hour FROM thoi_gian_bd)::int AS gio, hinh_thuc</w:t>
+      </w:r>
+    </w:p>
+    <w:p>
+      <w:pPr>
+        <w:spacing w:after="0" w:line="240" w:lineRule="auto"/>
+        <w:ind w:left="567" w:firstLine="0"/>
+        <w:jc w:val="left"/>
+        <w:rPr>
+          <w:rFonts w:ascii="Times New Roman" w:cs="Times New Roman" w:eastAsia="Times New Roman" w:hAnsi="Times New Roman"/>
+        </w:rPr>
+      </w:pPr>
+      <w:r>
+        <w:rPr>
+          <w:rFonts w:ascii="Courier New" w:cs="Times New Roman" w:eastAsia="Times New Roman" w:hAnsi="Courier New"/>
+          <w:sz w:val="18"/>
+        </w:rPr>
+        <w:t xml:space="preserve">    FROM lich_hen</w:t>
+      </w:r>
+    </w:p>
+    <w:p>
+      <w:pPr>
+        <w:spacing w:after="0" w:line="240" w:lineRule="auto"/>
+        <w:ind w:left="567" w:firstLine="0"/>
+        <w:jc w:val="left"/>
+        <w:rPr>
+          <w:rFonts w:ascii="Times New Roman" w:cs="Times New Roman" w:eastAsia="Times New Roman" w:hAnsi="Times New Roman"/>
+        </w:rPr>
+      </w:pPr>
+      <w:r>
+        <w:rPr>
+          <w:rFonts w:ascii="Courier New" w:cs="Times New Roman" w:eastAsia="Times New Roman" w:hAnsi="Courier New"/>
+          <w:sz w:val="18"/>
+        </w:rPr>
+        <w:t xml:space="preserve">    WHERE trang_thai &lt;&gt; 'HUY'</w:t>
+      </w:r>
+    </w:p>
+    <w:p>
+      <w:pPr>
+        <w:spacing w:after="0" w:line="240" w:lineRule="auto"/>
+        <w:ind w:left="567" w:firstLine="0"/>
+        <w:jc w:val="left"/>
+        <w:rPr>
+          <w:rFonts w:ascii="Times New Roman" w:cs="Times New Roman" w:eastAsia="Times New Roman" w:hAnsi="Times New Roman"/>
+        </w:rPr>
+      </w:pPr>
+      <w:r>
+        <w:rPr>
+          <w:rFonts w:ascii="Courier New" w:cs="Times New Roman" w:eastAsia="Times New Roman" w:hAnsi="Courier New"/>
+          <w:sz w:val="18"/>
+        </w:rPr>
+        <w:t>) l</w:t>
+      </w:r>
+    </w:p>
+    <w:p>
+      <w:pPr>
+        <w:spacing w:after="0" w:line="240" w:lineRule="auto"/>
+        <w:ind w:left="567" w:firstLine="0"/>
+        <w:jc w:val="left"/>
+        <w:rPr>
+          <w:rFonts w:ascii="Times New Roman" w:cs="Times New Roman" w:eastAsia="Times New Roman" w:hAnsi="Times New Roman"/>
+        </w:rPr>
+      </w:pPr>
+      <w:r>
+        <w:rPr>
+          <w:rFonts w:ascii="Courier New" w:cs="Times New Roman" w:eastAsia="Times New Roman" w:hAnsi="Courier New"/>
+          <w:sz w:val="18"/>
+        </w:rPr>
+        <w:t>GROUP BY ROLLUP (gio)</w:t>
+      </w:r>
+    </w:p>
+    <w:p>
+      <w:pPr>
+        <w:spacing w:after="0" w:line="240" w:lineRule="auto"/>
+        <w:ind w:left="567" w:firstLine="0"/>
+        <w:jc w:val="left"/>
+        <w:rPr>
+          <w:rFonts w:ascii="Times New Roman" w:cs="Times New Roman" w:eastAsia="Times New Roman" w:hAnsi="Times New Roman"/>
+        </w:rPr>
+      </w:pPr>
+      <w:r>
+        <w:rPr>
+          <w:rFonts w:ascii="Courier New" w:cs="Times New Roman" w:eastAsia="Times New Roman" w:hAnsi="Courier New"/>
+          <w:sz w:val="18"/>
+        </w:rPr>
+        <w:t>ORDER BY GROUPING(gio), gio;</w:t>
+      </w:r>
+    </w:p>
+    <w:p>
+      <w:pPr>
+        <w:spacing w:line="288" w:lineRule="auto" w:after="60"/>
+        <w:ind w:left="567" w:firstLine="0"/>
+        <w:jc w:val="both"/>
+        <w:rPr>
+          <w:rFonts w:ascii="Times New Roman" w:cs="Times New Roman" w:eastAsia="Times New Roman" w:hAnsi="Times New Roman"/>
+        </w:rPr>
+      </w:pPr>
+      <w:r>
+        <w:rPr>
+          <w:rFonts w:ascii="Times New Roman" w:cs="Times New Roman" w:eastAsia="Times New Roman" w:hAnsi="Times New Roman"/>
+        </w:rPr>
+        <w:t>(c) Kết quả mẫu: bổ sung khi có dữ liệu mẫu (T39).</w:t>
+      </w:r>
+    </w:p>
+    <w:p>
+      <w:pPr>
+        <w:spacing w:line="288" w:lineRule="auto" w:after="60"/>
+        <w:ind w:left="567" w:firstLine="0"/>
+        <w:jc w:val="both"/>
+        <w:rPr>
+          <w:rFonts w:ascii="Times New Roman" w:cs="Times New Roman" w:eastAsia="Times New Roman" w:hAnsi="Times New Roman"/>
+        </w:rPr>
+      </w:pPr>
+      <w:r>
+        <w:rPr>
+          <w:rFonts w:ascii="Times New Roman" w:cs="Times New Roman" w:eastAsia="Times New Roman" w:hAnsi="Times New Roman"/>
+        </w:rPr>
+        <w:t>(d) Cách hoạt động: Subquery tách giờ bắt đầu; GROUP BY ROLLUP thêm dòng tổng, GROUPING() phân biệt dòng tổng; FILTER đếm theo hình thức; RANK() OVER chỉ xếp hạng các dòng khung giờ. Lịch hủy không tính, lịch vắng mặt vẫn tính vì đã chiếm giờ.</w:t>
+      </w:r>
+    </w:p>
+    <w:p>
+      <w:pPr>
+        <w:spacing w:line="288" w:lineRule="auto" w:after="60"/>
+        <w:ind w:left="567" w:firstLine="0"/>
+        <w:jc w:val="both"/>
+        <w:rPr>
+          <w:rFonts w:ascii="Times New Roman" w:cs="Times New Roman" w:eastAsia="Times New Roman" w:hAnsi="Times New Roman"/>
+        </w:rPr>
+      </w:pPr>
+      <w:r>
+        <w:rPr>
+          <w:rFonts w:ascii="Times New Roman" w:cs="Times New Roman" w:eastAsia="Times New Roman" w:hAnsi="Times New Roman"/>
+        </w:rPr>
+        <w:t>Bốn truy vấn đã chạy trên khoảng 600 lịch hẹn thử (đi qua đủ ràng buộc, trigger) và đối chiếu với một bản tính độc lập trên dữ liệu thô: kết quả khớp, kể cả các bệnh nhân sát mốc 3 lần, 6 tháng của Q07.</w:t>
       </w:r>
     </w:p>
     <w:p>
@@ -32038,7 +34893,7 @@
     </w:tbl>
     <w:p>
       <w:pPr>
-        <w:spacing w:line="288" w:lineRule="auto" w:after="60"/>
+        <w:spacing w:line="288" w:lineRule="auto" w:after="60" w:before="120"/>
         <w:rPr>
           <w:rFonts w:ascii="Times New Roman" w:cs="Times New Roman" w:eastAsia="Times New Roman" w:hAnsi="Times New Roman"/>
         </w:rPr>
@@ -32242,11 +35097,11 @@
         </w:tblCellMar>
       </w:tblPr>
       <w:tblGrid>
-        <w:gridCol w:w="824"/>
-        <w:gridCol w:w="1007"/>
-        <w:gridCol w:w="3296"/>
-        <w:gridCol w:w="2014"/>
-        <w:gridCol w:w="1649"/>
+        <w:gridCol w:w="750"/>
+        <w:gridCol w:w="950"/>
+        <w:gridCol w:w="3100"/>
+        <w:gridCol w:w="1400"/>
+        <w:gridCol w:w="2590"/>
       </w:tblGrid>
       <w:tr>
         <w:trPr>
@@ -32255,7 +35110,7 @@
         </w:trPr>
         <w:tc>
           <w:tcPr>
-            <w:tcW w:w="824" w:type="dxa"/>
+            <w:tcW w:w="750" w:type="dxa"/>
             <w:shd w:val="clear" w:color="auto" w:fill="D9E2F3"/>
           </w:tcPr>
           <w:p>
@@ -32284,7 +35139,7 @@
         </w:tc>
         <w:tc>
           <w:tcPr>
-            <w:tcW w:w="1007" w:type="dxa"/>
+            <w:tcW w:w="950" w:type="dxa"/>
             <w:shd w:val="clear" w:color="auto" w:fill="D9E2F3"/>
           </w:tcPr>
           <w:p>
@@ -32313,7 +35168,7 @@
         </w:tc>
         <w:tc>
           <w:tcPr>
-            <w:tcW w:w="3296" w:type="dxa"/>
+            <w:tcW w:w="3100" w:type="dxa"/>
             <w:shd w:val="clear" w:color="auto" w:fill="D9E2F3"/>
           </w:tcPr>
           <w:p>
@@ -32342,7 +35197,7 @@
         </w:tc>
         <w:tc>
           <w:tcPr>
-            <w:tcW w:w="2014" w:type="dxa"/>
+            <w:tcW w:w="1400" w:type="dxa"/>
             <w:shd w:val="clear" w:color="auto" w:fill="D9E2F3"/>
           </w:tcPr>
           <w:p>
@@ -32371,7 +35226,7 @@
         </w:tc>
         <w:tc>
           <w:tcPr>
-            <w:tcW w:w="1649" w:type="dxa"/>
+            <w:tcW w:w="2590" w:type="dxa"/>
             <w:shd w:val="clear" w:color="auto" w:fill="D9E2F3"/>
           </w:tcPr>
           <w:p>
@@ -32405,141 +35260,122 @@
         </w:trPr>
         <w:tc>
           <w:tcPr>
-            <w:tcW w:w="824" w:type="dxa"/>
-          </w:tcPr>
-          <w:p>
-            <w:pPr>
-              <w:spacing w:before="20" w:after="20"/>
-              <w:jc w:val="left"/>
-              <w:rPr>
-                <w:rFonts w:ascii="Times New Roman" w:cs="Times New Roman" w:eastAsia="Times New Roman" w:hAnsi="Times New Roman"/>
-                <w:i w:val="1"/>
-                <w:iCs w:val="1"/>
-                <w:color w:val="7F7F7F"/>
-                <w:sz w:val="22"/>
-                <w:szCs w:val="22"/>
-              </w:rPr>
-            </w:pPr>
-            <w:r>
-              <w:rPr>
-                <w:rFonts w:ascii="Times New Roman" w:cs="Times New Roman" w:eastAsia="Times New Roman" w:hAnsi="Times New Roman"/>
-                <w:i w:val="1"/>
-                <w:iCs w:val="1"/>
-                <w:color w:val="7F7F7F"/>
-                <w:sz w:val="22"/>
-                <w:szCs w:val="22"/>
-              </w:rPr>
-              <w:t xml:space="preserve">TC-01</w:t>
-            </w:r>
-          </w:p>
-        </w:tc>
-        <w:tc>
-          <w:tcPr>
-            <w:tcW w:w="1007" w:type="dxa"/>
-          </w:tcPr>
-          <w:p>
-            <w:pPr>
-              <w:spacing w:before="20" w:after="20"/>
-              <w:jc w:val="left"/>
-              <w:rPr>
-                <w:rFonts w:ascii="Times New Roman" w:cs="Times New Roman" w:eastAsia="Times New Roman" w:hAnsi="Times New Roman"/>
-                <w:i w:val="1"/>
-                <w:iCs w:val="1"/>
-                <w:color w:val="7F7F7F"/>
-                <w:sz w:val="22"/>
-                <w:szCs w:val="22"/>
-              </w:rPr>
-            </w:pPr>
-            <w:r>
-              <w:rPr>
-                <w:rFonts w:ascii="Times New Roman" w:cs="Times New Roman" w:eastAsia="Times New Roman" w:hAnsi="Times New Roman"/>
-                <w:i w:val="1"/>
-                <w:iCs w:val="1"/>
-                <w:color w:val="7F7F7F"/>
-                <w:sz w:val="22"/>
-                <w:szCs w:val="22"/>
-              </w:rPr>
-              <w:t xml:space="preserve">BR-B02</w:t>
-            </w:r>
-          </w:p>
-        </w:tc>
-        <w:tc>
-          <w:tcPr>
-            <w:tcW w:w="3296" w:type="dxa"/>
-          </w:tcPr>
-          <w:p>
-            <w:pPr>
-              <w:spacing w:before="20" w:after="20"/>
-              <w:jc w:val="left"/>
-              <w:rPr>
-                <w:rFonts w:ascii="Times New Roman" w:cs="Times New Roman" w:eastAsia="Times New Roman" w:hAnsi="Times New Roman"/>
-                <w:i w:val="1"/>
-                <w:iCs w:val="1"/>
-                <w:color w:val="7F7F7F"/>
-                <w:sz w:val="22"/>
-                <w:szCs w:val="22"/>
-              </w:rPr>
-            </w:pPr>
-            <w:r>
-              <w:rPr>
-                <w:rFonts w:ascii="Times New Roman" w:cs="Times New Roman" w:eastAsia="Times New Roman" w:hAnsi="Times New Roman"/>
-                <w:i w:val="1"/>
-                <w:iCs w:val="1"/>
-                <w:color w:val="7F7F7F"/>
-                <w:sz w:val="22"/>
-                <w:szCs w:val="22"/>
-              </w:rPr>
-              <w:t xml:space="preserve">INSERT lịch hẹn trùng giờ với lịch đã có của cùng bác sĩ</w:t>
-            </w:r>
-          </w:p>
-        </w:tc>
-        <w:tc>
-          <w:tcPr>
-            <w:tcW w:w="2014" w:type="dxa"/>
-          </w:tcPr>
-          <w:p>
-            <w:pPr>
-              <w:spacing w:before="20" w:after="20"/>
-              <w:jc w:val="left"/>
-              <w:rPr>
-                <w:rFonts w:ascii="Times New Roman" w:cs="Times New Roman" w:eastAsia="Times New Roman" w:hAnsi="Times New Roman"/>
-                <w:i w:val="1"/>
-                <w:iCs w:val="1"/>
-                <w:color w:val="7F7F7F"/>
-                <w:sz w:val="22"/>
-                <w:szCs w:val="22"/>
-              </w:rPr>
-            </w:pPr>
-            <w:r>
-              <w:rPr>
-                <w:rFonts w:ascii="Times New Roman" w:cs="Times New Roman" w:eastAsia="Times New Roman" w:hAnsi="Times New Roman"/>
-                <w:i w:val="1"/>
-                <w:iCs w:val="1"/>
-                <w:color w:val="7F7F7F"/>
-                <w:sz w:val="22"/>
-                <w:szCs w:val="22"/>
-              </w:rPr>
-              <w:t xml:space="preserve">Bị từ chối, thông báo lỗi trigger</w:t>
-            </w:r>
-          </w:p>
-        </w:tc>
-        <w:tc>
-          <w:tcPr>
-            <w:tcW w:w="1649" w:type="dxa"/>
-          </w:tcPr>
-          <w:p>
-            <w:pPr>
-              <w:spacing w:before="20" w:after="20"/>
-              <w:jc w:val="left"/>
-              <w:rPr>
-                <w:rFonts w:ascii="Times New Roman" w:cs="Times New Roman" w:eastAsia="Times New Roman" w:hAnsi="Times New Roman"/>
-                <w:i w:val="1"/>
-                <w:iCs w:val="1"/>
-                <w:color w:val="7F7F7F"/>
-                <w:sz w:val="22"/>
-                <w:szCs w:val="22"/>
-              </w:rPr>
-            </w:pPr>
+            <w:tcW w:w="750" w:type="dxa"/>
+          </w:tcPr>
+          <w:p>
+            <w:pPr>
+              <w:spacing w:before="20" w:after="20"/>
+              <w:jc w:val="left"/>
+              <w:rPr>
+                <w:rFonts w:ascii="Times New Roman" w:cs="Times New Roman" w:eastAsia="Times New Roman" w:hAnsi="Times New Roman"/>
+                <w:sz w:val="22"/>
+                <w:szCs w:val="22"/>
+              </w:rPr>
+            </w:pPr>
+            <w:r>
+              <w:rPr>
+                <w:rFonts w:ascii="Times New Roman" w:cs="Times New Roman" w:eastAsia="Times New Roman" w:hAnsi="Times New Roman"/>
+                <w:sz w:val="22"/>
+                <w:szCs w:val="22"/>
+              </w:rPr>
+              <w:t>TB01</w:t>
+            </w:r>
+          </w:p>
+        </w:tc>
+        <w:tc>
+          <w:tcPr>
+            <w:tcW w:w="950" w:type="dxa"/>
+          </w:tcPr>
+          <w:p>
+            <w:pPr>
+              <w:spacing w:before="20" w:after="20"/>
+              <w:jc w:val="left"/>
+              <w:rPr>
+                <w:rFonts w:ascii="Times New Roman" w:cs="Times New Roman" w:eastAsia="Times New Roman" w:hAnsi="Times New Roman"/>
+                <w:sz w:val="22"/>
+                <w:szCs w:val="22"/>
+              </w:rPr>
+            </w:pPr>
+            <w:r>
+              <w:rPr>
+                <w:rFonts w:ascii="Times New Roman" w:cs="Times New Roman" w:eastAsia="Times New Roman" w:hAnsi="Times New Roman"/>
+                <w:sz w:val="22"/>
+                <w:szCs w:val="22"/>
+              </w:rPr>
+              <w:t>BR-B01</w:t>
+            </w:r>
+          </w:p>
+        </w:tc>
+        <w:tc>
+          <w:tcPr>
+            <w:tcW w:w="3100" w:type="dxa"/>
+          </w:tcPr>
+          <w:p>
+            <w:pPr>
+              <w:spacing w:before="20" w:after="20"/>
+              <w:jc w:val="left"/>
+              <w:rPr>
+                <w:rFonts w:ascii="Times New Roman" w:cs="Times New Roman" w:eastAsia="Times New Roman" w:hAnsi="Times New Roman"/>
+                <w:sz w:val="22"/>
+                <w:szCs w:val="22"/>
+              </w:rPr>
+            </w:pPr>
+            <w:r>
+              <w:rPr>
+                <w:rFonts w:ascii="Times New Roman" w:cs="Times New Roman" w:eastAsia="Times New Roman" w:hAnsi="Times New Roman"/>
+                <w:sz w:val="22"/>
+                <w:szCs w:val="22"/>
+              </w:rPr>
+              <w:t>INSERT lịch hẹn 18:00 khi ca của bác sĩ là 07:00–11:00</w:t>
+            </w:r>
+          </w:p>
+        </w:tc>
+        <w:tc>
+          <w:tcPr>
+            <w:tcW w:w="1400" w:type="dxa"/>
+          </w:tcPr>
+          <w:p>
+            <w:pPr>
+              <w:spacing w:before="20" w:after="20"/>
+              <w:jc w:val="left"/>
+              <w:rPr>
+                <w:rFonts w:ascii="Times New Roman" w:cs="Times New Roman" w:eastAsia="Times New Roman" w:hAnsi="Times New Roman"/>
+                <w:sz w:val="22"/>
+                <w:szCs w:val="22"/>
+              </w:rPr>
+            </w:pPr>
+            <w:r>
+              <w:rPr>
+                <w:rFonts w:ascii="Times New Roman" w:cs="Times New Roman" w:eastAsia="Times New Roman" w:hAnsi="Times New Roman"/>
+                <w:sz w:val="22"/>
+                <w:szCs w:val="22"/>
+              </w:rPr>
+              <w:t>Bị từ chối</w:t>
+            </w:r>
+          </w:p>
+        </w:tc>
+        <w:tc>
+          <w:tcPr>
+            <w:tcW w:w="2590" w:type="dxa"/>
+          </w:tcPr>
+          <w:p>
+            <w:pPr>
+              <w:spacing w:before="20" w:after="20"/>
+              <w:jc w:val="left"/>
+              <w:rPr>
+                <w:rFonts w:ascii="Times New Roman" w:cs="Times New Roman" w:eastAsia="Times New Roman" w:hAnsi="Times New Roman"/>
+                <w:sz w:val="22"/>
+                <w:szCs w:val="22"/>
+              </w:rPr>
+            </w:pPr>
+            <w:r>
+              <w:rPr>
+                <w:rFonts w:ascii="Times New Roman" w:cs="Times New Roman" w:eastAsia="Times New Roman" w:hAnsi="Times New Roman"/>
+                <w:sz w:val="22"/>
+                <w:szCs w:val="22"/>
+              </w:rPr>
+              <w:t>BR-B01: lịch hẹn phải nằm trọn trong một ca còn hiệu lực – ĐẠT</w:t>
+            </w:r>
           </w:p>
         </w:tc>
       </w:tr>
@@ -32549,106 +35385,122 @@
         </w:trPr>
         <w:tc>
           <w:tcPr>
-            <w:tcW w:w="824" w:type="dxa"/>
-          </w:tcPr>
-          <w:p>
-            <w:pPr>
-              <w:spacing w:before="20" w:after="20"/>
-              <w:jc w:val="left"/>
-              <w:rPr>
-                <w:rFonts w:ascii="Times New Roman" w:cs="Times New Roman" w:eastAsia="Times New Roman" w:hAnsi="Times New Roman"/>
-                <w:sz w:val="22"/>
-                <w:szCs w:val="22"/>
-              </w:rPr>
-            </w:pPr>
-            <w:r>
-              <w:rPr>
-                <w:rFonts w:ascii="Times New Roman" w:cs="Times New Roman" w:eastAsia="Times New Roman" w:hAnsi="Times New Roman"/>
-                <w:sz w:val="22"/>
-                <w:szCs w:val="22"/>
-              </w:rPr>
-              <w:t xml:space="preserve">TC-02</w:t>
-            </w:r>
-          </w:p>
-        </w:tc>
-        <w:tc>
-          <w:tcPr>
-            <w:tcW w:w="1007" w:type="dxa"/>
-          </w:tcPr>
-          <w:p>
-            <w:pPr>
-              <w:spacing w:before="20" w:after="20"/>
-              <w:jc w:val="left"/>
-              <w:rPr>
-                <w:rFonts w:ascii="Times New Roman" w:cs="Times New Roman" w:eastAsia="Times New Roman" w:hAnsi="Times New Roman"/>
-                <w:sz w:val="22"/>
-                <w:szCs w:val="22"/>
-              </w:rPr>
-            </w:pPr>
-            <w:r>
-              <w:rPr>
-                <w:rFonts w:ascii="Times New Roman" w:cs="Times New Roman" w:eastAsia="Times New Roman" w:hAnsi="Times New Roman"/>
-                <w:sz w:val="22"/>
-                <w:szCs w:val="22"/>
-              </w:rPr>
-              <w:t xml:space="preserve">BR-B01</w:t>
-            </w:r>
-          </w:p>
-        </w:tc>
-        <w:tc>
-          <w:tcPr>
-            <w:tcW w:w="3296" w:type="dxa"/>
-          </w:tcPr>
-          <w:p>
-            <w:pPr>
-              <w:spacing w:before="20" w:after="20"/>
-              <w:jc w:val="left"/>
-              <w:rPr>
-                <w:rFonts w:ascii="Times New Roman" w:cs="Times New Roman" w:eastAsia="Times New Roman" w:hAnsi="Times New Roman"/>
-                <w:sz w:val="22"/>
-                <w:szCs w:val="22"/>
-              </w:rPr>
-            </w:pPr>
-            <w:r>
-              <w:rPr>
-                <w:rFonts w:ascii="Times New Roman" w:cs="Times New Roman" w:eastAsia="Times New Roman" w:hAnsi="Times New Roman"/>
-                <w:sz w:val="22"/>
-                <w:szCs w:val="22"/>
-              </w:rPr>
-              <w:t xml:space="preserve">INSERT lịch hẹn ngoài ca làm việc của bác sĩ</w:t>
-            </w:r>
-          </w:p>
-        </w:tc>
-        <w:tc>
-          <w:tcPr>
-            <w:tcW w:w="2014" w:type="dxa"/>
-          </w:tcPr>
-          <w:p>
-            <w:pPr>
-              <w:spacing w:before="20" w:after="20"/>
-              <w:jc w:val="left"/>
-              <w:rPr>
-                <w:rFonts w:ascii="Times New Roman" w:cs="Times New Roman" w:eastAsia="Times New Roman" w:hAnsi="Times New Roman"/>
-                <w:sz w:val="22"/>
-                <w:szCs w:val="22"/>
-              </w:rPr>
-            </w:pPr>
-          </w:p>
-        </w:tc>
-        <w:tc>
-          <w:tcPr>
-            <w:tcW w:w="1649" w:type="dxa"/>
-          </w:tcPr>
-          <w:p>
-            <w:pPr>
-              <w:spacing w:before="20" w:after="20"/>
-              <w:jc w:val="left"/>
-              <w:rPr>
-                <w:rFonts w:ascii="Times New Roman" w:cs="Times New Roman" w:eastAsia="Times New Roman" w:hAnsi="Times New Roman"/>
-                <w:sz w:val="22"/>
-                <w:szCs w:val="22"/>
-              </w:rPr>
-            </w:pPr>
+            <w:tcW w:w="750" w:type="dxa"/>
+          </w:tcPr>
+          <w:p>
+            <w:pPr>
+              <w:spacing w:before="20" w:after="20"/>
+              <w:jc w:val="left"/>
+              <w:rPr>
+                <w:rFonts w:ascii="Times New Roman" w:cs="Times New Roman" w:eastAsia="Times New Roman" w:hAnsi="Times New Roman"/>
+                <w:sz w:val="22"/>
+                <w:szCs w:val="22"/>
+              </w:rPr>
+            </w:pPr>
+            <w:r>
+              <w:rPr>
+                <w:rFonts w:ascii="Times New Roman" w:cs="Times New Roman" w:eastAsia="Times New Roman" w:hAnsi="Times New Roman"/>
+                <w:sz w:val="22"/>
+                <w:szCs w:val="22"/>
+              </w:rPr>
+              <w:t>TB04</w:t>
+            </w:r>
+          </w:p>
+        </w:tc>
+        <w:tc>
+          <w:tcPr>
+            <w:tcW w:w="950" w:type="dxa"/>
+          </w:tcPr>
+          <w:p>
+            <w:pPr>
+              <w:spacing w:before="20" w:after="20"/>
+              <w:jc w:val="left"/>
+              <w:rPr>
+                <w:rFonts w:ascii="Times New Roman" w:cs="Times New Roman" w:eastAsia="Times New Roman" w:hAnsi="Times New Roman"/>
+                <w:sz w:val="22"/>
+                <w:szCs w:val="22"/>
+              </w:rPr>
+            </w:pPr>
+            <w:r>
+              <w:rPr>
+                <w:rFonts w:ascii="Times New Roman" w:cs="Times New Roman" w:eastAsia="Times New Roman" w:hAnsi="Times New Roman"/>
+                <w:sz w:val="22"/>
+                <w:szCs w:val="22"/>
+              </w:rPr>
+              <w:t>BR-B01</w:t>
+            </w:r>
+          </w:p>
+        </w:tc>
+        <w:tc>
+          <w:tcPr>
+            <w:tcW w:w="3100" w:type="dxa"/>
+          </w:tcPr>
+          <w:p>
+            <w:pPr>
+              <w:spacing w:before="20" w:after="20"/>
+              <w:jc w:val="left"/>
+              <w:rPr>
+                <w:rFonts w:ascii="Times New Roman" w:cs="Times New Roman" w:eastAsia="Times New Roman" w:hAnsi="Times New Roman"/>
+                <w:sz w:val="22"/>
+                <w:szCs w:val="22"/>
+              </w:rPr>
+            </w:pPr>
+            <w:r>
+              <w:rPr>
+                <w:rFonts w:ascii="Times New Roman" w:cs="Times New Roman" w:eastAsia="Times New Roman" w:hAnsi="Times New Roman"/>
+                <w:sz w:val="22"/>
+                <w:szCs w:val="22"/>
+              </w:rPr>
+              <w:t>INSERT lịch hẹn 10:45–11:00, sát cuối ca</w:t>
+            </w:r>
+          </w:p>
+        </w:tc>
+        <w:tc>
+          <w:tcPr>
+            <w:tcW w:w="1400" w:type="dxa"/>
+          </w:tcPr>
+          <w:p>
+            <w:pPr>
+              <w:spacing w:before="20" w:after="20"/>
+              <w:jc w:val="left"/>
+              <w:rPr>
+                <w:rFonts w:ascii="Times New Roman" w:cs="Times New Roman" w:eastAsia="Times New Roman" w:hAnsi="Times New Roman"/>
+                <w:sz w:val="22"/>
+                <w:szCs w:val="22"/>
+              </w:rPr>
+            </w:pPr>
+            <w:r>
+              <w:rPr>
+                <w:rFonts w:ascii="Times New Roman" w:cs="Times New Roman" w:eastAsia="Times New Roman" w:hAnsi="Times New Roman"/>
+                <w:sz w:val="22"/>
+                <w:szCs w:val="22"/>
+              </w:rPr>
+              <w:t>Thực hiện được</w:t>
+            </w:r>
+          </w:p>
+        </w:tc>
+        <w:tc>
+          <w:tcPr>
+            <w:tcW w:w="2590" w:type="dxa"/>
+          </w:tcPr>
+          <w:p>
+            <w:pPr>
+              <w:spacing w:before="20" w:after="20"/>
+              <w:jc w:val="left"/>
+              <w:rPr>
+                <w:rFonts w:ascii="Times New Roman" w:cs="Times New Roman" w:eastAsia="Times New Roman" w:hAnsi="Times New Roman"/>
+                <w:sz w:val="22"/>
+                <w:szCs w:val="22"/>
+              </w:rPr>
+            </w:pPr>
+            <w:r>
+              <w:rPr>
+                <w:rFonts w:ascii="Times New Roman" w:cs="Times New Roman" w:eastAsia="Times New Roman" w:hAnsi="Times New Roman"/>
+                <w:sz w:val="22"/>
+                <w:szCs w:val="22"/>
+              </w:rPr>
+              <w:t>Thực hiện được – ĐẠT</w:t>
+            </w:r>
           </w:p>
         </w:tc>
       </w:tr>
@@ -32658,106 +35510,122 @@
         </w:trPr>
         <w:tc>
           <w:tcPr>
-            <w:tcW w:w="824" w:type="dxa"/>
-          </w:tcPr>
-          <w:p>
-            <w:pPr>
-              <w:spacing w:before="20" w:after="20"/>
-              <w:jc w:val="left"/>
-              <w:rPr>
-                <w:rFonts w:ascii="Times New Roman" w:cs="Times New Roman" w:eastAsia="Times New Roman" w:hAnsi="Times New Roman"/>
-                <w:sz w:val="22"/>
-                <w:szCs w:val="22"/>
-              </w:rPr>
-            </w:pPr>
-            <w:r>
-              <w:rPr>
-                <w:rFonts w:ascii="Times New Roman" w:cs="Times New Roman" w:eastAsia="Times New Roman" w:hAnsi="Times New Roman"/>
-                <w:sz w:val="22"/>
-                <w:szCs w:val="22"/>
-              </w:rPr>
-              <w:t xml:space="preserve">TC-03</w:t>
-            </w:r>
-          </w:p>
-        </w:tc>
-        <w:tc>
-          <w:tcPr>
-            <w:tcW w:w="1007" w:type="dxa"/>
-          </w:tcPr>
-          <w:p>
-            <w:pPr>
-              <w:spacing w:before="20" w:after="20"/>
-              <w:jc w:val="left"/>
-              <w:rPr>
-                <w:rFonts w:ascii="Times New Roman" w:cs="Times New Roman" w:eastAsia="Times New Roman" w:hAnsi="Times New Roman"/>
-                <w:sz w:val="22"/>
-                <w:szCs w:val="22"/>
-              </w:rPr>
-            </w:pPr>
-            <w:r>
-              <w:rPr>
-                <w:rFonts w:ascii="Times New Roman" w:cs="Times New Roman" w:eastAsia="Times New Roman" w:hAnsi="Times New Roman"/>
-                <w:sz w:val="22"/>
-                <w:szCs w:val="22"/>
-              </w:rPr>
-              <w:t xml:space="preserve">BR-A01</w:t>
-            </w:r>
-          </w:p>
-        </w:tc>
-        <w:tc>
-          <w:tcPr>
-            <w:tcW w:w="3296" w:type="dxa"/>
-          </w:tcPr>
-          <w:p>
-            <w:pPr>
-              <w:spacing w:before="20" w:after="20"/>
-              <w:jc w:val="left"/>
-              <w:rPr>
-                <w:rFonts w:ascii="Times New Roman" w:cs="Times New Roman" w:eastAsia="Times New Roman" w:hAnsi="Times New Roman"/>
-                <w:sz w:val="22"/>
-                <w:szCs w:val="22"/>
-              </w:rPr>
-            </w:pPr>
-            <w:r>
-              <w:rPr>
-                <w:rFonts w:ascii="Times New Roman" w:cs="Times New Roman" w:eastAsia="Times New Roman" w:hAnsi="Times New Roman"/>
-                <w:sz w:val="22"/>
-                <w:szCs w:val="22"/>
-              </w:rPr>
-              <w:t xml:space="preserve">Gán một bác sĩ vào cả hai lớp đa khoa và chuyên khoa</w:t>
-            </w:r>
-          </w:p>
-        </w:tc>
-        <w:tc>
-          <w:tcPr>
-            <w:tcW w:w="2014" w:type="dxa"/>
-          </w:tcPr>
-          <w:p>
-            <w:pPr>
-              <w:spacing w:before="20" w:after="20"/>
-              <w:jc w:val="left"/>
-              <w:rPr>
-                <w:rFonts w:ascii="Times New Roman" w:cs="Times New Roman" w:eastAsia="Times New Roman" w:hAnsi="Times New Roman"/>
-                <w:sz w:val="22"/>
-                <w:szCs w:val="22"/>
-              </w:rPr>
-            </w:pPr>
-          </w:p>
-        </w:tc>
-        <w:tc>
-          <w:tcPr>
-            <w:tcW w:w="1649" w:type="dxa"/>
-          </w:tcPr>
-          <w:p>
-            <w:pPr>
-              <w:spacing w:before="20" w:after="20"/>
-              <w:jc w:val="left"/>
-              <w:rPr>
-                <w:rFonts w:ascii="Times New Roman" w:cs="Times New Roman" w:eastAsia="Times New Roman" w:hAnsi="Times New Roman"/>
-                <w:sz w:val="22"/>
-                <w:szCs w:val="22"/>
-              </w:rPr>
-            </w:pPr>
+            <w:tcW w:w="750" w:type="dxa"/>
+          </w:tcPr>
+          <w:p>
+            <w:pPr>
+              <w:spacing w:before="20" w:after="20"/>
+              <w:jc w:val="left"/>
+              <w:rPr>
+                <w:rFonts w:ascii="Times New Roman" w:cs="Times New Roman" w:eastAsia="Times New Roman" w:hAnsi="Times New Roman"/>
+                <w:sz w:val="22"/>
+                <w:szCs w:val="22"/>
+              </w:rPr>
+            </w:pPr>
+            <w:r>
+              <w:rPr>
+                <w:rFonts w:ascii="Times New Roman" w:cs="Times New Roman" w:eastAsia="Times New Roman" w:hAnsi="Times New Roman"/>
+                <w:sz w:val="22"/>
+                <w:szCs w:val="22"/>
+              </w:rPr>
+              <w:t>TB05</w:t>
+            </w:r>
+          </w:p>
+        </w:tc>
+        <w:tc>
+          <w:tcPr>
+            <w:tcW w:w="950" w:type="dxa"/>
+          </w:tcPr>
+          <w:p>
+            <w:pPr>
+              <w:spacing w:before="20" w:after="20"/>
+              <w:jc w:val="left"/>
+              <w:rPr>
+                <w:rFonts w:ascii="Times New Roman" w:cs="Times New Roman" w:eastAsia="Times New Roman" w:hAnsi="Times New Roman"/>
+                <w:sz w:val="22"/>
+                <w:szCs w:val="22"/>
+              </w:rPr>
+            </w:pPr>
+            <w:r>
+              <w:rPr>
+                <w:rFonts w:ascii="Times New Roman" w:cs="Times New Roman" w:eastAsia="Times New Roman" w:hAnsi="Times New Roman"/>
+                <w:sz w:val="22"/>
+                <w:szCs w:val="22"/>
+              </w:rPr>
+              <w:t>BR-B02</w:t>
+            </w:r>
+          </w:p>
+        </w:tc>
+        <w:tc>
+          <w:tcPr>
+            <w:tcW w:w="3100" w:type="dxa"/>
+          </w:tcPr>
+          <w:p>
+            <w:pPr>
+              <w:spacing w:before="20" w:after="20"/>
+              <w:jc w:val="left"/>
+              <w:rPr>
+                <w:rFonts w:ascii="Times New Roman" w:cs="Times New Roman" w:eastAsia="Times New Roman" w:hAnsi="Times New Roman"/>
+                <w:sz w:val="22"/>
+                <w:szCs w:val="22"/>
+              </w:rPr>
+            </w:pPr>
+            <w:r>
+              <w:rPr>
+                <w:rFonts w:ascii="Times New Roman" w:cs="Times New Roman" w:eastAsia="Times New Roman" w:hAnsi="Times New Roman"/>
+                <w:sz w:val="22"/>
+                <w:szCs w:val="22"/>
+              </w:rPr>
+              <w:t>INSERT lịch hẹn trùng giờ với lịch còn hiệu lực của cùng bác sĩ</w:t>
+            </w:r>
+          </w:p>
+        </w:tc>
+        <w:tc>
+          <w:tcPr>
+            <w:tcW w:w="1400" w:type="dxa"/>
+          </w:tcPr>
+          <w:p>
+            <w:pPr>
+              <w:spacing w:before="20" w:after="20"/>
+              <w:jc w:val="left"/>
+              <w:rPr>
+                <w:rFonts w:ascii="Times New Roman" w:cs="Times New Roman" w:eastAsia="Times New Roman" w:hAnsi="Times New Roman"/>
+                <w:sz w:val="22"/>
+                <w:szCs w:val="22"/>
+              </w:rPr>
+            </w:pPr>
+            <w:r>
+              <w:rPr>
+                <w:rFonts w:ascii="Times New Roman" w:cs="Times New Roman" w:eastAsia="Times New Roman" w:hAnsi="Times New Roman"/>
+                <w:sz w:val="22"/>
+                <w:szCs w:val="22"/>
+              </w:rPr>
+              <w:t>Bị từ chối</w:t>
+            </w:r>
+          </w:p>
+        </w:tc>
+        <w:tc>
+          <w:tcPr>
+            <w:tcW w:w="2590" w:type="dxa"/>
+          </w:tcPr>
+          <w:p>
+            <w:pPr>
+              <w:spacing w:before="20" w:after="20"/>
+              <w:jc w:val="left"/>
+              <w:rPr>
+                <w:rFonts w:ascii="Times New Roman" w:cs="Times New Roman" w:eastAsia="Times New Roman" w:hAnsi="Times New Roman"/>
+                <w:sz w:val="22"/>
+                <w:szCs w:val="22"/>
+              </w:rPr>
+            </w:pPr>
+            <w:r>
+              <w:rPr>
+                <w:rFonts w:ascii="Times New Roman" w:cs="Times New Roman" w:eastAsia="Times New Roman" w:hAnsi="Times New Roman"/>
+                <w:sz w:val="22"/>
+                <w:szCs w:val="22"/>
+              </w:rPr>
+              <w:t>Vi phạm ex_lich_hen_bac_si – ĐẠT</w:t>
+            </w:r>
           </w:p>
         </w:tc>
       </w:tr>
@@ -32767,106 +35635,122 @@
         </w:trPr>
         <w:tc>
           <w:tcPr>
-            <w:tcW w:w="824" w:type="dxa"/>
-          </w:tcPr>
-          <w:p>
-            <w:pPr>
-              <w:spacing w:before="20" w:after="20"/>
-              <w:jc w:val="left"/>
-              <w:rPr>
-                <w:rFonts w:ascii="Times New Roman" w:cs="Times New Roman" w:eastAsia="Times New Roman" w:hAnsi="Times New Roman"/>
-                <w:sz w:val="22"/>
-                <w:szCs w:val="22"/>
-              </w:rPr>
-            </w:pPr>
-            <w:r>
-              <w:rPr>
-                <w:rFonts w:ascii="Times New Roman" w:cs="Times New Roman" w:eastAsia="Times New Roman" w:hAnsi="Times New Roman"/>
-                <w:sz w:val="22"/>
-                <w:szCs w:val="22"/>
-              </w:rPr>
-              <w:t xml:space="preserve">TC-04</w:t>
-            </w:r>
-          </w:p>
-        </w:tc>
-        <w:tc>
-          <w:tcPr>
-            <w:tcW w:w="1007" w:type="dxa"/>
-          </w:tcPr>
-          <w:p>
-            <w:pPr>
-              <w:spacing w:before="20" w:after="20"/>
-              <w:jc w:val="left"/>
-              <w:rPr>
-                <w:rFonts w:ascii="Times New Roman" w:cs="Times New Roman" w:eastAsia="Times New Roman" w:hAnsi="Times New Roman"/>
-                <w:sz w:val="22"/>
-                <w:szCs w:val="22"/>
-              </w:rPr>
-            </w:pPr>
-            <w:r>
-              <w:rPr>
-                <w:rFonts w:ascii="Times New Roman" w:cs="Times New Roman" w:eastAsia="Times New Roman" w:hAnsi="Times New Roman"/>
-                <w:sz w:val="22"/>
-                <w:szCs w:val="22"/>
-              </w:rPr>
-              <w:t xml:space="preserve">BR-C01</w:t>
-            </w:r>
-          </w:p>
-        </w:tc>
-        <w:tc>
-          <w:tcPr>
-            <w:tcW w:w="3296" w:type="dxa"/>
-          </w:tcPr>
-          <w:p>
-            <w:pPr>
-              <w:spacing w:before="20" w:after="20"/>
-              <w:jc w:val="left"/>
-              <w:rPr>
-                <w:rFonts w:ascii="Times New Roman" w:cs="Times New Roman" w:eastAsia="Times New Roman" w:hAnsi="Times New Roman"/>
-                <w:sz w:val="22"/>
-                <w:szCs w:val="22"/>
-              </w:rPr>
-            </w:pPr>
-            <w:r>
-              <w:rPr>
-                <w:rFonts w:ascii="Times New Roman" w:cs="Times New Roman" w:eastAsia="Times New Roman" w:hAnsi="Times New Roman"/>
-                <w:sz w:val="22"/>
-                <w:szCs w:val="22"/>
-              </w:rPr>
-              <w:t xml:space="preserve">Kê thuốc chứa hoạt chất bệnh nhân dị ứng</w:t>
-            </w:r>
-          </w:p>
-        </w:tc>
-        <w:tc>
-          <w:tcPr>
-            <w:tcW w:w="2014" w:type="dxa"/>
-          </w:tcPr>
-          <w:p>
-            <w:pPr>
-              <w:spacing w:before="20" w:after="20"/>
-              <w:jc w:val="left"/>
-              <w:rPr>
-                <w:rFonts w:ascii="Times New Roman" w:cs="Times New Roman" w:eastAsia="Times New Roman" w:hAnsi="Times New Roman"/>
-                <w:sz w:val="22"/>
-                <w:szCs w:val="22"/>
-              </w:rPr>
-            </w:pPr>
-          </w:p>
-        </w:tc>
-        <w:tc>
-          <w:tcPr>
-            <w:tcW w:w="1649" w:type="dxa"/>
-          </w:tcPr>
-          <w:p>
-            <w:pPr>
-              <w:spacing w:before="20" w:after="20"/>
-              <w:jc w:val="left"/>
-              <w:rPr>
-                <w:rFonts w:ascii="Times New Roman" w:cs="Times New Roman" w:eastAsia="Times New Roman" w:hAnsi="Times New Roman"/>
-                <w:sz w:val="22"/>
-                <w:szCs w:val="22"/>
-              </w:rPr>
-            </w:pPr>
+            <w:tcW w:w="750" w:type="dxa"/>
+          </w:tcPr>
+          <w:p>
+            <w:pPr>
+              <w:spacing w:before="20" w:after="20"/>
+              <w:jc w:val="left"/>
+              <w:rPr>
+                <w:rFonts w:ascii="Times New Roman" w:cs="Times New Roman" w:eastAsia="Times New Roman" w:hAnsi="Times New Roman"/>
+                <w:sz w:val="22"/>
+                <w:szCs w:val="22"/>
+              </w:rPr>
+            </w:pPr>
+            <w:r>
+              <w:rPr>
+                <w:rFonts w:ascii="Times New Roman" w:cs="Times New Roman" w:eastAsia="Times New Roman" w:hAnsi="Times New Roman"/>
+                <w:sz w:val="22"/>
+                <w:szCs w:val="22"/>
+              </w:rPr>
+              <w:t>TB06</w:t>
+            </w:r>
+          </w:p>
+        </w:tc>
+        <w:tc>
+          <w:tcPr>
+            <w:tcW w:w="950" w:type="dxa"/>
+          </w:tcPr>
+          <w:p>
+            <w:pPr>
+              <w:spacing w:before="20" w:after="20"/>
+              <w:jc w:val="left"/>
+              <w:rPr>
+                <w:rFonts w:ascii="Times New Roman" w:cs="Times New Roman" w:eastAsia="Times New Roman" w:hAnsi="Times New Roman"/>
+                <w:sz w:val="22"/>
+                <w:szCs w:val="22"/>
+              </w:rPr>
+            </w:pPr>
+            <w:r>
+              <w:rPr>
+                <w:rFonts w:ascii="Times New Roman" w:cs="Times New Roman" w:eastAsia="Times New Roman" w:hAnsi="Times New Roman"/>
+                <w:sz w:val="22"/>
+                <w:szCs w:val="22"/>
+              </w:rPr>
+              <w:t>BR-B02</w:t>
+            </w:r>
+          </w:p>
+        </w:tc>
+        <w:tc>
+          <w:tcPr>
+            <w:tcW w:w="3100" w:type="dxa"/>
+          </w:tcPr>
+          <w:p>
+            <w:pPr>
+              <w:spacing w:before="20" w:after="20"/>
+              <w:jc w:val="left"/>
+              <w:rPr>
+                <w:rFonts w:ascii="Times New Roman" w:cs="Times New Roman" w:eastAsia="Times New Roman" w:hAnsi="Times New Roman"/>
+                <w:sz w:val="22"/>
+                <w:szCs w:val="22"/>
+              </w:rPr>
+            </w:pPr>
+            <w:r>
+              <w:rPr>
+                <w:rFonts w:ascii="Times New Roman" w:cs="Times New Roman" w:eastAsia="Times New Roman" w:hAnsi="Times New Roman"/>
+                <w:sz w:val="22"/>
+                <w:szCs w:val="22"/>
+              </w:rPr>
+              <w:t>INSERT lịch hẹn trùng giờ của cùng bệnh nhân với bác sĩ khác</w:t>
+            </w:r>
+          </w:p>
+        </w:tc>
+        <w:tc>
+          <w:tcPr>
+            <w:tcW w:w="1400" w:type="dxa"/>
+          </w:tcPr>
+          <w:p>
+            <w:pPr>
+              <w:spacing w:before="20" w:after="20"/>
+              <w:jc w:val="left"/>
+              <w:rPr>
+                <w:rFonts w:ascii="Times New Roman" w:cs="Times New Roman" w:eastAsia="Times New Roman" w:hAnsi="Times New Roman"/>
+                <w:sz w:val="22"/>
+                <w:szCs w:val="22"/>
+              </w:rPr>
+            </w:pPr>
+            <w:r>
+              <w:rPr>
+                <w:rFonts w:ascii="Times New Roman" w:cs="Times New Roman" w:eastAsia="Times New Roman" w:hAnsi="Times New Roman"/>
+                <w:sz w:val="22"/>
+                <w:szCs w:val="22"/>
+              </w:rPr>
+              <w:t>Bị từ chối</w:t>
+            </w:r>
+          </w:p>
+        </w:tc>
+        <w:tc>
+          <w:tcPr>
+            <w:tcW w:w="2590" w:type="dxa"/>
+          </w:tcPr>
+          <w:p>
+            <w:pPr>
+              <w:spacing w:before="20" w:after="20"/>
+              <w:jc w:val="left"/>
+              <w:rPr>
+                <w:rFonts w:ascii="Times New Roman" w:cs="Times New Roman" w:eastAsia="Times New Roman" w:hAnsi="Times New Roman"/>
+                <w:sz w:val="22"/>
+                <w:szCs w:val="22"/>
+              </w:rPr>
+            </w:pPr>
+            <w:r>
+              <w:rPr>
+                <w:rFonts w:ascii="Times New Roman" w:cs="Times New Roman" w:eastAsia="Times New Roman" w:hAnsi="Times New Roman"/>
+                <w:sz w:val="22"/>
+                <w:szCs w:val="22"/>
+              </w:rPr>
+              <w:t>Vi phạm ex_lich_hen_benh_nhan – ĐẠT</w:t>
+            </w:r>
           </w:p>
         </w:tc>
       </w:tr>
@@ -32876,106 +35760,122 @@
         </w:trPr>
         <w:tc>
           <w:tcPr>
-            <w:tcW w:w="824" w:type="dxa"/>
-          </w:tcPr>
-          <w:p>
-            <w:pPr>
-              <w:spacing w:before="20" w:after="20"/>
-              <w:jc w:val="left"/>
-              <w:rPr>
-                <w:rFonts w:ascii="Times New Roman" w:cs="Times New Roman" w:eastAsia="Times New Roman" w:hAnsi="Times New Roman"/>
-                <w:sz w:val="22"/>
-                <w:szCs w:val="22"/>
-              </w:rPr>
-            </w:pPr>
-            <w:r>
-              <w:rPr>
-                <w:rFonts w:ascii="Times New Roman" w:cs="Times New Roman" w:eastAsia="Times New Roman" w:hAnsi="Times New Roman"/>
-                <w:sz w:val="22"/>
-                <w:szCs w:val="22"/>
-              </w:rPr>
-              <w:t xml:space="preserve">TC-05</w:t>
-            </w:r>
-          </w:p>
-        </w:tc>
-        <w:tc>
-          <w:tcPr>
-            <w:tcW w:w="1007" w:type="dxa"/>
-          </w:tcPr>
-          <w:p>
-            <w:pPr>
-              <w:spacing w:before="20" w:after="20"/>
-              <w:jc w:val="left"/>
-              <w:rPr>
-                <w:rFonts w:ascii="Times New Roman" w:cs="Times New Roman" w:eastAsia="Times New Roman" w:hAnsi="Times New Roman"/>
-                <w:sz w:val="22"/>
-                <w:szCs w:val="22"/>
-              </w:rPr>
-            </w:pPr>
-            <w:r>
-              <w:rPr>
-                <w:rFonts w:ascii="Times New Roman" w:cs="Times New Roman" w:eastAsia="Times New Roman" w:hAnsi="Times New Roman"/>
-                <w:sz w:val="22"/>
-                <w:szCs w:val="22"/>
-              </w:rPr>
-              <w:t xml:space="preserve">BR-C05</w:t>
-            </w:r>
-          </w:p>
-        </w:tc>
-        <w:tc>
-          <w:tcPr>
-            <w:tcW w:w="3296" w:type="dxa"/>
-          </w:tcPr>
-          <w:p>
-            <w:pPr>
-              <w:spacing w:before="20" w:after="20"/>
-              <w:jc w:val="left"/>
-              <w:rPr>
-                <w:rFonts w:ascii="Times New Roman" w:cs="Times New Roman" w:eastAsia="Times New Roman" w:hAnsi="Times New Roman"/>
-                <w:sz w:val="22"/>
-                <w:szCs w:val="22"/>
-              </w:rPr>
-            </w:pPr>
-            <w:r>
-              <w:rPr>
-                <w:rFonts w:ascii="Times New Roman" w:cs="Times New Roman" w:eastAsia="Times New Roman" w:hAnsi="Times New Roman"/>
-                <w:sz w:val="22"/>
-                <w:szCs w:val="22"/>
-              </w:rPr>
-              <w:t xml:space="preserve">DELETE một lần khám hoặc đơn thuốc</w:t>
-            </w:r>
-          </w:p>
-        </w:tc>
-        <w:tc>
-          <w:tcPr>
-            <w:tcW w:w="2014" w:type="dxa"/>
-          </w:tcPr>
-          <w:p>
-            <w:pPr>
-              <w:spacing w:before="20" w:after="20"/>
-              <w:jc w:val="left"/>
-              <w:rPr>
-                <w:rFonts w:ascii="Times New Roman" w:cs="Times New Roman" w:eastAsia="Times New Roman" w:hAnsi="Times New Roman"/>
-                <w:sz w:val="22"/>
-                <w:szCs w:val="22"/>
-              </w:rPr>
-            </w:pPr>
-          </w:p>
-        </w:tc>
-        <w:tc>
-          <w:tcPr>
-            <w:tcW w:w="1649" w:type="dxa"/>
-          </w:tcPr>
-          <w:p>
-            <w:pPr>
-              <w:spacing w:before="20" w:after="20"/>
-              <w:jc w:val="left"/>
-              <w:rPr>
-                <w:rFonts w:ascii="Times New Roman" w:cs="Times New Roman" w:eastAsia="Times New Roman" w:hAnsi="Times New Roman"/>
-                <w:sz w:val="22"/>
-                <w:szCs w:val="22"/>
-              </w:rPr>
-            </w:pPr>
+            <w:tcW w:w="750" w:type="dxa"/>
+          </w:tcPr>
+          <w:p>
+            <w:pPr>
+              <w:spacing w:before="20" w:after="20"/>
+              <w:jc w:val="left"/>
+              <w:rPr>
+                <w:rFonts w:ascii="Times New Roman" w:cs="Times New Roman" w:eastAsia="Times New Roman" w:hAnsi="Times New Roman"/>
+                <w:sz w:val="22"/>
+                <w:szCs w:val="22"/>
+              </w:rPr>
+            </w:pPr>
+            <w:r>
+              <w:rPr>
+                <w:rFonts w:ascii="Times New Roman" w:cs="Times New Roman" w:eastAsia="Times New Roman" w:hAnsi="Times New Roman"/>
+                <w:sz w:val="22"/>
+                <w:szCs w:val="22"/>
+              </w:rPr>
+              <w:t>TB07</w:t>
+            </w:r>
+          </w:p>
+        </w:tc>
+        <w:tc>
+          <w:tcPr>
+            <w:tcW w:w="950" w:type="dxa"/>
+          </w:tcPr>
+          <w:p>
+            <w:pPr>
+              <w:spacing w:before="20" w:after="20"/>
+              <w:jc w:val="left"/>
+              <w:rPr>
+                <w:rFonts w:ascii="Times New Roman" w:cs="Times New Roman" w:eastAsia="Times New Roman" w:hAnsi="Times New Roman"/>
+                <w:sz w:val="22"/>
+                <w:szCs w:val="22"/>
+              </w:rPr>
+            </w:pPr>
+            <w:r>
+              <w:rPr>
+                <w:rFonts w:ascii="Times New Roman" w:cs="Times New Roman" w:eastAsia="Times New Roman" w:hAnsi="Times New Roman"/>
+                <w:sz w:val="22"/>
+                <w:szCs w:val="22"/>
+              </w:rPr>
+              <w:t>BR-B02</w:t>
+            </w:r>
+          </w:p>
+        </w:tc>
+        <w:tc>
+          <w:tcPr>
+            <w:tcW w:w="3100" w:type="dxa"/>
+          </w:tcPr>
+          <w:p>
+            <w:pPr>
+              <w:spacing w:before="20" w:after="20"/>
+              <w:jc w:val="left"/>
+              <w:rPr>
+                <w:rFonts w:ascii="Times New Roman" w:cs="Times New Roman" w:eastAsia="Times New Roman" w:hAnsi="Times New Roman"/>
+                <w:sz w:val="22"/>
+                <w:szCs w:val="22"/>
+              </w:rPr>
+            </w:pPr>
+            <w:r>
+              <w:rPr>
+                <w:rFonts w:ascii="Times New Roman" w:cs="Times New Roman" w:eastAsia="Times New Roman" w:hAnsi="Times New Roman"/>
+                <w:sz w:val="22"/>
+                <w:szCs w:val="22"/>
+              </w:rPr>
+              <w:t>INSERT lịch 08:15–08:30 nối tiếp lịch 08:00–08:15</w:t>
+            </w:r>
+          </w:p>
+        </w:tc>
+        <w:tc>
+          <w:tcPr>
+            <w:tcW w:w="1400" w:type="dxa"/>
+          </w:tcPr>
+          <w:p>
+            <w:pPr>
+              <w:spacing w:before="20" w:after="20"/>
+              <w:jc w:val="left"/>
+              <w:rPr>
+                <w:rFonts w:ascii="Times New Roman" w:cs="Times New Roman" w:eastAsia="Times New Roman" w:hAnsi="Times New Roman"/>
+                <w:sz w:val="22"/>
+                <w:szCs w:val="22"/>
+              </w:rPr>
+            </w:pPr>
+            <w:r>
+              <w:rPr>
+                <w:rFonts w:ascii="Times New Roman" w:cs="Times New Roman" w:eastAsia="Times New Roman" w:hAnsi="Times New Roman"/>
+                <w:sz w:val="22"/>
+                <w:szCs w:val="22"/>
+              </w:rPr>
+              <w:t>Thực hiện được</w:t>
+            </w:r>
+          </w:p>
+        </w:tc>
+        <w:tc>
+          <w:tcPr>
+            <w:tcW w:w="2590" w:type="dxa"/>
+          </w:tcPr>
+          <w:p>
+            <w:pPr>
+              <w:spacing w:before="20" w:after="20"/>
+              <w:jc w:val="left"/>
+              <w:rPr>
+                <w:rFonts w:ascii="Times New Roman" w:cs="Times New Roman" w:eastAsia="Times New Roman" w:hAnsi="Times New Roman"/>
+                <w:sz w:val="22"/>
+                <w:szCs w:val="22"/>
+              </w:rPr>
+            </w:pPr>
+            <w:r>
+              <w:rPr>
+                <w:rFonts w:ascii="Times New Roman" w:cs="Times New Roman" w:eastAsia="Times New Roman" w:hAnsi="Times New Roman"/>
+                <w:sz w:val="22"/>
+                <w:szCs w:val="22"/>
+              </w:rPr>
+              <w:t>Thực hiện được – ĐẠT</w:t>
+            </w:r>
           </w:p>
         </w:tc>
       </w:tr>
@@ -32985,106 +35885,122 @@
         </w:trPr>
         <w:tc>
           <w:tcPr>
-            <w:tcW w:w="824" w:type="dxa"/>
-          </w:tcPr>
-          <w:p>
-            <w:pPr>
-              <w:spacing w:before="20" w:after="20"/>
-              <w:jc w:val="left"/>
-              <w:rPr>
-                <w:rFonts w:ascii="Times New Roman" w:cs="Times New Roman" w:eastAsia="Times New Roman" w:hAnsi="Times New Roman"/>
-                <w:sz w:val="22"/>
-                <w:szCs w:val="22"/>
-              </w:rPr>
-            </w:pPr>
-            <w:r>
-              <w:rPr>
-                <w:rFonts w:ascii="Times New Roman" w:cs="Times New Roman" w:eastAsia="Times New Roman" w:hAnsi="Times New Roman"/>
-                <w:sz w:val="22"/>
-                <w:szCs w:val="22"/>
-              </w:rPr>
-              <w:t xml:space="preserve">TC-06</w:t>
-            </w:r>
-          </w:p>
-        </w:tc>
-        <w:tc>
-          <w:tcPr>
-            <w:tcW w:w="1007" w:type="dxa"/>
-          </w:tcPr>
-          <w:p>
-            <w:pPr>
-              <w:spacing w:before="20" w:after="20"/>
-              <w:jc w:val="left"/>
-              <w:rPr>
-                <w:rFonts w:ascii="Times New Roman" w:cs="Times New Roman" w:eastAsia="Times New Roman" w:hAnsi="Times New Roman"/>
-                <w:sz w:val="22"/>
-                <w:szCs w:val="22"/>
-              </w:rPr>
-            </w:pPr>
-            <w:r>
-              <w:rPr>
-                <w:rFonts w:ascii="Times New Roman" w:cs="Times New Roman" w:eastAsia="Times New Roman" w:hAnsi="Times New Roman"/>
-                <w:sz w:val="22"/>
-                <w:szCs w:val="22"/>
-              </w:rPr>
-              <w:t xml:space="preserve">FK</w:t>
-            </w:r>
-          </w:p>
-        </w:tc>
-        <w:tc>
-          <w:tcPr>
-            <w:tcW w:w="3296" w:type="dxa"/>
-          </w:tcPr>
-          <w:p>
-            <w:pPr>
-              <w:spacing w:before="20" w:after="20"/>
-              <w:jc w:val="left"/>
-              <w:rPr>
-                <w:rFonts w:ascii="Times New Roman" w:cs="Times New Roman" w:eastAsia="Times New Roman" w:hAnsi="Times New Roman"/>
-                <w:sz w:val="22"/>
-                <w:szCs w:val="22"/>
-              </w:rPr>
-            </w:pPr>
-            <w:r>
-              <w:rPr>
-                <w:rFonts w:ascii="Times New Roman" w:cs="Times New Roman" w:eastAsia="Times New Roman" w:hAnsi="Times New Roman"/>
-                <w:sz w:val="22"/>
-                <w:szCs w:val="22"/>
-              </w:rPr>
-              <w:t xml:space="preserve">INSERT đơn thuốc với mã lần khám không tồn tại</w:t>
-            </w:r>
-          </w:p>
-        </w:tc>
-        <w:tc>
-          <w:tcPr>
-            <w:tcW w:w="2014" w:type="dxa"/>
-          </w:tcPr>
-          <w:p>
-            <w:pPr>
-              <w:spacing w:before="20" w:after="20"/>
-              <w:jc w:val="left"/>
-              <w:rPr>
-                <w:rFonts w:ascii="Times New Roman" w:cs="Times New Roman" w:eastAsia="Times New Roman" w:hAnsi="Times New Roman"/>
-                <w:sz w:val="22"/>
-                <w:szCs w:val="22"/>
-              </w:rPr>
-            </w:pPr>
-          </w:p>
-        </w:tc>
-        <w:tc>
-          <w:tcPr>
-            <w:tcW w:w="1649" w:type="dxa"/>
-          </w:tcPr>
-          <w:p>
-            <w:pPr>
-              <w:spacing w:before="20" w:after="20"/>
-              <w:jc w:val="left"/>
-              <w:rPr>
-                <w:rFonts w:ascii="Times New Roman" w:cs="Times New Roman" w:eastAsia="Times New Roman" w:hAnsi="Times New Roman"/>
-                <w:sz w:val="22"/>
-                <w:szCs w:val="22"/>
-              </w:rPr>
-            </w:pPr>
+            <w:tcW w:w="750" w:type="dxa"/>
+          </w:tcPr>
+          <w:p>
+            <w:pPr>
+              <w:spacing w:before="20" w:after="20"/>
+              <w:jc w:val="left"/>
+              <w:rPr>
+                <w:rFonts w:ascii="Times New Roman" w:cs="Times New Roman" w:eastAsia="Times New Roman" w:hAnsi="Times New Roman"/>
+                <w:sz w:val="22"/>
+                <w:szCs w:val="22"/>
+              </w:rPr>
+            </w:pPr>
+            <w:r>
+              <w:rPr>
+                <w:rFonts w:ascii="Times New Roman" w:cs="Times New Roman" w:eastAsia="Times New Roman" w:hAnsi="Times New Roman"/>
+                <w:sz w:val="22"/>
+                <w:szCs w:val="22"/>
+              </w:rPr>
+              <w:t>TB08</w:t>
+            </w:r>
+          </w:p>
+        </w:tc>
+        <w:tc>
+          <w:tcPr>
+            <w:tcW w:w="950" w:type="dxa"/>
+          </w:tcPr>
+          <w:p>
+            <w:pPr>
+              <w:spacing w:before="20" w:after="20"/>
+              <w:jc w:val="left"/>
+              <w:rPr>
+                <w:rFonts w:ascii="Times New Roman" w:cs="Times New Roman" w:eastAsia="Times New Roman" w:hAnsi="Times New Roman"/>
+                <w:sz w:val="22"/>
+                <w:szCs w:val="22"/>
+              </w:rPr>
+            </w:pPr>
+            <w:r>
+              <w:rPr>
+                <w:rFonts w:ascii="Times New Roman" w:cs="Times New Roman" w:eastAsia="Times New Roman" w:hAnsi="Times New Roman"/>
+                <w:sz w:val="22"/>
+                <w:szCs w:val="22"/>
+              </w:rPr>
+              <w:t>BR-B02</w:t>
+            </w:r>
+          </w:p>
+        </w:tc>
+        <w:tc>
+          <w:tcPr>
+            <w:tcW w:w="3100" w:type="dxa"/>
+          </w:tcPr>
+          <w:p>
+            <w:pPr>
+              <w:spacing w:before="20" w:after="20"/>
+              <w:jc w:val="left"/>
+              <w:rPr>
+                <w:rFonts w:ascii="Times New Roman" w:cs="Times New Roman" w:eastAsia="Times New Roman" w:hAnsi="Times New Roman"/>
+                <w:sz w:val="22"/>
+                <w:szCs w:val="22"/>
+              </w:rPr>
+            </w:pPr>
+            <w:r>
+              <w:rPr>
+                <w:rFonts w:ascii="Times New Roman" w:cs="Times New Roman" w:eastAsia="Times New Roman" w:hAnsi="Times New Roman"/>
+                <w:sz w:val="22"/>
+                <w:szCs w:val="22"/>
+              </w:rPr>
+              <w:t>Hủy lịch rồi INSERT lịch khác đúng khung giờ đó</w:t>
+            </w:r>
+          </w:p>
+        </w:tc>
+        <w:tc>
+          <w:tcPr>
+            <w:tcW w:w="1400" w:type="dxa"/>
+          </w:tcPr>
+          <w:p>
+            <w:pPr>
+              <w:spacing w:before="20" w:after="20"/>
+              <w:jc w:val="left"/>
+              <w:rPr>
+                <w:rFonts w:ascii="Times New Roman" w:cs="Times New Roman" w:eastAsia="Times New Roman" w:hAnsi="Times New Roman"/>
+                <w:sz w:val="22"/>
+                <w:szCs w:val="22"/>
+              </w:rPr>
+            </w:pPr>
+            <w:r>
+              <w:rPr>
+                <w:rFonts w:ascii="Times New Roman" w:cs="Times New Roman" w:eastAsia="Times New Roman" w:hAnsi="Times New Roman"/>
+                <w:sz w:val="22"/>
+                <w:szCs w:val="22"/>
+              </w:rPr>
+              <w:t>Thực hiện được</w:t>
+            </w:r>
+          </w:p>
+        </w:tc>
+        <w:tc>
+          <w:tcPr>
+            <w:tcW w:w="2590" w:type="dxa"/>
+          </w:tcPr>
+          <w:p>
+            <w:pPr>
+              <w:spacing w:before="20" w:after="20"/>
+              <w:jc w:val="left"/>
+              <w:rPr>
+                <w:rFonts w:ascii="Times New Roman" w:cs="Times New Roman" w:eastAsia="Times New Roman" w:hAnsi="Times New Roman"/>
+                <w:sz w:val="22"/>
+                <w:szCs w:val="22"/>
+              </w:rPr>
+            </w:pPr>
+            <w:r>
+              <w:rPr>
+                <w:rFonts w:ascii="Times New Roman" w:cs="Times New Roman" w:eastAsia="Times New Roman" w:hAnsi="Times New Roman"/>
+                <w:sz w:val="22"/>
+                <w:szCs w:val="22"/>
+              </w:rPr>
+              <w:t>Thực hiện được – ĐẠT</w:t>
+            </w:r>
           </w:p>
         </w:tc>
       </w:tr>
@@ -33094,7 +36010,1943 @@
         </w:trPr>
         <w:tc>
           <w:tcPr>
-            <w:tcW w:w="824" w:type="dxa"/>
+            <w:tcW w:w="750" w:type="dxa"/>
+          </w:tcPr>
+          <w:p>
+            <w:pPr>
+              <w:spacing w:before="20" w:after="20"/>
+              <w:jc w:val="left"/>
+              <w:rPr>
+                <w:rFonts w:ascii="Times New Roman" w:cs="Times New Roman" w:eastAsia="Times New Roman" w:hAnsi="Times New Roman"/>
+                <w:sz w:val="22"/>
+                <w:szCs w:val="22"/>
+              </w:rPr>
+            </w:pPr>
+            <w:r>
+              <w:rPr>
+                <w:rFonts w:ascii="Times New Roman" w:cs="Times New Roman" w:eastAsia="Times New Roman" w:hAnsi="Times New Roman"/>
+                <w:sz w:val="22"/>
+                <w:szCs w:val="22"/>
+              </w:rPr>
+              <w:t>TB09</w:t>
+            </w:r>
+          </w:p>
+        </w:tc>
+        <w:tc>
+          <w:tcPr>
+            <w:tcW w:w="950" w:type="dxa"/>
+          </w:tcPr>
+          <w:p>
+            <w:pPr>
+              <w:spacing w:before="20" w:after="20"/>
+              <w:jc w:val="left"/>
+              <w:rPr>
+                <w:rFonts w:ascii="Times New Roman" w:cs="Times New Roman" w:eastAsia="Times New Roman" w:hAnsi="Times New Roman"/>
+                <w:sz w:val="22"/>
+                <w:szCs w:val="22"/>
+              </w:rPr>
+            </w:pPr>
+            <w:r>
+              <w:rPr>
+                <w:rFonts w:ascii="Times New Roman" w:cs="Times New Roman" w:eastAsia="Times New Roman" w:hAnsi="Times New Roman"/>
+                <w:sz w:val="22"/>
+                <w:szCs w:val="22"/>
+              </w:rPr>
+              <w:t>BR-B03</w:t>
+            </w:r>
+          </w:p>
+        </w:tc>
+        <w:tc>
+          <w:tcPr>
+            <w:tcW w:w="3100" w:type="dxa"/>
+          </w:tcPr>
+          <w:p>
+            <w:pPr>
+              <w:spacing w:before="20" w:after="20"/>
+              <w:jc w:val="left"/>
+              <w:rPr>
+                <w:rFonts w:ascii="Times New Roman" w:cs="Times New Roman" w:eastAsia="Times New Roman" w:hAnsi="Times New Roman"/>
+                <w:sz w:val="22"/>
+                <w:szCs w:val="22"/>
+              </w:rPr>
+            </w:pPr>
+            <w:r>
+              <w:rPr>
+                <w:rFonts w:ascii="Times New Roman" w:cs="Times New Roman" w:eastAsia="Times New Roman" w:hAnsi="Times New Roman"/>
+                <w:sz w:val="22"/>
+                <w:szCs w:val="22"/>
+              </w:rPr>
+              <w:t>INSERT lịch chuyên khoa không giấy, bệnh nhân chưa từng khám chuyên khoa đó</w:t>
+            </w:r>
+          </w:p>
+        </w:tc>
+        <w:tc>
+          <w:tcPr>
+            <w:tcW w:w="1400" w:type="dxa"/>
+          </w:tcPr>
+          <w:p>
+            <w:pPr>
+              <w:spacing w:before="20" w:after="20"/>
+              <w:jc w:val="left"/>
+              <w:rPr>
+                <w:rFonts w:ascii="Times New Roman" w:cs="Times New Roman" w:eastAsia="Times New Roman" w:hAnsi="Times New Roman"/>
+                <w:sz w:val="22"/>
+                <w:szCs w:val="22"/>
+              </w:rPr>
+            </w:pPr>
+            <w:r>
+              <w:rPr>
+                <w:rFonts w:ascii="Times New Roman" w:cs="Times New Roman" w:eastAsia="Times New Roman" w:hAnsi="Times New Roman"/>
+                <w:sz w:val="22"/>
+                <w:szCs w:val="22"/>
+              </w:rPr>
+              <w:t>Bị từ chối</w:t>
+            </w:r>
+          </w:p>
+        </w:tc>
+        <w:tc>
+          <w:tcPr>
+            <w:tcW w:w="2590" w:type="dxa"/>
+          </w:tcPr>
+          <w:p>
+            <w:pPr>
+              <w:spacing w:before="20" w:after="20"/>
+              <w:jc w:val="left"/>
+              <w:rPr>
+                <w:rFonts w:ascii="Times New Roman" w:cs="Times New Roman" w:eastAsia="Times New Roman" w:hAnsi="Times New Roman"/>
+                <w:sz w:val="22"/>
+                <w:szCs w:val="22"/>
+              </w:rPr>
+            </w:pPr>
+            <w:r>
+              <w:rPr>
+                <w:rFonts w:ascii="Times New Roman" w:cs="Times New Roman" w:eastAsia="Times New Roman" w:hAnsi="Times New Roman"/>
+                <w:sz w:val="22"/>
+                <w:szCs w:val="22"/>
+              </w:rPr>
+              <w:t>BR-B03: cần giấy chuyển chuyên khoa – ĐẠT</w:t>
+            </w:r>
+          </w:p>
+        </w:tc>
+      </w:tr>
+      <w:tr>
+        <w:trPr>
+          <w:cantSplit/>
+        </w:trPr>
+        <w:tc>
+          <w:tcPr>
+            <w:tcW w:w="750" w:type="dxa"/>
+          </w:tcPr>
+          <w:p>
+            <w:pPr>
+              <w:spacing w:before="20" w:after="20"/>
+              <w:jc w:val="left"/>
+              <w:rPr>
+                <w:rFonts w:ascii="Times New Roman" w:cs="Times New Roman" w:eastAsia="Times New Roman" w:hAnsi="Times New Roman"/>
+                <w:sz w:val="22"/>
+                <w:szCs w:val="22"/>
+              </w:rPr>
+            </w:pPr>
+            <w:r>
+              <w:rPr>
+                <w:rFonts w:ascii="Times New Roman" w:cs="Times New Roman" w:eastAsia="Times New Roman" w:hAnsi="Times New Roman"/>
+                <w:sz w:val="22"/>
+                <w:szCs w:val="22"/>
+              </w:rPr>
+              <w:t>TB12</w:t>
+            </w:r>
+          </w:p>
+        </w:tc>
+        <w:tc>
+          <w:tcPr>
+            <w:tcW w:w="950" w:type="dxa"/>
+          </w:tcPr>
+          <w:p>
+            <w:pPr>
+              <w:spacing w:before="20" w:after="20"/>
+              <w:jc w:val="left"/>
+              <w:rPr>
+                <w:rFonts w:ascii="Times New Roman" w:cs="Times New Roman" w:eastAsia="Times New Roman" w:hAnsi="Times New Roman"/>
+                <w:sz w:val="22"/>
+                <w:szCs w:val="22"/>
+              </w:rPr>
+            </w:pPr>
+            <w:r>
+              <w:rPr>
+                <w:rFonts w:ascii="Times New Roman" w:cs="Times New Roman" w:eastAsia="Times New Roman" w:hAnsi="Times New Roman"/>
+                <w:sz w:val="22"/>
+                <w:szCs w:val="22"/>
+              </w:rPr>
+              <w:t>BR-B03</w:t>
+            </w:r>
+          </w:p>
+        </w:tc>
+        <w:tc>
+          <w:tcPr>
+            <w:tcW w:w="3100" w:type="dxa"/>
+          </w:tcPr>
+          <w:p>
+            <w:pPr>
+              <w:spacing w:before="20" w:after="20"/>
+              <w:jc w:val="left"/>
+              <w:rPr>
+                <w:rFonts w:ascii="Times New Roman" w:cs="Times New Roman" w:eastAsia="Times New Roman" w:hAnsi="Times New Roman"/>
+                <w:sz w:val="22"/>
+                <w:szCs w:val="22"/>
+              </w:rPr>
+            </w:pPr>
+            <w:r>
+              <w:rPr>
+                <w:rFonts w:ascii="Times New Roman" w:cs="Times New Roman" w:eastAsia="Times New Roman" w:hAnsi="Times New Roman"/>
+                <w:sz w:val="22"/>
+                <w:szCs w:val="22"/>
+              </w:rPr>
+              <w:t>INSERT lịch dùng giấy của bệnh nhân khác</w:t>
+            </w:r>
+          </w:p>
+        </w:tc>
+        <w:tc>
+          <w:tcPr>
+            <w:tcW w:w="1400" w:type="dxa"/>
+          </w:tcPr>
+          <w:p>
+            <w:pPr>
+              <w:spacing w:before="20" w:after="20"/>
+              <w:jc w:val="left"/>
+              <w:rPr>
+                <w:rFonts w:ascii="Times New Roman" w:cs="Times New Roman" w:eastAsia="Times New Roman" w:hAnsi="Times New Roman"/>
+                <w:sz w:val="22"/>
+                <w:szCs w:val="22"/>
+              </w:rPr>
+            </w:pPr>
+            <w:r>
+              <w:rPr>
+                <w:rFonts w:ascii="Times New Roman" w:cs="Times New Roman" w:eastAsia="Times New Roman" w:hAnsi="Times New Roman"/>
+                <w:sz w:val="22"/>
+                <w:szCs w:val="22"/>
+              </w:rPr>
+              <w:t>Bị từ chối</w:t>
+            </w:r>
+          </w:p>
+        </w:tc>
+        <w:tc>
+          <w:tcPr>
+            <w:tcW w:w="2590" w:type="dxa"/>
+          </w:tcPr>
+          <w:p>
+            <w:pPr>
+              <w:spacing w:before="20" w:after="20"/>
+              <w:jc w:val="left"/>
+              <w:rPr>
+                <w:rFonts w:ascii="Times New Roman" w:cs="Times New Roman" w:eastAsia="Times New Roman" w:hAnsi="Times New Roman"/>
+                <w:sz w:val="22"/>
+                <w:szCs w:val="22"/>
+              </w:rPr>
+            </w:pPr>
+            <w:r>
+              <w:rPr>
+                <w:rFonts w:ascii="Times New Roman" w:cs="Times New Roman" w:eastAsia="Times New Roman" w:hAnsi="Times New Roman"/>
+                <w:sz w:val="22"/>
+                <w:szCs w:val="22"/>
+              </w:rPr>
+              <w:t>Vi phạm fk_lich_hen_giay – ĐẠT</w:t>
+            </w:r>
+          </w:p>
+        </w:tc>
+      </w:tr>
+      <w:tr>
+        <w:trPr>
+          <w:cantSplit/>
+        </w:trPr>
+        <w:tc>
+          <w:tcPr>
+            <w:tcW w:w="750" w:type="dxa"/>
+          </w:tcPr>
+          <w:p>
+            <w:pPr>
+              <w:spacing w:before="20" w:after="20"/>
+              <w:jc w:val="left"/>
+              <w:rPr>
+                <w:rFonts w:ascii="Times New Roman" w:cs="Times New Roman" w:eastAsia="Times New Roman" w:hAnsi="Times New Roman"/>
+                <w:sz w:val="22"/>
+                <w:szCs w:val="22"/>
+              </w:rPr>
+            </w:pPr>
+            <w:r>
+              <w:rPr>
+                <w:rFonts w:ascii="Times New Roman" w:cs="Times New Roman" w:eastAsia="Times New Roman" w:hAnsi="Times New Roman"/>
+                <w:sz w:val="22"/>
+                <w:szCs w:val="22"/>
+              </w:rPr>
+              <w:t>TB15</w:t>
+            </w:r>
+          </w:p>
+        </w:tc>
+        <w:tc>
+          <w:tcPr>
+            <w:tcW w:w="950" w:type="dxa"/>
+          </w:tcPr>
+          <w:p>
+            <w:pPr>
+              <w:spacing w:before="20" w:after="20"/>
+              <w:jc w:val="left"/>
+              <w:rPr>
+                <w:rFonts w:ascii="Times New Roman" w:cs="Times New Roman" w:eastAsia="Times New Roman" w:hAnsi="Times New Roman"/>
+                <w:sz w:val="22"/>
+                <w:szCs w:val="22"/>
+              </w:rPr>
+            </w:pPr>
+            <w:r>
+              <w:rPr>
+                <w:rFonts w:ascii="Times New Roman" w:cs="Times New Roman" w:eastAsia="Times New Roman" w:hAnsi="Times New Roman"/>
+                <w:sz w:val="22"/>
+                <w:szCs w:val="22"/>
+              </w:rPr>
+              <w:t>BR-B03</w:t>
+            </w:r>
+          </w:p>
+        </w:tc>
+        <w:tc>
+          <w:tcPr>
+            <w:tcW w:w="3100" w:type="dxa"/>
+          </w:tcPr>
+          <w:p>
+            <w:pPr>
+              <w:spacing w:before="20" w:after="20"/>
+              <w:jc w:val="left"/>
+              <w:rPr>
+                <w:rFonts w:ascii="Times New Roman" w:cs="Times New Roman" w:eastAsia="Times New Roman" w:hAnsi="Times New Roman"/>
+                <w:sz w:val="22"/>
+                <w:szCs w:val="22"/>
+              </w:rPr>
+            </w:pPr>
+            <w:r>
+              <w:rPr>
+                <w:rFonts w:ascii="Times New Roman" w:cs="Times New Roman" w:eastAsia="Times New Roman" w:hAnsi="Times New Roman"/>
+                <w:sz w:val="22"/>
+                <w:szCs w:val="22"/>
+              </w:rPr>
+              <w:t>INSERT lịch dùng lại giấy của lịch đã hủy</w:t>
+            </w:r>
+          </w:p>
+        </w:tc>
+        <w:tc>
+          <w:tcPr>
+            <w:tcW w:w="1400" w:type="dxa"/>
+          </w:tcPr>
+          <w:p>
+            <w:pPr>
+              <w:spacing w:before="20" w:after="20"/>
+              <w:jc w:val="left"/>
+              <w:rPr>
+                <w:rFonts w:ascii="Times New Roman" w:cs="Times New Roman" w:eastAsia="Times New Roman" w:hAnsi="Times New Roman"/>
+                <w:sz w:val="22"/>
+                <w:szCs w:val="22"/>
+              </w:rPr>
+            </w:pPr>
+            <w:r>
+              <w:rPr>
+                <w:rFonts w:ascii="Times New Roman" w:cs="Times New Roman" w:eastAsia="Times New Roman" w:hAnsi="Times New Roman"/>
+                <w:sz w:val="22"/>
+                <w:szCs w:val="22"/>
+              </w:rPr>
+              <w:t>Bị từ chối</w:t>
+            </w:r>
+          </w:p>
+        </w:tc>
+        <w:tc>
+          <w:tcPr>
+            <w:tcW w:w="2590" w:type="dxa"/>
+          </w:tcPr>
+          <w:p>
+            <w:pPr>
+              <w:spacing w:before="20" w:after="20"/>
+              <w:jc w:val="left"/>
+              <w:rPr>
+                <w:rFonts w:ascii="Times New Roman" w:cs="Times New Roman" w:eastAsia="Times New Roman" w:hAnsi="Times New Roman"/>
+                <w:sz w:val="22"/>
+                <w:szCs w:val="22"/>
+              </w:rPr>
+            </w:pPr>
+            <w:r>
+              <w:rPr>
+                <w:rFonts w:ascii="Times New Roman" w:cs="Times New Roman" w:eastAsia="Times New Roman" w:hAnsi="Times New Roman"/>
+                <w:sz w:val="22"/>
+                <w:szCs w:val="22"/>
+              </w:rPr>
+              <w:t>BR-B03: giấy chuyển đã dùng – ĐẠT</w:t>
+            </w:r>
+          </w:p>
+        </w:tc>
+      </w:tr>
+      <w:tr>
+        <w:trPr>
+          <w:cantSplit/>
+        </w:trPr>
+        <w:tc>
+          <w:tcPr>
+            <w:tcW w:w="750" w:type="dxa"/>
+          </w:tcPr>
+          <w:p>
+            <w:pPr>
+              <w:spacing w:before="20" w:after="20"/>
+              <w:jc w:val="left"/>
+              <w:rPr>
+                <w:rFonts w:ascii="Times New Roman" w:cs="Times New Roman" w:eastAsia="Times New Roman" w:hAnsi="Times New Roman"/>
+                <w:sz w:val="22"/>
+                <w:szCs w:val="22"/>
+              </w:rPr>
+            </w:pPr>
+            <w:r>
+              <w:rPr>
+                <w:rFonts w:ascii="Times New Roman" w:cs="Times New Roman" w:eastAsia="Times New Roman" w:hAnsi="Times New Roman"/>
+                <w:sz w:val="22"/>
+                <w:szCs w:val="22"/>
+              </w:rPr>
+              <w:t>TB29</w:t>
+            </w:r>
+          </w:p>
+        </w:tc>
+        <w:tc>
+          <w:tcPr>
+            <w:tcW w:w="950" w:type="dxa"/>
+          </w:tcPr>
+          <w:p>
+            <w:pPr>
+              <w:spacing w:before="20" w:after="20"/>
+              <w:jc w:val="left"/>
+              <w:rPr>
+                <w:rFonts w:ascii="Times New Roman" w:cs="Times New Roman" w:eastAsia="Times New Roman" w:hAnsi="Times New Roman"/>
+                <w:sz w:val="22"/>
+                <w:szCs w:val="22"/>
+              </w:rPr>
+            </w:pPr>
+            <w:r>
+              <w:rPr>
+                <w:rFonts w:ascii="Times New Roman" w:cs="Times New Roman" w:eastAsia="Times New Roman" w:hAnsi="Times New Roman"/>
+                <w:sz w:val="22"/>
+                <w:szCs w:val="22"/>
+              </w:rPr>
+              <w:t>BR-B03</w:t>
+            </w:r>
+          </w:p>
+        </w:tc>
+        <w:tc>
+          <w:tcPr>
+            <w:tcW w:w="3100" w:type="dxa"/>
+          </w:tcPr>
+          <w:p>
+            <w:pPr>
+              <w:spacing w:before="20" w:after="20"/>
+              <w:jc w:val="left"/>
+              <w:rPr>
+                <w:rFonts w:ascii="Times New Roman" w:cs="Times New Roman" w:eastAsia="Times New Roman" w:hAnsi="Times New Roman"/>
+                <w:sz w:val="22"/>
+                <w:szCs w:val="22"/>
+              </w:rPr>
+            </w:pPr>
+            <w:r>
+              <w:rPr>
+                <w:rFonts w:ascii="Times New Roman" w:cs="Times New Roman" w:eastAsia="Times New Roman" w:hAnsi="Times New Roman"/>
+                <w:sz w:val="22"/>
+                <w:szCs w:val="22"/>
+              </w:rPr>
+              <w:t>INSERT lịch tái khám tim mạch không giấy</w:t>
+            </w:r>
+          </w:p>
+        </w:tc>
+        <w:tc>
+          <w:tcPr>
+            <w:tcW w:w="1400" w:type="dxa"/>
+          </w:tcPr>
+          <w:p>
+            <w:pPr>
+              <w:spacing w:before="20" w:after="20"/>
+              <w:jc w:val="left"/>
+              <w:rPr>
+                <w:rFonts w:ascii="Times New Roman" w:cs="Times New Roman" w:eastAsia="Times New Roman" w:hAnsi="Times New Roman"/>
+                <w:sz w:val="22"/>
+                <w:szCs w:val="22"/>
+              </w:rPr>
+            </w:pPr>
+            <w:r>
+              <w:rPr>
+                <w:rFonts w:ascii="Times New Roman" w:cs="Times New Roman" w:eastAsia="Times New Roman" w:hAnsi="Times New Roman"/>
+                <w:sz w:val="22"/>
+                <w:szCs w:val="22"/>
+              </w:rPr>
+              <w:t>Thực hiện được</w:t>
+            </w:r>
+          </w:p>
+        </w:tc>
+        <w:tc>
+          <w:tcPr>
+            <w:tcW w:w="2590" w:type="dxa"/>
+          </w:tcPr>
+          <w:p>
+            <w:pPr>
+              <w:spacing w:before="20" w:after="20"/>
+              <w:jc w:val="left"/>
+              <w:rPr>
+                <w:rFonts w:ascii="Times New Roman" w:cs="Times New Roman" w:eastAsia="Times New Roman" w:hAnsi="Times New Roman"/>
+                <w:sz w:val="22"/>
+                <w:szCs w:val="22"/>
+              </w:rPr>
+            </w:pPr>
+            <w:r>
+              <w:rPr>
+                <w:rFonts w:ascii="Times New Roman" w:cs="Times New Roman" w:eastAsia="Times New Roman" w:hAnsi="Times New Roman"/>
+                <w:sz w:val="22"/>
+                <w:szCs w:val="22"/>
+              </w:rPr>
+              <w:t>Thực hiện được – ĐẠT</w:t>
+            </w:r>
+          </w:p>
+        </w:tc>
+      </w:tr>
+      <w:tr>
+        <w:trPr>
+          <w:cantSplit/>
+        </w:trPr>
+        <w:tc>
+          <w:tcPr>
+            <w:tcW w:w="750" w:type="dxa"/>
+          </w:tcPr>
+          <w:p>
+            <w:pPr>
+              <w:spacing w:before="20" w:after="20"/>
+              <w:jc w:val="left"/>
+              <w:rPr>
+                <w:rFonts w:ascii="Times New Roman" w:cs="Times New Roman" w:eastAsia="Times New Roman" w:hAnsi="Times New Roman"/>
+                <w:sz w:val="22"/>
+                <w:szCs w:val="22"/>
+              </w:rPr>
+            </w:pPr>
+            <w:r>
+              <w:rPr>
+                <w:rFonts w:ascii="Times New Roman" w:cs="Times New Roman" w:eastAsia="Times New Roman" w:hAnsi="Times New Roman"/>
+                <w:sz w:val="22"/>
+                <w:szCs w:val="22"/>
+              </w:rPr>
+              <w:t>TB17</w:t>
+            </w:r>
+          </w:p>
+        </w:tc>
+        <w:tc>
+          <w:tcPr>
+            <w:tcW w:w="950" w:type="dxa"/>
+          </w:tcPr>
+          <w:p>
+            <w:pPr>
+              <w:spacing w:before="20" w:after="20"/>
+              <w:jc w:val="left"/>
+              <w:rPr>
+                <w:rFonts w:ascii="Times New Roman" w:cs="Times New Roman" w:eastAsia="Times New Roman" w:hAnsi="Times New Roman"/>
+                <w:sz w:val="22"/>
+                <w:szCs w:val="22"/>
+              </w:rPr>
+            </w:pPr>
+            <w:r>
+              <w:rPr>
+                <w:rFonts w:ascii="Times New Roman" w:cs="Times New Roman" w:eastAsia="Times New Roman" w:hAnsi="Times New Roman"/>
+                <w:sz w:val="22"/>
+                <w:szCs w:val="22"/>
+              </w:rPr>
+              <w:t>BR-B04</w:t>
+            </w:r>
+          </w:p>
+        </w:tc>
+        <w:tc>
+          <w:tcPr>
+            <w:tcW w:w="3100" w:type="dxa"/>
+          </w:tcPr>
+          <w:p>
+            <w:pPr>
+              <w:spacing w:before="20" w:after="20"/>
+              <w:jc w:val="left"/>
+              <w:rPr>
+                <w:rFonts w:ascii="Times New Roman" w:cs="Times New Roman" w:eastAsia="Times New Roman" w:hAnsi="Times New Roman"/>
+                <w:sz w:val="22"/>
+                <w:szCs w:val="22"/>
+              </w:rPr>
+            </w:pPr>
+            <w:r>
+              <w:rPr>
+                <w:rFonts w:ascii="Times New Roman" w:cs="Times New Roman" w:eastAsia="Times New Roman" w:hAnsi="Times New Roman"/>
+                <w:sz w:val="22"/>
+                <w:szCs w:val="22"/>
+              </w:rPr>
+              <w:t>INSERT tư vấn từ xa thiếu đường dẫn phiên</w:t>
+            </w:r>
+          </w:p>
+        </w:tc>
+        <w:tc>
+          <w:tcPr>
+            <w:tcW w:w="1400" w:type="dxa"/>
+          </w:tcPr>
+          <w:p>
+            <w:pPr>
+              <w:spacing w:before="20" w:after="20"/>
+              <w:jc w:val="left"/>
+              <w:rPr>
+                <w:rFonts w:ascii="Times New Roman" w:cs="Times New Roman" w:eastAsia="Times New Roman" w:hAnsi="Times New Roman"/>
+                <w:sz w:val="22"/>
+                <w:szCs w:val="22"/>
+              </w:rPr>
+            </w:pPr>
+            <w:r>
+              <w:rPr>
+                <w:rFonts w:ascii="Times New Roman" w:cs="Times New Roman" w:eastAsia="Times New Roman" w:hAnsi="Times New Roman"/>
+                <w:sz w:val="22"/>
+                <w:szCs w:val="22"/>
+              </w:rPr>
+              <w:t>Bị từ chối</w:t>
+            </w:r>
+          </w:p>
+        </w:tc>
+        <w:tc>
+          <w:tcPr>
+            <w:tcW w:w="2590" w:type="dxa"/>
+          </w:tcPr>
+          <w:p>
+            <w:pPr>
+              <w:spacing w:before="20" w:after="20"/>
+              <w:jc w:val="left"/>
+              <w:rPr>
+                <w:rFonts w:ascii="Times New Roman" w:cs="Times New Roman" w:eastAsia="Times New Roman" w:hAnsi="Times New Roman"/>
+                <w:sz w:val="22"/>
+                <w:szCs w:val="22"/>
+              </w:rPr>
+            </w:pPr>
+            <w:r>
+              <w:rPr>
+                <w:rFonts w:ascii="Times New Roman" w:cs="Times New Roman" w:eastAsia="Times New Roman" w:hAnsi="Times New Roman"/>
+                <w:sz w:val="22"/>
+                <w:szCs w:val="22"/>
+              </w:rPr>
+              <w:t>Vi phạm ck_lich_hen_hinh_thuc – ĐẠT</w:t>
+            </w:r>
+          </w:p>
+        </w:tc>
+      </w:tr>
+      <w:tr>
+        <w:trPr>
+          <w:cantSplit/>
+        </w:trPr>
+        <w:tc>
+          <w:tcPr>
+            <w:tcW w:w="750" w:type="dxa"/>
+          </w:tcPr>
+          <w:p>
+            <w:pPr>
+              <w:spacing w:before="20" w:after="20"/>
+              <w:jc w:val="left"/>
+              <w:rPr>
+                <w:rFonts w:ascii="Times New Roman" w:cs="Times New Roman" w:eastAsia="Times New Roman" w:hAnsi="Times New Roman"/>
+                <w:sz w:val="22"/>
+                <w:szCs w:val="22"/>
+              </w:rPr>
+            </w:pPr>
+            <w:r>
+              <w:rPr>
+                <w:rFonts w:ascii="Times New Roman" w:cs="Times New Roman" w:eastAsia="Times New Roman" w:hAnsi="Times New Roman"/>
+                <w:sz w:val="22"/>
+                <w:szCs w:val="22"/>
+              </w:rPr>
+              <w:t>TB22</w:t>
+            </w:r>
+          </w:p>
+        </w:tc>
+        <w:tc>
+          <w:tcPr>
+            <w:tcW w:w="950" w:type="dxa"/>
+          </w:tcPr>
+          <w:p>
+            <w:pPr>
+              <w:spacing w:before="20" w:after="20"/>
+              <w:jc w:val="left"/>
+              <w:rPr>
+                <w:rFonts w:ascii="Times New Roman" w:cs="Times New Roman" w:eastAsia="Times New Roman" w:hAnsi="Times New Roman"/>
+                <w:sz w:val="22"/>
+                <w:szCs w:val="22"/>
+              </w:rPr>
+            </w:pPr>
+            <w:r>
+              <w:rPr>
+                <w:rFonts w:ascii="Times New Roman" w:cs="Times New Roman" w:eastAsia="Times New Roman" w:hAnsi="Times New Roman"/>
+                <w:sz w:val="22"/>
+                <w:szCs w:val="22"/>
+              </w:rPr>
+              <w:t>BR-B05</w:t>
+            </w:r>
+          </w:p>
+        </w:tc>
+        <w:tc>
+          <w:tcPr>
+            <w:tcW w:w="3100" w:type="dxa"/>
+          </w:tcPr>
+          <w:p>
+            <w:pPr>
+              <w:spacing w:before="20" w:after="20"/>
+              <w:jc w:val="left"/>
+              <w:rPr>
+                <w:rFonts w:ascii="Times New Roman" w:cs="Times New Roman" w:eastAsia="Times New Roman" w:hAnsi="Times New Roman"/>
+                <w:sz w:val="22"/>
+                <w:szCs w:val="22"/>
+              </w:rPr>
+            </w:pPr>
+            <w:r>
+              <w:rPr>
+                <w:rFonts w:ascii="Times New Roman" w:cs="Times New Roman" w:eastAsia="Times New Roman" w:hAnsi="Times New Roman"/>
+                <w:sz w:val="22"/>
+                <w:szCs w:val="22"/>
+              </w:rPr>
+              <w:t>UPDATE trạng thái DA_DAT → HOAN_THANH</w:t>
+            </w:r>
+          </w:p>
+        </w:tc>
+        <w:tc>
+          <w:tcPr>
+            <w:tcW w:w="1400" w:type="dxa"/>
+          </w:tcPr>
+          <w:p>
+            <w:pPr>
+              <w:spacing w:before="20" w:after="20"/>
+              <w:jc w:val="left"/>
+              <w:rPr>
+                <w:rFonts w:ascii="Times New Roman" w:cs="Times New Roman" w:eastAsia="Times New Roman" w:hAnsi="Times New Roman"/>
+                <w:sz w:val="22"/>
+                <w:szCs w:val="22"/>
+              </w:rPr>
+            </w:pPr>
+            <w:r>
+              <w:rPr>
+                <w:rFonts w:ascii="Times New Roman" w:cs="Times New Roman" w:eastAsia="Times New Roman" w:hAnsi="Times New Roman"/>
+                <w:sz w:val="22"/>
+                <w:szCs w:val="22"/>
+              </w:rPr>
+              <w:t>Bị từ chối</w:t>
+            </w:r>
+          </w:p>
+        </w:tc>
+        <w:tc>
+          <w:tcPr>
+            <w:tcW w:w="2590" w:type="dxa"/>
+          </w:tcPr>
+          <w:p>
+            <w:pPr>
+              <w:spacing w:before="20" w:after="20"/>
+              <w:jc w:val="left"/>
+              <w:rPr>
+                <w:rFonts w:ascii="Times New Roman" w:cs="Times New Roman" w:eastAsia="Times New Roman" w:hAnsi="Times New Roman"/>
+                <w:sz w:val="22"/>
+                <w:szCs w:val="22"/>
+              </w:rPr>
+            </w:pPr>
+            <w:r>
+              <w:rPr>
+                <w:rFonts w:ascii="Times New Roman" w:cs="Times New Roman" w:eastAsia="Times New Roman" w:hAnsi="Times New Roman"/>
+                <w:sz w:val="22"/>
+                <w:szCs w:val="22"/>
+              </w:rPr>
+              <w:t>BR-B05: không được chuyển – ĐẠT</w:t>
+            </w:r>
+          </w:p>
+        </w:tc>
+      </w:tr>
+      <w:tr>
+        <w:trPr>
+          <w:cantSplit/>
+        </w:trPr>
+        <w:tc>
+          <w:tcPr>
+            <w:tcW w:w="750" w:type="dxa"/>
+          </w:tcPr>
+          <w:p>
+            <w:pPr>
+              <w:spacing w:before="20" w:after="20"/>
+              <w:jc w:val="left"/>
+              <w:rPr>
+                <w:rFonts w:ascii="Times New Roman" w:cs="Times New Roman" w:eastAsia="Times New Roman" w:hAnsi="Times New Roman"/>
+                <w:sz w:val="22"/>
+                <w:szCs w:val="22"/>
+              </w:rPr>
+            </w:pPr>
+            <w:r>
+              <w:rPr>
+                <w:rFonts w:ascii="Times New Roman" w:cs="Times New Roman" w:eastAsia="Times New Roman" w:hAnsi="Times New Roman"/>
+                <w:sz w:val="22"/>
+                <w:szCs w:val="22"/>
+              </w:rPr>
+              <w:t>TB27</w:t>
+            </w:r>
+          </w:p>
+        </w:tc>
+        <w:tc>
+          <w:tcPr>
+            <w:tcW w:w="950" w:type="dxa"/>
+          </w:tcPr>
+          <w:p>
+            <w:pPr>
+              <w:spacing w:before="20" w:after="20"/>
+              <w:jc w:val="left"/>
+              <w:rPr>
+                <w:rFonts w:ascii="Times New Roman" w:cs="Times New Roman" w:eastAsia="Times New Roman" w:hAnsi="Times New Roman"/>
+                <w:sz w:val="22"/>
+                <w:szCs w:val="22"/>
+              </w:rPr>
+            </w:pPr>
+            <w:r>
+              <w:rPr>
+                <w:rFonts w:ascii="Times New Roman" w:cs="Times New Roman" w:eastAsia="Times New Roman" w:hAnsi="Times New Roman"/>
+                <w:sz w:val="22"/>
+                <w:szCs w:val="22"/>
+              </w:rPr>
+              <w:t>BR-B05</w:t>
+            </w:r>
+          </w:p>
+        </w:tc>
+        <w:tc>
+          <w:tcPr>
+            <w:tcW w:w="3100" w:type="dxa"/>
+          </w:tcPr>
+          <w:p>
+            <w:pPr>
+              <w:spacing w:before="20" w:after="20"/>
+              <w:jc w:val="left"/>
+              <w:rPr>
+                <w:rFonts w:ascii="Times New Roman" w:cs="Times New Roman" w:eastAsia="Times New Roman" w:hAnsi="Times New Roman"/>
+                <w:sz w:val="22"/>
+                <w:szCs w:val="22"/>
+              </w:rPr>
+            </w:pPr>
+            <w:r>
+              <w:rPr>
+                <w:rFonts w:ascii="Times New Roman" w:cs="Times New Roman" w:eastAsia="Times New Roman" w:hAnsi="Times New Roman"/>
+                <w:sz w:val="22"/>
+                <w:szCs w:val="22"/>
+              </w:rPr>
+              <w:t>UPDATE lý do khám của lịch đã hoàn thành</w:t>
+            </w:r>
+          </w:p>
+        </w:tc>
+        <w:tc>
+          <w:tcPr>
+            <w:tcW w:w="1400" w:type="dxa"/>
+          </w:tcPr>
+          <w:p>
+            <w:pPr>
+              <w:spacing w:before="20" w:after="20"/>
+              <w:jc w:val="left"/>
+              <w:rPr>
+                <w:rFonts w:ascii="Times New Roman" w:cs="Times New Roman" w:eastAsia="Times New Roman" w:hAnsi="Times New Roman"/>
+                <w:sz w:val="22"/>
+                <w:szCs w:val="22"/>
+              </w:rPr>
+            </w:pPr>
+            <w:r>
+              <w:rPr>
+                <w:rFonts w:ascii="Times New Roman" w:cs="Times New Roman" w:eastAsia="Times New Roman" w:hAnsi="Times New Roman"/>
+                <w:sz w:val="22"/>
+                <w:szCs w:val="22"/>
+              </w:rPr>
+              <w:t>Bị từ chối</w:t>
+            </w:r>
+          </w:p>
+        </w:tc>
+        <w:tc>
+          <w:tcPr>
+            <w:tcW w:w="2590" w:type="dxa"/>
+          </w:tcPr>
+          <w:p>
+            <w:pPr>
+              <w:spacing w:before="20" w:after="20"/>
+              <w:jc w:val="left"/>
+              <w:rPr>
+                <w:rFonts w:ascii="Times New Roman" w:cs="Times New Roman" w:eastAsia="Times New Roman" w:hAnsi="Times New Roman"/>
+                <w:sz w:val="22"/>
+                <w:szCs w:val="22"/>
+              </w:rPr>
+            </w:pPr>
+            <w:r>
+              <w:rPr>
+                <w:rFonts w:ascii="Times New Roman" w:cs="Times New Roman" w:eastAsia="Times New Roman" w:hAnsi="Times New Roman"/>
+                <w:sz w:val="22"/>
+                <w:szCs w:val="22"/>
+              </w:rPr>
+              <w:t>BR-B05: đã ở trạng thái cuối – ĐẠT</w:t>
+            </w:r>
+          </w:p>
+        </w:tc>
+      </w:tr>
+      <w:tr>
+        <w:trPr>
+          <w:cantSplit/>
+        </w:trPr>
+        <w:tc>
+          <w:tcPr>
+            <w:tcW w:w="750" w:type="dxa"/>
+          </w:tcPr>
+          <w:p>
+            <w:pPr>
+              <w:spacing w:before="20" w:after="20"/>
+              <w:jc w:val="left"/>
+              <w:rPr>
+                <w:rFonts w:ascii="Times New Roman" w:cs="Times New Roman" w:eastAsia="Times New Roman" w:hAnsi="Times New Roman"/>
+                <w:sz w:val="22"/>
+                <w:szCs w:val="22"/>
+              </w:rPr>
+            </w:pPr>
+            <w:r>
+              <w:rPr>
+                <w:rFonts w:ascii="Times New Roman" w:cs="Times New Roman" w:eastAsia="Times New Roman" w:hAnsi="Times New Roman"/>
+                <w:sz w:val="22"/>
+                <w:szCs w:val="22"/>
+              </w:rPr>
+              <w:t>TB31</w:t>
+            </w:r>
+          </w:p>
+        </w:tc>
+        <w:tc>
+          <w:tcPr>
+            <w:tcW w:w="950" w:type="dxa"/>
+          </w:tcPr>
+          <w:p>
+            <w:pPr>
+              <w:spacing w:before="20" w:after="20"/>
+              <w:jc w:val="left"/>
+              <w:rPr>
+                <w:rFonts w:ascii="Times New Roman" w:cs="Times New Roman" w:eastAsia="Times New Roman" w:hAnsi="Times New Roman"/>
+                <w:sz w:val="22"/>
+                <w:szCs w:val="22"/>
+              </w:rPr>
+            </w:pPr>
+            <w:r>
+              <w:rPr>
+                <w:rFonts w:ascii="Times New Roman" w:cs="Times New Roman" w:eastAsia="Times New Roman" w:hAnsi="Times New Roman"/>
+                <w:sz w:val="22"/>
+                <w:szCs w:val="22"/>
+              </w:rPr>
+              <w:t>BR-B07</w:t>
+            </w:r>
+          </w:p>
+        </w:tc>
+        <w:tc>
+          <w:tcPr>
+            <w:tcW w:w="3100" w:type="dxa"/>
+          </w:tcPr>
+          <w:p>
+            <w:pPr>
+              <w:spacing w:before="20" w:after="20"/>
+              <w:jc w:val="left"/>
+              <w:rPr>
+                <w:rFonts w:ascii="Times New Roman" w:cs="Times New Roman" w:eastAsia="Times New Roman" w:hAnsi="Times New Roman"/>
+                <w:sz w:val="22"/>
+                <w:szCs w:val="22"/>
+              </w:rPr>
+            </w:pPr>
+            <w:r>
+              <w:rPr>
+                <w:rFonts w:ascii="Times New Roman" w:cs="Times New Roman" w:eastAsia="Times New Roman" w:hAnsi="Times New Roman"/>
+                <w:sz w:val="22"/>
+                <w:szCs w:val="22"/>
+              </w:rPr>
+              <w:t>INSERT giấy chuyển có hạn 31 ngày</w:t>
+            </w:r>
+          </w:p>
+        </w:tc>
+        <w:tc>
+          <w:tcPr>
+            <w:tcW w:w="1400" w:type="dxa"/>
+          </w:tcPr>
+          <w:p>
+            <w:pPr>
+              <w:spacing w:before="20" w:after="20"/>
+              <w:jc w:val="left"/>
+              <w:rPr>
+                <w:rFonts w:ascii="Times New Roman" w:cs="Times New Roman" w:eastAsia="Times New Roman" w:hAnsi="Times New Roman"/>
+                <w:sz w:val="22"/>
+                <w:szCs w:val="22"/>
+              </w:rPr>
+            </w:pPr>
+            <w:r>
+              <w:rPr>
+                <w:rFonts w:ascii="Times New Roman" w:cs="Times New Roman" w:eastAsia="Times New Roman" w:hAnsi="Times New Roman"/>
+                <w:sz w:val="22"/>
+                <w:szCs w:val="22"/>
+              </w:rPr>
+              <w:t>Bị từ chối</w:t>
+            </w:r>
+          </w:p>
+        </w:tc>
+        <w:tc>
+          <w:tcPr>
+            <w:tcW w:w="2590" w:type="dxa"/>
+          </w:tcPr>
+          <w:p>
+            <w:pPr>
+              <w:spacing w:before="20" w:after="20"/>
+              <w:jc w:val="left"/>
+              <w:rPr>
+                <w:rFonts w:ascii="Times New Roman" w:cs="Times New Roman" w:eastAsia="Times New Roman" w:hAnsi="Times New Roman"/>
+                <w:sz w:val="22"/>
+                <w:szCs w:val="22"/>
+              </w:rPr>
+            </w:pPr>
+            <w:r>
+              <w:rPr>
+                <w:rFonts w:ascii="Times New Roman" w:cs="Times New Roman" w:eastAsia="Times New Roman" w:hAnsi="Times New Roman"/>
+                <w:sz w:val="22"/>
+                <w:szCs w:val="22"/>
+              </w:rPr>
+              <w:t>Vi phạm ck_giay_han – ĐẠT</w:t>
+            </w:r>
+          </w:p>
+        </w:tc>
+      </w:tr>
+      <w:tr>
+        <w:trPr>
+          <w:cantSplit/>
+        </w:trPr>
+        <w:tc>
+          <w:tcPr>
+            <w:tcW w:w="750" w:type="dxa"/>
+          </w:tcPr>
+          <w:p>
+            <w:pPr>
+              <w:spacing w:before="20" w:after="20"/>
+              <w:jc w:val="left"/>
+              <w:rPr>
+                <w:rFonts w:ascii="Times New Roman" w:cs="Times New Roman" w:eastAsia="Times New Roman" w:hAnsi="Times New Roman"/>
+                <w:sz w:val="22"/>
+                <w:szCs w:val="22"/>
+              </w:rPr>
+            </w:pPr>
+            <w:r>
+              <w:rPr>
+                <w:rFonts w:ascii="Times New Roman" w:cs="Times New Roman" w:eastAsia="Times New Roman" w:hAnsi="Times New Roman"/>
+                <w:sz w:val="22"/>
+                <w:szCs w:val="22"/>
+              </w:rPr>
+              <w:t>TB32</w:t>
+            </w:r>
+          </w:p>
+        </w:tc>
+        <w:tc>
+          <w:tcPr>
+            <w:tcW w:w="950" w:type="dxa"/>
+          </w:tcPr>
+          <w:p>
+            <w:pPr>
+              <w:spacing w:before="20" w:after="20"/>
+              <w:jc w:val="left"/>
+              <w:rPr>
+                <w:rFonts w:ascii="Times New Roman" w:cs="Times New Roman" w:eastAsia="Times New Roman" w:hAnsi="Times New Roman"/>
+                <w:sz w:val="22"/>
+                <w:szCs w:val="22"/>
+              </w:rPr>
+            </w:pPr>
+            <w:r>
+              <w:rPr>
+                <w:rFonts w:ascii="Times New Roman" w:cs="Times New Roman" w:eastAsia="Times New Roman" w:hAnsi="Times New Roman"/>
+                <w:sz w:val="22"/>
+                <w:szCs w:val="22"/>
+              </w:rPr>
+              <w:t>BR-B07</w:t>
+            </w:r>
+          </w:p>
+        </w:tc>
+        <w:tc>
+          <w:tcPr>
+            <w:tcW w:w="3100" w:type="dxa"/>
+          </w:tcPr>
+          <w:p>
+            <w:pPr>
+              <w:spacing w:before="20" w:after="20"/>
+              <w:jc w:val="left"/>
+              <w:rPr>
+                <w:rFonts w:ascii="Times New Roman" w:cs="Times New Roman" w:eastAsia="Times New Roman" w:hAnsi="Times New Roman"/>
+                <w:sz w:val="22"/>
+                <w:szCs w:val="22"/>
+              </w:rPr>
+            </w:pPr>
+            <w:r>
+              <w:rPr>
+                <w:rFonts w:ascii="Times New Roman" w:cs="Times New Roman" w:eastAsia="Times New Roman" w:hAnsi="Times New Roman"/>
+                <w:sz w:val="22"/>
+                <w:szCs w:val="22"/>
+              </w:rPr>
+              <w:t>INSERT giấy chuyển do bác sĩ chuyên khoa lập</w:t>
+            </w:r>
+          </w:p>
+        </w:tc>
+        <w:tc>
+          <w:tcPr>
+            <w:tcW w:w="1400" w:type="dxa"/>
+          </w:tcPr>
+          <w:p>
+            <w:pPr>
+              <w:spacing w:before="20" w:after="20"/>
+              <w:jc w:val="left"/>
+              <w:rPr>
+                <w:rFonts w:ascii="Times New Roman" w:cs="Times New Roman" w:eastAsia="Times New Roman" w:hAnsi="Times New Roman"/>
+                <w:sz w:val="22"/>
+                <w:szCs w:val="22"/>
+              </w:rPr>
+            </w:pPr>
+            <w:r>
+              <w:rPr>
+                <w:rFonts w:ascii="Times New Roman" w:cs="Times New Roman" w:eastAsia="Times New Roman" w:hAnsi="Times New Roman"/>
+                <w:sz w:val="22"/>
+                <w:szCs w:val="22"/>
+              </w:rPr>
+              <w:t>Bị từ chối</w:t>
+            </w:r>
+          </w:p>
+        </w:tc>
+        <w:tc>
+          <w:tcPr>
+            <w:tcW w:w="2590" w:type="dxa"/>
+          </w:tcPr>
+          <w:p>
+            <w:pPr>
+              <w:spacing w:before="20" w:after="20"/>
+              <w:jc w:val="left"/>
+              <w:rPr>
+                <w:rFonts w:ascii="Times New Roman" w:cs="Times New Roman" w:eastAsia="Times New Roman" w:hAnsi="Times New Roman"/>
+                <w:sz w:val="22"/>
+                <w:szCs w:val="22"/>
+              </w:rPr>
+            </w:pPr>
+            <w:r>
+              <w:rPr>
+                <w:rFonts w:ascii="Times New Roman" w:cs="Times New Roman" w:eastAsia="Times New Roman" w:hAnsi="Times New Roman"/>
+                <w:sz w:val="22"/>
+                <w:szCs w:val="22"/>
+              </w:rPr>
+              <w:t>Vi phạm khóa ngoại tới bac_si_da_khoa – ĐẠT</w:t>
+            </w:r>
+          </w:p>
+        </w:tc>
+      </w:tr>
+      <w:tr>
+        <w:trPr>
+          <w:cantSplit/>
+        </w:trPr>
+        <w:tc>
+          <w:tcPr>
+            <w:tcW w:w="750" w:type="dxa"/>
+          </w:tcPr>
+          <w:p>
+            <w:pPr>
+              <w:spacing w:before="20" w:after="20"/>
+              <w:jc w:val="left"/>
+              <w:rPr>
+                <w:rFonts w:ascii="Times New Roman" w:cs="Times New Roman" w:eastAsia="Times New Roman" w:hAnsi="Times New Roman"/>
+                <w:sz w:val="22"/>
+                <w:szCs w:val="22"/>
+              </w:rPr>
+            </w:pPr>
+            <w:r>
+              <w:rPr>
+                <w:rFonts w:ascii="Times New Roman" w:cs="Times New Roman" w:eastAsia="Times New Roman" w:hAnsi="Times New Roman"/>
+                <w:sz w:val="22"/>
+                <w:szCs w:val="22"/>
+              </w:rPr>
+              <w:t>TB35</w:t>
+            </w:r>
+          </w:p>
+        </w:tc>
+        <w:tc>
+          <w:tcPr>
+            <w:tcW w:w="950" w:type="dxa"/>
+          </w:tcPr>
+          <w:p>
+            <w:pPr>
+              <w:spacing w:before="20" w:after="20"/>
+              <w:jc w:val="left"/>
+              <w:rPr>
+                <w:rFonts w:ascii="Times New Roman" w:cs="Times New Roman" w:eastAsia="Times New Roman" w:hAnsi="Times New Roman"/>
+                <w:sz w:val="22"/>
+                <w:szCs w:val="22"/>
+              </w:rPr>
+            </w:pPr>
+            <w:r>
+              <w:rPr>
+                <w:rFonts w:ascii="Times New Roman" w:cs="Times New Roman" w:eastAsia="Times New Roman" w:hAnsi="Times New Roman"/>
+                <w:sz w:val="22"/>
+                <w:szCs w:val="22"/>
+              </w:rPr>
+              <w:t>BR-B09</w:t>
+            </w:r>
+          </w:p>
+        </w:tc>
+        <w:tc>
+          <w:tcPr>
+            <w:tcW w:w="3100" w:type="dxa"/>
+          </w:tcPr>
+          <w:p>
+            <w:pPr>
+              <w:spacing w:before="20" w:after="20"/>
+              <w:jc w:val="left"/>
+              <w:rPr>
+                <w:rFonts w:ascii="Times New Roman" w:cs="Times New Roman" w:eastAsia="Times New Roman" w:hAnsi="Times New Roman"/>
+                <w:sz w:val="22"/>
+                <w:szCs w:val="22"/>
+              </w:rPr>
+            </w:pPr>
+            <w:r>
+              <w:rPr>
+                <w:rFonts w:ascii="Times New Roman" w:cs="Times New Roman" w:eastAsia="Times New Roman" w:hAnsi="Times New Roman"/>
+                <w:sz w:val="22"/>
+                <w:szCs w:val="22"/>
+              </w:rPr>
+              <w:t>INSERT tài khoản vai trò lễ tân gắn với một bác sĩ</w:t>
+            </w:r>
+          </w:p>
+        </w:tc>
+        <w:tc>
+          <w:tcPr>
+            <w:tcW w:w="1400" w:type="dxa"/>
+          </w:tcPr>
+          <w:p>
+            <w:pPr>
+              <w:spacing w:before="20" w:after="20"/>
+              <w:jc w:val="left"/>
+              <w:rPr>
+                <w:rFonts w:ascii="Times New Roman" w:cs="Times New Roman" w:eastAsia="Times New Roman" w:hAnsi="Times New Roman"/>
+                <w:sz w:val="22"/>
+                <w:szCs w:val="22"/>
+              </w:rPr>
+            </w:pPr>
+            <w:r>
+              <w:rPr>
+                <w:rFonts w:ascii="Times New Roman" w:cs="Times New Roman" w:eastAsia="Times New Roman" w:hAnsi="Times New Roman"/>
+                <w:sz w:val="22"/>
+                <w:szCs w:val="22"/>
+              </w:rPr>
+              <w:t>Bị từ chối</w:t>
+            </w:r>
+          </w:p>
+        </w:tc>
+        <w:tc>
+          <w:tcPr>
+            <w:tcW w:w="2590" w:type="dxa"/>
+          </w:tcPr>
+          <w:p>
+            <w:pPr>
+              <w:spacing w:before="20" w:after="20"/>
+              <w:jc w:val="left"/>
+              <w:rPr>
+                <w:rFonts w:ascii="Times New Roman" w:cs="Times New Roman" w:eastAsia="Times New Roman" w:hAnsi="Times New Roman"/>
+                <w:sz w:val="22"/>
+                <w:szCs w:val="22"/>
+              </w:rPr>
+            </w:pPr>
+            <w:r>
+              <w:rPr>
+                <w:rFonts w:ascii="Times New Roman" w:cs="Times New Roman" w:eastAsia="Times New Roman" w:hAnsi="Times New Roman"/>
+                <w:sz w:val="22"/>
+                <w:szCs w:val="22"/>
+              </w:rPr>
+              <w:t>BR-B09: vai trò không trùng loại nhân viên – ĐẠT</w:t>
+            </w:r>
+          </w:p>
+        </w:tc>
+      </w:tr>
+      <w:tr>
+        <w:trPr>
+          <w:cantSplit/>
+        </w:trPr>
+        <w:tc>
+          <w:tcPr>
+            <w:tcW w:w="750" w:type="dxa"/>
+          </w:tcPr>
+          <w:p>
+            <w:pPr>
+              <w:spacing w:before="20" w:after="20"/>
+              <w:jc w:val="left"/>
+              <w:rPr>
+                <w:rFonts w:ascii="Times New Roman" w:cs="Times New Roman" w:eastAsia="Times New Roman" w:hAnsi="Times New Roman"/>
+                <w:sz w:val="22"/>
+                <w:szCs w:val="22"/>
+              </w:rPr>
+            </w:pPr>
+            <w:r>
+              <w:rPr>
+                <w:rFonts w:ascii="Times New Roman" w:cs="Times New Roman" w:eastAsia="Times New Roman" w:hAnsi="Times New Roman"/>
+                <w:sz w:val="22"/>
+                <w:szCs w:val="22"/>
+              </w:rPr>
+              <w:t>TB40</w:t>
+            </w:r>
+          </w:p>
+        </w:tc>
+        <w:tc>
+          <w:tcPr>
+            <w:tcW w:w="950" w:type="dxa"/>
+          </w:tcPr>
+          <w:p>
+            <w:pPr>
+              <w:spacing w:before="20" w:after="20"/>
+              <w:jc w:val="left"/>
+              <w:rPr>
+                <w:rFonts w:ascii="Times New Roman" w:cs="Times New Roman" w:eastAsia="Times New Roman" w:hAnsi="Times New Roman"/>
+                <w:sz w:val="22"/>
+                <w:szCs w:val="22"/>
+              </w:rPr>
+            </w:pPr>
+            <w:r>
+              <w:rPr>
+                <w:rFonts w:ascii="Times New Roman" w:cs="Times New Roman" w:eastAsia="Times New Roman" w:hAnsi="Times New Roman"/>
+                <w:sz w:val="22"/>
+                <w:szCs w:val="22"/>
+              </w:rPr>
+              <w:t>BR-B10</w:t>
+            </w:r>
+          </w:p>
+        </w:tc>
+        <w:tc>
+          <w:tcPr>
+            <w:tcW w:w="3100" w:type="dxa"/>
+          </w:tcPr>
+          <w:p>
+            <w:pPr>
+              <w:spacing w:before="20" w:after="20"/>
+              <w:jc w:val="left"/>
+              <w:rPr>
+                <w:rFonts w:ascii="Times New Roman" w:cs="Times New Roman" w:eastAsia="Times New Roman" w:hAnsi="Times New Roman"/>
+                <w:sz w:val="22"/>
+                <w:szCs w:val="22"/>
+              </w:rPr>
+            </w:pPr>
+            <w:r>
+              <w:rPr>
+                <w:rFonts w:ascii="Times New Roman" w:cs="Times New Roman" w:eastAsia="Times New Roman" w:hAnsi="Times New Roman"/>
+                <w:sz w:val="22"/>
+                <w:szCs w:val="22"/>
+              </w:rPr>
+              <w:t>DELETE một tài khoản</w:t>
+            </w:r>
+          </w:p>
+        </w:tc>
+        <w:tc>
+          <w:tcPr>
+            <w:tcW w:w="1400" w:type="dxa"/>
+          </w:tcPr>
+          <w:p>
+            <w:pPr>
+              <w:spacing w:before="20" w:after="20"/>
+              <w:jc w:val="left"/>
+              <w:rPr>
+                <w:rFonts w:ascii="Times New Roman" w:cs="Times New Roman" w:eastAsia="Times New Roman" w:hAnsi="Times New Roman"/>
+                <w:sz w:val="22"/>
+                <w:szCs w:val="22"/>
+              </w:rPr>
+            </w:pPr>
+            <w:r>
+              <w:rPr>
+                <w:rFonts w:ascii="Times New Roman" w:cs="Times New Roman" w:eastAsia="Times New Roman" w:hAnsi="Times New Roman"/>
+                <w:sz w:val="22"/>
+                <w:szCs w:val="22"/>
+              </w:rPr>
+              <w:t>Bị từ chối</w:t>
+            </w:r>
+          </w:p>
+        </w:tc>
+        <w:tc>
+          <w:tcPr>
+            <w:tcW w:w="2590" w:type="dxa"/>
+          </w:tcPr>
+          <w:p>
+            <w:pPr>
+              <w:spacing w:before="20" w:after="20"/>
+              <w:jc w:val="left"/>
+              <w:rPr>
+                <w:rFonts w:ascii="Times New Roman" w:cs="Times New Roman" w:eastAsia="Times New Roman" w:hAnsi="Times New Roman"/>
+                <w:sz w:val="22"/>
+                <w:szCs w:val="22"/>
+              </w:rPr>
+            </w:pPr>
+            <w:r>
+              <w:rPr>
+                <w:rFonts w:ascii="Times New Roman" w:cs="Times New Roman" w:eastAsia="Times New Roman" w:hAnsi="Times New Roman"/>
+                <w:sz w:val="22"/>
+                <w:szCs w:val="22"/>
+              </w:rPr>
+              <w:t>BR-B10: không được xóa, chỉ được khóa – ĐẠT</w:t>
+            </w:r>
+          </w:p>
+        </w:tc>
+      </w:tr>
+      <w:tr>
+        <w:trPr>
+          <w:cantSplit/>
+        </w:trPr>
+        <w:tc>
+          <w:tcPr>
+            <w:tcW w:w="750" w:type="dxa"/>
+          </w:tcPr>
+          <w:p>
+            <w:pPr>
+              <w:spacing w:before="20" w:after="20"/>
+              <w:jc w:val="left"/>
+              <w:rPr>
+                <w:rFonts w:ascii="Times New Roman" w:cs="Times New Roman" w:eastAsia="Times New Roman" w:hAnsi="Times New Roman"/>
+                <w:sz w:val="22"/>
+                <w:szCs w:val="22"/>
+              </w:rPr>
+            </w:pPr>
+            <w:r>
+              <w:rPr>
+                <w:rFonts w:ascii="Times New Roman" w:cs="Times New Roman" w:eastAsia="Times New Roman" w:hAnsi="Times New Roman"/>
+                <w:sz w:val="22"/>
+                <w:szCs w:val="22"/>
+              </w:rPr>
+              <w:t>TB46</w:t>
+            </w:r>
+          </w:p>
+        </w:tc>
+        <w:tc>
+          <w:tcPr>
+            <w:tcW w:w="950" w:type="dxa"/>
+          </w:tcPr>
+          <w:p>
+            <w:pPr>
+              <w:spacing w:before="20" w:after="20"/>
+              <w:jc w:val="left"/>
+              <w:rPr>
+                <w:rFonts w:ascii="Times New Roman" w:cs="Times New Roman" w:eastAsia="Times New Roman" w:hAnsi="Times New Roman"/>
+                <w:sz w:val="22"/>
+                <w:szCs w:val="22"/>
+              </w:rPr>
+            </w:pPr>
+            <w:r>
+              <w:rPr>
+                <w:rFonts w:ascii="Times New Roman" w:cs="Times New Roman" w:eastAsia="Times New Roman" w:hAnsi="Times New Roman"/>
+                <w:sz w:val="22"/>
+                <w:szCs w:val="22"/>
+              </w:rPr>
+              <w:t>Chung</w:t>
+            </w:r>
+          </w:p>
+        </w:tc>
+        <w:tc>
+          <w:tcPr>
+            <w:tcW w:w="3100" w:type="dxa"/>
+          </w:tcPr>
+          <w:p>
+            <w:pPr>
+              <w:spacing w:before="20" w:after="20"/>
+              <w:jc w:val="left"/>
+              <w:rPr>
+                <w:rFonts w:ascii="Times New Roman" w:cs="Times New Roman" w:eastAsia="Times New Roman" w:hAnsi="Times New Roman"/>
+                <w:sz w:val="22"/>
+                <w:szCs w:val="22"/>
+              </w:rPr>
+            </w:pPr>
+            <w:r>
+              <w:rPr>
+                <w:rFonts w:ascii="Times New Roman" w:cs="Times New Roman" w:eastAsia="Times New Roman" w:hAnsi="Times New Roman"/>
+                <w:sz w:val="22"/>
+                <w:szCs w:val="22"/>
+              </w:rPr>
+              <w:t>INSERT bệnh nhân có ngày sinh ở tương lai</w:t>
+            </w:r>
+          </w:p>
+        </w:tc>
+        <w:tc>
+          <w:tcPr>
+            <w:tcW w:w="1400" w:type="dxa"/>
+          </w:tcPr>
+          <w:p>
+            <w:pPr>
+              <w:spacing w:before="20" w:after="20"/>
+              <w:jc w:val="left"/>
+              <w:rPr>
+                <w:rFonts w:ascii="Times New Roman" w:cs="Times New Roman" w:eastAsia="Times New Roman" w:hAnsi="Times New Roman"/>
+                <w:sz w:val="22"/>
+                <w:szCs w:val="22"/>
+              </w:rPr>
+            </w:pPr>
+            <w:r>
+              <w:rPr>
+                <w:rFonts w:ascii="Times New Roman" w:cs="Times New Roman" w:eastAsia="Times New Roman" w:hAnsi="Times New Roman"/>
+                <w:sz w:val="22"/>
+                <w:szCs w:val="22"/>
+              </w:rPr>
+              <w:t>Bị từ chối</w:t>
+            </w:r>
+          </w:p>
+        </w:tc>
+        <w:tc>
+          <w:tcPr>
+            <w:tcW w:w="2590" w:type="dxa"/>
+          </w:tcPr>
+          <w:p>
+            <w:pPr>
+              <w:spacing w:before="20" w:after="20"/>
+              <w:jc w:val="left"/>
+              <w:rPr>
+                <w:rFonts w:ascii="Times New Roman" w:cs="Times New Roman" w:eastAsia="Times New Roman" w:hAnsi="Times New Roman"/>
+                <w:sz w:val="22"/>
+                <w:szCs w:val="22"/>
+              </w:rPr>
+            </w:pPr>
+            <w:r>
+              <w:rPr>
+                <w:rFonts w:ascii="Times New Roman" w:cs="Times New Roman" w:eastAsia="Times New Roman" w:hAnsi="Times New Roman"/>
+                <w:sz w:val="22"/>
+                <w:szCs w:val="22"/>
+              </w:rPr>
+              <w:t>Vi phạm benh_nhan_ngay_sinh_check – ĐẠT</w:t>
+            </w:r>
+          </w:p>
+        </w:tc>
+      </w:tr>
+      <w:tr>
+        <w:trPr>
+          <w:cantSplit/>
+        </w:trPr>
+        <w:tc>
+          <w:tcPr>
+            <w:tcW w:w="750" w:type="dxa"/>
+          </w:tcPr>
+          <w:p>
+            <w:pPr>
+              <w:spacing w:before="20" w:after="20"/>
+              <w:jc w:val="left"/>
+              <w:rPr>
+                <w:rFonts w:ascii="Times New Roman" w:cs="Times New Roman" w:eastAsia="Times New Roman" w:hAnsi="Times New Roman"/>
+                <w:sz w:val="22"/>
+                <w:szCs w:val="22"/>
+              </w:rPr>
+            </w:pPr>
+            <w:r>
+              <w:rPr>
+                <w:rFonts w:ascii="Times New Roman" w:cs="Times New Roman" w:eastAsia="Times New Roman" w:hAnsi="Times New Roman"/>
+                <w:sz w:val="22"/>
+                <w:szCs w:val="22"/>
+              </w:rPr>
+              <w:t xml:space="preserve">TC-03</w:t>
+            </w:r>
+          </w:p>
+        </w:tc>
+        <w:tc>
+          <w:tcPr>
+            <w:tcW w:w="950" w:type="dxa"/>
+          </w:tcPr>
+          <w:p>
+            <w:pPr>
+              <w:spacing w:before="20" w:after="20"/>
+              <w:jc w:val="left"/>
+              <w:rPr>
+                <w:rFonts w:ascii="Times New Roman" w:cs="Times New Roman" w:eastAsia="Times New Roman" w:hAnsi="Times New Roman"/>
+                <w:sz w:val="22"/>
+                <w:szCs w:val="22"/>
+              </w:rPr>
+            </w:pPr>
+            <w:r>
+              <w:rPr>
+                <w:rFonts w:ascii="Times New Roman" w:cs="Times New Roman" w:eastAsia="Times New Roman" w:hAnsi="Times New Roman"/>
+                <w:sz w:val="22"/>
+                <w:szCs w:val="22"/>
+              </w:rPr>
+              <w:t xml:space="preserve">BR-A01</w:t>
+            </w:r>
+          </w:p>
+        </w:tc>
+        <w:tc>
+          <w:tcPr>
+            <w:tcW w:w="3100" w:type="dxa"/>
+          </w:tcPr>
+          <w:p>
+            <w:pPr>
+              <w:spacing w:before="20" w:after="20"/>
+              <w:jc w:val="left"/>
+              <w:rPr>
+                <w:rFonts w:ascii="Times New Roman" w:cs="Times New Roman" w:eastAsia="Times New Roman" w:hAnsi="Times New Roman"/>
+                <w:sz w:val="22"/>
+                <w:szCs w:val="22"/>
+              </w:rPr>
+            </w:pPr>
+            <w:r>
+              <w:rPr>
+                <w:rFonts w:ascii="Times New Roman" w:cs="Times New Roman" w:eastAsia="Times New Roman" w:hAnsi="Times New Roman"/>
+                <w:sz w:val="22"/>
+                <w:szCs w:val="22"/>
+              </w:rPr>
+              <w:t xml:space="preserve">Gán một bác sĩ vào cả hai lớp đa khoa và chuyên khoa</w:t>
+            </w:r>
+          </w:p>
+        </w:tc>
+        <w:tc>
+          <w:tcPr>
+            <w:tcW w:w="1400" w:type="dxa"/>
+          </w:tcPr>
+          <w:p>
+            <w:pPr>
+              <w:spacing w:before="20" w:after="20"/>
+              <w:jc w:val="left"/>
+              <w:rPr>
+                <w:rFonts w:ascii="Times New Roman" w:cs="Times New Roman" w:eastAsia="Times New Roman" w:hAnsi="Times New Roman"/>
+                <w:sz w:val="22"/>
+                <w:szCs w:val="22"/>
+              </w:rPr>
+            </w:pPr>
+          </w:p>
+        </w:tc>
+        <w:tc>
+          <w:tcPr>
+            <w:tcW w:w="2590" w:type="dxa"/>
+          </w:tcPr>
+          <w:p>
+            <w:pPr>
+              <w:spacing w:before="20" w:after="20"/>
+              <w:jc w:val="left"/>
+              <w:rPr>
+                <w:rFonts w:ascii="Times New Roman" w:cs="Times New Roman" w:eastAsia="Times New Roman" w:hAnsi="Times New Roman"/>
+                <w:sz w:val="22"/>
+                <w:szCs w:val="22"/>
+              </w:rPr>
+            </w:pPr>
+          </w:p>
+        </w:tc>
+      </w:tr>
+      <w:tr>
+        <w:trPr>
+          <w:cantSplit/>
+        </w:trPr>
+        <w:tc>
+          <w:tcPr>
+            <w:tcW w:w="750" w:type="dxa"/>
+          </w:tcPr>
+          <w:p>
+            <w:pPr>
+              <w:spacing w:before="20" w:after="20"/>
+              <w:jc w:val="left"/>
+              <w:rPr>
+                <w:rFonts w:ascii="Times New Roman" w:cs="Times New Roman" w:eastAsia="Times New Roman" w:hAnsi="Times New Roman"/>
+                <w:sz w:val="22"/>
+                <w:szCs w:val="22"/>
+              </w:rPr>
+            </w:pPr>
+            <w:r>
+              <w:rPr>
+                <w:rFonts w:ascii="Times New Roman" w:cs="Times New Roman" w:eastAsia="Times New Roman" w:hAnsi="Times New Roman"/>
+                <w:sz w:val="22"/>
+                <w:szCs w:val="22"/>
+              </w:rPr>
+              <w:t xml:space="preserve">TC-04</w:t>
+            </w:r>
+          </w:p>
+        </w:tc>
+        <w:tc>
+          <w:tcPr>
+            <w:tcW w:w="950" w:type="dxa"/>
+          </w:tcPr>
+          <w:p>
+            <w:pPr>
+              <w:spacing w:before="20" w:after="20"/>
+              <w:jc w:val="left"/>
+              <w:rPr>
+                <w:rFonts w:ascii="Times New Roman" w:cs="Times New Roman" w:eastAsia="Times New Roman" w:hAnsi="Times New Roman"/>
+                <w:sz w:val="22"/>
+                <w:szCs w:val="22"/>
+              </w:rPr>
+            </w:pPr>
+            <w:r>
+              <w:rPr>
+                <w:rFonts w:ascii="Times New Roman" w:cs="Times New Roman" w:eastAsia="Times New Roman" w:hAnsi="Times New Roman"/>
+                <w:sz w:val="22"/>
+                <w:szCs w:val="22"/>
+              </w:rPr>
+              <w:t xml:space="preserve">BR-C01</w:t>
+            </w:r>
+          </w:p>
+        </w:tc>
+        <w:tc>
+          <w:tcPr>
+            <w:tcW w:w="3100" w:type="dxa"/>
+          </w:tcPr>
+          <w:p>
+            <w:pPr>
+              <w:spacing w:before="20" w:after="20"/>
+              <w:jc w:val="left"/>
+              <w:rPr>
+                <w:rFonts w:ascii="Times New Roman" w:cs="Times New Roman" w:eastAsia="Times New Roman" w:hAnsi="Times New Roman"/>
+                <w:sz w:val="22"/>
+                <w:szCs w:val="22"/>
+              </w:rPr>
+            </w:pPr>
+            <w:r>
+              <w:rPr>
+                <w:rFonts w:ascii="Times New Roman" w:cs="Times New Roman" w:eastAsia="Times New Roman" w:hAnsi="Times New Roman"/>
+                <w:sz w:val="22"/>
+                <w:szCs w:val="22"/>
+              </w:rPr>
+              <w:t xml:space="preserve">Kê thuốc chứa hoạt chất bệnh nhân dị ứng</w:t>
+            </w:r>
+          </w:p>
+        </w:tc>
+        <w:tc>
+          <w:tcPr>
+            <w:tcW w:w="1400" w:type="dxa"/>
+          </w:tcPr>
+          <w:p>
+            <w:pPr>
+              <w:spacing w:before="20" w:after="20"/>
+              <w:jc w:val="left"/>
+              <w:rPr>
+                <w:rFonts w:ascii="Times New Roman" w:cs="Times New Roman" w:eastAsia="Times New Roman" w:hAnsi="Times New Roman"/>
+                <w:sz w:val="22"/>
+                <w:szCs w:val="22"/>
+              </w:rPr>
+            </w:pPr>
+          </w:p>
+        </w:tc>
+        <w:tc>
+          <w:tcPr>
+            <w:tcW w:w="2590" w:type="dxa"/>
+          </w:tcPr>
+          <w:p>
+            <w:pPr>
+              <w:spacing w:before="20" w:after="20"/>
+              <w:jc w:val="left"/>
+              <w:rPr>
+                <w:rFonts w:ascii="Times New Roman" w:cs="Times New Roman" w:eastAsia="Times New Roman" w:hAnsi="Times New Roman"/>
+                <w:sz w:val="22"/>
+                <w:szCs w:val="22"/>
+              </w:rPr>
+            </w:pPr>
+          </w:p>
+        </w:tc>
+      </w:tr>
+      <w:tr>
+        <w:trPr>
+          <w:cantSplit/>
+        </w:trPr>
+        <w:tc>
+          <w:tcPr>
+            <w:tcW w:w="750" w:type="dxa"/>
+          </w:tcPr>
+          <w:p>
+            <w:pPr>
+              <w:spacing w:before="20" w:after="20"/>
+              <w:jc w:val="left"/>
+              <w:rPr>
+                <w:rFonts w:ascii="Times New Roman" w:cs="Times New Roman" w:eastAsia="Times New Roman" w:hAnsi="Times New Roman"/>
+                <w:sz w:val="22"/>
+                <w:szCs w:val="22"/>
+              </w:rPr>
+            </w:pPr>
+            <w:r>
+              <w:rPr>
+                <w:rFonts w:ascii="Times New Roman" w:cs="Times New Roman" w:eastAsia="Times New Roman" w:hAnsi="Times New Roman"/>
+                <w:sz w:val="22"/>
+                <w:szCs w:val="22"/>
+              </w:rPr>
+              <w:t xml:space="preserve">TC-05</w:t>
+            </w:r>
+          </w:p>
+        </w:tc>
+        <w:tc>
+          <w:tcPr>
+            <w:tcW w:w="950" w:type="dxa"/>
+          </w:tcPr>
+          <w:p>
+            <w:pPr>
+              <w:spacing w:before="20" w:after="20"/>
+              <w:jc w:val="left"/>
+              <w:rPr>
+                <w:rFonts w:ascii="Times New Roman" w:cs="Times New Roman" w:eastAsia="Times New Roman" w:hAnsi="Times New Roman"/>
+                <w:sz w:val="22"/>
+                <w:szCs w:val="22"/>
+              </w:rPr>
+            </w:pPr>
+            <w:r>
+              <w:rPr>
+                <w:rFonts w:ascii="Times New Roman" w:cs="Times New Roman" w:eastAsia="Times New Roman" w:hAnsi="Times New Roman"/>
+                <w:sz w:val="22"/>
+                <w:szCs w:val="22"/>
+              </w:rPr>
+              <w:t xml:space="preserve">BR-C05</w:t>
+            </w:r>
+          </w:p>
+        </w:tc>
+        <w:tc>
+          <w:tcPr>
+            <w:tcW w:w="3100" w:type="dxa"/>
+          </w:tcPr>
+          <w:p>
+            <w:pPr>
+              <w:spacing w:before="20" w:after="20"/>
+              <w:jc w:val="left"/>
+              <w:rPr>
+                <w:rFonts w:ascii="Times New Roman" w:cs="Times New Roman" w:eastAsia="Times New Roman" w:hAnsi="Times New Roman"/>
+                <w:sz w:val="22"/>
+                <w:szCs w:val="22"/>
+              </w:rPr>
+            </w:pPr>
+            <w:r>
+              <w:rPr>
+                <w:rFonts w:ascii="Times New Roman" w:cs="Times New Roman" w:eastAsia="Times New Roman" w:hAnsi="Times New Roman"/>
+                <w:sz w:val="22"/>
+                <w:szCs w:val="22"/>
+              </w:rPr>
+              <w:t xml:space="preserve">DELETE một lần khám hoặc đơn thuốc</w:t>
+            </w:r>
+          </w:p>
+        </w:tc>
+        <w:tc>
+          <w:tcPr>
+            <w:tcW w:w="1400" w:type="dxa"/>
+          </w:tcPr>
+          <w:p>
+            <w:pPr>
+              <w:spacing w:before="20" w:after="20"/>
+              <w:jc w:val="left"/>
+              <w:rPr>
+                <w:rFonts w:ascii="Times New Roman" w:cs="Times New Roman" w:eastAsia="Times New Roman" w:hAnsi="Times New Roman"/>
+                <w:sz w:val="22"/>
+                <w:szCs w:val="22"/>
+              </w:rPr>
+            </w:pPr>
+          </w:p>
+        </w:tc>
+        <w:tc>
+          <w:tcPr>
+            <w:tcW w:w="2590" w:type="dxa"/>
+          </w:tcPr>
+          <w:p>
+            <w:pPr>
+              <w:spacing w:before="20" w:after="20"/>
+              <w:jc w:val="left"/>
+              <w:rPr>
+                <w:rFonts w:ascii="Times New Roman" w:cs="Times New Roman" w:eastAsia="Times New Roman" w:hAnsi="Times New Roman"/>
+                <w:sz w:val="22"/>
+                <w:szCs w:val="22"/>
+              </w:rPr>
+            </w:pPr>
+          </w:p>
+        </w:tc>
+      </w:tr>
+      <w:tr>
+        <w:trPr>
+          <w:cantSplit/>
+        </w:trPr>
+        <w:tc>
+          <w:tcPr>
+            <w:tcW w:w="750" w:type="dxa"/>
+          </w:tcPr>
+          <w:p>
+            <w:pPr>
+              <w:spacing w:before="20" w:after="20"/>
+              <w:jc w:val="left"/>
+              <w:rPr>
+                <w:rFonts w:ascii="Times New Roman" w:cs="Times New Roman" w:eastAsia="Times New Roman" w:hAnsi="Times New Roman"/>
+                <w:sz w:val="22"/>
+                <w:szCs w:val="22"/>
+              </w:rPr>
+            </w:pPr>
+            <w:r>
+              <w:rPr>
+                <w:rFonts w:ascii="Times New Roman" w:cs="Times New Roman" w:eastAsia="Times New Roman" w:hAnsi="Times New Roman"/>
+                <w:sz w:val="22"/>
+                <w:szCs w:val="22"/>
+              </w:rPr>
+              <w:t xml:space="preserve">TC-06</w:t>
+            </w:r>
+          </w:p>
+        </w:tc>
+        <w:tc>
+          <w:tcPr>
+            <w:tcW w:w="950" w:type="dxa"/>
+          </w:tcPr>
+          <w:p>
+            <w:pPr>
+              <w:spacing w:before="20" w:after="20"/>
+              <w:jc w:val="left"/>
+              <w:rPr>
+                <w:rFonts w:ascii="Times New Roman" w:cs="Times New Roman" w:eastAsia="Times New Roman" w:hAnsi="Times New Roman"/>
+                <w:sz w:val="22"/>
+                <w:szCs w:val="22"/>
+              </w:rPr>
+            </w:pPr>
+            <w:r>
+              <w:rPr>
+                <w:rFonts w:ascii="Times New Roman" w:cs="Times New Roman" w:eastAsia="Times New Roman" w:hAnsi="Times New Roman"/>
+                <w:sz w:val="22"/>
+                <w:szCs w:val="22"/>
+              </w:rPr>
+              <w:t xml:space="preserve">FK</w:t>
+            </w:r>
+          </w:p>
+        </w:tc>
+        <w:tc>
+          <w:tcPr>
+            <w:tcW w:w="3100" w:type="dxa"/>
+          </w:tcPr>
+          <w:p>
+            <w:pPr>
+              <w:spacing w:before="20" w:after="20"/>
+              <w:jc w:val="left"/>
+              <w:rPr>
+                <w:rFonts w:ascii="Times New Roman" w:cs="Times New Roman" w:eastAsia="Times New Roman" w:hAnsi="Times New Roman"/>
+                <w:sz w:val="22"/>
+                <w:szCs w:val="22"/>
+              </w:rPr>
+            </w:pPr>
+            <w:r>
+              <w:rPr>
+                <w:rFonts w:ascii="Times New Roman" w:cs="Times New Roman" w:eastAsia="Times New Roman" w:hAnsi="Times New Roman"/>
+                <w:sz w:val="22"/>
+                <w:szCs w:val="22"/>
+              </w:rPr>
+              <w:t xml:space="preserve">INSERT đơn thuốc với mã lần khám không tồn tại</w:t>
+            </w:r>
+          </w:p>
+        </w:tc>
+        <w:tc>
+          <w:tcPr>
+            <w:tcW w:w="1400" w:type="dxa"/>
+          </w:tcPr>
+          <w:p>
+            <w:pPr>
+              <w:spacing w:before="20" w:after="20"/>
+              <w:jc w:val="left"/>
+              <w:rPr>
+                <w:rFonts w:ascii="Times New Roman" w:cs="Times New Roman" w:eastAsia="Times New Roman" w:hAnsi="Times New Roman"/>
+                <w:sz w:val="22"/>
+                <w:szCs w:val="22"/>
+              </w:rPr>
+            </w:pPr>
+          </w:p>
+        </w:tc>
+        <w:tc>
+          <w:tcPr>
+            <w:tcW w:w="2590" w:type="dxa"/>
+          </w:tcPr>
+          <w:p>
+            <w:pPr>
+              <w:spacing w:before="20" w:after="20"/>
+              <w:jc w:val="left"/>
+              <w:rPr>
+                <w:rFonts w:ascii="Times New Roman" w:cs="Times New Roman" w:eastAsia="Times New Roman" w:hAnsi="Times New Roman"/>
+                <w:sz w:val="22"/>
+                <w:szCs w:val="22"/>
+              </w:rPr>
+            </w:pPr>
+          </w:p>
+        </w:tc>
+      </w:tr>
+      <w:tr>
+        <w:trPr>
+          <w:cantSplit/>
+        </w:trPr>
+        <w:tc>
+          <w:tcPr>
+            <w:tcW w:w="750" w:type="dxa"/>
           </w:tcPr>
           <w:p>
             <w:pPr>
@@ -33118,7 +37970,7 @@
         </w:tc>
         <w:tc>
           <w:tcPr>
-            <w:tcW w:w="1007" w:type="dxa"/>
+            <w:tcW w:w="950" w:type="dxa"/>
           </w:tcPr>
           <w:p>
             <w:pPr>
@@ -33142,7 +37994,7 @@
         </w:tc>
         <w:tc>
           <w:tcPr>
-            <w:tcW w:w="3296" w:type="dxa"/>
+            <w:tcW w:w="3100" w:type="dxa"/>
           </w:tcPr>
           <w:p>
             <w:pPr>
@@ -33166,23 +38018,23 @@
         </w:tc>
         <w:tc>
           <w:tcPr>
-            <w:tcW w:w="2014" w:type="dxa"/>
-          </w:tcPr>
-          <w:p>
-            <w:pPr>
-              <w:spacing w:before="20" w:after="20"/>
-              <w:jc w:val="left"/>
-              <w:rPr>
-                <w:rFonts w:ascii="Times New Roman" w:cs="Times New Roman" w:eastAsia="Times New Roman" w:hAnsi="Times New Roman"/>
-                <w:sz w:val="22"/>
-                <w:szCs w:val="22"/>
-              </w:rPr>
-            </w:pPr>
-          </w:p>
-        </w:tc>
-        <w:tc>
-          <w:tcPr>
-            <w:tcW w:w="1649" w:type="dxa"/>
+            <w:tcW w:w="1400" w:type="dxa"/>
+          </w:tcPr>
+          <w:p>
+            <w:pPr>
+              <w:spacing w:before="20" w:after="20"/>
+              <w:jc w:val="left"/>
+              <w:rPr>
+                <w:rFonts w:ascii="Times New Roman" w:cs="Times New Roman" w:eastAsia="Times New Roman" w:hAnsi="Times New Roman"/>
+                <w:sz w:val="22"/>
+                <w:szCs w:val="22"/>
+              </w:rPr>
+            </w:pPr>
+          </w:p>
+        </w:tc>
+        <w:tc>
+          <w:tcPr>
+            <w:tcW w:w="2590" w:type="dxa"/>
           </w:tcPr>
           <w:p>
             <w:pPr>
@@ -33198,6 +38050,22 @@
         </w:tc>
       </w:tr>
     </w:tbl>
+    <w:p>
+      <w:pPr>
+        <w:spacing w:line="288" w:lineRule="auto" w:after="60" w:before="120"/>
+        <w:ind w:left="567" w:firstLine="0"/>
+        <w:jc w:val="both"/>
+        <w:rPr>
+          <w:rFonts w:ascii="Times New Roman" w:cs="Times New Roman" w:eastAsia="Times New Roman" w:hAnsi="Times New Roman"/>
+        </w:rPr>
+      </w:pPr>
+      <w:r>
+        <w:rPr>
+          <w:rFonts w:ascii="Times New Roman" w:cs="Times New Roman" w:eastAsia="Times New Roman" w:hAnsi="Times New Roman"/>
+        </w:rPr>
+        <w:t>Mảng B: sql/tests_B.sql chạy 49 ca (38 ca phải bị từ chối, 10 ca hợp lệ, 1 ca kiểm tra view) trong một giao dịch rồi ROLLBACK, mỗi ca tự so lỗi nhận được với lỗi mong đợi. Kết quả 49/49 đạt trên PostgreSQL 16 (27/10/2026), cả trên CSDL trống lẫn CSDL đã có khoảng 600 lịch hẹn; bảng mảng A dùng bản giả lập theo giả định ở B_schema.sql, chạy lại khi có A_schema.sql. Bảng trên trích 18 ca tiêu biểu.</w:t>
+      </w:r>
+    </w:p>
     <w:p>
       <w:pPr>
         <w:spacing w:line="288" w:lineRule="auto" w:after="60"/>
@@ -34102,7 +38970,7 @@
     </w:tbl>
     <w:p>
       <w:pPr>
-        <w:spacing w:line="288" w:lineRule="auto" w:after="60"/>
+        <w:spacing w:line="288" w:lineRule="auto" w:after="60" w:before="120"/>
         <w:rPr>
           <w:rFonts w:ascii="Times New Roman" w:cs="Times New Roman" w:eastAsia="Times New Roman" w:hAnsi="Times New Roman"/>
         </w:rPr>

--- a/docs/INT1313_TX_G5_DeTai05_Telemedicine_v2.2.docx
+++ b/docs/INT1313_TX_G5_DeTai05_Telemedicine_v2.2.docx
@@ -14423,123 +14423,253 @@
         </w:tc>
       </w:tr>
       <w:tr>
-        <w:trPr>
-          <w:cantSplit/>
-        </w:trPr>
-        <w:tc>
-          <w:tcPr>
-            <w:tcW w:w="718" w:type="dxa"/>
-          </w:tcPr>
-          <w:p>
-            <w:pPr>
-              <w:spacing w:before="20" w:after="20"/>
-              <w:jc w:val="left"/>
-              <w:rPr>
-                <w:rFonts w:ascii="Times New Roman" w:cs="Times New Roman" w:eastAsia="Times New Roman" w:hAnsi="Times New Roman"/>
-                <w:i w:val="1"/>
-                <w:iCs w:val="1"/>
-                <w:color w:val="7F7F7F"/>
-                <w:sz w:val="22"/>
-                <w:szCs w:val="22"/>
-              </w:rPr>
-            </w:pPr>
-            <w:r>
-              <w:rPr>
-                <w:rFonts w:ascii="Times New Roman" w:cs="Times New Roman" w:eastAsia="Times New Roman" w:hAnsi="Times New Roman"/>
-                <w:i w:val="1"/>
-                <w:iCs w:val="1"/>
-                <w:color w:val="7F7F7F"/>
-                <w:sz w:val="22"/>
-                <w:szCs w:val="22"/>
-              </w:rPr>
-            </w:r>
-          </w:p>
-        </w:tc>
-        <w:tc>
-          <w:tcPr>
-            <w:tcW w:w="2691" w:type="dxa"/>
-          </w:tcPr>
-          <w:p>
-            <w:pPr>
-              <w:spacing w:before="20" w:after="20"/>
-              <w:jc w:val="left"/>
-              <w:rPr>
-                <w:rFonts w:ascii="Times New Roman" w:cs="Times New Roman" w:eastAsia="Times New Roman" w:hAnsi="Times New Roman"/>
-                <w:i w:val="1"/>
-                <w:iCs w:val="1"/>
-                <w:color w:val="7F7F7F"/>
-                <w:sz w:val="22"/>
-                <w:szCs w:val="22"/>
-              </w:rPr>
-            </w:pPr>
-            <w:r>
-              <w:rPr>
-                <w:rFonts w:ascii="Times New Roman" w:cs="Times New Roman" w:eastAsia="Times New Roman" w:hAnsi="Times New Roman"/>
-                <w:i w:val="1"/>
-                <w:iCs w:val="1"/>
-                <w:color w:val="7F7F7F"/>
-                <w:sz w:val="22"/>
-                <w:szCs w:val="22"/>
-              </w:rPr>
-              <w:t>Mảng A, C: bổ sung theo T19, T21 (phân lớp NHAN_VIEN, BAC_SI; liên kết M:N KÊ, CHỨA, DỊ_ỨNG …)</w:t>
-            </w:r>
-          </w:p>
-        </w:tc>
-        <w:tc>
-          <w:tcPr>
-            <w:tcW w:w="3229" w:type="dxa"/>
-          </w:tcPr>
-          <w:p>
-            <w:pPr>
-              <w:spacing w:before="20" w:after="20"/>
-              <w:jc w:val="left"/>
-              <w:rPr>
-                <w:rFonts w:ascii="Times New Roman" w:cs="Times New Roman" w:eastAsia="Times New Roman" w:hAnsi="Times New Roman"/>
-                <w:i w:val="1"/>
-                <w:iCs w:val="1"/>
-                <w:color w:val="7F7F7F"/>
-                <w:sz w:val="22"/>
-                <w:szCs w:val="22"/>
-              </w:rPr>
-            </w:pPr>
-            <w:r>
-              <w:rPr>
-                <w:rFonts w:ascii="Times New Roman" w:cs="Times New Roman" w:eastAsia="Times New Roman" w:hAnsi="Times New Roman"/>
-                <w:i w:val="1"/>
-                <w:iCs w:val="1"/>
-                <w:color w:val="7F7F7F"/>
-                <w:sz w:val="22"/>
-                <w:szCs w:val="22"/>
-              </w:rPr>
-            </w:r>
-          </w:p>
-        </w:tc>
-        <w:tc>
-          <w:tcPr>
-            <w:tcW w:w="2152" w:type="dxa"/>
-          </w:tcPr>
-          <w:p>
-            <w:pPr>
-              <w:spacing w:before="20" w:after="20"/>
-              <w:jc w:val="left"/>
-              <w:rPr>
-                <w:rFonts w:ascii="Times New Roman" w:cs="Times New Roman" w:eastAsia="Times New Roman" w:hAnsi="Times New Roman"/>
-                <w:i w:val="1"/>
-                <w:iCs w:val="1"/>
-                <w:color w:val="7F7F7F"/>
-                <w:sz w:val="22"/>
-                <w:szCs w:val="22"/>
-              </w:rPr>
-            </w:pPr>
-            <w:r>
-              <w:rPr>
-                <w:rFonts w:ascii="Times New Roman" w:cs="Times New Roman" w:eastAsia="Times New Roman" w:hAnsi="Times New Roman"/>
-                <w:i w:val="1"/>
-                <w:iCs w:val="1"/>
-                <w:color w:val="7F7F7F"/>
-                <w:sz w:val="22"/>
-                <w:szCs w:val="22"/>
-              </w:rPr>
+        <w:tc>
+          <w:tcPr>
+            <w:tcW w:type="dxa" w:w="718"/>
+          </w:tcPr>
+          <w:p>
+            <w:r>
+              <w:t>1</w:t>
+            </w:r>
+          </w:p>
+        </w:tc>
+        <w:tc>
+          <w:tcPr>
+            <w:tcW w:type="dxa" w:w="2691"/>
+          </w:tcPr>
+          <w:p>
+            <w:r>
+              <w:t>Thực thể mạnh NHAN_VIEN, BAC_SI, CHUYEN_KHOA, CA_LAM_VIEC (A)</w:t>
+            </w:r>
+          </w:p>
+        </w:tc>
+        <w:tc>
+          <w:tcPr>
+            <w:tcW w:type="dxa" w:w="3229"/>
+          </w:tcPr>
+          <w:p>
+            <w:r>
+              <w:t>Bốn quan hệ cùng tên; khóa thực thể thành khóa chính</w:t>
+            </w:r>
+          </w:p>
+        </w:tc>
+        <w:tc>
+          <w:tcPr>
+            <w:tcW w:type="dxa" w:w="2152"/>
+          </w:tcPr>
+          <w:p>
+            <w:r>
+              <w:t>so_chung_chi và ten_chuyen_khoa là khóa ứng viên</w:t>
+            </w:r>
+          </w:p>
+        </w:tc>
+      </w:tr>
+      <w:tr>
+        <w:tc>
+          <w:tcPr>
+            <w:tcW w:type="dxa" w:w="718"/>
+          </w:tcPr>
+          <w:p>
+            <w:r>
+              <w:t>2</w:t>
+            </w:r>
+          </w:p>
+        </w:tc>
+        <w:tc>
+          <w:tcPr>
+            <w:tcW w:type="dxa" w:w="2691"/>
+          </w:tcPr>
+          <w:p>
+            <w:r>
+              <w:t>Thực thể yếu (A)</w:t>
+            </w:r>
+          </w:p>
+        </w:tc>
+        <w:tc>
+          <w:tcPr>
+            <w:tcW w:type="dxa" w:w="3229"/>
+          </w:tcPr>
+          <w:p>
+            <w:r>
+              <w:t>–</w:t>
+            </w:r>
+          </w:p>
+        </w:tc>
+        <w:tc>
+          <w:tcPr>
+            <w:tcW w:type="dxa" w:w="2152"/>
+          </w:tcPr>
+          <w:p>
+            <w:r>
+              <w:t>Mảng A không có</w:t>
+            </w:r>
+          </w:p>
+        </w:tc>
+      </w:tr>
+      <w:tr>
+        <w:tc>
+          <w:tcPr>
+            <w:tcW w:type="dxa" w:w="718"/>
+          </w:tcPr>
+          <w:p>
+            <w:r>
+              <w:t>3</w:t>
+            </w:r>
+          </w:p>
+        </w:tc>
+        <w:tc>
+          <w:tcPr>
+            <w:tcW w:type="dxa" w:w="2691"/>
+          </w:tcPr>
+          <w:p>
+            <w:r>
+              <w:t>Liên kết 1:1 kế thừa BAC_SI từ NHAN_VIEN (A)</w:t>
+            </w:r>
+          </w:p>
+        </w:tc>
+        <w:tc>
+          <w:tcPr>
+            <w:tcW w:type="dxa" w:w="3229"/>
+          </w:tcPr>
+          <w:p>
+            <w:r>
+              <w:t>BAC_SI.ma_bac_si vừa là PK vừa là FK</w:t>
+            </w:r>
+          </w:p>
+        </w:tc>
+        <w:tc>
+          <w:tcPr>
+            <w:tcW w:type="dxa" w:w="2152"/>
+          </w:tcPr>
+          <w:p>
+            <w:r>
+              <w:t>Lớp con giữ khóa của lớp cha</w:t>
+            </w:r>
+          </w:p>
+        </w:tc>
+      </w:tr>
+      <w:tr>
+        <w:tc>
+          <w:tcPr>
+            <w:tcW w:type="dxa" w:w="718"/>
+          </w:tcPr>
+          <w:p>
+            <w:r>
+              <w:t>4</w:t>
+            </w:r>
+          </w:p>
+        </w:tc>
+        <w:tc>
+          <w:tcPr>
+            <w:tcW w:type="dxa" w:w="2691"/>
+          </w:tcPr>
+          <w:p>
+            <w:r>
+              <w:t>Liên kết 1:N THUỘC, XẾP_CA (A)</w:t>
+            </w:r>
+          </w:p>
+        </w:tc>
+        <w:tc>
+          <w:tcPr>
+            <w:tcW w:type="dxa" w:w="3229"/>
+          </w:tcPr>
+          <w:p>
+            <w:r>
+              <w:t>BAC_SI_CHUYEN_KHOA giữ ma_chuyen_khoa; CA_LAM_VIEC giữ ma_bac_si</w:t>
+            </w:r>
+          </w:p>
+        </w:tc>
+        <w:tc>
+          <w:tcPr>
+            <w:tcW w:type="dxa" w:w="2152"/>
+          </w:tcPr>
+          <w:p>
+            <w:r>
+              <w:t>Phía N tham gia bắt buộc nên FK NOT NULL</w:t>
+            </w:r>
+          </w:p>
+        </w:tc>
+      </w:tr>
+      <w:tr>
+        <w:tc>
+          <w:tcPr>
+            <w:tcW w:type="dxa" w:w="718"/>
+          </w:tcPr>
+          <w:p>
+            <w:r>
+              <w:t>5–7</w:t>
+            </w:r>
+          </w:p>
+        </w:tc>
+        <w:tc>
+          <w:tcPr>
+            <w:tcW w:type="dxa" w:w="2691"/>
+          </w:tcPr>
+          <w:p>
+            <w:r>
+              <w:t>M:N, thuộc tính đa trị, liên kết bậc n (A)</w:t>
+            </w:r>
+          </w:p>
+        </w:tc>
+        <w:tc>
+          <w:tcPr>
+            <w:tcW w:type="dxa" w:w="3229"/>
+          </w:tcPr>
+          <w:p>
+            <w:r>
+              <w:t>–</w:t>
+            </w:r>
+          </w:p>
+        </w:tc>
+        <w:tc>
+          <w:tcPr>
+            <w:tcW w:type="dxa" w:w="2152"/>
+          </w:tcPr>
+          <w:p>
+            <w:r>
+              <w:t>Mảng A không có</w:t>
+            </w:r>
+          </w:p>
+        </w:tc>
+      </w:tr>
+      <w:tr>
+        <w:tc>
+          <w:tcPr>
+            <w:tcW w:type="dxa" w:w="718"/>
+          </w:tcPr>
+          <w:p>
+            <w:r>
+              <w:t>8</w:t>
+            </w:r>
+          </w:p>
+        </w:tc>
+        <w:tc>
+          <w:tcPr>
+            <w:tcW w:type="dxa" w:w="2691"/>
+          </w:tcPr>
+          <w:p>
+            <w:r>
+              <w:t>NHAN_VIEN → BAC_SI; BAC_SI → BAC_SI_DA_KHOA / BAC_SI_CHUYEN_KHOA (A)</w:t>
+            </w:r>
+          </w:p>
+        </w:tc>
+        <w:tc>
+          <w:tcPr>
+            <w:tcW w:type="dxa" w:w="3229"/>
+          </w:tcPr>
+          <w:p>
+            <w:r>
+              <w:t>Dùng bảng lớp cha và lớp con, PK lớp con đồng thời FK</w:t>
+            </w:r>
+          </w:p>
+        </w:tc>
+        <w:tc>
+          <w:tcPr>
+            <w:tcW w:type="dxa" w:w="2152"/>
+          </w:tcPr>
+          <w:p>
+            <w:r>
+              <w:t>8A; deferred trigger giữ partial/total và disjoint</w:t>
             </w:r>
           </w:p>
         </w:tc>
@@ -14582,13 +14712,7 @@
         </w:rPr>
       </w:pPr>
       <w:r>
-        <w:rPr>
-          <w:rFonts w:ascii="Times New Roman" w:cs="Times New Roman" w:eastAsia="Times New Roman" w:hAnsi="Times New Roman"/>
-          <w:i w:val="1"/>
-          <w:iCs w:val="1"/>
-          <w:color w:val="7F7F7F"/>
-        </w:rPr>
-        <w:t xml:space="preserve">Với mỗi phân cấp ở 2.1.3, so sánh các phương án 8A (bảng cho lớp cha và từng lớp con), 8B (chỉ bảng lớp con), 8C (một bảng, một cột phân loại), 8D (một bảng, nhiều cờ boolean). Nêu phương án chọn và lý do: số thuộc tính riêng, giá trị NULL, ràng buộc d/total, truy vấn hay dùng.</w:t>
+        <w:t>Ánh xạ mảng A chọn 8A cho NHAN_VIEN → BAC_SI (partial): thông tin chung chỉ lưu một lần ở NHAN_VIEN, còn thông tin giấy phép chỉ lưu cho bác sĩ. Với BAC_SI → BAC_SI_DA_KHOA / BAC_SI_CHUYEN_KHOA (disjoint, total), chọn 8A để mảng B có thể tham chiếu trực tiếp BAC_SI_DA_KHOA khi lập giấy chuyển; trigger deferred kiểm tra đúng một lớp con và khớp loai_bac_si. Mảng B chọn 8C như giải thích ở hàng dưới.</w:t>
       </w:r>
     </w:p>
     <w:tbl>
@@ -14740,15 +14864,9 @@
             <w:tcW w:w="1465" w:type="dxa"/>
           </w:tcPr>
           <w:p>
-            <w:pPr>
-              <w:spacing w:before="20" w:after="20"/>
-              <w:jc w:val="left"/>
-              <w:rPr>
-                <w:rFonts w:ascii="Times New Roman" w:cs="Times New Roman" w:eastAsia="Times New Roman" w:hAnsi="Times New Roman"/>
-                <w:sz w:val="22"/>
-                <w:szCs w:val="22"/>
-              </w:rPr>
-            </w:pPr>
+            <w:r>
+              <w:t>8A – bảng BAC_SI và bảng cho mỗi lớp con</w:t>
+            </w:r>
           </w:p>
         </w:tc>
         <w:tc>
@@ -14756,15 +14874,9 @@
             <w:tcW w:w="5494" w:type="dxa"/>
           </w:tcPr>
           <w:p>
-            <w:pPr>
-              <w:spacing w:before="20" w:after="20"/>
-              <w:jc w:val="left"/>
-              <w:rPr>
-                <w:rFonts w:ascii="Times New Roman" w:cs="Times New Roman" w:eastAsia="Times New Roman" w:hAnsi="Times New Roman"/>
-                <w:sz w:val="22"/>
-                <w:szCs w:val="22"/>
-              </w:rPr>
-            </w:pPr>
+            <w:r>
+              <w:t>Phân lớp disjoint, total; giữ một khóa bác sĩ dùng chung và có bảng BAC_SI_DA_KHOA làm đích FK cho giấy chuyển mảng B. Trigger deferred kiểm tra lớp con khớp loai_bac_si.</w:t>
+            </w:r>
           </w:p>
         </w:tc>
       </w:tr>
@@ -14841,6 +14953,38 @@
                 <w:szCs w:val="22"/>
               </w:rPr>
               <w:t>Phân lớp rời nhau, toàn phần, có thuộc tính phân loại; lớp con ít thuộc tính (1 và 2) và không có liên kết riêng, nên mọi liên kết của lịch hẹn (bệnh nhân, bác sĩ, giấy chuyển, lần khám) và kiểm tra trùng giờ chỉ làm trên một bảng. 8B không dùng được vì LAN_KHAM cần một bảng duy nhất để tham chiếu; 8A cần trigger bảo đảm mỗi lịch hẹn có đúng một hàng ở đúng một bảng con. Đổi lại, cột của hình thức kia để NULL, kiểm soát bằng CHECK theo hinh_thuc (BR-B04, BR-B06).</w:t>
+            </w:r>
+          </w:p>
+        </w:tc>
+      </w:tr>
+      <w:tr>
+        <w:tc>
+          <w:tcPr>
+            <w:tcW w:type="dxa" w:w="1831"/>
+          </w:tcPr>
+          <w:p>
+            <w:r>
+              <w:t>NHAN_VIEN</w:t>
+            </w:r>
+          </w:p>
+        </w:tc>
+        <w:tc>
+          <w:tcPr>
+            <w:tcW w:type="dxa" w:w="1465"/>
+          </w:tcPr>
+          <w:p>
+            <w:r>
+              <w:t>8A – bảng NHAN_VIEN và lớp con BAC_SI</w:t>
+            </w:r>
+          </w:p>
+        </w:tc>
+        <w:tc>
+          <w:tcPr>
+            <w:tcW w:type="dxa" w:w="5494"/>
+          </w:tcPr>
+          <w:p>
+            <w:r>
+              <w:t>Phân lớp partial; dữ liệu chung lưu một lần, thông tin giấy phép chỉ có ở bác sĩ.</w:t>
             </w:r>
           </w:p>
         </w:tc>
@@ -15189,13 +15333,15 @@
         </w:rPr>
       </w:pPr>
       <w:r>
-        <w:rPr>
-          <w:rFonts w:ascii="Times New Roman" w:cs="Times New Roman" w:eastAsia="Times New Roman" w:hAnsi="Times New Roman"/>
-          <w:i w:val="1"/>
-          <w:iCs w:val="1"/>
-          <w:color w:val="7F7F7F"/>
-        </w:rPr>
-        <w:t>– Mảng A, C: bổ sung theo T19, T21; vẽ Hình 2.2 khi đủ ba mảng.</w:t>
+        <w:t>– NHAN_VIEN(ma_nv, ho_ten, ngay_sinh, sdt, email, loai_nv) [A]</w:t>
+        <w:br/>
+        <w:t>– BAC_SI(ma_bac_si, so_chung_chi, ngay_cap_cc, ngay_het_han_cc, loai_bac_si) [A]</w:t>
+        <w:br/>
+        <w:t>– BAC_SI_DA_KHOA(ma_bac_si) [A]; BAC_SI_CHUYEN_KHOA(ma_bac_si, ma_chuyen_khoa) [A]</w:t>
+        <w:br/>
+        <w:t>– CHUYEN_KHOA(ma_chuyen_khoa, ten_chuyen_khoa) [A]; CA_LAM_VIEC(ma_ca, thoi_gian_bd, thoi_gian_kt, trang_thai, ma_bac_si) [A]</w:t>
+        <w:br/>
+        <w:t>Các khóa ngoại: BAC_SI.ma_bac_si → NHAN_VIEN.ma_nv; lớp con bác sĩ → BAC_SI.ma_bac_si; BAC_SI_CHUYEN_KHOA.ma_chuyen_khoa → CHUYEN_KHOA.ma_chuyen_khoa; CA_LAM_VIEC.ma_bac_si → BAC_SI.ma_bac_si. BAC_SI.ma_bac_si dùng làm khóa bác sĩ chung cho các mảng.</w:t>
       </w:r>
     </w:p>
     <w:p>
@@ -17967,211 +18113,433 @@
         </w:tc>
       </w:tr>
       <w:tr>
-        <w:trPr>
-          <w:cantSplit/>
-        </w:trPr>
-        <w:tc>
-          <w:tcPr>
-            <w:tcW w:w="1648" w:type="dxa"/>
-          </w:tcPr>
-          <w:p>
-            <w:pPr>
-              <w:spacing w:before="20" w:after="20"/>
-              <w:jc w:val="left"/>
-              <w:rPr>
-                <w:rFonts w:ascii="Times New Roman" w:cs="Times New Roman" w:eastAsia="Times New Roman" w:hAnsi="Times New Roman"/>
-                <w:i w:val="1"/>
-                <w:iCs w:val="1"/>
-                <w:color w:val="7F7F7F"/>
-                <w:sz w:val="22"/>
-                <w:szCs w:val="22"/>
-              </w:rPr>
-            </w:pPr>
-            <w:r>
-              <w:rPr>
-                <w:rFonts w:ascii="Times New Roman" w:cs="Times New Roman" w:eastAsia="Times New Roman" w:hAnsi="Times New Roman"/>
-                <w:i w:val="1"/>
-                <w:iCs w:val="1"/>
-                <w:color w:val="7F7F7F"/>
-                <w:sz w:val="22"/>
-                <w:szCs w:val="22"/>
-              </w:rPr>
-              <w:t>Mảng A, C</w:t>
-            </w:r>
-          </w:p>
-        </w:tc>
-        <w:tc>
-          <w:tcPr>
-            <w:tcW w:w="1465" w:type="dxa"/>
-          </w:tcPr>
-          <w:p>
-            <w:pPr>
-              <w:spacing w:before="20" w:after="20"/>
-              <w:jc w:val="left"/>
-              <w:rPr>
-                <w:rFonts w:ascii="Times New Roman" w:cs="Times New Roman" w:eastAsia="Times New Roman" w:hAnsi="Times New Roman"/>
-                <w:i w:val="1"/>
-                <w:iCs w:val="1"/>
-                <w:color w:val="7F7F7F"/>
-                <w:sz w:val="22"/>
-                <w:szCs w:val="22"/>
-              </w:rPr>
-            </w:pPr>
-            <w:r>
-              <w:rPr>
-                <w:rFonts w:ascii="Times New Roman" w:cs="Times New Roman" w:eastAsia="Times New Roman" w:hAnsi="Times New Roman"/>
-                <w:i w:val="1"/>
-                <w:iCs w:val="1"/>
-                <w:color w:val="7F7F7F"/>
-                <w:sz w:val="22"/>
-                <w:szCs w:val="22"/>
-              </w:rPr>
-            </w:r>
-          </w:p>
-        </w:tc>
-        <w:tc>
-          <w:tcPr>
-            <w:tcW w:w="3296" w:type="dxa"/>
-          </w:tcPr>
-          <w:p>
-            <w:pPr>
-              <w:spacing w:before="20" w:after="20"/>
-              <w:jc w:val="left"/>
-              <w:rPr>
-                <w:rFonts w:ascii="Times New Roman" w:cs="Times New Roman" w:eastAsia="Times New Roman" w:hAnsi="Times New Roman"/>
-                <w:i w:val="1"/>
-                <w:iCs w:val="1"/>
-                <w:color w:val="7F7F7F"/>
-                <w:sz w:val="22"/>
-                <w:szCs w:val="22"/>
-              </w:rPr>
-            </w:pPr>
-            <w:r>
-              <w:rPr>
-                <w:rFonts w:ascii="Times New Roman" w:cs="Times New Roman" w:eastAsia="Times New Roman" w:hAnsi="Times New Roman"/>
-                <w:i w:val="1"/>
-                <w:iCs w:val="1"/>
-                <w:color w:val="7F7F7F"/>
-                <w:sz w:val="22"/>
-                <w:szCs w:val="22"/>
-              </w:rPr>
-              <w:t>Bổ sung theo T23, T25</w:t>
-            </w:r>
-          </w:p>
-        </w:tc>
-        <w:tc>
-          <w:tcPr>
-            <w:tcW w:w="549" w:type="dxa"/>
-          </w:tcPr>
-          <w:p>
-            <w:pPr>
-              <w:spacing w:before="20" w:after="20"/>
-              <w:jc w:val="left"/>
-              <w:rPr>
-                <w:rFonts w:ascii="Times New Roman" w:cs="Times New Roman" w:eastAsia="Times New Roman" w:hAnsi="Times New Roman"/>
-                <w:i w:val="1"/>
-                <w:iCs w:val="1"/>
-                <w:color w:val="7F7F7F"/>
-                <w:sz w:val="22"/>
-                <w:szCs w:val="22"/>
-              </w:rPr>
-            </w:pPr>
-            <w:r>
-              <w:rPr>
-                <w:rFonts w:ascii="Times New Roman" w:cs="Times New Roman" w:eastAsia="Times New Roman" w:hAnsi="Times New Roman"/>
-                <w:i w:val="1"/>
-                <w:iCs w:val="1"/>
-                <w:color w:val="7F7F7F"/>
-                <w:sz w:val="22"/>
-                <w:szCs w:val="22"/>
-              </w:rPr>
-            </w:r>
-          </w:p>
-        </w:tc>
-        <w:tc>
-          <w:tcPr>
-            <w:tcW w:w="549" w:type="dxa"/>
-          </w:tcPr>
-          <w:p>
-            <w:pPr>
-              <w:spacing w:before="20" w:after="20"/>
-              <w:jc w:val="left"/>
-              <w:rPr>
-                <w:rFonts w:ascii="Times New Roman" w:cs="Times New Roman" w:eastAsia="Times New Roman" w:hAnsi="Times New Roman"/>
-                <w:i w:val="1"/>
-                <w:iCs w:val="1"/>
-                <w:color w:val="7F7F7F"/>
-                <w:sz w:val="22"/>
-                <w:szCs w:val="22"/>
-              </w:rPr>
-            </w:pPr>
-            <w:r>
-              <w:rPr>
-                <w:rFonts w:ascii="Times New Roman" w:cs="Times New Roman" w:eastAsia="Times New Roman" w:hAnsi="Times New Roman"/>
-                <w:i w:val="1"/>
-                <w:iCs w:val="1"/>
-                <w:color w:val="7F7F7F"/>
-                <w:sz w:val="22"/>
-                <w:szCs w:val="22"/>
-              </w:rPr>
-            </w:r>
-          </w:p>
-        </w:tc>
-        <w:tc>
-          <w:tcPr>
-            <w:tcW w:w="549" w:type="dxa"/>
-          </w:tcPr>
-          <w:p>
-            <w:pPr>
-              <w:spacing w:before="20" w:after="20"/>
-              <w:jc w:val="left"/>
-              <w:rPr>
-                <w:rFonts w:ascii="Times New Roman" w:cs="Times New Roman" w:eastAsia="Times New Roman" w:hAnsi="Times New Roman"/>
-                <w:i w:val="1"/>
-                <w:iCs w:val="1"/>
-                <w:color w:val="7F7F7F"/>
-                <w:sz w:val="22"/>
-                <w:szCs w:val="22"/>
-              </w:rPr>
-            </w:pPr>
-            <w:r>
-              <w:rPr>
-                <w:rFonts w:ascii="Times New Roman" w:cs="Times New Roman" w:eastAsia="Times New Roman" w:hAnsi="Times New Roman"/>
-                <w:i w:val="1"/>
-                <w:iCs w:val="1"/>
-                <w:color w:val="7F7F7F"/>
-                <w:sz w:val="22"/>
-                <w:szCs w:val="22"/>
-              </w:rPr>
-            </w:r>
-          </w:p>
-        </w:tc>
-        <w:tc>
-          <w:tcPr>
-            <w:tcW w:w="734" w:type="dxa"/>
-          </w:tcPr>
-          <w:p>
-            <w:pPr>
-              <w:spacing w:before="20" w:after="20"/>
-              <w:jc w:val="left"/>
-              <w:rPr>
-                <w:rFonts w:ascii="Times New Roman" w:cs="Times New Roman" w:eastAsia="Times New Roman" w:hAnsi="Times New Roman"/>
-                <w:i w:val="1"/>
-                <w:iCs w:val="1"/>
-                <w:color w:val="7F7F7F"/>
-                <w:sz w:val="22"/>
-                <w:szCs w:val="22"/>
-              </w:rPr>
-            </w:pPr>
-            <w:r>
-              <w:rPr>
-                <w:rFonts w:ascii="Times New Roman" w:cs="Times New Roman" w:eastAsia="Times New Roman" w:hAnsi="Times New Roman"/>
-                <w:i w:val="1"/>
-                <w:iCs w:val="1"/>
-                <w:color w:val="7F7F7F"/>
-                <w:sz w:val="22"/>
-                <w:szCs w:val="22"/>
-              </w:rPr>
+        <w:tc>
+          <w:tcPr>
+            <w:tcW w:type="dxa" w:w="1648"/>
+          </w:tcPr>
+          <w:p>
+            <w:r>
+              <w:t>NHAN_VIEN</w:t>
+            </w:r>
+          </w:p>
+        </w:tc>
+        <w:tc>
+          <w:tcPr>
+            <w:tcW w:type="dxa" w:w="1465"/>
+          </w:tcPr>
+          <w:p>
+            <w:r>
+              <w:t>ma_nv; sdt</w:t>
+            </w:r>
+          </w:p>
+        </w:tc>
+        <w:tc>
+          <w:tcPr>
+            <w:tcW w:type="dxa" w:w="3296"/>
+          </w:tcPr>
+          <w:p>
+            <w:r>
+              <w:t>ma_nv → các thuộc tính còn lại; sdt → ma_nv, các thuộc tính còn lại</w:t>
+            </w:r>
+          </w:p>
+        </w:tc>
+        <w:tc>
+          <w:tcPr>
+            <w:tcW w:type="dxa" w:w="549"/>
+          </w:tcPr>
+          <w:p>
+            <w:r>
+              <w:t>✓</w:t>
+            </w:r>
+          </w:p>
+        </w:tc>
+        <w:tc>
+          <w:tcPr>
+            <w:tcW w:type="dxa" w:w="549"/>
+          </w:tcPr>
+          <w:p>
+            <w:r>
+              <w:t>✓</w:t>
+            </w:r>
+          </w:p>
+        </w:tc>
+        <w:tc>
+          <w:tcPr>
+            <w:tcW w:type="dxa" w:w="549"/>
+          </w:tcPr>
+          <w:p>
+            <w:r>
+              <w:t>✓</w:t>
+            </w:r>
+          </w:p>
+        </w:tc>
+        <w:tc>
+          <w:tcPr>
+            <w:tcW w:type="dxa" w:w="734"/>
+          </w:tcPr>
+          <w:p>
+            <w:r>
+              <w:t>✓</w:t>
+            </w:r>
+          </w:p>
+        </w:tc>
+      </w:tr>
+      <w:tr>
+        <w:tc>
+          <w:tcPr>
+            <w:tcW w:type="dxa" w:w="1648"/>
+          </w:tcPr>
+          <w:p>
+            <w:r>
+              <w:t>BAC_SI</w:t>
+            </w:r>
+          </w:p>
+        </w:tc>
+        <w:tc>
+          <w:tcPr>
+            <w:tcW w:type="dxa" w:w="1465"/>
+          </w:tcPr>
+          <w:p>
+            <w:r>
+              <w:t>ma_bac_si; so_chung_chi</w:t>
+            </w:r>
+          </w:p>
+        </w:tc>
+        <w:tc>
+          <w:tcPr>
+            <w:tcW w:type="dxa" w:w="3296"/>
+          </w:tcPr>
+          <w:p>
+            <w:r>
+              <w:t>ma_bac_si → các thuộc tính còn lại; so_chung_chi → ma_bac_si, các thuộc tính còn lại</w:t>
+            </w:r>
+          </w:p>
+        </w:tc>
+        <w:tc>
+          <w:tcPr>
+            <w:tcW w:type="dxa" w:w="549"/>
+          </w:tcPr>
+          <w:p>
+            <w:r>
+              <w:t>✓</w:t>
+            </w:r>
+          </w:p>
+        </w:tc>
+        <w:tc>
+          <w:tcPr>
+            <w:tcW w:type="dxa" w:w="549"/>
+          </w:tcPr>
+          <w:p>
+            <w:r>
+              <w:t>✓</w:t>
+            </w:r>
+          </w:p>
+        </w:tc>
+        <w:tc>
+          <w:tcPr>
+            <w:tcW w:type="dxa" w:w="549"/>
+          </w:tcPr>
+          <w:p>
+            <w:r>
+              <w:t>✓</w:t>
+            </w:r>
+          </w:p>
+        </w:tc>
+        <w:tc>
+          <w:tcPr>
+            <w:tcW w:type="dxa" w:w="734"/>
+          </w:tcPr>
+          <w:p>
+            <w:r>
+              <w:t>✓</w:t>
+            </w:r>
+          </w:p>
+        </w:tc>
+      </w:tr>
+      <w:tr>
+        <w:tc>
+          <w:tcPr>
+            <w:tcW w:type="dxa" w:w="1648"/>
+          </w:tcPr>
+          <w:p>
+            <w:r>
+              <w:t>BAC_SI_DA_KHOA</w:t>
+            </w:r>
+          </w:p>
+        </w:tc>
+        <w:tc>
+          <w:tcPr>
+            <w:tcW w:type="dxa" w:w="1465"/>
+          </w:tcPr>
+          <w:p>
+            <w:r>
+              <w:t>ma_bac_si</w:t>
+            </w:r>
+          </w:p>
+        </w:tc>
+        <w:tc>
+          <w:tcPr>
+            <w:tcW w:type="dxa" w:w="3296"/>
+          </w:tcPr>
+          <w:p>
+            <w:r>
+              <w:t>Không có FD không tầm thường</w:t>
+            </w:r>
+          </w:p>
+        </w:tc>
+        <w:tc>
+          <w:tcPr>
+            <w:tcW w:type="dxa" w:w="549"/>
+          </w:tcPr>
+          <w:p>
+            <w:r>
+              <w:t>✓</w:t>
+            </w:r>
+          </w:p>
+        </w:tc>
+        <w:tc>
+          <w:tcPr>
+            <w:tcW w:type="dxa" w:w="549"/>
+          </w:tcPr>
+          <w:p>
+            <w:r>
+              <w:t>✓</w:t>
+            </w:r>
+          </w:p>
+        </w:tc>
+        <w:tc>
+          <w:tcPr>
+            <w:tcW w:type="dxa" w:w="549"/>
+          </w:tcPr>
+          <w:p>
+            <w:r>
+              <w:t>✓</w:t>
+            </w:r>
+          </w:p>
+        </w:tc>
+        <w:tc>
+          <w:tcPr>
+            <w:tcW w:type="dxa" w:w="734"/>
+          </w:tcPr>
+          <w:p>
+            <w:r>
+              <w:t>✓</w:t>
+            </w:r>
+          </w:p>
+        </w:tc>
+      </w:tr>
+      <w:tr>
+        <w:tc>
+          <w:tcPr>
+            <w:tcW w:type="dxa" w:w="1648"/>
+          </w:tcPr>
+          <w:p>
+            <w:r>
+              <w:t>BAC_SI_CHUYEN_KHOA</w:t>
+            </w:r>
+          </w:p>
+        </w:tc>
+        <w:tc>
+          <w:tcPr>
+            <w:tcW w:type="dxa" w:w="1465"/>
+          </w:tcPr>
+          <w:p>
+            <w:r>
+              <w:t>ma_bac_si</w:t>
+            </w:r>
+          </w:p>
+        </w:tc>
+        <w:tc>
+          <w:tcPr>
+            <w:tcW w:type="dxa" w:w="3296"/>
+          </w:tcPr>
+          <w:p>
+            <w:r>
+              <w:t>ma_bac_si → ma_chuyen_khoa</w:t>
+            </w:r>
+          </w:p>
+        </w:tc>
+        <w:tc>
+          <w:tcPr>
+            <w:tcW w:type="dxa" w:w="549"/>
+          </w:tcPr>
+          <w:p>
+            <w:r>
+              <w:t>✓</w:t>
+            </w:r>
+          </w:p>
+        </w:tc>
+        <w:tc>
+          <w:tcPr>
+            <w:tcW w:type="dxa" w:w="549"/>
+          </w:tcPr>
+          <w:p>
+            <w:r>
+              <w:t>✓</w:t>
+            </w:r>
+          </w:p>
+        </w:tc>
+        <w:tc>
+          <w:tcPr>
+            <w:tcW w:type="dxa" w:w="549"/>
+          </w:tcPr>
+          <w:p>
+            <w:r>
+              <w:t>✓</w:t>
+            </w:r>
+          </w:p>
+        </w:tc>
+        <w:tc>
+          <w:tcPr>
+            <w:tcW w:type="dxa" w:w="734"/>
+          </w:tcPr>
+          <w:p>
+            <w:r>
+              <w:t>✓</w:t>
+            </w:r>
+          </w:p>
+        </w:tc>
+      </w:tr>
+      <w:tr>
+        <w:tc>
+          <w:tcPr>
+            <w:tcW w:type="dxa" w:w="1648"/>
+          </w:tcPr>
+          <w:p>
+            <w:r>
+              <w:t>CHUYEN_KHOA</w:t>
+            </w:r>
+          </w:p>
+        </w:tc>
+        <w:tc>
+          <w:tcPr>
+            <w:tcW w:type="dxa" w:w="1465"/>
+          </w:tcPr>
+          <w:p>
+            <w:r>
+              <w:t>ma_chuyen_khoa; ten_chuyen_khoa</w:t>
+            </w:r>
+          </w:p>
+        </w:tc>
+        <w:tc>
+          <w:tcPr>
+            <w:tcW w:type="dxa" w:w="3296"/>
+          </w:tcPr>
+          <w:p>
+            <w:r>
+              <w:t>ma_chuyen_khoa ↔ ten_chuyen_khoa</w:t>
+            </w:r>
+          </w:p>
+        </w:tc>
+        <w:tc>
+          <w:tcPr>
+            <w:tcW w:type="dxa" w:w="549"/>
+          </w:tcPr>
+          <w:p>
+            <w:r>
+              <w:t>✓</w:t>
+            </w:r>
+          </w:p>
+        </w:tc>
+        <w:tc>
+          <w:tcPr>
+            <w:tcW w:type="dxa" w:w="549"/>
+          </w:tcPr>
+          <w:p>
+            <w:r>
+              <w:t>✓</w:t>
+            </w:r>
+          </w:p>
+        </w:tc>
+        <w:tc>
+          <w:tcPr>
+            <w:tcW w:type="dxa" w:w="549"/>
+          </w:tcPr>
+          <w:p>
+            <w:r>
+              <w:t>✓</w:t>
+            </w:r>
+          </w:p>
+        </w:tc>
+        <w:tc>
+          <w:tcPr>
+            <w:tcW w:type="dxa" w:w="734"/>
+          </w:tcPr>
+          <w:p>
+            <w:r>
+              <w:t>✓</w:t>
+            </w:r>
+          </w:p>
+        </w:tc>
+      </w:tr>
+      <w:tr>
+        <w:tc>
+          <w:tcPr>
+            <w:tcW w:type="dxa" w:w="1648"/>
+          </w:tcPr>
+          <w:p>
+            <w:r>
+              <w:t>CA_LAM_VIEC</w:t>
+            </w:r>
+          </w:p>
+        </w:tc>
+        <w:tc>
+          <w:tcPr>
+            <w:tcW w:type="dxa" w:w="1465"/>
+          </w:tcPr>
+          <w:p>
+            <w:r>
+              <w:t>ma_ca</w:t>
+            </w:r>
+          </w:p>
+        </w:tc>
+        <w:tc>
+          <w:tcPr>
+            <w:tcW w:type="dxa" w:w="3296"/>
+          </w:tcPr>
+          <w:p>
+            <w:r>
+              <w:t>ma_ca → các thuộc tính còn lại</w:t>
+            </w:r>
+          </w:p>
+        </w:tc>
+        <w:tc>
+          <w:tcPr>
+            <w:tcW w:type="dxa" w:w="549"/>
+          </w:tcPr>
+          <w:p>
+            <w:r>
+              <w:t>✓</w:t>
+            </w:r>
+          </w:p>
+        </w:tc>
+        <w:tc>
+          <w:tcPr>
+            <w:tcW w:type="dxa" w:w="549"/>
+          </w:tcPr>
+          <w:p>
+            <w:r>
+              <w:t>✓</w:t>
+            </w:r>
+          </w:p>
+        </w:tc>
+        <w:tc>
+          <w:tcPr>
+            <w:tcW w:type="dxa" w:w="549"/>
+          </w:tcPr>
+          <w:p>
+            <w:r>
+              <w:t>✓</w:t>
+            </w:r>
+          </w:p>
+        </w:tc>
+        <w:tc>
+          <w:tcPr>
+            <w:tcW w:type="dxa" w:w="734"/>
+          </w:tcPr>
+          <w:p>
+            <w:r>
+              <w:t>✓</w:t>
             </w:r>
           </w:p>
         </w:tc>
@@ -18214,13 +18582,7 @@
         </w:rPr>
       </w:pPr>
       <w:r>
-        <w:rPr>
-          <w:rFonts w:ascii="Times New Roman" w:cs="Times New Roman" w:eastAsia="Times New Roman" w:hAnsi="Times New Roman"/>
-          <w:i w:val="1"/>
-          <w:iCs w:val="1"/>
-          <w:color w:val="7F7F7F"/>
-        </w:rPr>
-        <w:t xml:space="preserve">– Mảng A (Đặng Hữu Khoa)</w:t>
+        <w:t>– Mảng A (Đặng Hữu Khoa): Sáu quan hệ NHAN_VIEN, BAC_SI, BAC_SI_DA_KHOA, BAC_SI_CHUYEN_KHOA, CHUYEN_KHOA và CA_LAM_VIEC đạt BCNF theo các FD đã nêu; không cần tách bảng. Chi tiết FD, bao đóng và chứng minh ở T23, T26.</w:t>
       </w:r>
     </w:p>
     <w:p>
@@ -19338,6 +19700,318 @@
                 <w:szCs w:val="22"/>
               </w:rPr>
               <w:t>Lê Ngọc Khôi</w:t>
+            </w:r>
+          </w:p>
+        </w:tc>
+      </w:tr>
+      <w:tr>
+        <w:tc>
+          <w:tcPr>
+            <w:tcW w:type="dxa" w:w="549"/>
+          </w:tcPr>
+          <w:p>
+            <w:r>
+              <w:t>6</w:t>
+            </w:r>
+          </w:p>
+        </w:tc>
+        <w:tc>
+          <w:tcPr>
+            <w:tcW w:type="dxa" w:w="2014"/>
+          </w:tcPr>
+          <w:p>
+            <w:r>
+              <w:t>nhan_vien</w:t>
+            </w:r>
+          </w:p>
+        </w:tc>
+        <w:tc>
+          <w:tcPr>
+            <w:tcW w:type="dxa" w:w="3662"/>
+          </w:tcPr>
+          <w:p>
+            <w:r>
+              <w:t>Thông tin chung của nhân viên</w:t>
+            </w:r>
+          </w:p>
+        </w:tc>
+        <w:tc>
+          <w:tcPr>
+            <w:tcW w:type="dxa" w:w="732"/>
+          </w:tcPr>
+          <w:p>
+            <w:r>
+              <w:t>A</w:t>
+            </w:r>
+          </w:p>
+        </w:tc>
+        <w:tc>
+          <w:tcPr>
+            <w:tcW w:type="dxa" w:w="1833"/>
+          </w:tcPr>
+          <w:p>
+            <w:r>
+              <w:t>Đặng Hữu Khoa</w:t>
+            </w:r>
+          </w:p>
+        </w:tc>
+      </w:tr>
+      <w:tr>
+        <w:tc>
+          <w:tcPr>
+            <w:tcW w:type="dxa" w:w="549"/>
+          </w:tcPr>
+          <w:p>
+            <w:r>
+              <w:t>7</w:t>
+            </w:r>
+          </w:p>
+        </w:tc>
+        <w:tc>
+          <w:tcPr>
+            <w:tcW w:type="dxa" w:w="2014"/>
+          </w:tcPr>
+          <w:p>
+            <w:r>
+              <w:t>bac_si</w:t>
+            </w:r>
+          </w:p>
+        </w:tc>
+        <w:tc>
+          <w:tcPr>
+            <w:tcW w:type="dxa" w:w="3662"/>
+          </w:tcPr>
+          <w:p>
+            <w:r>
+              <w:t>Giấy phép và loại hành nghề của bác sĩ</w:t>
+            </w:r>
+          </w:p>
+        </w:tc>
+        <w:tc>
+          <w:tcPr>
+            <w:tcW w:type="dxa" w:w="732"/>
+          </w:tcPr>
+          <w:p>
+            <w:r>
+              <w:t>A</w:t>
+            </w:r>
+          </w:p>
+        </w:tc>
+        <w:tc>
+          <w:tcPr>
+            <w:tcW w:type="dxa" w:w="1833"/>
+          </w:tcPr>
+          <w:p>
+            <w:r>
+              <w:t>Đặng Hữu Khoa</w:t>
+            </w:r>
+          </w:p>
+        </w:tc>
+      </w:tr>
+      <w:tr>
+        <w:tc>
+          <w:tcPr>
+            <w:tcW w:type="dxa" w:w="549"/>
+          </w:tcPr>
+          <w:p>
+            <w:r>
+              <w:t>8</w:t>
+            </w:r>
+          </w:p>
+        </w:tc>
+        <w:tc>
+          <w:tcPr>
+            <w:tcW w:type="dxa" w:w="2014"/>
+          </w:tcPr>
+          <w:p>
+            <w:r>
+              <w:t>bac_si_da_khoa</w:t>
+            </w:r>
+          </w:p>
+        </w:tc>
+        <w:tc>
+          <w:tcPr>
+            <w:tcW w:type="dxa" w:w="3662"/>
+          </w:tcPr>
+          <w:p>
+            <w:r>
+              <w:t>Lớp bác sĩ đa khoa</w:t>
+            </w:r>
+          </w:p>
+        </w:tc>
+        <w:tc>
+          <w:tcPr>
+            <w:tcW w:type="dxa" w:w="732"/>
+          </w:tcPr>
+          <w:p>
+            <w:r>
+              <w:t>A</w:t>
+            </w:r>
+          </w:p>
+        </w:tc>
+        <w:tc>
+          <w:tcPr>
+            <w:tcW w:type="dxa" w:w="1833"/>
+          </w:tcPr>
+          <w:p>
+            <w:r>
+              <w:t>Đặng Hữu Khoa</w:t>
+            </w:r>
+          </w:p>
+        </w:tc>
+      </w:tr>
+      <w:tr>
+        <w:tc>
+          <w:tcPr>
+            <w:tcW w:type="dxa" w:w="549"/>
+          </w:tcPr>
+          <w:p>
+            <w:r>
+              <w:t>9</w:t>
+            </w:r>
+          </w:p>
+        </w:tc>
+        <w:tc>
+          <w:tcPr>
+            <w:tcW w:type="dxa" w:w="2014"/>
+          </w:tcPr>
+          <w:p>
+            <w:r>
+              <w:t>bac_si_chuyen_khoa</w:t>
+            </w:r>
+          </w:p>
+        </w:tc>
+        <w:tc>
+          <w:tcPr>
+            <w:tcW w:type="dxa" w:w="3662"/>
+          </w:tcPr>
+          <w:p>
+            <w:r>
+              <w:t>Lớp bác sĩ chuyên khoa và chuyên khoa phụ trách</w:t>
+            </w:r>
+          </w:p>
+        </w:tc>
+        <w:tc>
+          <w:tcPr>
+            <w:tcW w:type="dxa" w:w="732"/>
+          </w:tcPr>
+          <w:p>
+            <w:r>
+              <w:t>A</w:t>
+            </w:r>
+          </w:p>
+        </w:tc>
+        <w:tc>
+          <w:tcPr>
+            <w:tcW w:type="dxa" w:w="1833"/>
+          </w:tcPr>
+          <w:p>
+            <w:r>
+              <w:t>Đặng Hữu Khoa</w:t>
+            </w:r>
+          </w:p>
+        </w:tc>
+      </w:tr>
+      <w:tr>
+        <w:tc>
+          <w:tcPr>
+            <w:tcW w:type="dxa" w:w="549"/>
+          </w:tcPr>
+          <w:p>
+            <w:r>
+              <w:t>10</w:t>
+            </w:r>
+          </w:p>
+        </w:tc>
+        <w:tc>
+          <w:tcPr>
+            <w:tcW w:type="dxa" w:w="2014"/>
+          </w:tcPr>
+          <w:p>
+            <w:r>
+              <w:t>chuyen_khoa</w:t>
+            </w:r>
+          </w:p>
+        </w:tc>
+        <w:tc>
+          <w:tcPr>
+            <w:tcW w:type="dxa" w:w="3662"/>
+          </w:tcPr>
+          <w:p>
+            <w:r>
+              <w:t>Danh mục chuyên khoa</w:t>
+            </w:r>
+          </w:p>
+        </w:tc>
+        <w:tc>
+          <w:tcPr>
+            <w:tcW w:type="dxa" w:w="732"/>
+          </w:tcPr>
+          <w:p>
+            <w:r>
+              <w:t>A</w:t>
+            </w:r>
+          </w:p>
+        </w:tc>
+        <w:tc>
+          <w:tcPr>
+            <w:tcW w:type="dxa" w:w="1833"/>
+          </w:tcPr>
+          <w:p>
+            <w:r>
+              <w:t>Đặng Hữu Khoa</w:t>
+            </w:r>
+          </w:p>
+        </w:tc>
+      </w:tr>
+      <w:tr>
+        <w:tc>
+          <w:tcPr>
+            <w:tcW w:type="dxa" w:w="549"/>
+          </w:tcPr>
+          <w:p>
+            <w:r>
+              <w:t>11</w:t>
+            </w:r>
+          </w:p>
+        </w:tc>
+        <w:tc>
+          <w:tcPr>
+            <w:tcW w:type="dxa" w:w="2014"/>
+          </w:tcPr>
+          <w:p>
+            <w:r>
+              <w:t>ca_lam_viec</w:t>
+            </w:r>
+          </w:p>
+        </w:tc>
+        <w:tc>
+          <w:tcPr>
+            <w:tcW w:type="dxa" w:w="3662"/>
+          </w:tcPr>
+          <w:p>
+            <w:r>
+              <w:t>Ca làm việc được xếp cho bác sĩ</w:t>
+            </w:r>
+          </w:p>
+        </w:tc>
+        <w:tc>
+          <w:tcPr>
+            <w:tcW w:type="dxa" w:w="732"/>
+          </w:tcPr>
+          <w:p>
+            <w:r>
+              <w:t>A</w:t>
+            </w:r>
+          </w:p>
+        </w:tc>
+        <w:tc>
+          <w:tcPr>
+            <w:tcW w:type="dxa" w:w="1833"/>
+          </w:tcPr>
+          <w:p>
+            <w:r>
+              <w:t>Đặng Hữu Khoa</w:t>
             </w:r>
           </w:p>
         </w:tc>
@@ -26097,15 +26771,2037 @@
         </w:rPr>
       </w:pPr>
       <w:r>
-        <w:rPr>
-          <w:rFonts w:ascii="Times New Roman" w:cs="Times New Roman" w:eastAsia="Times New Roman" w:hAnsi="Times New Roman"/>
-          <w:i w:val="1"/>
-          <w:iCs w:val="1"/>
-          <w:color w:val="7F7F7F"/>
-        </w:rPr>
-        <w:t>Bảng: … – bảng mảng A, C, bổ sung theo T29</w:t>
+        <w:t>Các bảng và thuộc tính mảng A được mô tả chi tiết bên dưới.</w:t>
       </w:r>
     </w:p>
+    <w:p>
+      <w:pPr>
+        <w:pStyle w:val="Heading3"/>
+      </w:pPr>
+      <w:r>
+        <w:t>Bảng: nhan_vien – Thông tin chung của nhân viên phòng khám</w:t>
+      </w:r>
+    </w:p>
+    <w:tbl>
+      <w:tblPr>
+        <w:tblW w:type="auto" w:w="0"/>
+        <w:tblLook w:firstColumn="1" w:firstRow="1" w:lastColumn="0" w:lastRow="0" w:noHBand="0" w:noVBand="1" w:val="04A0"/>
+      </w:tblPr>
+      <w:tblGrid>
+        <w:gridCol w:w="1337"/>
+        <w:gridCol w:w="1337"/>
+        <w:gridCol w:w="1337"/>
+        <w:gridCol w:w="1337"/>
+        <w:gridCol w:w="1337"/>
+        <w:gridCol w:w="1337"/>
+        <w:gridCol w:w="1337"/>
+      </w:tblGrid>
+      <w:tr>
+        <w:tc>
+          <w:tcPr>
+            <w:tcW w:type="dxa" w:w="1337"/>
+          </w:tcPr>
+          <w:p>
+            <w:r>
+              <w:t>Cột</w:t>
+            </w:r>
+          </w:p>
+        </w:tc>
+        <w:tc>
+          <w:tcPr>
+            <w:tcW w:type="dxa" w:w="1337"/>
+          </w:tcPr>
+          <w:p>
+            <w:r>
+              <w:t>Kiểu dữ liệu</w:t>
+            </w:r>
+          </w:p>
+        </w:tc>
+        <w:tc>
+          <w:tcPr>
+            <w:tcW w:type="dxa" w:w="1337"/>
+          </w:tcPr>
+          <w:p>
+            <w:r>
+              <w:t>Null</w:t>
+            </w:r>
+          </w:p>
+        </w:tc>
+        <w:tc>
+          <w:tcPr>
+            <w:tcW w:type="dxa" w:w="1337"/>
+          </w:tcPr>
+          <w:p>
+            <w:r>
+              <w:t>Khóa</w:t>
+            </w:r>
+          </w:p>
+        </w:tc>
+        <w:tc>
+          <w:tcPr>
+            <w:tcW w:type="dxa" w:w="1337"/>
+          </w:tcPr>
+          <w:p>
+            <w:r>
+              <w:t>Mặc định</w:t>
+            </w:r>
+          </w:p>
+        </w:tc>
+        <w:tc>
+          <w:tcPr>
+            <w:tcW w:type="dxa" w:w="1337"/>
+          </w:tcPr>
+          <w:p>
+            <w:r>
+              <w:t>Ràng buộc</w:t>
+            </w:r>
+          </w:p>
+        </w:tc>
+        <w:tc>
+          <w:tcPr>
+            <w:tcW w:type="dxa" w:w="1337"/>
+          </w:tcPr>
+          <w:p>
+            <w:r>
+              <w:t>Mô tả</w:t>
+            </w:r>
+          </w:p>
+        </w:tc>
+      </w:tr>
+      <w:tr>
+        <w:tc>
+          <w:tcPr>
+            <w:tcW w:type="dxa" w:w="1337"/>
+          </w:tcPr>
+          <w:p>
+            <w:r>
+              <w:t>ma_nv</w:t>
+            </w:r>
+          </w:p>
+        </w:tc>
+        <w:tc>
+          <w:tcPr>
+            <w:tcW w:type="dxa" w:w="1337"/>
+          </w:tcPr>
+          <w:p>
+            <w:r>
+              <w:t>Mã định danh nhân viên</w:t>
+            </w:r>
+          </w:p>
+        </w:tc>
+        <w:tc>
+          <w:tcPr>
+            <w:tcW w:type="dxa" w:w="1337"/>
+          </w:tcPr>
+          <w:p>
+            <w:r>
+              <w:t>INTEGER identity</w:t>
+            </w:r>
+          </w:p>
+        </w:tc>
+        <w:tc>
+          <w:tcPr>
+            <w:tcW w:type="dxa" w:w="1337"/>
+          </w:tcPr>
+          <w:p>
+            <w:r>
+              <w:t>Không</w:t>
+            </w:r>
+          </w:p>
+        </w:tc>
+        <w:tc>
+          <w:tcPr>
+            <w:tcW w:type="dxa" w:w="1337"/>
+          </w:tcPr>
+          <w:p>
+            <w:r>
+              <w:t>PK</w:t>
+            </w:r>
+          </w:p>
+        </w:tc>
+        <w:tc>
+          <w:tcPr>
+            <w:tcW w:type="dxa" w:w="1337"/>
+          </w:tcPr>
+          <w:p>
+            <w:r>
+              <w:t>Tự tăng</w:t>
+            </w:r>
+          </w:p>
+        </w:tc>
+        <w:tc>
+          <w:tcPr>
+            <w:tcW w:type="dxa" w:w="1337"/>
+          </w:tcPr>
+          <w:p>
+            <w:r>
+              <w:t>Duy nhất</w:t>
+            </w:r>
+          </w:p>
+        </w:tc>
+      </w:tr>
+      <w:tr>
+        <w:tc>
+          <w:tcPr>
+            <w:tcW w:type="dxa" w:w="1337"/>
+          </w:tcPr>
+          <w:p>
+            <w:r>
+              <w:t>ho_ten</w:t>
+            </w:r>
+          </w:p>
+        </w:tc>
+        <w:tc>
+          <w:tcPr>
+            <w:tcW w:type="dxa" w:w="1337"/>
+          </w:tcPr>
+          <w:p>
+            <w:r>
+              <w:t>Họ tên đầy đủ</w:t>
+            </w:r>
+          </w:p>
+        </w:tc>
+        <w:tc>
+          <w:tcPr>
+            <w:tcW w:type="dxa" w:w="1337"/>
+          </w:tcPr>
+          <w:p>
+            <w:r>
+              <w:t>VARCHAR(100)</w:t>
+            </w:r>
+          </w:p>
+        </w:tc>
+        <w:tc>
+          <w:tcPr>
+            <w:tcW w:type="dxa" w:w="1337"/>
+          </w:tcPr>
+          <w:p>
+            <w:r>
+              <w:t>Không</w:t>
+            </w:r>
+          </w:p>
+        </w:tc>
+        <w:tc>
+          <w:tcPr>
+            <w:tcW w:type="dxa" w:w="1337"/>
+          </w:tcPr>
+          <w:p>
+            <w:r/>
+          </w:p>
+        </w:tc>
+        <w:tc>
+          <w:tcPr>
+            <w:tcW w:type="dxa" w:w="1337"/>
+          </w:tcPr>
+          <w:p>
+            <w:r/>
+          </w:p>
+        </w:tc>
+        <w:tc>
+          <w:tcPr>
+            <w:tcW w:type="dxa" w:w="1337"/>
+          </w:tcPr>
+          <w:p>
+            <w:r>
+              <w:t>Không rỗng</w:t>
+            </w:r>
+          </w:p>
+        </w:tc>
+      </w:tr>
+      <w:tr>
+        <w:tc>
+          <w:tcPr>
+            <w:tcW w:type="dxa" w:w="1337"/>
+          </w:tcPr>
+          <w:p>
+            <w:r>
+              <w:t>ngay_sinh</w:t>
+            </w:r>
+          </w:p>
+        </w:tc>
+        <w:tc>
+          <w:tcPr>
+            <w:tcW w:type="dxa" w:w="1337"/>
+          </w:tcPr>
+          <w:p>
+            <w:r>
+              <w:t>Ngày sinh theo hồ sơ</w:t>
+            </w:r>
+          </w:p>
+        </w:tc>
+        <w:tc>
+          <w:tcPr>
+            <w:tcW w:type="dxa" w:w="1337"/>
+          </w:tcPr>
+          <w:p>
+            <w:r>
+              <w:t>DATE</w:t>
+            </w:r>
+          </w:p>
+        </w:tc>
+        <w:tc>
+          <w:tcPr>
+            <w:tcW w:type="dxa" w:w="1337"/>
+          </w:tcPr>
+          <w:p>
+            <w:r>
+              <w:t>Không</w:t>
+            </w:r>
+          </w:p>
+        </w:tc>
+        <w:tc>
+          <w:tcPr>
+            <w:tcW w:type="dxa" w:w="1337"/>
+          </w:tcPr>
+          <w:p>
+            <w:r/>
+          </w:p>
+        </w:tc>
+        <w:tc>
+          <w:tcPr>
+            <w:tcW w:type="dxa" w:w="1337"/>
+          </w:tcPr>
+          <w:p>
+            <w:r/>
+          </w:p>
+        </w:tc>
+        <w:tc>
+          <w:tcPr>
+            <w:tcW w:type="dxa" w:w="1337"/>
+          </w:tcPr>
+          <w:p>
+            <w:r>
+              <w:t>≤ CURRENT_DATE</w:t>
+            </w:r>
+          </w:p>
+        </w:tc>
+      </w:tr>
+      <w:tr>
+        <w:tc>
+          <w:tcPr>
+            <w:tcW w:type="dxa" w:w="1337"/>
+          </w:tcPr>
+          <w:p>
+            <w:r>
+              <w:t>sdt</w:t>
+            </w:r>
+          </w:p>
+        </w:tc>
+        <w:tc>
+          <w:tcPr>
+            <w:tcW w:type="dxa" w:w="1337"/>
+          </w:tcPr>
+          <w:p>
+            <w:r>
+              <w:t>Số điện thoại liên hệ</w:t>
+            </w:r>
+          </w:p>
+        </w:tc>
+        <w:tc>
+          <w:tcPr>
+            <w:tcW w:type="dxa" w:w="1337"/>
+          </w:tcPr>
+          <w:p>
+            <w:r>
+              <w:t>VARCHAR(10)</w:t>
+            </w:r>
+          </w:p>
+        </w:tc>
+        <w:tc>
+          <w:tcPr>
+            <w:tcW w:type="dxa" w:w="1337"/>
+          </w:tcPr>
+          <w:p>
+            <w:r>
+              <w:t>Không</w:t>
+            </w:r>
+          </w:p>
+        </w:tc>
+        <w:tc>
+          <w:tcPr>
+            <w:tcW w:type="dxa" w:w="1337"/>
+          </w:tcPr>
+          <w:p>
+            <w:r>
+              <w:t>UNIQUE</w:t>
+            </w:r>
+          </w:p>
+        </w:tc>
+        <w:tc>
+          <w:tcPr>
+            <w:tcW w:type="dxa" w:w="1337"/>
+          </w:tcPr>
+          <w:p>
+            <w:r/>
+          </w:p>
+        </w:tc>
+        <w:tc>
+          <w:tcPr>
+            <w:tcW w:type="dxa" w:w="1337"/>
+          </w:tcPr>
+          <w:p>
+            <w:r>
+              <w:t>^0[0-9]{9}$</w:t>
+            </w:r>
+          </w:p>
+        </w:tc>
+      </w:tr>
+      <w:tr>
+        <w:tc>
+          <w:tcPr>
+            <w:tcW w:type="dxa" w:w="1337"/>
+          </w:tcPr>
+          <w:p>
+            <w:r>
+              <w:t>email</w:t>
+            </w:r>
+          </w:p>
+        </w:tc>
+        <w:tc>
+          <w:tcPr>
+            <w:tcW w:type="dxa" w:w="1337"/>
+          </w:tcPr>
+          <w:p>
+            <w:r>
+              <w:t>Địa chỉ thư điện tử</w:t>
+            </w:r>
+          </w:p>
+        </w:tc>
+        <w:tc>
+          <w:tcPr>
+            <w:tcW w:type="dxa" w:w="1337"/>
+          </w:tcPr>
+          <w:p>
+            <w:r>
+              <w:t>VARCHAR(100)</w:t>
+            </w:r>
+          </w:p>
+        </w:tc>
+        <w:tc>
+          <w:tcPr>
+            <w:tcW w:type="dxa" w:w="1337"/>
+          </w:tcPr>
+          <w:p>
+            <w:r>
+              <w:t>Có</w:t>
+            </w:r>
+          </w:p>
+        </w:tc>
+        <w:tc>
+          <w:tcPr>
+            <w:tcW w:type="dxa" w:w="1337"/>
+          </w:tcPr>
+          <w:p>
+            <w:r/>
+          </w:p>
+        </w:tc>
+        <w:tc>
+          <w:tcPr>
+            <w:tcW w:type="dxa" w:w="1337"/>
+          </w:tcPr>
+          <w:p>
+            <w:r/>
+          </w:p>
+        </w:tc>
+        <w:tc>
+          <w:tcPr>
+            <w:tcW w:type="dxa" w:w="1337"/>
+          </w:tcPr>
+          <w:p>
+            <w:r>
+              <w:t>Dạng a@b.c nếu có</w:t>
+            </w:r>
+          </w:p>
+        </w:tc>
+      </w:tr>
+      <w:tr>
+        <w:tc>
+          <w:tcPr>
+            <w:tcW w:type="dxa" w:w="1337"/>
+          </w:tcPr>
+          <w:p>
+            <w:r>
+              <w:t>loai_nv</w:t>
+            </w:r>
+          </w:p>
+        </w:tc>
+        <w:tc>
+          <w:tcPr>
+            <w:tcW w:type="dxa" w:w="1337"/>
+          </w:tcPr>
+          <w:p>
+            <w:r>
+              <w:t>Loại nhân viên</w:t>
+            </w:r>
+          </w:p>
+        </w:tc>
+        <w:tc>
+          <w:tcPr>
+            <w:tcW w:type="dxa" w:w="1337"/>
+          </w:tcPr>
+          <w:p>
+            <w:r>
+              <w:t>VARCHAR(24)</w:t>
+            </w:r>
+          </w:p>
+        </w:tc>
+        <w:tc>
+          <w:tcPr>
+            <w:tcW w:type="dxa" w:w="1337"/>
+          </w:tcPr>
+          <w:p>
+            <w:r>
+              <w:t>Không</w:t>
+            </w:r>
+          </w:p>
+        </w:tc>
+        <w:tc>
+          <w:tcPr>
+            <w:tcW w:type="dxa" w:w="1337"/>
+          </w:tcPr>
+          <w:p>
+            <w:r/>
+          </w:p>
+        </w:tc>
+        <w:tc>
+          <w:tcPr>
+            <w:tcW w:type="dxa" w:w="1337"/>
+          </w:tcPr>
+          <w:p>
+            <w:r/>
+          </w:p>
+        </w:tc>
+        <w:tc>
+          <w:tcPr>
+            <w:tcW w:type="dxa" w:w="1337"/>
+          </w:tcPr>
+          <w:p>
+            <w:r>
+              <w:t>Miền loai_nv</w:t>
+            </w:r>
+          </w:p>
+        </w:tc>
+      </w:tr>
+    </w:tbl>
+    <w:p>
+      <w:pPr>
+        <w:pStyle w:val="Heading3"/>
+      </w:pPr>
+      <w:r>
+        <w:t>Bảng: bac_si – Thông tin giấy phép hành nghề và loại bác sĩ</w:t>
+      </w:r>
+    </w:p>
+    <w:tbl>
+      <w:tblPr>
+        <w:tblW w:type="auto" w:w="0"/>
+        <w:tblLook w:firstColumn="1" w:firstRow="1" w:lastColumn="0" w:lastRow="0" w:noHBand="0" w:noVBand="1" w:val="04A0"/>
+      </w:tblPr>
+      <w:tblGrid>
+        <w:gridCol w:w="1337"/>
+        <w:gridCol w:w="1337"/>
+        <w:gridCol w:w="1337"/>
+        <w:gridCol w:w="1337"/>
+        <w:gridCol w:w="1337"/>
+        <w:gridCol w:w="1337"/>
+        <w:gridCol w:w="1337"/>
+      </w:tblGrid>
+      <w:tr>
+        <w:tc>
+          <w:tcPr>
+            <w:tcW w:type="dxa" w:w="1337"/>
+          </w:tcPr>
+          <w:p>
+            <w:r>
+              <w:t>Cột</w:t>
+            </w:r>
+          </w:p>
+        </w:tc>
+        <w:tc>
+          <w:tcPr>
+            <w:tcW w:type="dxa" w:w="1337"/>
+          </w:tcPr>
+          <w:p>
+            <w:r>
+              <w:t>Kiểu dữ liệu</w:t>
+            </w:r>
+          </w:p>
+        </w:tc>
+        <w:tc>
+          <w:tcPr>
+            <w:tcW w:type="dxa" w:w="1337"/>
+          </w:tcPr>
+          <w:p>
+            <w:r>
+              <w:t>Null</w:t>
+            </w:r>
+          </w:p>
+        </w:tc>
+        <w:tc>
+          <w:tcPr>
+            <w:tcW w:type="dxa" w:w="1337"/>
+          </w:tcPr>
+          <w:p>
+            <w:r>
+              <w:t>Khóa</w:t>
+            </w:r>
+          </w:p>
+        </w:tc>
+        <w:tc>
+          <w:tcPr>
+            <w:tcW w:type="dxa" w:w="1337"/>
+          </w:tcPr>
+          <w:p>
+            <w:r>
+              <w:t>Mặc định</w:t>
+            </w:r>
+          </w:p>
+        </w:tc>
+        <w:tc>
+          <w:tcPr>
+            <w:tcW w:type="dxa" w:w="1337"/>
+          </w:tcPr>
+          <w:p>
+            <w:r>
+              <w:t>Ràng buộc</w:t>
+            </w:r>
+          </w:p>
+        </w:tc>
+        <w:tc>
+          <w:tcPr>
+            <w:tcW w:type="dxa" w:w="1337"/>
+          </w:tcPr>
+          <w:p>
+            <w:r>
+              <w:t>Mô tả</w:t>
+            </w:r>
+          </w:p>
+        </w:tc>
+      </w:tr>
+      <w:tr>
+        <w:tc>
+          <w:tcPr>
+            <w:tcW w:type="dxa" w:w="1337"/>
+          </w:tcPr>
+          <w:p>
+            <w:r>
+              <w:t>ma_bac_si</w:t>
+            </w:r>
+          </w:p>
+        </w:tc>
+        <w:tc>
+          <w:tcPr>
+            <w:tcW w:type="dxa" w:w="1337"/>
+          </w:tcPr>
+          <w:p>
+            <w:r>
+              <w:t>Mã bác sĩ kế thừa mã nhân viên</w:t>
+            </w:r>
+          </w:p>
+        </w:tc>
+        <w:tc>
+          <w:tcPr>
+            <w:tcW w:type="dxa" w:w="1337"/>
+          </w:tcPr>
+          <w:p>
+            <w:r>
+              <w:t>INTEGER</w:t>
+            </w:r>
+          </w:p>
+        </w:tc>
+        <w:tc>
+          <w:tcPr>
+            <w:tcW w:type="dxa" w:w="1337"/>
+          </w:tcPr>
+          <w:p>
+            <w:r>
+              <w:t>Không</w:t>
+            </w:r>
+          </w:p>
+        </w:tc>
+        <w:tc>
+          <w:tcPr>
+            <w:tcW w:type="dxa" w:w="1337"/>
+          </w:tcPr>
+          <w:p>
+            <w:r>
+              <w:t>PK, FK</w:t>
+            </w:r>
+          </w:p>
+        </w:tc>
+        <w:tc>
+          <w:tcPr>
+            <w:tcW w:type="dxa" w:w="1337"/>
+          </w:tcPr>
+          <w:p>
+            <w:r/>
+          </w:p>
+        </w:tc>
+        <w:tc>
+          <w:tcPr>
+            <w:tcW w:type="dxa" w:w="1337"/>
+          </w:tcPr>
+          <w:p>
+            <w:r>
+              <w:t>→ nhan_vien.ma_nv</w:t>
+            </w:r>
+          </w:p>
+        </w:tc>
+      </w:tr>
+      <w:tr>
+        <w:tc>
+          <w:tcPr>
+            <w:tcW w:type="dxa" w:w="1337"/>
+          </w:tcPr>
+          <w:p>
+            <w:r>
+              <w:t>so_chung_chi</w:t>
+            </w:r>
+          </w:p>
+        </w:tc>
+        <w:tc>
+          <w:tcPr>
+            <w:tcW w:type="dxa" w:w="1337"/>
+          </w:tcPr>
+          <w:p>
+            <w:r>
+              <w:t>Số giấy phép hành nghề hiện hành</w:t>
+            </w:r>
+          </w:p>
+        </w:tc>
+        <w:tc>
+          <w:tcPr>
+            <w:tcW w:type="dxa" w:w="1337"/>
+          </w:tcPr>
+          <w:p>
+            <w:r>
+              <w:t>VARCHAR(30)</w:t>
+            </w:r>
+          </w:p>
+        </w:tc>
+        <w:tc>
+          <w:tcPr>
+            <w:tcW w:type="dxa" w:w="1337"/>
+          </w:tcPr>
+          <w:p>
+            <w:r>
+              <w:t>Không</w:t>
+            </w:r>
+          </w:p>
+        </w:tc>
+        <w:tc>
+          <w:tcPr>
+            <w:tcW w:type="dxa" w:w="1337"/>
+          </w:tcPr>
+          <w:p>
+            <w:r>
+              <w:t>UNIQUE</w:t>
+            </w:r>
+          </w:p>
+        </w:tc>
+        <w:tc>
+          <w:tcPr>
+            <w:tcW w:type="dxa" w:w="1337"/>
+          </w:tcPr>
+          <w:p>
+            <w:r/>
+          </w:p>
+        </w:tc>
+        <w:tc>
+          <w:tcPr>
+            <w:tcW w:type="dxa" w:w="1337"/>
+          </w:tcPr>
+          <w:p>
+            <w:r>
+              <w:t>Không rỗng</w:t>
+            </w:r>
+          </w:p>
+        </w:tc>
+      </w:tr>
+      <w:tr>
+        <w:tc>
+          <w:tcPr>
+            <w:tcW w:type="dxa" w:w="1337"/>
+          </w:tcPr>
+          <w:p>
+            <w:r>
+              <w:t>ngay_cap_cc</w:t>
+            </w:r>
+          </w:p>
+        </w:tc>
+        <w:tc>
+          <w:tcPr>
+            <w:tcW w:type="dxa" w:w="1337"/>
+          </w:tcPr>
+          <w:p>
+            <w:r>
+              <w:t>Ngày cấp giấy phép</w:t>
+            </w:r>
+          </w:p>
+        </w:tc>
+        <w:tc>
+          <w:tcPr>
+            <w:tcW w:type="dxa" w:w="1337"/>
+          </w:tcPr>
+          <w:p>
+            <w:r>
+              <w:t>DATE</w:t>
+            </w:r>
+          </w:p>
+        </w:tc>
+        <w:tc>
+          <w:tcPr>
+            <w:tcW w:type="dxa" w:w="1337"/>
+          </w:tcPr>
+          <w:p>
+            <w:r>
+              <w:t>Không</w:t>
+            </w:r>
+          </w:p>
+        </w:tc>
+        <w:tc>
+          <w:tcPr>
+            <w:tcW w:type="dxa" w:w="1337"/>
+          </w:tcPr>
+          <w:p>
+            <w:r/>
+          </w:p>
+        </w:tc>
+        <w:tc>
+          <w:tcPr>
+            <w:tcW w:type="dxa" w:w="1337"/>
+          </w:tcPr>
+          <w:p>
+            <w:r/>
+          </w:p>
+        </w:tc>
+        <w:tc>
+          <w:tcPr>
+            <w:tcW w:type="dxa" w:w="1337"/>
+          </w:tcPr>
+          <w:p>
+            <w:r>
+              <w:t>&lt; ngay_het_han_cc</w:t>
+            </w:r>
+          </w:p>
+        </w:tc>
+      </w:tr>
+      <w:tr>
+        <w:tc>
+          <w:tcPr>
+            <w:tcW w:type="dxa" w:w="1337"/>
+          </w:tcPr>
+          <w:p>
+            <w:r>
+              <w:t>ngay_het_han_cc</w:t>
+            </w:r>
+          </w:p>
+        </w:tc>
+        <w:tc>
+          <w:tcPr>
+            <w:tcW w:type="dxa" w:w="1337"/>
+          </w:tcPr>
+          <w:p>
+            <w:r>
+              <w:t>Ngày hết hạn giấy phép</w:t>
+            </w:r>
+          </w:p>
+        </w:tc>
+        <w:tc>
+          <w:tcPr>
+            <w:tcW w:type="dxa" w:w="1337"/>
+          </w:tcPr>
+          <w:p>
+            <w:r>
+              <w:t>DATE</w:t>
+            </w:r>
+          </w:p>
+        </w:tc>
+        <w:tc>
+          <w:tcPr>
+            <w:tcW w:type="dxa" w:w="1337"/>
+          </w:tcPr>
+          <w:p>
+            <w:r>
+              <w:t>Không</w:t>
+            </w:r>
+          </w:p>
+        </w:tc>
+        <w:tc>
+          <w:tcPr>
+            <w:tcW w:type="dxa" w:w="1337"/>
+          </w:tcPr>
+          <w:p>
+            <w:r/>
+          </w:p>
+        </w:tc>
+        <w:tc>
+          <w:tcPr>
+            <w:tcW w:type="dxa" w:w="1337"/>
+          </w:tcPr>
+          <w:p>
+            <w:r/>
+          </w:p>
+        </w:tc>
+        <w:tc>
+          <w:tcPr>
+            <w:tcW w:type="dxa" w:w="1337"/>
+          </w:tcPr>
+          <w:p>
+            <w:r>
+              <w:t>&gt; ngay_cap_cc; bao trùm ngày ca</w:t>
+            </w:r>
+          </w:p>
+        </w:tc>
+      </w:tr>
+      <w:tr>
+        <w:tc>
+          <w:tcPr>
+            <w:tcW w:type="dxa" w:w="1337"/>
+          </w:tcPr>
+          <w:p>
+            <w:r>
+              <w:t>loai_bac_si</w:t>
+            </w:r>
+          </w:p>
+        </w:tc>
+        <w:tc>
+          <w:tcPr>
+            <w:tcW w:type="dxa" w:w="1337"/>
+          </w:tcPr>
+          <w:p>
+            <w:r>
+              <w:t>Phân loại bác sĩ</w:t>
+            </w:r>
+          </w:p>
+        </w:tc>
+        <w:tc>
+          <w:tcPr>
+            <w:tcW w:type="dxa" w:w="1337"/>
+          </w:tcPr>
+          <w:p>
+            <w:r>
+              <w:t>VARCHAR(16)</w:t>
+            </w:r>
+          </w:p>
+        </w:tc>
+        <w:tc>
+          <w:tcPr>
+            <w:tcW w:type="dxa" w:w="1337"/>
+          </w:tcPr>
+          <w:p>
+            <w:r>
+              <w:t>Không</w:t>
+            </w:r>
+          </w:p>
+        </w:tc>
+        <w:tc>
+          <w:tcPr>
+            <w:tcW w:type="dxa" w:w="1337"/>
+          </w:tcPr>
+          <w:p>
+            <w:r/>
+          </w:p>
+        </w:tc>
+        <w:tc>
+          <w:tcPr>
+            <w:tcW w:type="dxa" w:w="1337"/>
+          </w:tcPr>
+          <w:p>
+            <w:r/>
+          </w:p>
+        </w:tc>
+        <w:tc>
+          <w:tcPr>
+            <w:tcW w:type="dxa" w:w="1337"/>
+          </w:tcPr>
+          <w:p>
+            <w:r>
+              <w:t>DA_KHOA, CHUYEN_KHOA</w:t>
+            </w:r>
+          </w:p>
+        </w:tc>
+      </w:tr>
+    </w:tbl>
+    <w:p>
+      <w:pPr>
+        <w:pStyle w:val="Heading3"/>
+      </w:pPr>
+      <w:r>
+        <w:t>Bảng: bac_si_da_khoa – Lớp con bác sĩ đa khoa</w:t>
+      </w:r>
+    </w:p>
+    <w:tbl>
+      <w:tblPr>
+        <w:tblW w:type="auto" w:w="0"/>
+        <w:tblLook w:firstColumn="1" w:firstRow="1" w:lastColumn="0" w:lastRow="0" w:noHBand="0" w:noVBand="1" w:val="04A0"/>
+      </w:tblPr>
+      <w:tblGrid>
+        <w:gridCol w:w="1337"/>
+        <w:gridCol w:w="1337"/>
+        <w:gridCol w:w="1337"/>
+        <w:gridCol w:w="1337"/>
+        <w:gridCol w:w="1337"/>
+        <w:gridCol w:w="1337"/>
+        <w:gridCol w:w="1337"/>
+      </w:tblGrid>
+      <w:tr>
+        <w:tc>
+          <w:tcPr>
+            <w:tcW w:type="dxa" w:w="1337"/>
+          </w:tcPr>
+          <w:p>
+            <w:r>
+              <w:t>Cột</w:t>
+            </w:r>
+          </w:p>
+        </w:tc>
+        <w:tc>
+          <w:tcPr>
+            <w:tcW w:type="dxa" w:w="1337"/>
+          </w:tcPr>
+          <w:p>
+            <w:r>
+              <w:t>Kiểu dữ liệu</w:t>
+            </w:r>
+          </w:p>
+        </w:tc>
+        <w:tc>
+          <w:tcPr>
+            <w:tcW w:type="dxa" w:w="1337"/>
+          </w:tcPr>
+          <w:p>
+            <w:r>
+              <w:t>Null</w:t>
+            </w:r>
+          </w:p>
+        </w:tc>
+        <w:tc>
+          <w:tcPr>
+            <w:tcW w:type="dxa" w:w="1337"/>
+          </w:tcPr>
+          <w:p>
+            <w:r>
+              <w:t>Khóa</w:t>
+            </w:r>
+          </w:p>
+        </w:tc>
+        <w:tc>
+          <w:tcPr>
+            <w:tcW w:type="dxa" w:w="1337"/>
+          </w:tcPr>
+          <w:p>
+            <w:r>
+              <w:t>Mặc định</w:t>
+            </w:r>
+          </w:p>
+        </w:tc>
+        <w:tc>
+          <w:tcPr>
+            <w:tcW w:type="dxa" w:w="1337"/>
+          </w:tcPr>
+          <w:p>
+            <w:r>
+              <w:t>Ràng buộc</w:t>
+            </w:r>
+          </w:p>
+        </w:tc>
+        <w:tc>
+          <w:tcPr>
+            <w:tcW w:type="dxa" w:w="1337"/>
+          </w:tcPr>
+          <w:p>
+            <w:r>
+              <w:t>Mô tả</w:t>
+            </w:r>
+          </w:p>
+        </w:tc>
+      </w:tr>
+      <w:tr>
+        <w:tc>
+          <w:tcPr>
+            <w:tcW w:type="dxa" w:w="1337"/>
+          </w:tcPr>
+          <w:p>
+            <w:r>
+              <w:t>ma_bac_si</w:t>
+            </w:r>
+          </w:p>
+        </w:tc>
+        <w:tc>
+          <w:tcPr>
+            <w:tcW w:type="dxa" w:w="1337"/>
+          </w:tcPr>
+          <w:p>
+            <w:r>
+              <w:t>Bác sĩ thuộc lớp đa khoa</w:t>
+            </w:r>
+          </w:p>
+        </w:tc>
+        <w:tc>
+          <w:tcPr>
+            <w:tcW w:type="dxa" w:w="1337"/>
+          </w:tcPr>
+          <w:p>
+            <w:r>
+              <w:t>INTEGER</w:t>
+            </w:r>
+          </w:p>
+        </w:tc>
+        <w:tc>
+          <w:tcPr>
+            <w:tcW w:type="dxa" w:w="1337"/>
+          </w:tcPr>
+          <w:p>
+            <w:r>
+              <w:t>Không</w:t>
+            </w:r>
+          </w:p>
+        </w:tc>
+        <w:tc>
+          <w:tcPr>
+            <w:tcW w:type="dxa" w:w="1337"/>
+          </w:tcPr>
+          <w:p>
+            <w:r>
+              <w:t>PK, FK</w:t>
+            </w:r>
+          </w:p>
+        </w:tc>
+        <w:tc>
+          <w:tcPr>
+            <w:tcW w:type="dxa" w:w="1337"/>
+          </w:tcPr>
+          <w:p>
+            <w:r/>
+          </w:p>
+        </w:tc>
+        <w:tc>
+          <w:tcPr>
+            <w:tcW w:type="dxa" w:w="1337"/>
+          </w:tcPr>
+          <w:p>
+            <w:r>
+              <w:t>→ bac_si.ma_bac_si</w:t>
+            </w:r>
+          </w:p>
+        </w:tc>
+      </w:tr>
+    </w:tbl>
+    <w:p>
+      <w:pPr>
+        <w:pStyle w:val="Heading3"/>
+      </w:pPr>
+      <w:r>
+        <w:t>Bảng: bac_si_chuyen_khoa – Lớp con bác sĩ chuyên khoa và chuyên khoa phụ trách</w:t>
+      </w:r>
+    </w:p>
+    <w:tbl>
+      <w:tblPr>
+        <w:tblW w:type="auto" w:w="0"/>
+        <w:tblLook w:firstColumn="1" w:firstRow="1" w:lastColumn="0" w:lastRow="0" w:noHBand="0" w:noVBand="1" w:val="04A0"/>
+      </w:tblPr>
+      <w:tblGrid>
+        <w:gridCol w:w="1337"/>
+        <w:gridCol w:w="1337"/>
+        <w:gridCol w:w="1337"/>
+        <w:gridCol w:w="1337"/>
+        <w:gridCol w:w="1337"/>
+        <w:gridCol w:w="1337"/>
+        <w:gridCol w:w="1337"/>
+      </w:tblGrid>
+      <w:tr>
+        <w:tc>
+          <w:tcPr>
+            <w:tcW w:type="dxa" w:w="1337"/>
+          </w:tcPr>
+          <w:p>
+            <w:r>
+              <w:t>Cột</w:t>
+            </w:r>
+          </w:p>
+        </w:tc>
+        <w:tc>
+          <w:tcPr>
+            <w:tcW w:type="dxa" w:w="1337"/>
+          </w:tcPr>
+          <w:p>
+            <w:r>
+              <w:t>Kiểu dữ liệu</w:t>
+            </w:r>
+          </w:p>
+        </w:tc>
+        <w:tc>
+          <w:tcPr>
+            <w:tcW w:type="dxa" w:w="1337"/>
+          </w:tcPr>
+          <w:p>
+            <w:r>
+              <w:t>Null</w:t>
+            </w:r>
+          </w:p>
+        </w:tc>
+        <w:tc>
+          <w:tcPr>
+            <w:tcW w:type="dxa" w:w="1337"/>
+          </w:tcPr>
+          <w:p>
+            <w:r>
+              <w:t>Khóa</w:t>
+            </w:r>
+          </w:p>
+        </w:tc>
+        <w:tc>
+          <w:tcPr>
+            <w:tcW w:type="dxa" w:w="1337"/>
+          </w:tcPr>
+          <w:p>
+            <w:r>
+              <w:t>Mặc định</w:t>
+            </w:r>
+          </w:p>
+        </w:tc>
+        <w:tc>
+          <w:tcPr>
+            <w:tcW w:type="dxa" w:w="1337"/>
+          </w:tcPr>
+          <w:p>
+            <w:r>
+              <w:t>Ràng buộc</w:t>
+            </w:r>
+          </w:p>
+        </w:tc>
+        <w:tc>
+          <w:tcPr>
+            <w:tcW w:type="dxa" w:w="1337"/>
+          </w:tcPr>
+          <w:p>
+            <w:r>
+              <w:t>Mô tả</w:t>
+            </w:r>
+          </w:p>
+        </w:tc>
+      </w:tr>
+      <w:tr>
+        <w:tc>
+          <w:tcPr>
+            <w:tcW w:type="dxa" w:w="1337"/>
+          </w:tcPr>
+          <w:p>
+            <w:r>
+              <w:t>ma_bac_si</w:t>
+            </w:r>
+          </w:p>
+        </w:tc>
+        <w:tc>
+          <w:tcPr>
+            <w:tcW w:type="dxa" w:w="1337"/>
+          </w:tcPr>
+          <w:p>
+            <w:r>
+              <w:t>Bác sĩ thuộc lớp chuyên khoa</w:t>
+            </w:r>
+          </w:p>
+        </w:tc>
+        <w:tc>
+          <w:tcPr>
+            <w:tcW w:type="dxa" w:w="1337"/>
+          </w:tcPr>
+          <w:p>
+            <w:r>
+              <w:t>INTEGER</w:t>
+            </w:r>
+          </w:p>
+        </w:tc>
+        <w:tc>
+          <w:tcPr>
+            <w:tcW w:type="dxa" w:w="1337"/>
+          </w:tcPr>
+          <w:p>
+            <w:r>
+              <w:t>Không</w:t>
+            </w:r>
+          </w:p>
+        </w:tc>
+        <w:tc>
+          <w:tcPr>
+            <w:tcW w:type="dxa" w:w="1337"/>
+          </w:tcPr>
+          <w:p>
+            <w:r>
+              <w:t>PK, FK</w:t>
+            </w:r>
+          </w:p>
+        </w:tc>
+        <w:tc>
+          <w:tcPr>
+            <w:tcW w:type="dxa" w:w="1337"/>
+          </w:tcPr>
+          <w:p>
+            <w:r/>
+          </w:p>
+        </w:tc>
+        <w:tc>
+          <w:tcPr>
+            <w:tcW w:type="dxa" w:w="1337"/>
+          </w:tcPr>
+          <w:p>
+            <w:r>
+              <w:t>→ bac_si.ma_bac_si</w:t>
+            </w:r>
+          </w:p>
+        </w:tc>
+      </w:tr>
+      <w:tr>
+        <w:tc>
+          <w:tcPr>
+            <w:tcW w:type="dxa" w:w="1337"/>
+          </w:tcPr>
+          <w:p>
+            <w:r>
+              <w:t>ma_chuyen_khoa</w:t>
+            </w:r>
+          </w:p>
+        </w:tc>
+        <w:tc>
+          <w:tcPr>
+            <w:tcW w:type="dxa" w:w="1337"/>
+          </w:tcPr>
+          <w:p>
+            <w:r>
+              <w:t>Chuyên khoa duy nhất của bác sĩ</w:t>
+            </w:r>
+          </w:p>
+        </w:tc>
+        <w:tc>
+          <w:tcPr>
+            <w:tcW w:type="dxa" w:w="1337"/>
+          </w:tcPr>
+          <w:p>
+            <w:r>
+              <w:t>INTEGER</w:t>
+            </w:r>
+          </w:p>
+        </w:tc>
+        <w:tc>
+          <w:tcPr>
+            <w:tcW w:type="dxa" w:w="1337"/>
+          </w:tcPr>
+          <w:p>
+            <w:r>
+              <w:t>Không</w:t>
+            </w:r>
+          </w:p>
+        </w:tc>
+        <w:tc>
+          <w:tcPr>
+            <w:tcW w:type="dxa" w:w="1337"/>
+          </w:tcPr>
+          <w:p>
+            <w:r>
+              <w:t>FK</w:t>
+            </w:r>
+          </w:p>
+        </w:tc>
+        <w:tc>
+          <w:tcPr>
+            <w:tcW w:type="dxa" w:w="1337"/>
+          </w:tcPr>
+          <w:p>
+            <w:r/>
+          </w:p>
+        </w:tc>
+        <w:tc>
+          <w:tcPr>
+            <w:tcW w:type="dxa" w:w="1337"/>
+          </w:tcPr>
+          <w:p>
+            <w:r>
+              <w:t>→ chuyen_khoa.ma_chuyen_khoa</w:t>
+            </w:r>
+          </w:p>
+        </w:tc>
+      </w:tr>
+    </w:tbl>
+    <w:p>
+      <w:pPr>
+        <w:pStyle w:val="Heading3"/>
+      </w:pPr>
+      <w:r>
+        <w:t>Bảng: chuyen_khoa – Danh mục các lĩnh vực chuyên sâu</w:t>
+      </w:r>
+    </w:p>
+    <w:tbl>
+      <w:tblPr>
+        <w:tblW w:type="auto" w:w="0"/>
+        <w:tblLook w:firstColumn="1" w:firstRow="1" w:lastColumn="0" w:lastRow="0" w:noHBand="0" w:noVBand="1" w:val="04A0"/>
+      </w:tblPr>
+      <w:tblGrid>
+        <w:gridCol w:w="1337"/>
+        <w:gridCol w:w="1337"/>
+        <w:gridCol w:w="1337"/>
+        <w:gridCol w:w="1337"/>
+        <w:gridCol w:w="1337"/>
+        <w:gridCol w:w="1337"/>
+        <w:gridCol w:w="1337"/>
+      </w:tblGrid>
+      <w:tr>
+        <w:tc>
+          <w:tcPr>
+            <w:tcW w:type="dxa" w:w="1337"/>
+          </w:tcPr>
+          <w:p>
+            <w:r>
+              <w:t>Cột</w:t>
+            </w:r>
+          </w:p>
+        </w:tc>
+        <w:tc>
+          <w:tcPr>
+            <w:tcW w:type="dxa" w:w="1337"/>
+          </w:tcPr>
+          <w:p>
+            <w:r>
+              <w:t>Kiểu dữ liệu</w:t>
+            </w:r>
+          </w:p>
+        </w:tc>
+        <w:tc>
+          <w:tcPr>
+            <w:tcW w:type="dxa" w:w="1337"/>
+          </w:tcPr>
+          <w:p>
+            <w:r>
+              <w:t>Null</w:t>
+            </w:r>
+          </w:p>
+        </w:tc>
+        <w:tc>
+          <w:tcPr>
+            <w:tcW w:type="dxa" w:w="1337"/>
+          </w:tcPr>
+          <w:p>
+            <w:r>
+              <w:t>Khóa</w:t>
+            </w:r>
+          </w:p>
+        </w:tc>
+        <w:tc>
+          <w:tcPr>
+            <w:tcW w:type="dxa" w:w="1337"/>
+          </w:tcPr>
+          <w:p>
+            <w:r>
+              <w:t>Mặc định</w:t>
+            </w:r>
+          </w:p>
+        </w:tc>
+        <w:tc>
+          <w:tcPr>
+            <w:tcW w:type="dxa" w:w="1337"/>
+          </w:tcPr>
+          <w:p>
+            <w:r>
+              <w:t>Ràng buộc</w:t>
+            </w:r>
+          </w:p>
+        </w:tc>
+        <w:tc>
+          <w:tcPr>
+            <w:tcW w:type="dxa" w:w="1337"/>
+          </w:tcPr>
+          <w:p>
+            <w:r>
+              <w:t>Mô tả</w:t>
+            </w:r>
+          </w:p>
+        </w:tc>
+      </w:tr>
+      <w:tr>
+        <w:tc>
+          <w:tcPr>
+            <w:tcW w:type="dxa" w:w="1337"/>
+          </w:tcPr>
+          <w:p>
+            <w:r>
+              <w:t>ma_chuyen_khoa</w:t>
+            </w:r>
+          </w:p>
+        </w:tc>
+        <w:tc>
+          <w:tcPr>
+            <w:tcW w:type="dxa" w:w="1337"/>
+          </w:tcPr>
+          <w:p>
+            <w:r>
+              <w:t>Mã chuyên khoa</w:t>
+            </w:r>
+          </w:p>
+        </w:tc>
+        <w:tc>
+          <w:tcPr>
+            <w:tcW w:type="dxa" w:w="1337"/>
+          </w:tcPr>
+          <w:p>
+            <w:r>
+              <w:t>INTEGER identity</w:t>
+            </w:r>
+          </w:p>
+        </w:tc>
+        <w:tc>
+          <w:tcPr>
+            <w:tcW w:type="dxa" w:w="1337"/>
+          </w:tcPr>
+          <w:p>
+            <w:r>
+              <w:t>Không</w:t>
+            </w:r>
+          </w:p>
+        </w:tc>
+        <w:tc>
+          <w:tcPr>
+            <w:tcW w:type="dxa" w:w="1337"/>
+          </w:tcPr>
+          <w:p>
+            <w:r>
+              <w:t>PK</w:t>
+            </w:r>
+          </w:p>
+        </w:tc>
+        <w:tc>
+          <w:tcPr>
+            <w:tcW w:type="dxa" w:w="1337"/>
+          </w:tcPr>
+          <w:p>
+            <w:r>
+              <w:t>Tự tăng</w:t>
+            </w:r>
+          </w:p>
+        </w:tc>
+        <w:tc>
+          <w:tcPr>
+            <w:tcW w:type="dxa" w:w="1337"/>
+          </w:tcPr>
+          <w:p>
+            <w:r>
+              <w:t>Duy nhất</w:t>
+            </w:r>
+          </w:p>
+        </w:tc>
+      </w:tr>
+      <w:tr>
+        <w:tc>
+          <w:tcPr>
+            <w:tcW w:type="dxa" w:w="1337"/>
+          </w:tcPr>
+          <w:p>
+            <w:r>
+              <w:t>ten_chuyen_khoa</w:t>
+            </w:r>
+          </w:p>
+        </w:tc>
+        <w:tc>
+          <w:tcPr>
+            <w:tcW w:type="dxa" w:w="1337"/>
+          </w:tcPr>
+          <w:p>
+            <w:r>
+              <w:t>Tên chuyên khoa</w:t>
+            </w:r>
+          </w:p>
+        </w:tc>
+        <w:tc>
+          <w:tcPr>
+            <w:tcW w:type="dxa" w:w="1337"/>
+          </w:tcPr>
+          <w:p>
+            <w:r>
+              <w:t>VARCHAR(100)</w:t>
+            </w:r>
+          </w:p>
+        </w:tc>
+        <w:tc>
+          <w:tcPr>
+            <w:tcW w:type="dxa" w:w="1337"/>
+          </w:tcPr>
+          <w:p>
+            <w:r>
+              <w:t>Không</w:t>
+            </w:r>
+          </w:p>
+        </w:tc>
+        <w:tc>
+          <w:tcPr>
+            <w:tcW w:type="dxa" w:w="1337"/>
+          </w:tcPr>
+          <w:p>
+            <w:r>
+              <w:t>UNIQUE</w:t>
+            </w:r>
+          </w:p>
+        </w:tc>
+        <w:tc>
+          <w:tcPr>
+            <w:tcW w:type="dxa" w:w="1337"/>
+          </w:tcPr>
+          <w:p>
+            <w:r/>
+          </w:p>
+        </w:tc>
+        <w:tc>
+          <w:tcPr>
+            <w:tcW w:type="dxa" w:w="1337"/>
+          </w:tcPr>
+          <w:p>
+            <w:r>
+              <w:t>Không rỗng</w:t>
+            </w:r>
+          </w:p>
+        </w:tc>
+      </w:tr>
+    </w:tbl>
+    <w:p>
+      <w:pPr>
+        <w:pStyle w:val="Heading3"/>
+      </w:pPr>
+      <w:r>
+        <w:t>Bảng: ca_lam_viec – Ca làm việc được xếp cho bác sĩ</w:t>
+      </w:r>
+    </w:p>
+    <w:tbl>
+      <w:tblPr>
+        <w:tblW w:type="auto" w:w="0"/>
+        <w:tblLook w:firstColumn="1" w:firstRow="1" w:lastColumn="0" w:lastRow="0" w:noHBand="0" w:noVBand="1" w:val="04A0"/>
+      </w:tblPr>
+      <w:tblGrid>
+        <w:gridCol w:w="1337"/>
+        <w:gridCol w:w="1337"/>
+        <w:gridCol w:w="1337"/>
+        <w:gridCol w:w="1337"/>
+        <w:gridCol w:w="1337"/>
+        <w:gridCol w:w="1337"/>
+        <w:gridCol w:w="1337"/>
+      </w:tblGrid>
+      <w:tr>
+        <w:tc>
+          <w:tcPr>
+            <w:tcW w:type="dxa" w:w="1337"/>
+          </w:tcPr>
+          <w:p>
+            <w:r>
+              <w:t>Cột</w:t>
+            </w:r>
+          </w:p>
+        </w:tc>
+        <w:tc>
+          <w:tcPr>
+            <w:tcW w:type="dxa" w:w="1337"/>
+          </w:tcPr>
+          <w:p>
+            <w:r>
+              <w:t>Kiểu dữ liệu</w:t>
+            </w:r>
+          </w:p>
+        </w:tc>
+        <w:tc>
+          <w:tcPr>
+            <w:tcW w:type="dxa" w:w="1337"/>
+          </w:tcPr>
+          <w:p>
+            <w:r>
+              <w:t>Null</w:t>
+            </w:r>
+          </w:p>
+        </w:tc>
+        <w:tc>
+          <w:tcPr>
+            <w:tcW w:type="dxa" w:w="1337"/>
+          </w:tcPr>
+          <w:p>
+            <w:r>
+              <w:t>Khóa</w:t>
+            </w:r>
+          </w:p>
+        </w:tc>
+        <w:tc>
+          <w:tcPr>
+            <w:tcW w:type="dxa" w:w="1337"/>
+          </w:tcPr>
+          <w:p>
+            <w:r>
+              <w:t>Mặc định</w:t>
+            </w:r>
+          </w:p>
+        </w:tc>
+        <w:tc>
+          <w:tcPr>
+            <w:tcW w:type="dxa" w:w="1337"/>
+          </w:tcPr>
+          <w:p>
+            <w:r>
+              <w:t>Ràng buộc</w:t>
+            </w:r>
+          </w:p>
+        </w:tc>
+        <w:tc>
+          <w:tcPr>
+            <w:tcW w:type="dxa" w:w="1337"/>
+          </w:tcPr>
+          <w:p>
+            <w:r>
+              <w:t>Mô tả</w:t>
+            </w:r>
+          </w:p>
+        </w:tc>
+      </w:tr>
+      <w:tr>
+        <w:tc>
+          <w:tcPr>
+            <w:tcW w:type="dxa" w:w="1337"/>
+          </w:tcPr>
+          <w:p>
+            <w:r>
+              <w:t>ma_ca</w:t>
+            </w:r>
+          </w:p>
+        </w:tc>
+        <w:tc>
+          <w:tcPr>
+            <w:tcW w:type="dxa" w:w="1337"/>
+          </w:tcPr>
+          <w:p>
+            <w:r>
+              <w:t>Mã ca làm việc</w:t>
+            </w:r>
+          </w:p>
+        </w:tc>
+        <w:tc>
+          <w:tcPr>
+            <w:tcW w:type="dxa" w:w="1337"/>
+          </w:tcPr>
+          <w:p>
+            <w:r>
+              <w:t>INTEGER identity</w:t>
+            </w:r>
+          </w:p>
+        </w:tc>
+        <w:tc>
+          <w:tcPr>
+            <w:tcW w:type="dxa" w:w="1337"/>
+          </w:tcPr>
+          <w:p>
+            <w:r>
+              <w:t>Không</w:t>
+            </w:r>
+          </w:p>
+        </w:tc>
+        <w:tc>
+          <w:tcPr>
+            <w:tcW w:type="dxa" w:w="1337"/>
+          </w:tcPr>
+          <w:p>
+            <w:r>
+              <w:t>PK</w:t>
+            </w:r>
+          </w:p>
+        </w:tc>
+        <w:tc>
+          <w:tcPr>
+            <w:tcW w:type="dxa" w:w="1337"/>
+          </w:tcPr>
+          <w:p>
+            <w:r>
+              <w:t>Tự tăng</w:t>
+            </w:r>
+          </w:p>
+        </w:tc>
+        <w:tc>
+          <w:tcPr>
+            <w:tcW w:type="dxa" w:w="1337"/>
+          </w:tcPr>
+          <w:p>
+            <w:r>
+              <w:t>Duy nhất</w:t>
+            </w:r>
+          </w:p>
+        </w:tc>
+      </w:tr>
+      <w:tr>
+        <w:tc>
+          <w:tcPr>
+            <w:tcW w:type="dxa" w:w="1337"/>
+          </w:tcPr>
+          <w:p>
+            <w:r>
+              <w:t>thoi_gian_bd</w:t>
+            </w:r>
+          </w:p>
+        </w:tc>
+        <w:tc>
+          <w:tcPr>
+            <w:tcW w:type="dxa" w:w="1337"/>
+          </w:tcPr>
+          <w:p>
+            <w:r>
+              <w:t>Thời điểm bắt đầu</w:t>
+            </w:r>
+          </w:p>
+        </w:tc>
+        <w:tc>
+          <w:tcPr>
+            <w:tcW w:type="dxa" w:w="1337"/>
+          </w:tcPr>
+          <w:p>
+            <w:r>
+              <w:t>TIMESTAMP</w:t>
+            </w:r>
+          </w:p>
+        </w:tc>
+        <w:tc>
+          <w:tcPr>
+            <w:tcW w:type="dxa" w:w="1337"/>
+          </w:tcPr>
+          <w:p>
+            <w:r>
+              <w:t>Không</w:t>
+            </w:r>
+          </w:p>
+        </w:tc>
+        <w:tc>
+          <w:tcPr>
+            <w:tcW w:type="dxa" w:w="1337"/>
+          </w:tcPr>
+          <w:p>
+            <w:r/>
+          </w:p>
+        </w:tc>
+        <w:tc>
+          <w:tcPr>
+            <w:tcW w:type="dxa" w:w="1337"/>
+          </w:tcPr>
+          <w:p>
+            <w:r/>
+          </w:p>
+        </w:tc>
+        <w:tc>
+          <w:tcPr>
+            <w:tcW w:type="dxa" w:w="1337"/>
+          </w:tcPr>
+          <w:p>
+            <w:r>
+              <w:t>&lt; thoi_gian_kt</w:t>
+            </w:r>
+          </w:p>
+        </w:tc>
+      </w:tr>
+      <w:tr>
+        <w:tc>
+          <w:tcPr>
+            <w:tcW w:type="dxa" w:w="1337"/>
+          </w:tcPr>
+          <w:p>
+            <w:r>
+              <w:t>thoi_gian_kt</w:t>
+            </w:r>
+          </w:p>
+        </w:tc>
+        <w:tc>
+          <w:tcPr>
+            <w:tcW w:type="dxa" w:w="1337"/>
+          </w:tcPr>
+          <w:p>
+            <w:r>
+              <w:t>Thời điểm kết thúc</w:t>
+            </w:r>
+          </w:p>
+        </w:tc>
+        <w:tc>
+          <w:tcPr>
+            <w:tcW w:type="dxa" w:w="1337"/>
+          </w:tcPr>
+          <w:p>
+            <w:r>
+              <w:t>TIMESTAMP</w:t>
+            </w:r>
+          </w:p>
+        </w:tc>
+        <w:tc>
+          <w:tcPr>
+            <w:tcW w:type="dxa" w:w="1337"/>
+          </w:tcPr>
+          <w:p>
+            <w:r>
+              <w:t>Không</w:t>
+            </w:r>
+          </w:p>
+        </w:tc>
+        <w:tc>
+          <w:tcPr>
+            <w:tcW w:type="dxa" w:w="1337"/>
+          </w:tcPr>
+          <w:p>
+            <w:r/>
+          </w:p>
+        </w:tc>
+        <w:tc>
+          <w:tcPr>
+            <w:tcW w:type="dxa" w:w="1337"/>
+          </w:tcPr>
+          <w:p>
+            <w:r/>
+          </w:p>
+        </w:tc>
+        <w:tc>
+          <w:tcPr>
+            <w:tcW w:type="dxa" w:w="1337"/>
+          </w:tcPr>
+          <w:p>
+            <w:r>
+              <w:t>&gt; thoi_gian_bd</w:t>
+            </w:r>
+          </w:p>
+        </w:tc>
+      </w:tr>
+      <w:tr>
+        <w:tc>
+          <w:tcPr>
+            <w:tcW w:type="dxa" w:w="1337"/>
+          </w:tcPr>
+          <w:p>
+            <w:r>
+              <w:t>trang_thai</w:t>
+            </w:r>
+          </w:p>
+        </w:tc>
+        <w:tc>
+          <w:tcPr>
+            <w:tcW w:type="dxa" w:w="1337"/>
+          </w:tcPr>
+          <w:p>
+            <w:r>
+              <w:t>Trạng thái ca</w:t>
+            </w:r>
+          </w:p>
+        </w:tc>
+        <w:tc>
+          <w:tcPr>
+            <w:tcW w:type="dxa" w:w="1337"/>
+          </w:tcPr>
+          <w:p>
+            <w:r>
+              <w:t>VARCHAR(8)</w:t>
+            </w:r>
+          </w:p>
+        </w:tc>
+        <w:tc>
+          <w:tcPr>
+            <w:tcW w:type="dxa" w:w="1337"/>
+          </w:tcPr>
+          <w:p>
+            <w:r>
+              <w:t>Không</w:t>
+            </w:r>
+          </w:p>
+        </w:tc>
+        <w:tc>
+          <w:tcPr>
+            <w:tcW w:type="dxa" w:w="1337"/>
+          </w:tcPr>
+          <w:p>
+            <w:r/>
+          </w:p>
+        </w:tc>
+        <w:tc>
+          <w:tcPr>
+            <w:tcW w:type="dxa" w:w="1337"/>
+          </w:tcPr>
+          <w:p>
+            <w:r>
+              <w:t>DA_XEP</w:t>
+            </w:r>
+          </w:p>
+        </w:tc>
+        <w:tc>
+          <w:tcPr>
+            <w:tcW w:type="dxa" w:w="1337"/>
+          </w:tcPr>
+          <w:p>
+            <w:r>
+              <w:t>DA_XEP, HUY</w:t>
+            </w:r>
+          </w:p>
+        </w:tc>
+      </w:tr>
+      <w:tr>
+        <w:tc>
+          <w:tcPr>
+            <w:tcW w:type="dxa" w:w="1337"/>
+          </w:tcPr>
+          <w:p>
+            <w:r>
+              <w:t>ma_bac_si</w:t>
+            </w:r>
+          </w:p>
+        </w:tc>
+        <w:tc>
+          <w:tcPr>
+            <w:tcW w:type="dxa" w:w="1337"/>
+          </w:tcPr>
+          <w:p>
+            <w:r>
+              <w:t>Bác sĩ được xếp ca</w:t>
+            </w:r>
+          </w:p>
+        </w:tc>
+        <w:tc>
+          <w:tcPr>
+            <w:tcW w:type="dxa" w:w="1337"/>
+          </w:tcPr>
+          <w:p>
+            <w:r>
+              <w:t>INTEGER</w:t>
+            </w:r>
+          </w:p>
+        </w:tc>
+        <w:tc>
+          <w:tcPr>
+            <w:tcW w:type="dxa" w:w="1337"/>
+          </w:tcPr>
+          <w:p>
+            <w:r>
+              <w:t>Không</w:t>
+            </w:r>
+          </w:p>
+        </w:tc>
+        <w:tc>
+          <w:tcPr>
+            <w:tcW w:type="dxa" w:w="1337"/>
+          </w:tcPr>
+          <w:p>
+            <w:r>
+              <w:t>FK</w:t>
+            </w:r>
+          </w:p>
+        </w:tc>
+        <w:tc>
+          <w:tcPr>
+            <w:tcW w:type="dxa" w:w="1337"/>
+          </w:tcPr>
+          <w:p>
+            <w:r/>
+          </w:p>
+        </w:tc>
+        <w:tc>
+          <w:tcPr>
+            <w:tcW w:type="dxa" w:w="1337"/>
+          </w:tcPr>
+          <w:p>
+            <w:r>
+              <w:t>→ bac_si.ma_bac_si</w:t>
+            </w:r>
+          </w:p>
+        </w:tc>
+      </w:tr>
+    </w:tbl>
     <w:p>
       <w:pPr>
         <w:spacing w:line="288" w:lineRule="auto" w:after="60"/>
@@ -26724,6 +29420,102 @@
                 <w:sz w:val="22"/>
                 <w:szCs w:val="22"/>
               </w:rPr>
+            </w:r>
+          </w:p>
+        </w:tc>
+      </w:tr>
+      <w:tr>
+        <w:tc>
+          <w:tcPr>
+            <w:tcW w:type="dxa" w:w="1953"/>
+          </w:tcPr>
+          <w:p>
+            <w:r>
+              <w:t>loai_nv</w:t>
+            </w:r>
+          </w:p>
+        </w:tc>
+        <w:tc>
+          <w:tcPr>
+            <w:tcW w:type="dxa" w:w="4395"/>
+          </w:tcPr>
+          <w:p>
+            <w:r>
+              <w:t>BAC_SI, LE_TAN, QUAN_TRI_NHAN_SU, QUAN_TRI_TAI_KHOAN, QUAN_TRI_DANH_MUC</w:t>
+            </w:r>
+          </w:p>
+        </w:tc>
+        <w:tc>
+          <w:tcPr>
+            <w:tcW w:type="dxa" w:w="2442"/>
+          </w:tcPr>
+          <w:p>
+            <w:r>
+              <w:t>nhan_vien.loai_nv</w:t>
+            </w:r>
+          </w:p>
+        </w:tc>
+      </w:tr>
+      <w:tr>
+        <w:tc>
+          <w:tcPr>
+            <w:tcW w:type="dxa" w:w="1953"/>
+          </w:tcPr>
+          <w:p>
+            <w:r>
+              <w:t>loai_bac_si</w:t>
+            </w:r>
+          </w:p>
+        </w:tc>
+        <w:tc>
+          <w:tcPr>
+            <w:tcW w:type="dxa" w:w="4395"/>
+          </w:tcPr>
+          <w:p>
+            <w:r>
+              <w:t>DA_KHOA, CHUYEN_KHOA</w:t>
+            </w:r>
+          </w:p>
+        </w:tc>
+        <w:tc>
+          <w:tcPr>
+            <w:tcW w:type="dxa" w:w="2442"/>
+          </w:tcPr>
+          <w:p>
+            <w:r>
+              <w:t>bac_si.loai_bac_si</w:t>
+            </w:r>
+          </w:p>
+        </w:tc>
+      </w:tr>
+      <w:tr>
+        <w:tc>
+          <w:tcPr>
+            <w:tcW w:type="dxa" w:w="1953"/>
+          </w:tcPr>
+          <w:p>
+            <w:r>
+              <w:t>trang_thai_ca</w:t>
+            </w:r>
+          </w:p>
+        </w:tc>
+        <w:tc>
+          <w:tcPr>
+            <w:tcW w:type="dxa" w:w="4395"/>
+          </w:tcPr>
+          <w:p>
+            <w:r>
+              <w:t>DA_XEP, HUY</w:t>
+            </w:r>
+          </w:p>
+        </w:tc>
+        <w:tc>
+          <w:tcPr>
+            <w:tcW w:type="dxa" w:w="2442"/>
+          </w:tcPr>
+          <w:p>
+            <w:r>
+              <w:t>ca_lam_viec.trang_thai</w:t>
             </w:r>
           </w:p>
         </w:tc>
@@ -28491,22 +31283,8 @@
             <w:tcW w:w="2244" w:type="dxa"/>
           </w:tcPr>
           <w:p>
-            <w:pPr>
-              <w:spacing w:before="20" w:after="20"/>
-              <w:jc w:val="left"/>
-              <w:rPr>
-                <w:rFonts w:ascii="Times New Roman" w:cs="Times New Roman" w:eastAsia="Times New Roman" w:hAnsi="Times New Roman"/>
-                <w:sz w:val="22"/>
-                <w:szCs w:val="22"/>
-              </w:rPr>
-            </w:pPr>
-            <w:r>
-              <w:rPr>
-                <w:rFonts w:ascii="Times New Roman" w:cs="Times New Roman" w:eastAsia="Times New Roman" w:hAnsi="Times New Roman"/>
-                <w:sz w:val="22"/>
-                <w:szCs w:val="22"/>
-              </w:rPr>
-              <w:t xml:space="preserve">v_lich_truc_bac_si</w:t>
+            <w:r>
+              <w:t>v_lich_truc_bac_si</w:t>
             </w:r>
           </w:p>
         </w:tc>
@@ -28515,15 +31293,9 @@
             <w:tcW w:w="2992" w:type="dxa"/>
           </w:tcPr>
           <w:p>
-            <w:pPr>
-              <w:spacing w:before="20" w:after="20"/>
-              <w:jc w:val="left"/>
-              <w:rPr>
-                <w:rFonts w:ascii="Times New Roman" w:cs="Times New Roman" w:eastAsia="Times New Roman" w:hAnsi="Times New Roman"/>
-                <w:sz w:val="22"/>
-                <w:szCs w:val="22"/>
-              </w:rPr>
-            </w:pPr>
+            <w:r>
+              <w:t>Các ca làm việc đã xếp, kèm tên bác sĩ và chuyên khoa</w:t>
+            </w:r>
           </w:p>
         </w:tc>
         <w:tc>
@@ -28531,15 +31303,9 @@
             <w:tcW w:w="2057" w:type="dxa"/>
           </w:tcPr>
           <w:p>
-            <w:pPr>
-              <w:spacing w:before="20" w:after="20"/>
-              <w:jc w:val="left"/>
-              <w:rPr>
-                <w:rFonts w:ascii="Times New Roman" w:cs="Times New Roman" w:eastAsia="Times New Roman" w:hAnsi="Times New Roman"/>
-                <w:sz w:val="22"/>
-                <w:szCs w:val="22"/>
-              </w:rPr>
-            </w:pPr>
+            <w:r>
+              <w:t>ca_lam_viec, bac_si, nhan_vien, bac_si_chuyen_khoa, chuyen_khoa</w:t>
+            </w:r>
           </w:p>
         </w:tc>
         <w:tc>
@@ -28547,15 +31313,9 @@
             <w:tcW w:w="1497" w:type="dxa"/>
           </w:tcPr>
           <w:p>
-            <w:pPr>
-              <w:spacing w:before="20" w:after="20"/>
-              <w:jc w:val="left"/>
-              <w:rPr>
-                <w:rFonts w:ascii="Times New Roman" w:cs="Times New Roman" w:eastAsia="Times New Roman" w:hAnsi="Times New Roman"/>
-                <w:sz w:val="22"/>
-                <w:szCs w:val="22"/>
-              </w:rPr>
-            </w:pPr>
+            <w:r>
+              <w:t>Lễ tân, bác sĩ</w:t>
+            </w:r>
           </w:p>
         </w:tc>
       </w:tr>
@@ -28935,7 +31695,7 @@
                 <w:sz w:val="22"/>
                 <w:szCs w:val="22"/>
               </w:rPr>
-              <w:t xml:space="preserve">trg_bao_ve_ca_lam_viec</w:t>
+              <w:t>trg_lich_hen_hop_le</w:t>
             </w:r>
           </w:p>
         </w:tc>
@@ -28959,7 +31719,7 @@
                 <w:sz w:val="22"/>
                 <w:szCs w:val="22"/>
               </w:rPr>
-              <w:t xml:space="preserve">ca_lam_viec / BEFORE UPDATE</w:t>
+              <w:t>lich_hen / BEFORE INSERT, UPDATE OF thoi_gian_bd, thoi_gian_kt, ma_bac_si, ma_bn, ma_giay</w:t>
             </w:r>
           </w:p>
         </w:tc>
@@ -28983,7 +31743,7 @@
                 <w:sz w:val="22"/>
                 <w:szCs w:val="22"/>
               </w:rPr>
-              <w:t xml:space="preserve">BR-A08</w:t>
+              <w:t>BR-B01, BR-B03</w:t>
             </w:r>
           </w:p>
         </w:tc>
@@ -29007,7 +31767,7 @@
                 <w:sz w:val="22"/>
                 <w:szCs w:val="22"/>
               </w:rPr>
-              <w:t xml:space="preserve">RAISE EXCEPTION</w:t>
+              <w:t>RAISE EXCEPTION (check_violation), thông báo bắt đầu bằng mã quy tắc</w:t>
             </w:r>
           </w:p>
         </w:tc>
@@ -29036,7 +31796,7 @@
                 <w:sz w:val="22"/>
                 <w:szCs w:val="22"/>
               </w:rPr>
-              <w:t xml:space="preserve">trg_kiem_tra_chung_chi</w:t>
+              <w:t>trg_trang_thai_lich_hen</w:t>
             </w:r>
           </w:p>
         </w:tc>
@@ -29054,6 +31814,14 @@
                 <w:szCs w:val="22"/>
               </w:rPr>
             </w:pPr>
+            <w:r>
+              <w:rPr>
+                <w:rFonts w:ascii="Times New Roman" w:cs="Times New Roman" w:eastAsia="Times New Roman" w:hAnsi="Times New Roman"/>
+                <w:sz w:val="22"/>
+                <w:szCs w:val="22"/>
+              </w:rPr>
+              <w:t>lich_hen / BEFORE INSERT, UPDATE</w:t>
+            </w:r>
           </w:p>
         </w:tc>
         <w:tc>
@@ -29076,7 +31844,7 @@
                 <w:sz w:val="22"/>
                 <w:szCs w:val="22"/>
               </w:rPr>
-              <w:t xml:space="preserve">BR-A03</w:t>
+              <w:t>BR-B05</w:t>
             </w:r>
           </w:p>
         </w:tc>
@@ -29094,6 +31862,14 @@
                 <w:szCs w:val="22"/>
               </w:rPr>
             </w:pPr>
+            <w:r>
+              <w:rPr>
+                <w:rFonts w:ascii="Times New Roman" w:cs="Times New Roman" w:eastAsia="Times New Roman" w:hAnsi="Times New Roman"/>
+                <w:sz w:val="22"/>
+                <w:szCs w:val="22"/>
+              </w:rPr>
+              <w:t>Như trên</w:t>
+            </w:r>
           </w:p>
         </w:tc>
       </w:tr>
@@ -29121,7 +31897,7 @@
                 <w:sz w:val="22"/>
                 <w:szCs w:val="22"/>
               </w:rPr>
-              <w:t>trg_lich_hen_hop_le</w:t>
+              <w:t>trg_tai_khoan_vai_tro</w:t>
             </w:r>
           </w:p>
         </w:tc>
@@ -29145,7 +31921,7 @@
                 <w:sz w:val="22"/>
                 <w:szCs w:val="22"/>
               </w:rPr>
-              <w:t>lich_hen / BEFORE INSERT, UPDATE OF thoi_gian_bd, thoi_gian_kt, ma_bac_si, ma_bn, ma_giay</w:t>
+              <w:t>tai_khoan / BEFORE INSERT, UPDATE OF vai_tro, ma_nv</w:t>
             </w:r>
           </w:p>
         </w:tc>
@@ -29169,7 +31945,7 @@
                 <w:sz w:val="22"/>
                 <w:szCs w:val="22"/>
               </w:rPr>
-              <w:t>BR-B01, BR-B03</w:t>
+              <w:t>BR-B09</w:t>
             </w:r>
           </w:p>
         </w:tc>
@@ -29193,7 +31969,7 @@
                 <w:sz w:val="22"/>
                 <w:szCs w:val="22"/>
               </w:rPr>
-              <w:t>RAISE EXCEPTION (check_violation), thông báo bắt đầu bằng mã quy tắc</w:t>
+              <w:t>Như trên</w:t>
             </w:r>
           </w:p>
         </w:tc>
@@ -29222,7 +31998,7 @@
                 <w:sz w:val="22"/>
                 <w:szCs w:val="22"/>
               </w:rPr>
-              <w:t>trg_trang_thai_lich_hen</w:t>
+              <w:t>trg_tai_khoan_khong_xoa</w:t>
             </w:r>
           </w:p>
         </w:tc>
@@ -29246,7 +32022,7 @@
                 <w:sz w:val="22"/>
                 <w:szCs w:val="22"/>
               </w:rPr>
-              <w:t>lich_hen / BEFORE INSERT, UPDATE</w:t>
+              <w:t>tai_khoan / BEFORE DELETE (mức dòng)</w:t>
             </w:r>
           </w:p>
         </w:tc>
@@ -29270,7 +32046,7 @@
                 <w:sz w:val="22"/>
                 <w:szCs w:val="22"/>
               </w:rPr>
-              <w:t>BR-B05</w:t>
+              <w:t>BR-B10</w:t>
             </w:r>
           </w:p>
         </w:tc>
@@ -29323,7 +32099,7 @@
                 <w:sz w:val="22"/>
                 <w:szCs w:val="22"/>
               </w:rPr>
-              <w:t>trg_tai_khoan_vai_tro</w:t>
+              <w:t>trg_tai_khoan_khong_truncate</w:t>
             </w:r>
           </w:p>
         </w:tc>
@@ -29347,7 +32123,7 @@
                 <w:sz w:val="22"/>
                 <w:szCs w:val="22"/>
               </w:rPr>
-              <w:t>tai_khoan / BEFORE INSERT, UPDATE OF vai_tro, ma_nv</w:t>
+              <w:t>tai_khoan / BEFORE TRUNCATE (mức câu lệnh)</w:t>
             </w:r>
           </w:p>
         </w:tc>
@@ -29371,7 +32147,7 @@
                 <w:sz w:val="22"/>
                 <w:szCs w:val="22"/>
               </w:rPr>
-              <w:t>BR-B09</w:t>
+              <w:t>BR-B10</w:t>
             </w:r>
           </w:p>
         </w:tc>
@@ -29424,7 +32200,7 @@
                 <w:sz w:val="22"/>
                 <w:szCs w:val="22"/>
               </w:rPr>
-              <w:t>trg_tai_khoan_khong_xoa</w:t>
+              <w:t xml:space="preserve">trg_chan_thuoc_di_ung</w:t>
             </w:r>
           </w:p>
         </w:tc>
@@ -29442,14 +32218,6 @@
                 <w:szCs w:val="22"/>
               </w:rPr>
             </w:pPr>
-            <w:r>
-              <w:rPr>
-                <w:rFonts w:ascii="Times New Roman" w:cs="Times New Roman" w:eastAsia="Times New Roman" w:hAnsi="Times New Roman"/>
-                <w:sz w:val="22"/>
-                <w:szCs w:val="22"/>
-              </w:rPr>
-              <w:t>tai_khoan / BEFORE DELETE (mức dòng)</w:t>
-            </w:r>
           </w:p>
         </w:tc>
         <w:tc>
@@ -29472,7 +32240,7 @@
                 <w:sz w:val="22"/>
                 <w:szCs w:val="22"/>
               </w:rPr>
-              <w:t>BR-B10</w:t>
+              <w:t xml:space="preserve">BR-C01</w:t>
             </w:r>
           </w:p>
         </w:tc>
@@ -29490,14 +32258,6 @@
                 <w:szCs w:val="22"/>
               </w:rPr>
             </w:pPr>
-            <w:r>
-              <w:rPr>
-                <w:rFonts w:ascii="Times New Roman" w:cs="Times New Roman" w:eastAsia="Times New Roman" w:hAnsi="Times New Roman"/>
-                <w:sz w:val="22"/>
-                <w:szCs w:val="22"/>
-              </w:rPr>
-              <w:t>Như trên</w:t>
-            </w:r>
           </w:p>
         </w:tc>
       </w:tr>
@@ -29525,7 +32285,7 @@
                 <w:sz w:val="22"/>
                 <w:szCs w:val="22"/>
               </w:rPr>
-              <w:t>trg_tai_khoan_khong_truncate</w:t>
+              <w:t xml:space="preserve">trg_lan_kham_hoan_thanh</w:t>
             </w:r>
           </w:p>
         </w:tc>
@@ -29543,14 +32303,6 @@
                 <w:szCs w:val="22"/>
               </w:rPr>
             </w:pPr>
-            <w:r>
-              <w:rPr>
-                <w:rFonts w:ascii="Times New Roman" w:cs="Times New Roman" w:eastAsia="Times New Roman" w:hAnsi="Times New Roman"/>
-                <w:sz w:val="22"/>
-                <w:szCs w:val="22"/>
-              </w:rPr>
-              <w:t>tai_khoan / BEFORE TRUNCATE (mức câu lệnh)</w:t>
-            </w:r>
           </w:p>
         </w:tc>
         <w:tc>
@@ -29573,7 +32325,7 @@
                 <w:sz w:val="22"/>
                 <w:szCs w:val="22"/>
               </w:rPr>
-              <w:t>BR-B10</w:t>
+              <w:t xml:space="preserve">BR-C02</w:t>
             </w:r>
           </w:p>
         </w:tc>
@@ -29591,14 +32343,6 @@
                 <w:szCs w:val="22"/>
               </w:rPr>
             </w:pPr>
-            <w:r>
-              <w:rPr>
-                <w:rFonts w:ascii="Times New Roman" w:cs="Times New Roman" w:eastAsia="Times New Roman" w:hAnsi="Times New Roman"/>
-                <w:sz w:val="22"/>
-                <w:szCs w:val="22"/>
-              </w:rPr>
-              <w:t>Như trên</w:t>
-            </w:r>
           </w:p>
         </w:tc>
       </w:tr>
@@ -29626,7 +32370,7 @@
                 <w:sz w:val="22"/>
                 <w:szCs w:val="22"/>
               </w:rPr>
-              <w:t xml:space="preserve">trg_chan_thuoc_di_ung</w:t>
+              <w:t xml:space="preserve">trg_khong_xoa_benh_an</w:t>
             </w:r>
           </w:p>
         </w:tc>
@@ -29666,7 +32410,7 @@
                 <w:sz w:val="22"/>
                 <w:szCs w:val="22"/>
               </w:rPr>
-              <w:t xml:space="preserve">BR-C01</w:t>
+              <w:t xml:space="preserve">BR-C05</w:t>
             </w:r>
           </w:p>
         </w:tc>
@@ -29688,172 +32432,170 @@
         </w:tc>
       </w:tr>
       <w:tr>
-        <w:trPr>
-          <w:cantSplit/>
-        </w:trPr>
-        <w:tc>
-          <w:tcPr>
-            <w:tcW w:w="2618" w:type="dxa"/>
-          </w:tcPr>
-          <w:p>
-            <w:pPr>
-              <w:spacing w:before="20" w:after="20"/>
-              <w:jc w:val="left"/>
-              <w:rPr>
-                <w:rFonts w:ascii="Times New Roman" w:cs="Times New Roman" w:eastAsia="Times New Roman" w:hAnsi="Times New Roman"/>
-                <w:sz w:val="22"/>
-                <w:szCs w:val="22"/>
-              </w:rPr>
-            </w:pPr>
-            <w:r>
-              <w:rPr>
-                <w:rFonts w:ascii="Times New Roman" w:cs="Times New Roman" w:eastAsia="Times New Roman" w:hAnsi="Times New Roman"/>
-                <w:sz w:val="22"/>
-                <w:szCs w:val="22"/>
-              </w:rPr>
-              <w:t xml:space="preserve">trg_lan_kham_hoan_thanh</w:t>
-            </w:r>
-          </w:p>
-        </w:tc>
-        <w:tc>
-          <w:tcPr>
-            <w:tcW w:w="2431" w:type="dxa"/>
-          </w:tcPr>
-          <w:p>
-            <w:pPr>
-              <w:spacing w:before="20" w:after="20"/>
-              <w:jc w:val="left"/>
-              <w:rPr>
-                <w:rFonts w:ascii="Times New Roman" w:cs="Times New Roman" w:eastAsia="Times New Roman" w:hAnsi="Times New Roman"/>
-                <w:sz w:val="22"/>
-                <w:szCs w:val="22"/>
-              </w:rPr>
-            </w:pPr>
-          </w:p>
-        </w:tc>
-        <w:tc>
-          <w:tcPr>
-            <w:tcW w:w="1683" w:type="dxa"/>
-          </w:tcPr>
-          <w:p>
-            <w:pPr>
-              <w:spacing w:before="20" w:after="20"/>
-              <w:jc w:val="left"/>
-              <w:rPr>
-                <w:rFonts w:ascii="Times New Roman" w:cs="Times New Roman" w:eastAsia="Times New Roman" w:hAnsi="Times New Roman"/>
-                <w:sz w:val="22"/>
-                <w:szCs w:val="22"/>
-              </w:rPr>
-            </w:pPr>
-            <w:r>
-              <w:rPr>
-                <w:rFonts w:ascii="Times New Roman" w:cs="Times New Roman" w:eastAsia="Times New Roman" w:hAnsi="Times New Roman"/>
-                <w:sz w:val="22"/>
-                <w:szCs w:val="22"/>
-              </w:rPr>
-              <w:t xml:space="preserve">BR-C02</w:t>
-            </w:r>
-          </w:p>
-        </w:tc>
-        <w:tc>
-          <w:tcPr>
-            <w:tcW w:w="2058" w:type="dxa"/>
-          </w:tcPr>
-          <w:p>
-            <w:pPr>
-              <w:spacing w:before="20" w:after="20"/>
-              <w:jc w:val="left"/>
-              <w:rPr>
-                <w:rFonts w:ascii="Times New Roman" w:cs="Times New Roman" w:eastAsia="Times New Roman" w:hAnsi="Times New Roman"/>
-                <w:sz w:val="22"/>
-                <w:szCs w:val="22"/>
-              </w:rPr>
-            </w:pPr>
+        <w:tc>
+          <w:tcPr>
+            <w:tcW w:type="dxa" w:w="2618"/>
+          </w:tcPr>
+          <w:p>
+            <w:r>
+              <w:t>trg_phan_lop_*</w:t>
+            </w:r>
+          </w:p>
+        </w:tc>
+        <w:tc>
+          <w:tcPr>
+            <w:tcW w:type="dxa" w:w="2431"/>
+          </w:tcPr>
+          <w:p>
+            <w:r>
+              <w:t>NHAN_VIEN/BAC_SI/lớp con / constraint deferred</w:t>
+            </w:r>
+          </w:p>
+        </w:tc>
+        <w:tc>
+          <w:tcPr>
+            <w:tcW w:type="dxa" w:w="1683"/>
+          </w:tcPr>
+          <w:p>
+            <w:r>
+              <w:t>BR-A01, BR-A02, BR-A10</w:t>
+            </w:r>
+          </w:p>
+        </w:tc>
+        <w:tc>
+          <w:tcPr>
+            <w:tcW w:type="dxa" w:w="2058"/>
+          </w:tcPr>
+          <w:p>
+            <w:r>
+              <w:t>RAISE EXCEPTION (check_violation)</w:t>
+            </w:r>
           </w:p>
         </w:tc>
       </w:tr>
       <w:tr>
-        <w:trPr>
-          <w:cantSplit/>
-        </w:trPr>
-        <w:tc>
-          <w:tcPr>
-            <w:tcW w:w="2618" w:type="dxa"/>
-          </w:tcPr>
-          <w:p>
-            <w:pPr>
-              <w:spacing w:before="20" w:after="20"/>
-              <w:jc w:val="left"/>
-              <w:rPr>
-                <w:rFonts w:ascii="Times New Roman" w:cs="Times New Roman" w:eastAsia="Times New Roman" w:hAnsi="Times New Roman"/>
-                <w:sz w:val="22"/>
-                <w:szCs w:val="22"/>
-              </w:rPr>
-            </w:pPr>
-            <w:r>
-              <w:rPr>
-                <w:rFonts w:ascii="Times New Roman" w:cs="Times New Roman" w:eastAsia="Times New Roman" w:hAnsi="Times New Roman"/>
-                <w:sz w:val="22"/>
-                <w:szCs w:val="22"/>
-              </w:rPr>
-              <w:t xml:space="preserve">trg_khong_xoa_benh_an</w:t>
-            </w:r>
-          </w:p>
-        </w:tc>
-        <w:tc>
-          <w:tcPr>
-            <w:tcW w:w="2431" w:type="dxa"/>
-          </w:tcPr>
-          <w:p>
-            <w:pPr>
-              <w:spacing w:before="20" w:after="20"/>
-              <w:jc w:val="left"/>
-              <w:rPr>
-                <w:rFonts w:ascii="Times New Roman" w:cs="Times New Roman" w:eastAsia="Times New Roman" w:hAnsi="Times New Roman"/>
-                <w:sz w:val="22"/>
-                <w:szCs w:val="22"/>
-              </w:rPr>
-            </w:pPr>
-          </w:p>
-        </w:tc>
-        <w:tc>
-          <w:tcPr>
-            <w:tcW w:w="1683" w:type="dxa"/>
-          </w:tcPr>
-          <w:p>
-            <w:pPr>
-              <w:spacing w:before="20" w:after="20"/>
-              <w:jc w:val="left"/>
-              <w:rPr>
-                <w:rFonts w:ascii="Times New Roman" w:cs="Times New Roman" w:eastAsia="Times New Roman" w:hAnsi="Times New Roman"/>
-                <w:sz w:val="22"/>
-                <w:szCs w:val="22"/>
-              </w:rPr>
-            </w:pPr>
-            <w:r>
-              <w:rPr>
-                <w:rFonts w:ascii="Times New Roman" w:cs="Times New Roman" w:eastAsia="Times New Roman" w:hAnsi="Times New Roman"/>
-                <w:sz w:val="22"/>
-                <w:szCs w:val="22"/>
-              </w:rPr>
-              <w:t xml:space="preserve">BR-C05</w:t>
-            </w:r>
-          </w:p>
-        </w:tc>
-        <w:tc>
-          <w:tcPr>
-            <w:tcW w:w="2058" w:type="dxa"/>
-          </w:tcPr>
-          <w:p>
-            <w:pPr>
-              <w:spacing w:before="20" w:after="20"/>
-              <w:jc w:val="left"/>
-              <w:rPr>
-                <w:rFonts w:ascii="Times New Roman" w:cs="Times New Roman" w:eastAsia="Times New Roman" w:hAnsi="Times New Roman"/>
-                <w:sz w:val="22"/>
-                <w:szCs w:val="22"/>
-              </w:rPr>
-            </w:pPr>
+        <w:tc>
+          <w:tcPr>
+            <w:tcW w:type="dxa" w:w="2618"/>
+          </w:tcPr>
+          <w:p>
+            <w:r>
+              <w:t>trg_ca_lam_viec_hop_le</w:t>
+            </w:r>
+          </w:p>
+        </w:tc>
+        <w:tc>
+          <w:tcPr>
+            <w:tcW w:type="dxa" w:w="2431"/>
+          </w:tcPr>
+          <w:p>
+            <w:r>
+              <w:t>ca_lam_viec / BEFORE INSERT, UPDATE</w:t>
+            </w:r>
+          </w:p>
+        </w:tc>
+        <w:tc>
+          <w:tcPr>
+            <w:tcW w:type="dxa" w:w="1683"/>
+          </w:tcPr>
+          <w:p>
+            <w:r>
+              <w:t>BR-A03, BR-A08</w:t>
+            </w:r>
+          </w:p>
+        </w:tc>
+        <w:tc>
+          <w:tcPr>
+            <w:tcW w:type="dxa" w:w="2058"/>
+          </w:tcPr>
+          <w:p>
+            <w:r>
+              <w:t>RAISE EXCEPTION (check_violation)</w:t>
+            </w:r>
+          </w:p>
+        </w:tc>
+      </w:tr>
+      <w:tr>
+        <w:tc>
+          <w:tcPr>
+            <w:tcW w:type="dxa" w:w="2618"/>
+          </w:tcPr>
+          <w:p>
+            <w:r>
+              <w:t>trg_giay_phep_khong_vo_hieu_ca</w:t>
+            </w:r>
+          </w:p>
+        </w:tc>
+        <w:tc>
+          <w:tcPr>
+            <w:tcW w:type="dxa" w:w="2431"/>
+          </w:tcPr>
+          <w:p>
+            <w:r>
+              <w:t>bac_si / BEFORE UPDATE ngày hết hạn</w:t>
+            </w:r>
+          </w:p>
+        </w:tc>
+        <w:tc>
+          <w:tcPr>
+            <w:tcW w:type="dxa" w:w="1683"/>
+          </w:tcPr>
+          <w:p>
+            <w:r>
+              <w:t>BR-A03</w:t>
+            </w:r>
+          </w:p>
+        </w:tc>
+        <w:tc>
+          <w:tcPr>
+            <w:tcW w:type="dxa" w:w="2058"/>
+          </w:tcPr>
+          <w:p>
+            <w:r>
+              <w:t>RAISE EXCEPTION (check_violation)</w:t>
+            </w:r>
+          </w:p>
+        </w:tc>
+      </w:tr>
+      <w:tr>
+        <w:tc>
+          <w:tcPr>
+            <w:tcW w:type="dxa" w:w="2618"/>
+          </w:tcPr>
+          <w:p>
+            <w:r>
+              <w:t>trg_ca_lam_viec_khong_xoa</w:t>
+            </w:r>
+          </w:p>
+        </w:tc>
+        <w:tc>
+          <w:tcPr>
+            <w:tcW w:type="dxa" w:w="2431"/>
+          </w:tcPr>
+          <w:p>
+            <w:r>
+              <w:t>ca_lam_viec / BEFORE DELETE</w:t>
+            </w:r>
+          </w:p>
+        </w:tc>
+        <w:tc>
+          <w:tcPr>
+            <w:tcW w:type="dxa" w:w="1683"/>
+          </w:tcPr>
+          <w:p>
+            <w:r>
+              <w:t>BR-A08</w:t>
+            </w:r>
+          </w:p>
+        </w:tc>
+        <w:tc>
+          <w:tcPr>
+            <w:tcW w:type="dxa" w:w="2058"/>
+          </w:tcPr>
+          <w:p>
+            <w:r>
+              <w:t>RAISE EXCEPTION (check_violation)</w:t>
+            </w:r>
           </w:p>
         </w:tc>
       </w:tr>
@@ -30072,22 +32814,8 @@
             <w:tcW w:w="7823" w:type="dxa"/>
           </w:tcPr>
           <w:p>
-            <w:pPr>
-              <w:spacing w:before="20" w:after="20"/>
-              <w:jc w:val="left"/>
-              <w:rPr>
-                <w:rFonts w:ascii="Times New Roman" w:cs="Times New Roman" w:eastAsia="Times New Roman" w:hAnsi="Times New Roman"/>
-                <w:sz w:val="22"/>
-                <w:szCs w:val="22"/>
-              </w:rPr>
-            </w:pPr>
-            <w:r>
-              <w:rPr>
-                <w:rFonts w:ascii="Times New Roman" w:cs="Times New Roman" w:eastAsia="Times New Roman" w:hAnsi="Times New Roman"/>
-                <w:sz w:val="22"/>
-                <w:szCs w:val="22"/>
-              </w:rPr>
-              <w:t xml:space="preserve">Cột phân loại loai_bac_si + CHECK</w:t>
+            <w:r>
+              <w:t>loai_bac_si + các bảng lớp con; constraint trigger deferred giữ total/disjoint</w:t>
             </w:r>
           </w:p>
         </w:tc>
@@ -30125,22 +32853,8 @@
             <w:tcW w:w="7823" w:type="dxa"/>
           </w:tcPr>
           <w:p>
-            <w:pPr>
-              <w:spacing w:before="20" w:after="20"/>
-              <w:jc w:val="left"/>
-              <w:rPr>
-                <w:rFonts w:ascii="Times New Roman" w:cs="Times New Roman" w:eastAsia="Times New Roman" w:hAnsi="Times New Roman"/>
-                <w:sz w:val="22"/>
-                <w:szCs w:val="22"/>
-              </w:rPr>
-            </w:pPr>
-            <w:r>
-              <w:rPr>
-                <w:rFonts w:ascii="Times New Roman" w:cs="Times New Roman" w:eastAsia="Times New Roman" w:hAnsi="Times New Roman"/>
-                <w:sz w:val="22"/>
-                <w:szCs w:val="22"/>
-              </w:rPr>
-              <w:t xml:space="preserve">FK ma_chuyen_khoa NOT NULL</w:t>
+            <w:r>
+              <w:t>FK NOT NULL BAC_SI_CHUYEN_KHOA.ma_chuyen_khoa; trigger giữ đúng lớp con</w:t>
             </w:r>
           </w:p>
         </w:tc>
@@ -30178,22 +32892,8 @@
             <w:tcW w:w="7823" w:type="dxa"/>
           </w:tcPr>
           <w:p>
-            <w:pPr>
-              <w:spacing w:before="20" w:after="20"/>
-              <w:jc w:val="left"/>
-              <w:rPr>
-                <w:rFonts w:ascii="Times New Roman" w:cs="Times New Roman" w:eastAsia="Times New Roman" w:hAnsi="Times New Roman"/>
-                <w:sz w:val="22"/>
-                <w:szCs w:val="22"/>
-              </w:rPr>
-            </w:pPr>
-            <w:r>
-              <w:rPr>
-                <w:rFonts w:ascii="Times New Roman" w:cs="Times New Roman" w:eastAsia="Times New Roman" w:hAnsi="Times New Roman"/>
-                <w:sz w:val="22"/>
-                <w:szCs w:val="22"/>
-              </w:rPr>
-              <w:t xml:space="preserve">Trigger trg_kiem_tra_chung_chi</w:t>
+            <w:r>
+              <w:t>trg_ca_lam_viec_hop_le; trg_giay_phep_khong_vo_hieu_ca</w:t>
             </w:r>
           </w:p>
         </w:tc>
@@ -30231,22 +32931,8 @@
             <w:tcW w:w="7823" w:type="dxa"/>
           </w:tcPr>
           <w:p>
-            <w:pPr>
-              <w:spacing w:before="20" w:after="20"/>
-              <w:jc w:val="left"/>
-              <w:rPr>
-                <w:rFonts w:ascii="Times New Roman" w:cs="Times New Roman" w:eastAsia="Times New Roman" w:hAnsi="Times New Roman"/>
-                <w:sz w:val="22"/>
-                <w:szCs w:val="22"/>
-              </w:rPr>
-            </w:pPr>
-            <w:r>
-              <w:rPr>
-                <w:rFonts w:ascii="Times New Roman" w:cs="Times New Roman" w:eastAsia="Times New Roman" w:hAnsi="Times New Roman"/>
-                <w:sz w:val="22"/>
-                <w:szCs w:val="22"/>
-              </w:rPr>
-              <w:t xml:space="preserve">EXCLUDE USING gist</w:t>
+            <w:r>
+              <w:t>ex_ca_lam_viec_bac_si (EXCLUDE USING gist, khoảng [))</w:t>
             </w:r>
           </w:p>
         </w:tc>
@@ -30443,22 +33129,8 @@
             <w:tcW w:w="7823" w:type="dxa"/>
           </w:tcPr>
           <w:p>
-            <w:pPr>
-              <w:spacing w:before="20" w:after="20"/>
-              <w:jc w:val="left"/>
-              <w:rPr>
-                <w:rFonts w:ascii="Times New Roman" w:cs="Times New Roman" w:eastAsia="Times New Roman" w:hAnsi="Times New Roman"/>
-                <w:sz w:val="22"/>
-                <w:szCs w:val="22"/>
-              </w:rPr>
-            </w:pPr>
-            <w:r>
-              <w:rPr>
-                <w:rFonts w:ascii="Times New Roman" w:cs="Times New Roman" w:eastAsia="Times New Roman" w:hAnsi="Times New Roman"/>
-                <w:sz w:val="22"/>
-                <w:szCs w:val="22"/>
-              </w:rPr>
-              <w:t xml:space="preserve">Trigger trg_bao_ve_ca_lam_viec</w:t>
+            <w:r>
+              <w:t>trg_ca_lam_viec_hop_le; trg_ca_lam_viec_khong_xoa</w:t>
             </w:r>
           </w:p>
         </w:tc>
@@ -30549,22 +33221,8 @@
             <w:tcW w:w="7823" w:type="dxa"/>
           </w:tcPr>
           <w:p>
-            <w:pPr>
-              <w:spacing w:before="20" w:after="20"/>
-              <w:jc w:val="left"/>
-              <w:rPr>
-                <w:rFonts w:ascii="Times New Roman" w:cs="Times New Roman" w:eastAsia="Times New Roman" w:hAnsi="Times New Roman"/>
-                <w:sz w:val="22"/>
-                <w:szCs w:val="22"/>
-              </w:rPr>
-            </w:pPr>
-            <w:r>
-              <w:rPr>
-                <w:rFonts w:ascii="Times New Roman" w:cs="Times New Roman" w:eastAsia="Times New Roman" w:hAnsi="Times New Roman"/>
-                <w:sz w:val="22"/>
-                <w:szCs w:val="22"/>
-              </w:rPr>
-              <w:t xml:space="preserve">CHECK miền loai_nv; FK (ma_bac_si, loai_nv) → nhan_vien(ma_nv, loai_nv)</w:t>
+            <w:r>
+              <w:t>CHECK miền loai_nv; constraint trigger deferred kiểm tra NHAN_VIEN ↔ BAC_SI</w:t>
             </w:r>
           </w:p>
         </w:tc>
